--- a/docs/pravilnik.docx
+++ b/docs/pravilnik.docx
@@ -16,39 +16,7 @@
           <w:rFonts w:ascii="Segoe UI" w:hAnsi="Segoe UI" w:cs="Segoe UI"/>
           <w:color w:val="000000" w:themeColor="text1"/>
         </w:rPr>
-        <w:t xml:space="preserve">Na podlagi 59. člena in 61. člena Zakona o znanstvenoraziskovalni in inovacijski dejavnosti (Uradni list RS, št. 186/21, 40/23, 102/24 in 40/25; v nadaljevanju: </w:t>
-      </w:r>
-      <w:proofErr w:type="spellStart"/>
-      <w:r>
-        <w:rPr>
-          <w:rFonts w:ascii="Segoe UI" w:hAnsi="Segoe UI" w:cs="Segoe UI"/>
-          <w:color w:val="000000" w:themeColor="text1"/>
-        </w:rPr>
-        <w:t>ZZrID</w:t>
-      </w:r>
-      <w:proofErr w:type="spellEnd"/>
-      <w:r>
-        <w:rPr>
-          <w:rFonts w:ascii="Segoe UI" w:hAnsi="Segoe UI" w:cs="Segoe UI"/>
-          <w:color w:val="000000" w:themeColor="text1"/>
-        </w:rPr>
-        <w:t xml:space="preserve">), 3. člena </w:t>
-      </w:r>
-      <w:proofErr w:type="gramStart"/>
-      <w:r>
-        <w:rPr>
-          <w:rFonts w:ascii="Segoe UI" w:hAnsi="Segoe UI" w:cs="Segoe UI"/>
-          <w:color w:val="000000" w:themeColor="text1"/>
-        </w:rPr>
-        <w:t>Splošnega akt</w:t>
-      </w:r>
-      <w:proofErr w:type="gramEnd"/>
-      <w:r>
-        <w:rPr>
-          <w:rFonts w:ascii="Segoe UI" w:hAnsi="Segoe UI" w:cs="Segoe UI"/>
-          <w:color w:val="000000" w:themeColor="text1"/>
-        </w:rPr>
-        <w:t xml:space="preserve"> o raziskovalnih nazivih (Uradni list RS, št. 92/24; v nadaljevanju: Splošni akt) in </w:t>
+        <w:t xml:space="preserve">Na podlagi 59. člena in 61. člena Zakona o znanstvenoraziskovalni in inovacijski dejavnosti (Uradni list RS, št. 186/21, 40/23, 102/24 in 40/25; v nadaljevanju: ZZrID), 3. člena Splošnega akt o raziskovalnih nazivih (Uradni list RS, št. 92/24; v nadaljevanju: Splošni akt) in </w:t>
       </w:r>
       <w:r>
         <w:rPr>
@@ -460,39 +428,7 @@
           <w:rFonts w:ascii="Segoe UI" w:hAnsi="Segoe UI" w:cs="Segoe UI"/>
           <w:color w:val="000000" w:themeColor="text1"/>
         </w:rPr>
-        <w:t xml:space="preserve">Ta pravilnik se sprejme na podlagi </w:t>
-      </w:r>
-      <w:proofErr w:type="spellStart"/>
-      <w:r>
-        <w:rPr>
-          <w:rFonts w:ascii="Segoe UI" w:hAnsi="Segoe UI" w:cs="Segoe UI"/>
-          <w:color w:val="000000" w:themeColor="text1"/>
-        </w:rPr>
-        <w:t>ZZrID</w:t>
-      </w:r>
-      <w:proofErr w:type="spellEnd"/>
-      <w:r>
-        <w:rPr>
-          <w:rFonts w:ascii="Segoe UI" w:hAnsi="Segoe UI" w:cs="Segoe UI"/>
-          <w:color w:val="000000" w:themeColor="text1"/>
-        </w:rPr>
-        <w:t xml:space="preserve">, Splošnega akta, </w:t>
-      </w:r>
-      <w:proofErr w:type="gramStart"/>
-      <w:r>
-        <w:rPr>
-          <w:rFonts w:ascii="Segoe UI" w:hAnsi="Segoe UI" w:cs="Segoe UI"/>
-          <w:color w:val="000000" w:themeColor="text1"/>
-        </w:rPr>
-        <w:t>priporočil</w:t>
-      </w:r>
-      <w:proofErr w:type="gramEnd"/>
-      <w:r>
-        <w:rPr>
-          <w:rFonts w:ascii="Segoe UI" w:hAnsi="Segoe UI" w:cs="Segoe UI"/>
-          <w:color w:val="000000" w:themeColor="text1"/>
-        </w:rPr>
-        <w:t xml:space="preserve"> Evropske listine za raziskovalce in</w:t>
+        <w:t>Ta pravilnik se sprejme na podlagi ZZrID, Splošnega akta, priporočil Evropske listine za raziskovalce in</w:t>
       </w:r>
       <w:r>
         <w:rPr>
@@ -631,23 +567,7 @@
           <w:rFonts w:ascii="Segoe UI" w:hAnsi="Segoe UI" w:cs="Segoe UI"/>
           <w:color w:val="000000" w:themeColor="text1"/>
         </w:rPr>
-        <w:t xml:space="preserve">odprtosti in </w:t>
-      </w:r>
-      <w:proofErr w:type="gramStart"/>
-      <w:r>
-        <w:rPr>
-          <w:rFonts w:ascii="Segoe UI" w:hAnsi="Segoe UI" w:cs="Segoe UI"/>
-          <w:color w:val="000000" w:themeColor="text1"/>
-        </w:rPr>
-        <w:t>transparentnosti</w:t>
-      </w:r>
-      <w:proofErr w:type="gramEnd"/>
-      <w:r>
-        <w:rPr>
-          <w:rFonts w:ascii="Segoe UI" w:hAnsi="Segoe UI" w:cs="Segoe UI"/>
-          <w:color w:val="000000" w:themeColor="text1"/>
-        </w:rPr>
-        <w:t xml:space="preserve">, </w:t>
+        <w:t xml:space="preserve">odprtosti in transparentnosti, </w:t>
       </w:r>
     </w:p>
     <w:p>
@@ -726,21 +646,12 @@
           <w:color w:val="000000" w:themeColor="text1"/>
         </w:rPr>
       </w:pPr>
-      <w:proofErr w:type="gramStart"/>
-      <w:r>
-        <w:rPr>
-          <w:rFonts w:ascii="Segoe UI" w:hAnsi="Segoe UI" w:cs="Segoe UI"/>
-          <w:color w:val="000000" w:themeColor="text1"/>
-        </w:rPr>
-        <w:t>celostnem</w:t>
-      </w:r>
-      <w:proofErr w:type="gramEnd"/>
-      <w:r>
-        <w:rPr>
-          <w:rFonts w:ascii="Segoe UI" w:hAnsi="Segoe UI" w:cs="Segoe UI"/>
-          <w:color w:val="000000" w:themeColor="text1"/>
-        </w:rPr>
-        <w:t xml:space="preserve"> vrednotenju raziskovalnih dosežkov.</w:t>
+      <w:r>
+        <w:rPr>
+          <w:rFonts w:ascii="Segoe UI" w:hAnsi="Segoe UI" w:cs="Segoe UI"/>
+          <w:color w:val="000000" w:themeColor="text1"/>
+        </w:rPr>
+        <w:t>celostnem vrednotenju raziskovalnih dosežkov.</w:t>
       </w:r>
     </w:p>
     <w:p>
@@ -972,7 +883,21 @@
           <w:rFonts w:ascii="Segoe UI" w:hAnsi="Segoe UI" w:cs="Segoe UI"/>
           <w:color w:val="000000" w:themeColor="text1"/>
         </w:rPr>
-        <w:t>aziskovalka oz. raziskovalec je oseba, zaposlena na Institutu, izvoljena v raziskovalni naziv ali naziv na področju visokega šolstva;</w:t>
+        <w:t>aziskovalka oz. raziskovalec je oseba, zaposlena na In</w:t>
+      </w:r>
+      <w:r>
+        <w:rPr>
+          <w:rFonts w:ascii="Segoe UI" w:hAnsi="Segoe UI" w:cs="Segoe UI"/>
+          <w:color w:val="000000" w:themeColor="text1"/>
+        </w:rPr>
+        <w:t>š</w:t>
+      </w:r>
+      <w:r>
+        <w:rPr>
+          <w:rFonts w:ascii="Segoe UI" w:hAnsi="Segoe UI" w:cs="Segoe UI"/>
+          <w:color w:val="000000" w:themeColor="text1"/>
+        </w:rPr>
+        <w:t>titutu, izvoljena v raziskovalni naziv ali naziv na področju visokega šolstva;</w:t>
       </w:r>
     </w:p>
     <w:p>
@@ -1602,23 +1527,7 @@
           <w:rFonts w:ascii="Segoe UI" w:hAnsi="Segoe UI" w:cs="Segoe UI"/>
           <w:color w:val="000000" w:themeColor="text1"/>
         </w:rPr>
-        <w:t xml:space="preserve">riloga 3: </w:t>
-      </w:r>
-      <w:proofErr w:type="gramStart"/>
-      <w:r>
-        <w:rPr>
-          <w:rFonts w:ascii="Segoe UI" w:hAnsi="Segoe UI" w:cs="Segoe UI"/>
-          <w:color w:val="000000" w:themeColor="text1"/>
-        </w:rPr>
-        <w:t>Merila</w:t>
-      </w:r>
-      <w:proofErr w:type="gramEnd"/>
-      <w:r>
-        <w:rPr>
-          <w:rFonts w:ascii="Segoe UI" w:hAnsi="Segoe UI" w:cs="Segoe UI"/>
-          <w:color w:val="000000" w:themeColor="text1"/>
-        </w:rPr>
-        <w:t xml:space="preserve"> za doseganje pogojev nacionalno oziroma mednarodno primerljivih standardov</w:t>
+        <w:t>riloga 3: Merila za doseganje pogojev nacionalno oziroma mednarodno primerljivih standardov</w:t>
       </w:r>
       <w:r>
         <w:rPr>
@@ -2044,12 +1953,30 @@
           <w:szCs w:val="22"/>
         </w:rPr>
       </w:pPr>
+      <w:commentRangeStart w:id="2"/>
       <w:r>
         <w:rPr>
           <w:color w:val="000000" w:themeColor="text1"/>
           <w:szCs w:val="22"/>
         </w:rPr>
-        <w:t>Raziskovalec lahko ob ponovni izvolitvi ali izvolitvi v višji naziv enkrat zaprosi za spremembo karierne poti (npr. prehod iz znanstvene na strokovno-raziskovalno pot ali obratno). Pri tem mora kandidat izpolnjevati pogoje za izvolitev v naziv na tisti poti, za katero vlaga vlogo.</w:t>
+        <w:t xml:space="preserve">Raziskovalec lahko ob ponovni izvolitvi ali izvolitvi v višji naziv enkrat zaprosi za spremembo karierne poti </w:t>
+      </w:r>
+      <w:commentRangeEnd w:id="2"/>
+      <w:r>
+        <w:rPr>
+          <w:rStyle w:val="Pripombasklic"/>
+          <w:color w:val="000000" w:themeColor="text1"/>
+          <w:sz w:val="22"/>
+          <w:szCs w:val="22"/>
+        </w:rPr>
+        <w:commentReference w:id="2"/>
+      </w:r>
+      <w:r>
+        <w:rPr>
+          <w:color w:val="000000" w:themeColor="text1"/>
+          <w:szCs w:val="22"/>
+        </w:rPr>
+        <w:t>(npr. prehod iz znanstvene na strokovno-raziskovalno pot ali obratno). Pri tem mora kandidat izpolnjevati pogoje za izvolitev v naziv na tisti poti, za katero vlaga vlogo.</w:t>
       </w:r>
     </w:p>
     <w:p>
@@ -2084,25 +2011,7 @@
           <w:color w:val="000000" w:themeColor="text1"/>
           <w:szCs w:val="22"/>
         </w:rPr>
-        <w:t xml:space="preserve">Raziskovalni nazivi znotraj </w:t>
-      </w:r>
-      <w:proofErr w:type="gramStart"/>
-      <w:r>
-        <w:rPr>
-          <w:rFonts w:cs="Segoe UI"/>
-          <w:color w:val="000000" w:themeColor="text1"/>
-          <w:szCs w:val="22"/>
-        </w:rPr>
-        <w:t>posamezni skupin</w:t>
-      </w:r>
-      <w:proofErr w:type="gramEnd"/>
-      <w:r>
-        <w:rPr>
-          <w:rFonts w:cs="Segoe UI"/>
-          <w:color w:val="000000" w:themeColor="text1"/>
-          <w:szCs w:val="22"/>
-        </w:rPr>
-        <w:t xml:space="preserve"> </w:t>
+        <w:t xml:space="preserve">Raziskovalni nazivi znotraj posamezni skupin </w:t>
       </w:r>
       <w:r>
         <w:rPr>
@@ -3369,34 +3278,17 @@
     <w:p>
       <w:pPr>
         <w:pStyle w:val="Brezrazmikov"/>
-        <w:jc w:val="both"/>
-        <w:rPr>
-          <w:rFonts w:ascii="Segoe UI" w:hAnsi="Segoe UI" w:cs="Segoe UI"/>
-          <w:color w:val="000000" w:themeColor="text1"/>
-        </w:rPr>
-      </w:pPr>
-      <w:r>
-        <w:rPr>
-          <w:rFonts w:ascii="Segoe UI" w:hAnsi="Segoe UI" w:cs="Segoe UI"/>
-          <w:color w:val="000000" w:themeColor="text1"/>
-        </w:rPr>
-        <w:t xml:space="preserve">Nazivi, ki jih raziskovalci pridobijo na univerzah, javnih raziskovalnih zavodih ali drugih raziskovalnih organizacijah na podlagi veljavnih pogojev in meril teh institucij, se štejejo za </w:t>
-      </w:r>
-      <w:proofErr w:type="gramStart"/>
-      <w:r>
-        <w:rPr>
-          <w:rFonts w:ascii="Segoe UI" w:hAnsi="Segoe UI" w:cs="Segoe UI"/>
-          <w:color w:val="000000" w:themeColor="text1"/>
-        </w:rPr>
-        <w:t>enakovredne nazivom</w:t>
-      </w:r>
-      <w:proofErr w:type="gramEnd"/>
-      <w:r>
-        <w:rPr>
-          <w:rFonts w:ascii="Segoe UI" w:hAnsi="Segoe UI" w:cs="Segoe UI"/>
-          <w:color w:val="000000" w:themeColor="text1"/>
-        </w:rPr>
-        <w:t xml:space="preserve"> v raziskovalni dejavnosti ter se prevajajo, pri čemer mora kandidat izpolnjevati vse pogoje za izvolitev v naziv, v katerega se prevaja, v skladu z veljavnimi merili Inštituta</w:t>
+        <w:rPr>
+          <w:rFonts w:ascii="Segoe UI" w:hAnsi="Segoe UI" w:cs="Segoe UI"/>
+          <w:color w:val="000000" w:themeColor="text1"/>
+        </w:rPr>
+      </w:pPr>
+      <w:r>
+        <w:rPr>
+          <w:rFonts w:ascii="Segoe UI" w:hAnsi="Segoe UI" w:cs="Segoe UI"/>
+          <w:color w:val="000000" w:themeColor="text1"/>
+        </w:rPr>
+        <w:t>Nazivi, ki jih raziskovalci pridobijo na univerzah, javnih raziskovalnih zavodih ali drugih raziskovalnih organizacijah na podlagi veljavnih pogojev in meril teh institucij, se štejejo za enakovredne nazivom v raziskovalni dejavnosti ter se prevajajo, pri čemer mora kandidat izpolnjevati vse pogoje za izvolitev v naziv, v katerega se prevaja, v skladu z veljavnimi merili Inštituta</w:t>
       </w:r>
       <w:r>
         <w:rPr>
@@ -3690,7 +3582,45 @@
           <w:rFonts w:ascii="Segoe UI" w:hAnsi="Segoe UI" w:cs="Segoe UI"/>
           <w:color w:val="000000" w:themeColor="text1"/>
         </w:rPr>
-        <w:t>zaposlen na Inštitutu ali pri drugem delodajalcu.</w:t>
+        <w:t xml:space="preserve">zaposlen na Inštitutu ali pri drugem </w:t>
+      </w:r>
+      <w:commentRangeStart w:id="3"/>
+      <w:commentRangeStart w:id="4"/>
+      <w:r>
+        <w:rPr>
+          <w:rFonts w:ascii="Segoe UI" w:hAnsi="Segoe UI" w:cs="Segoe UI"/>
+          <w:color w:val="000000" w:themeColor="text1"/>
+        </w:rPr>
+        <w:t>delodajalcu</w:t>
+      </w:r>
+      <w:commentRangeEnd w:id="3"/>
+      <w:r>
+        <w:rPr>
+          <w:rStyle w:val="Pripombasklic"/>
+          <w:rFonts w:ascii="Segoe UI" w:hAnsi="Segoe UI" w:cs="Segoe UI"/>
+          <w:color w:val="000000" w:themeColor="text1"/>
+          <w:sz w:val="22"/>
+          <w:szCs w:val="22"/>
+        </w:rPr>
+        <w:commentReference w:id="3"/>
+      </w:r>
+      <w:commentRangeEnd w:id="4"/>
+      <w:r>
+        <w:rPr>
+          <w:rStyle w:val="Pripombasklic"/>
+          <w:rFonts w:ascii="Segoe UI" w:hAnsi="Segoe UI" w:cs="Segoe UI"/>
+          <w:color w:val="000000" w:themeColor="text1"/>
+          <w:sz w:val="22"/>
+          <w:szCs w:val="22"/>
+        </w:rPr>
+        <w:commentReference w:id="4"/>
+      </w:r>
+      <w:r>
+        <w:rPr>
+          <w:rFonts w:ascii="Segoe UI" w:hAnsi="Segoe UI" w:cs="Segoe UI"/>
+          <w:color w:val="000000" w:themeColor="text1"/>
+        </w:rPr>
+        <w:t>.</w:t>
       </w:r>
     </w:p>
     <w:p>
@@ -4360,25 +4290,14 @@
                 <w:szCs w:val="18"/>
               </w:rPr>
             </w:pPr>
-            <w:proofErr w:type="gramStart"/>
-            <w:r>
-              <w:rPr>
-                <w:rFonts w:cs="Segoe UI"/>
-                <w:color w:val="000000" w:themeColor="text1"/>
-                <w:sz w:val="18"/>
-                <w:szCs w:val="18"/>
-              </w:rPr>
-              <w:t>izobrazba</w:t>
-            </w:r>
-            <w:proofErr w:type="gramEnd"/>
-            <w:r>
-              <w:rPr>
-                <w:rFonts w:cs="Segoe UI"/>
-                <w:color w:val="000000" w:themeColor="text1"/>
-                <w:sz w:val="18"/>
-                <w:szCs w:val="18"/>
-              </w:rPr>
-              <w:t xml:space="preserve">, pridobljena po študijskem programu tretje stopnje, oziroma izobrazba, ki ustreza ravni izobrazbe, pridobljene po študijskem programu tretje stopnje, in je v skladu z zakonom, ki ureja slovensko ogrodje kvalifikacij, uvrščena na </w:t>
+            <w:r>
+              <w:rPr>
+                <w:rFonts w:cs="Segoe UI"/>
+                <w:color w:val="000000" w:themeColor="text1"/>
+                <w:sz w:val="18"/>
+                <w:szCs w:val="18"/>
+              </w:rPr>
+              <w:t xml:space="preserve">izobrazba, pridobljena po študijskem programu tretje stopnje, oziroma izobrazba, ki ustreza ravni izobrazbe, pridobljene po študijskem programu tretje stopnje, in je v skladu z zakonom, ki ureja slovensko ogrodje kvalifikacij, uvrščena na </w:t>
             </w:r>
             <w:r>
               <w:rPr>
@@ -5245,34 +5164,16 @@
                 <w:sz w:val="18"/>
                 <w:szCs w:val="18"/>
               </w:rPr>
-              <w:t>izobrazba</w:t>
-            </w:r>
-            <w:r>
-              <w:rPr>
-                <w:rFonts w:cs="Segoe UI"/>
-                <w:color w:val="000000" w:themeColor="text1"/>
-                <w:sz w:val="18"/>
-                <w:szCs w:val="18"/>
-              </w:rPr>
-              <w:t>, ki je v skladu z zakonom, ki ureja slovensko ogrodje kvalifikacij, uvrščen</w:t>
-            </w:r>
-            <w:r>
-              <w:rPr>
-                <w:rFonts w:cs="Segoe UI"/>
-                <w:color w:val="000000" w:themeColor="text1"/>
-                <w:sz w:val="18"/>
-                <w:szCs w:val="18"/>
-              </w:rPr>
-              <w:t>a</w:t>
-            </w:r>
-            <w:r>
-              <w:rPr>
-                <w:rFonts w:cs="Segoe UI"/>
-                <w:color w:val="000000" w:themeColor="text1"/>
-                <w:sz w:val="18"/>
-                <w:szCs w:val="18"/>
-              </w:rPr>
-              <w:t xml:space="preserve"> </w:t>
+              <w:t>magisterij</w:t>
+            </w:r>
+            <w:r>
+              <w:rPr>
+                <w:rFonts w:cs="Segoe UI"/>
+                <w:color w:val="000000" w:themeColor="text1"/>
+                <w:sz w:val="18"/>
+                <w:szCs w:val="18"/>
+              </w:rPr>
+              <w:t xml:space="preserve"> znanosti, ki je v skladu z zakonom, ki ureja slovensko ogrodje kvalifikacij, uvrščen </w:t>
             </w:r>
             <w:r>
               <w:rPr>
@@ -5382,25 +5283,14 @@
                 <w:szCs w:val="18"/>
               </w:rPr>
             </w:pPr>
-            <w:proofErr w:type="gramStart"/>
-            <w:r>
-              <w:rPr>
-                <w:rFonts w:cs="Segoe UI"/>
-                <w:color w:val="000000" w:themeColor="text1"/>
-                <w:sz w:val="18"/>
-                <w:szCs w:val="18"/>
-              </w:rPr>
-              <w:t>izobrazba</w:t>
-            </w:r>
-            <w:proofErr w:type="gramEnd"/>
-            <w:r>
-              <w:rPr>
-                <w:rFonts w:cs="Segoe UI"/>
-                <w:color w:val="000000" w:themeColor="text1"/>
-                <w:sz w:val="18"/>
-                <w:szCs w:val="18"/>
-              </w:rPr>
-              <w:t xml:space="preserve">, pridobljena po študijskem programu tretje stopnje, oziroma izobrazba, ki ustreza ravni izobrazbe, pridobljene po študijskem programu tretje stopnje, in je v skladu z zakonom, ki ureja slovensko ogrodje kvalifikacij, uvrščena na </w:t>
+            <w:r>
+              <w:rPr>
+                <w:rFonts w:cs="Segoe UI"/>
+                <w:color w:val="000000" w:themeColor="text1"/>
+                <w:sz w:val="18"/>
+                <w:szCs w:val="18"/>
+              </w:rPr>
+              <w:t xml:space="preserve">izobrazba, pridobljena po študijskem programu tretje stopnje, oziroma izobrazba, ki ustreza ravni izobrazbe, pridobljene po študijskem programu tretje stopnje, in je v skladu z zakonom, ki ureja slovensko ogrodje kvalifikacij, uvrščena na </w:t>
             </w:r>
             <w:r>
               <w:rPr>
@@ -5422,29 +5312,7 @@
                 <w:sz w:val="18"/>
                 <w:szCs w:val="18"/>
               </w:rPr>
-              <w:t>. raven (</w:t>
-            </w:r>
-            <w:r>
-              <w:rPr>
-                <w:rFonts w:cs="Segoe UI"/>
-                <w:b/>
-                <w:bCs/>
-                <w:color w:val="000000" w:themeColor="text1"/>
-                <w:sz w:val="18"/>
-                <w:szCs w:val="18"/>
-              </w:rPr>
-              <w:t>znanstveni magisterij</w:t>
-            </w:r>
-            <w:r>
-              <w:rPr>
-                <w:rFonts w:cs="Segoe UI"/>
-                <w:b/>
-                <w:bCs/>
-                <w:color w:val="000000" w:themeColor="text1"/>
-                <w:sz w:val="18"/>
-                <w:szCs w:val="18"/>
-              </w:rPr>
-              <w:t>)</w:t>
+              <w:t xml:space="preserve">. raven </w:t>
             </w:r>
           </w:p>
         </w:tc>
@@ -5543,27 +5411,8 @@
           <w:rFonts w:ascii="Segoe UI" w:hAnsi="Segoe UI" w:cs="Segoe UI"/>
           <w:color w:val="000000" w:themeColor="text1"/>
         </w:rPr>
-        <w:t xml:space="preserve"> III. ali IV. karierne stopnje mora kandidat poleg izobrazbe </w:t>
-      </w:r>
-      <w:r>
-        <w:rPr>
-          <w:rFonts w:ascii="Segoe UI" w:hAnsi="Segoe UI" w:cs="Segoe UI"/>
-          <w:color w:val="000000" w:themeColor="text1"/>
-        </w:rPr>
-        <w:lastRenderedPageBreak/>
-        <w:t xml:space="preserve">ustrezati nacionalno oziroma mednarodno primerljivim standardom na področju delovanja. </w:t>
-      </w:r>
-    </w:p>
-    <w:p>
-      <w:pPr>
-        <w:pStyle w:val="Brezrazmikov"/>
-        <w:ind w:left="426" w:hanging="426"/>
-        <w:jc w:val="both"/>
-        <w:rPr>
-          <w:rFonts w:ascii="Segoe UI" w:hAnsi="Segoe UI" w:cs="Segoe UI"/>
-          <w:color w:val="000000" w:themeColor="text1"/>
-        </w:rPr>
-      </w:pPr>
+        <w:t xml:space="preserve"> III. ali IV. karierne stopnje mora kandidat poleg izobrazbe ustrezati nacionalno oziroma mednarodno primerljivim standardom na področju delovanja. </w:t>
+      </w:r>
     </w:p>
     <w:p>
       <w:pPr>
@@ -5584,6 +5433,7 @@
           <w:rFonts w:ascii="Segoe UI" w:hAnsi="Segoe UI" w:cs="Segoe UI"/>
           <w:color w:val="000000" w:themeColor="text1"/>
         </w:rPr>
+        <w:lastRenderedPageBreak/>
         <w:t xml:space="preserve">Kandidat/kandidatka ustreza </w:t>
       </w:r>
       <w:r>
@@ -5712,21 +5562,12 @@
         </w:rPr>
         <w:t xml:space="preserve"> </w:t>
       </w:r>
-      <w:proofErr w:type="gramStart"/>
-      <w:r>
-        <w:rPr>
-          <w:rFonts w:ascii="Segoe UI" w:hAnsi="Segoe UI" w:cs="Segoe UI"/>
-          <w:color w:val="000000" w:themeColor="text1"/>
-        </w:rPr>
-        <w:t>relevantnost</w:t>
-      </w:r>
-      <w:proofErr w:type="gramEnd"/>
-      <w:r>
-        <w:rPr>
-          <w:rFonts w:ascii="Segoe UI" w:hAnsi="Segoe UI" w:cs="Segoe UI"/>
-          <w:color w:val="000000" w:themeColor="text1"/>
-        </w:rPr>
-        <w:t xml:space="preserve"> objavljenih dosežkov ali vodenih projektov</w:t>
+      <w:r>
+        <w:rPr>
+          <w:rFonts w:ascii="Segoe UI" w:hAnsi="Segoe UI" w:cs="Segoe UI"/>
+          <w:color w:val="000000" w:themeColor="text1"/>
+        </w:rPr>
+        <w:t>relevantnost objavljenih dosežkov ali vodenih projektov</w:t>
       </w:r>
       <w:r>
         <w:rPr>
@@ -6052,6 +5893,12 @@
       </w:r>
       <w:r>
         <w:rPr>
+          <w:color w:val="000000" w:themeColor="text1"/>
+        </w:rPr>
+        <w:t xml:space="preserve"> </w:t>
+      </w:r>
+      <w:r>
+        <w:rPr>
           <w:rFonts w:ascii="Segoe UI" w:hAnsi="Segoe UI" w:cs="Segoe UI"/>
           <w:color w:val="000000" w:themeColor="text1"/>
         </w:rPr>
@@ -6109,71 +5956,7 @@
           <w:rFonts w:ascii="Segoe UI" w:hAnsi="Segoe UI" w:cs="Segoe UI"/>
           <w:color w:val="000000" w:themeColor="text1"/>
         </w:rPr>
-        <w:t>Kandidat mora, kadar je to glede na naravo raziskav mogoče, omogočiti objavo in ponovno uporabo raziskovalnih podatkov v skladu z načeli FAIR (</w:t>
-      </w:r>
-      <w:proofErr w:type="spellStart"/>
-      <w:r>
-        <w:rPr>
-          <w:rFonts w:ascii="Segoe UI" w:hAnsi="Segoe UI" w:cs="Segoe UI"/>
-          <w:color w:val="000000" w:themeColor="text1"/>
-        </w:rPr>
-        <w:t>Findable</w:t>
-      </w:r>
-      <w:proofErr w:type="spellEnd"/>
-      <w:r>
-        <w:rPr>
-          <w:rFonts w:ascii="Segoe UI" w:hAnsi="Segoe UI" w:cs="Segoe UI"/>
-          <w:color w:val="000000" w:themeColor="text1"/>
-        </w:rPr>
-        <w:t xml:space="preserve">, </w:t>
-      </w:r>
-      <w:proofErr w:type="spellStart"/>
-      <w:r>
-        <w:rPr>
-          <w:rFonts w:ascii="Segoe UI" w:hAnsi="Segoe UI" w:cs="Segoe UI"/>
-          <w:color w:val="000000" w:themeColor="text1"/>
-        </w:rPr>
-        <w:t>Accessible</w:t>
-      </w:r>
-      <w:proofErr w:type="spellEnd"/>
-      <w:r>
-        <w:rPr>
-          <w:rFonts w:ascii="Segoe UI" w:hAnsi="Segoe UI" w:cs="Segoe UI"/>
-          <w:color w:val="000000" w:themeColor="text1"/>
-        </w:rPr>
-        <w:t xml:space="preserve">, </w:t>
-      </w:r>
-      <w:proofErr w:type="spellStart"/>
-      <w:r>
-        <w:rPr>
-          <w:rFonts w:ascii="Segoe UI" w:hAnsi="Segoe UI" w:cs="Segoe UI"/>
-          <w:color w:val="000000" w:themeColor="text1"/>
-        </w:rPr>
-        <w:t>Interoperable</w:t>
-      </w:r>
-      <w:proofErr w:type="spellEnd"/>
-      <w:r>
-        <w:rPr>
-          <w:rFonts w:ascii="Segoe UI" w:hAnsi="Segoe UI" w:cs="Segoe UI"/>
-          <w:color w:val="000000" w:themeColor="text1"/>
-        </w:rPr>
-        <w:t xml:space="preserve">, </w:t>
-      </w:r>
-      <w:proofErr w:type="spellStart"/>
-      <w:r>
-        <w:rPr>
-          <w:rFonts w:ascii="Segoe UI" w:hAnsi="Segoe UI" w:cs="Segoe UI"/>
-          <w:color w:val="000000" w:themeColor="text1"/>
-        </w:rPr>
-        <w:t>Reusable</w:t>
-      </w:r>
-      <w:proofErr w:type="spellEnd"/>
-      <w:r>
-        <w:rPr>
-          <w:rFonts w:ascii="Segoe UI" w:hAnsi="Segoe UI" w:cs="Segoe UI"/>
-          <w:color w:val="000000" w:themeColor="text1"/>
-        </w:rPr>
-        <w:t xml:space="preserve">); </w:t>
+        <w:t xml:space="preserve">Kandidat mora, kadar je to glede na naravo raziskav mogoče, omogočiti objavo in ponovno uporabo raziskovalnih podatkov v skladu z načeli FAIR (Findable, Accessible, Interoperable, Reusable); </w:t>
       </w:r>
       <w:r>
         <w:rPr>
@@ -6300,23 +6083,7 @@
           <w:rFonts w:ascii="Segoe UI" w:hAnsi="Segoe UI" w:cs="Segoe UI"/>
           <w:color w:val="000000" w:themeColor="text1"/>
         </w:rPr>
-        <w:t xml:space="preserve">Pri presoji kakovosti kandidata se upoštevajo naslednji </w:t>
-      </w:r>
-      <w:proofErr w:type="gramStart"/>
-      <w:r>
-        <w:rPr>
-          <w:rFonts w:ascii="Segoe UI" w:hAnsi="Segoe UI" w:cs="Segoe UI"/>
-          <w:color w:val="000000" w:themeColor="text1"/>
-        </w:rPr>
-        <w:t>kriteriji</w:t>
-      </w:r>
-      <w:proofErr w:type="gramEnd"/>
-      <w:r>
-        <w:rPr>
-          <w:rFonts w:ascii="Segoe UI" w:hAnsi="Segoe UI" w:cs="Segoe UI"/>
-          <w:color w:val="000000" w:themeColor="text1"/>
-        </w:rPr>
-        <w:t>:</w:t>
+        <w:t>Pri presoji kakovosti kandidata se upoštevajo naslednji kriteriji:</w:t>
       </w:r>
     </w:p>
     <w:p>
@@ -6411,23 +6178,7 @@
           <w:rFonts w:ascii="Segoe UI" w:hAnsi="Segoe UI" w:cs="Segoe UI"/>
           <w:color w:val="000000" w:themeColor="text1"/>
         </w:rPr>
-        <w:t xml:space="preserve">Pri </w:t>
-      </w:r>
-      <w:proofErr w:type="gramStart"/>
-      <w:r>
-        <w:rPr>
-          <w:rFonts w:ascii="Segoe UI" w:hAnsi="Segoe UI" w:cs="Segoe UI"/>
-          <w:color w:val="000000" w:themeColor="text1"/>
-        </w:rPr>
-        <w:t>kriteriju</w:t>
-      </w:r>
-      <w:proofErr w:type="gramEnd"/>
-      <w:r>
-        <w:rPr>
-          <w:rFonts w:ascii="Segoe UI" w:hAnsi="Segoe UI" w:cs="Segoe UI"/>
-          <w:color w:val="000000" w:themeColor="text1"/>
-        </w:rPr>
-        <w:t xml:space="preserve"> rezultatov se upoštevajo naslednji kazalniki: objave, nabori podatkov, programska oprema, metodologije, protokoli, patenti, modeli, teorije, algoritmi, delovni postopki, predstavitve, strategije, prispevki k oblikovanju ekonomskih, razvojnih in drugih politik.</w:t>
+        <w:t>Pri kriteriju rezultatov se upoštevajo naslednji kazalniki: objave, nabori podatkov, programska oprema, metodologije, protokoli, patenti, modeli, teorije, algoritmi, delovni postopki, predstavitve, strategije, prispevki k oblikovanju ekonomskih, razvojnih in drugih politik.</w:t>
       </w:r>
     </w:p>
     <w:p>
@@ -6459,23 +6210,7 @@
           <w:rFonts w:ascii="Segoe UI" w:hAnsi="Segoe UI" w:cs="Segoe UI"/>
           <w:color w:val="000000" w:themeColor="text1"/>
         </w:rPr>
-        <w:t xml:space="preserve">Pri </w:t>
-      </w:r>
-      <w:proofErr w:type="gramStart"/>
-      <w:r>
-        <w:rPr>
-          <w:rFonts w:ascii="Segoe UI" w:hAnsi="Segoe UI" w:cs="Segoe UI"/>
-          <w:color w:val="000000" w:themeColor="text1"/>
-        </w:rPr>
-        <w:t>kriteriju</w:t>
-      </w:r>
-      <w:proofErr w:type="gramEnd"/>
-      <w:r>
-        <w:rPr>
-          <w:rFonts w:ascii="Segoe UI" w:hAnsi="Segoe UI" w:cs="Segoe UI"/>
-          <w:color w:val="000000" w:themeColor="text1"/>
-        </w:rPr>
-        <w:t xml:space="preserve"> dejavnosti se upoštevajo naslednji kazalniki: mentorstvo, nadzor raziskav, vodstvene vloge, podjetništvo, upravljanje podatkov na podlagi načel FAIR, medsebojni strokovni pregledi, poučevanje, valorizacija znanja, sodelovanje med industrijo, javnim </w:t>
+        <w:t xml:space="preserve">Pri kriteriju dejavnosti se upoštevajo naslednji kazalniki: mentorstvo, nadzor raziskav, vodstvene vloge, podjetništvo, upravljanje podatkov na podlagi načel FAIR, medsebojni strokovni pregledi, poučevanje, valorizacija znanja, sodelovanje med industrijo, javnim sektorjem in akademskimi krogi, podpora z dokazi podprtemu oblikovanju politik, interakcija z družbo, upravljanje in vodenje, skupinsko delo, storitve za družbo, znanstveno </w:t>
       </w:r>
       <w:r>
         <w:rPr>
@@ -6483,7 +6218,7 @@
           <w:color w:val="000000" w:themeColor="text1"/>
         </w:rPr>
         <w:lastRenderedPageBreak/>
-        <w:t>sektorjem in akademskimi krogi, podpora z dokazi podprtemu oblikovanju politik, interakcija z družbo, upravljanje in vodenje, skupinsko delo, storitve za družbo, znanstveno komuniciranje, promocija javnosti in komuniciranje s širšo javnostjo, organizacija strokovnih dogodkov, podeljevanje strokovnih nagrad in uredništvo strokovnih publikacij.</w:t>
+        <w:t>komuniciranje, promocija javnosti in komuniciranje s širšo javnostjo, organizacija strokovnih dogodkov, podeljevanje strokovnih nagrad in uredništvo strokovnih publikacij.</w:t>
       </w:r>
     </w:p>
     <w:p>
@@ -6515,39 +6250,7 @@
           <w:rFonts w:ascii="Segoe UI" w:hAnsi="Segoe UI" w:cs="Segoe UI"/>
           <w:color w:val="000000" w:themeColor="text1"/>
         </w:rPr>
-        <w:t xml:space="preserve">Pri kriteriju vpliva na okolje se upoštevajo naslednji kazalniki: uveljavljanje </w:t>
-      </w:r>
-      <w:proofErr w:type="gramStart"/>
-      <w:r>
-        <w:rPr>
-          <w:rFonts w:ascii="Segoe UI" w:hAnsi="Segoe UI" w:cs="Segoe UI"/>
-          <w:color w:val="000000" w:themeColor="text1"/>
-        </w:rPr>
-        <w:t>načel</w:t>
-      </w:r>
-      <w:proofErr w:type="gramEnd"/>
-      <w:r>
-        <w:rPr>
-          <w:rFonts w:ascii="Segoe UI" w:hAnsi="Segoe UI" w:cs="Segoe UI"/>
-          <w:color w:val="000000" w:themeColor="text1"/>
-        </w:rPr>
-        <w:t xml:space="preserve"> odprte znanosti, zgodnja izmenjava znanja in podatkov ter odprto sodelovanje, izkušnje z mobilnostjo (geografsko, medsektorsko, medinstitucionalno, interdisciplinarno in </w:t>
-      </w:r>
-      <w:proofErr w:type="spellStart"/>
-      <w:r>
-        <w:rPr>
-          <w:rFonts w:ascii="Segoe UI" w:hAnsi="Segoe UI" w:cs="Segoe UI"/>
-          <w:color w:val="000000" w:themeColor="text1"/>
-        </w:rPr>
-        <w:t>naddisciplinarno</w:t>
-      </w:r>
-      <w:proofErr w:type="spellEnd"/>
-      <w:r>
-        <w:rPr>
-          <w:rFonts w:ascii="Segoe UI" w:hAnsi="Segoe UI" w:cs="Segoe UI"/>
-          <w:color w:val="000000" w:themeColor="text1"/>
-        </w:rPr>
-        <w:t>) ter prispevki k javnim politikam in razvoju družbe.</w:t>
+        <w:t>Pri kriteriju vpliva na okolje se upoštevajo naslednji kazalniki: uveljavljanje načel odprte znanosti, zgodnja izmenjava znanja in podatkov ter odprto sodelovanje, izkušnje z mobilnostjo (geografsko, medsektorsko, medinstitucionalno, interdisciplinarno in naddisciplinarno) ter prispevki k javnim politikam in razvoju družbe.</w:t>
       </w:r>
     </w:p>
     <w:p>
@@ -6614,7 +6317,6 @@
     <w:p>
       <w:pPr>
         <w:pStyle w:val="Brezrazmikov"/>
-        <w:ind w:left="425"/>
         <w:jc w:val="both"/>
         <w:rPr>
           <w:rFonts w:ascii="Segoe UI" w:hAnsi="Segoe UI" w:cs="Segoe UI"/>
@@ -6647,16 +6349,6 @@
     <w:p>
       <w:pPr>
         <w:pStyle w:val="Brezrazmikov"/>
-        <w:jc w:val="both"/>
-        <w:rPr>
-          <w:rFonts w:cs="Segoe UI"/>
-          <w:color w:val="000000" w:themeColor="text1"/>
-        </w:rPr>
-      </w:pPr>
-    </w:p>
-    <w:p>
-      <w:pPr>
-        <w:pStyle w:val="Brezrazmikov"/>
         <w:rPr>
           <w:rFonts w:ascii="Segoe UI" w:hAnsi="Segoe UI" w:cs="Segoe UI"/>
           <w:color w:val="000000" w:themeColor="text1"/>
@@ -6930,7 +6622,6 @@
     <w:p>
       <w:pPr>
         <w:pStyle w:val="Brezrazmikov"/>
-        <w:jc w:val="both"/>
         <w:rPr>
           <w:rFonts w:ascii="Segoe UI" w:hAnsi="Segoe UI" w:cs="Segoe UI"/>
           <w:color w:val="000000" w:themeColor="text1"/>
@@ -6947,17 +6638,15 @@
     <w:p>
       <w:pPr>
         <w:pStyle w:val="Brezrazmikov"/>
-        <w:jc w:val="both"/>
-        <w:rPr>
-          <w:rFonts w:ascii="Segoe UI" w:hAnsi="Segoe UI" w:cs="Segoe UI"/>
-          <w:color w:val="000000" w:themeColor="text1"/>
-        </w:rPr>
-      </w:pPr>
-    </w:p>
-    <w:p>
-      <w:pPr>
-        <w:pStyle w:val="Brezrazmikov"/>
-        <w:jc w:val="both"/>
+        <w:rPr>
+          <w:rFonts w:ascii="Segoe UI" w:hAnsi="Segoe UI" w:cs="Segoe UI"/>
+          <w:color w:val="000000" w:themeColor="text1"/>
+        </w:rPr>
+      </w:pPr>
+    </w:p>
+    <w:p>
+      <w:pPr>
+        <w:pStyle w:val="Brezrazmikov"/>
         <w:rPr>
           <w:rFonts w:ascii="Segoe UI" w:hAnsi="Segoe UI" w:cs="Segoe UI"/>
           <w:color w:val="000000" w:themeColor="text1"/>
@@ -6974,17 +6663,15 @@
     <w:p>
       <w:pPr>
         <w:pStyle w:val="Brezrazmikov"/>
-        <w:jc w:val="both"/>
-        <w:rPr>
-          <w:rFonts w:ascii="Segoe UI" w:hAnsi="Segoe UI" w:cs="Segoe UI"/>
-          <w:color w:val="000000" w:themeColor="text1"/>
-        </w:rPr>
-      </w:pPr>
-    </w:p>
-    <w:p>
-      <w:pPr>
-        <w:pStyle w:val="Brezrazmikov"/>
-        <w:jc w:val="both"/>
+        <w:rPr>
+          <w:rFonts w:ascii="Segoe UI" w:hAnsi="Segoe UI" w:cs="Segoe UI"/>
+          <w:color w:val="000000" w:themeColor="text1"/>
+        </w:rPr>
+      </w:pPr>
+    </w:p>
+    <w:p>
+      <w:pPr>
+        <w:pStyle w:val="Brezrazmikov"/>
         <w:rPr>
           <w:rFonts w:ascii="Segoe UI" w:hAnsi="Segoe UI" w:cs="Segoe UI"/>
           <w:color w:val="000000" w:themeColor="text1"/>
@@ -7001,17 +6688,40 @@
     <w:p>
       <w:pPr>
         <w:pStyle w:val="Brezrazmikov"/>
-        <w:jc w:val="both"/>
-        <w:rPr>
-          <w:rFonts w:ascii="Segoe UI" w:hAnsi="Segoe UI" w:cs="Segoe UI"/>
-          <w:color w:val="000000" w:themeColor="text1"/>
-        </w:rPr>
-      </w:pPr>
-    </w:p>
-    <w:p>
-      <w:pPr>
-        <w:pStyle w:val="Brezrazmikov"/>
-        <w:jc w:val="both"/>
+        <w:rPr>
+          <w:rFonts w:ascii="Segoe UI" w:hAnsi="Segoe UI" w:cs="Segoe UI"/>
+          <w:color w:val="000000" w:themeColor="text1"/>
+        </w:rPr>
+      </w:pPr>
+    </w:p>
+    <w:p>
+      <w:pPr>
+        <w:pStyle w:val="Brezrazmikov"/>
+        <w:rPr>
+          <w:rFonts w:ascii="Segoe UI" w:hAnsi="Segoe UI" w:cs="Segoe UI"/>
+          <w:color w:val="000000" w:themeColor="text1"/>
+        </w:rPr>
+      </w:pPr>
+      <w:r>
+        <w:rPr>
+          <w:rFonts w:ascii="Segoe UI" w:hAnsi="Segoe UI" w:cs="Segoe UI"/>
+          <w:color w:val="000000" w:themeColor="text1"/>
+        </w:rPr>
+        <w:t>(4) Če kandidat vloži nepopolno vlogo, ga kadrovska služba Inštituta nemudoma pozove, da vlogo dopolni v roku petnajstih (15) dni. Roki iz tega pravilnika, ki se štejejo od popolne vloge, začnejo teči z dnem, ko je vloga dopolnjena.</w:t>
+      </w:r>
+    </w:p>
+    <w:p>
+      <w:pPr>
+        <w:pStyle w:val="Brezrazmikov"/>
+        <w:rPr>
+          <w:rFonts w:ascii="Segoe UI" w:hAnsi="Segoe UI" w:cs="Segoe UI"/>
+          <w:color w:val="000000" w:themeColor="text1"/>
+        </w:rPr>
+      </w:pPr>
+    </w:p>
+    <w:p>
+      <w:pPr>
+        <w:pStyle w:val="Brezrazmikov"/>
         <w:rPr>
           <w:rFonts w:ascii="Segoe UI" w:hAnsi="Segoe UI" w:cs="Segoe UI"/>
           <w:color w:val="000000" w:themeColor="text1"/>
@@ -7023,97 +6733,42 @@
           <w:color w:val="000000" w:themeColor="text1"/>
         </w:rPr>
         <w:lastRenderedPageBreak/>
-        <w:t>(4) Če kandidat vloži nepopolno vlogo, ga kadrovska služba Inštituta nemudoma pozove, da vlogo dopolni v roku petnajstih (15) dni. Roki iz tega pravilnika, ki se štejejo od popolne vloge, začnejo teči z dnem, ko je vloga dopolnjena.</w:t>
-      </w:r>
-    </w:p>
-    <w:p>
-      <w:pPr>
-        <w:pStyle w:val="Brezrazmikov"/>
-        <w:rPr>
-          <w:rFonts w:ascii="Segoe UI" w:hAnsi="Segoe UI" w:cs="Segoe UI"/>
-          <w:color w:val="000000" w:themeColor="text1"/>
-        </w:rPr>
-      </w:pPr>
-    </w:p>
-    <w:p>
-      <w:pPr>
-        <w:pStyle w:val="Brezrazmikov"/>
-        <w:jc w:val="both"/>
-        <w:rPr>
-          <w:rFonts w:ascii="Segoe UI" w:hAnsi="Segoe UI" w:cs="Segoe UI"/>
-          <w:color w:val="000000" w:themeColor="text1"/>
-        </w:rPr>
-      </w:pPr>
-      <w:r>
-        <w:rPr>
-          <w:rFonts w:ascii="Segoe UI" w:hAnsi="Segoe UI" w:cs="Segoe UI"/>
-          <w:color w:val="000000" w:themeColor="text1"/>
-        </w:rPr>
-        <w:t>(5) Pri raziskovalcih, ki za 50</w:t>
-      </w:r>
-      <w:proofErr w:type="gramStart"/>
-      <w:r>
-        <w:rPr>
-          <w:rFonts w:ascii="Segoe UI" w:hAnsi="Segoe UI" w:cs="Segoe UI"/>
-          <w:color w:val="000000" w:themeColor="text1"/>
-        </w:rPr>
-        <w:t xml:space="preserve"> %</w:t>
-      </w:r>
-      <w:proofErr w:type="gramEnd"/>
-      <w:r>
-        <w:rPr>
-          <w:rFonts w:ascii="Segoe UI" w:hAnsi="Segoe UI" w:cs="Segoe UI"/>
-          <w:color w:val="000000" w:themeColor="text1"/>
-        </w:rPr>
-        <w:t xml:space="preserve"> ali več presegajo minimalne količinske pogoje in izkazujejo izjemne rezultate v zadnjem obdobju, se izjemoma lahko začne postopek za izvolitev predčasno, vendar šele po preteku polovice dobe veljavnega raziskovalnega naziva. </w:t>
-      </w:r>
-      <w:r>
-        <w:rPr>
-          <w:rFonts w:ascii="Segoe UI" w:hAnsi="Segoe UI" w:cs="Segoe UI"/>
-          <w:color w:val="000000" w:themeColor="text1"/>
-        </w:rPr>
-        <w:t xml:space="preserve">Pogoj za predčasno izvolitev je tudi najmanj 10 let zaposlitve v raziskovalnem sektorju za izvolitev v naziv III. stopnje oziroma najmanj 15 let zaposlitve v raziskovalnem sektorju za izvolitev v naziv IV. stopnje. </w:t>
-      </w:r>
-      <w:r>
-        <w:rPr>
-          <w:rFonts w:ascii="Segoe UI" w:hAnsi="Segoe UI" w:cs="Segoe UI"/>
-          <w:color w:val="000000" w:themeColor="text1"/>
-        </w:rPr>
-        <w:t>O izpolnjevanju pogojev in upravičenosti do predčasne izvolitve presoja komisija.</w:t>
-      </w:r>
-    </w:p>
-    <w:p>
-      <w:pPr>
-        <w:pStyle w:val="Brezrazmikov"/>
-        <w:jc w:val="both"/>
-        <w:rPr>
-          <w:rFonts w:ascii="Segoe UI" w:hAnsi="Segoe UI" w:cs="Segoe UI"/>
-          <w:color w:val="000000" w:themeColor="text1"/>
-        </w:rPr>
-      </w:pPr>
-    </w:p>
-    <w:p>
-      <w:pPr>
-        <w:pStyle w:val="Brezrazmikov"/>
-        <w:jc w:val="both"/>
-        <w:rPr>
-          <w:rFonts w:ascii="Segoe UI" w:hAnsi="Segoe UI" w:cs="Segoe UI"/>
-          <w:color w:val="000000" w:themeColor="text1"/>
-        </w:rPr>
-      </w:pPr>
-      <w:r>
-        <w:rPr>
-          <w:rFonts w:ascii="Segoe UI" w:hAnsi="Segoe UI" w:cs="Segoe UI"/>
-          <w:color w:val="000000" w:themeColor="text1"/>
-        </w:rPr>
-        <w:t xml:space="preserve">(6) </w:t>
-      </w:r>
-      <w:r>
-        <w:rPr>
-          <w:rFonts w:ascii="Segoe UI" w:hAnsi="Segoe UI" w:cs="Segoe UI"/>
-          <w:color w:val="000000" w:themeColor="text1"/>
-        </w:rPr>
-        <w:t>Kandidat mora vlogo pripraviti na pregleden in vsebinsko utemeljen način, ki komisiji omogoča celovito kakovostno presojo rezultatov raziskovalnega, strokovnega oziroma razvojnega dela, dejavnosti raziskovalca ter vpliva raziskovalca na okolje.</w:t>
+        <w:t xml:space="preserve">(5) </w:t>
+      </w:r>
+      <w:r>
+        <w:rPr>
+          <w:rFonts w:ascii="Segoe UI" w:hAnsi="Segoe UI" w:cs="Segoe UI"/>
+          <w:color w:val="000000" w:themeColor="text1"/>
+        </w:rPr>
+        <w:t>Pri raziskovalcih, ki za 50 % ali več presegajo minimalne količinske pogoje ter izkazujejo izjemne raziskovalne dosežke, se lahko</w:t>
+      </w:r>
+      <w:r>
+        <w:rPr>
+          <w:rFonts w:ascii="Segoe UI" w:hAnsi="Segoe UI" w:cs="Segoe UI"/>
+          <w:color w:val="000000" w:themeColor="text1"/>
+        </w:rPr>
+        <w:t xml:space="preserve"> </w:t>
+      </w:r>
+      <w:r>
+        <w:rPr>
+          <w:rFonts w:ascii="Segoe UI" w:hAnsi="Segoe UI" w:cs="Segoe UI"/>
+          <w:color w:val="000000" w:themeColor="text1"/>
+        </w:rPr>
+        <w:t>začne postopek za predčasno izvolitev v prvi naslednji višji raziskovalni naziv v zaporedju raziskovalnih nazivov</w:t>
+      </w:r>
+      <w:r>
+        <w:rPr>
+          <w:rFonts w:ascii="Segoe UI" w:hAnsi="Segoe UI" w:cs="Segoe UI"/>
+          <w:color w:val="000000" w:themeColor="text1"/>
+        </w:rPr>
+        <w:t xml:space="preserve">, vendar šele po preteku polovice dobe veljavnega raziskovalnega naziva. </w:t>
+      </w:r>
+      <w:r>
+        <w:rPr>
+          <w:rFonts w:ascii="Segoe UI" w:hAnsi="Segoe UI" w:cs="Segoe UI"/>
+          <w:color w:val="000000" w:themeColor="text1"/>
+        </w:rPr>
+        <w:t>Pogoj za predčasno izvolitev je tudi najmanj 10 let zaposlitve v raziskovalnem sektorju za izvolitev v naziv III. stopnje oziroma najmanj 15 let zaposlitve v raziskovalnem sektorju za izvolitev v naziv IV. stopnje. O izpolnjevanju pogojev in upravičenosti do predčasne izvolitve presoja komisija.</w:t>
       </w:r>
     </w:p>
     <w:p>
@@ -7178,6 +6833,13 @@
           <w:rFonts w:ascii="Segoe UI" w:hAnsi="Segoe UI" w:cs="Segoe UI"/>
           <w:color w:val="000000" w:themeColor="text1"/>
         </w:rPr>
+        <w:t xml:space="preserve">(1) </w:t>
+      </w:r>
+      <w:r>
+        <w:rPr>
+          <w:rFonts w:ascii="Segoe UI" w:hAnsi="Segoe UI" w:cs="Segoe UI"/>
+          <w:color w:val="000000" w:themeColor="text1"/>
+        </w:rPr>
         <w:t>Vloga kandidata za izvolitev v raziskovalni naziv vsebuje:</w:t>
       </w:r>
     </w:p>
@@ -7271,23 +6933,7 @@
           <w:rFonts w:ascii="Segoe UI" w:hAnsi="Segoe UI" w:cs="Segoe UI"/>
           <w:color w:val="000000" w:themeColor="text1"/>
         </w:rPr>
-        <w:t xml:space="preserve">opis </w:t>
-      </w:r>
-      <w:proofErr w:type="gramStart"/>
-      <w:r>
-        <w:rPr>
-          <w:rFonts w:ascii="Segoe UI" w:hAnsi="Segoe UI" w:cs="Segoe UI"/>
-          <w:color w:val="000000" w:themeColor="text1"/>
-        </w:rPr>
-        <w:t>znanstveno-raziskovalne</w:t>
-      </w:r>
-      <w:proofErr w:type="gramEnd"/>
-      <w:r>
-        <w:rPr>
-          <w:rFonts w:ascii="Segoe UI" w:hAnsi="Segoe UI" w:cs="Segoe UI"/>
-          <w:color w:val="000000" w:themeColor="text1"/>
-        </w:rPr>
-        <w:t xml:space="preserve">, strokovno-raziskovalne oziroma razvojne dejavnosti v obdobju celotne kariere, </w:t>
+        <w:t xml:space="preserve">opis znanstveno-raziskovalne, strokovno-raziskovalne oziroma razvojne dejavnosti v obdobju celotne kariere, </w:t>
       </w:r>
     </w:p>
     <w:p>
@@ -7308,7 +6954,35 @@
           <w:rFonts w:ascii="Segoe UI" w:hAnsi="Segoe UI" w:cs="Segoe UI"/>
           <w:color w:val="000000" w:themeColor="text1"/>
         </w:rPr>
-        <w:t xml:space="preserve">dokazila o publikacijah oziroma strokovnih delih, </w:t>
+        <w:t xml:space="preserve">dokazila o izpolnjevanju pogojev iz </w:t>
+      </w:r>
+      <w:r>
+        <w:rPr>
+          <w:rFonts w:ascii="Segoe UI" w:hAnsi="Segoe UI" w:cs="Segoe UI"/>
+          <w:color w:val="000000" w:themeColor="text1"/>
+        </w:rPr>
+        <w:t>10</w:t>
+      </w:r>
+      <w:r>
+        <w:rPr>
+          <w:rFonts w:ascii="Segoe UI" w:hAnsi="Segoe UI" w:cs="Segoe UI"/>
+          <w:color w:val="000000" w:themeColor="text1"/>
+        </w:rPr>
+        <w:t>. in 1</w:t>
+      </w:r>
+      <w:r>
+        <w:rPr>
+          <w:rFonts w:ascii="Segoe UI" w:hAnsi="Segoe UI" w:cs="Segoe UI"/>
+          <w:color w:val="000000" w:themeColor="text1"/>
+        </w:rPr>
+        <w:t>1</w:t>
+      </w:r>
+      <w:r>
+        <w:rPr>
+          <w:rFonts w:ascii="Segoe UI" w:hAnsi="Segoe UI" w:cs="Segoe UI"/>
+          <w:color w:val="000000" w:themeColor="text1"/>
+        </w:rPr>
+        <w:t>. člena tega pravilnika,</w:t>
       </w:r>
     </w:p>
     <w:p>
@@ -7329,36 +7003,52 @@
           <w:rFonts w:ascii="Segoe UI" w:hAnsi="Segoe UI" w:cs="Segoe UI"/>
           <w:color w:val="000000" w:themeColor="text1"/>
         </w:rPr>
-        <w:t xml:space="preserve">dokazila o izpolnjevanju pogojev iz </w:t>
-      </w:r>
-      <w:r>
-        <w:rPr>
-          <w:rFonts w:ascii="Segoe UI" w:hAnsi="Segoe UI" w:cs="Segoe UI"/>
-          <w:color w:val="000000" w:themeColor="text1"/>
-        </w:rPr>
-        <w:t>10</w:t>
-      </w:r>
-      <w:r>
-        <w:rPr>
-          <w:rFonts w:ascii="Segoe UI" w:hAnsi="Segoe UI" w:cs="Segoe UI"/>
-          <w:color w:val="000000" w:themeColor="text1"/>
-        </w:rPr>
-        <w:t>. in 1</w:t>
-      </w:r>
-      <w:r>
-        <w:rPr>
-          <w:rFonts w:ascii="Segoe UI" w:hAnsi="Segoe UI" w:cs="Segoe UI"/>
-          <w:color w:val="000000" w:themeColor="text1"/>
-        </w:rPr>
-        <w:t>1</w:t>
-      </w:r>
-      <w:r>
-        <w:rPr>
-          <w:rFonts w:ascii="Segoe UI" w:hAnsi="Segoe UI" w:cs="Segoe UI"/>
-          <w:color w:val="000000" w:themeColor="text1"/>
-        </w:rPr>
-        <w:t>. člena tega pravilnika,</w:t>
-      </w:r>
+        <w:t>druga dokazila, ki jih v posameznem primeru zahtevajo merila tega pravilnika.</w:t>
+      </w:r>
+    </w:p>
+    <w:p>
+      <w:pPr>
+        <w:pStyle w:val="Brezrazmikov"/>
+        <w:jc w:val="both"/>
+        <w:rPr>
+          <w:rFonts w:ascii="Segoe UI" w:hAnsi="Segoe UI" w:cs="Segoe UI"/>
+          <w:color w:val="000000" w:themeColor="text1"/>
+        </w:rPr>
+      </w:pPr>
+    </w:p>
+    <w:p>
+      <w:pPr>
+        <w:pStyle w:val="Brezrazmikov"/>
+        <w:jc w:val="both"/>
+        <w:rPr>
+          <w:rFonts w:ascii="Segoe UI" w:hAnsi="Segoe UI" w:cs="Segoe UI"/>
+          <w:color w:val="000000" w:themeColor="text1"/>
+        </w:rPr>
+      </w:pPr>
+      <w:r>
+        <w:rPr>
+          <w:rFonts w:ascii="Segoe UI" w:hAnsi="Segoe UI" w:cs="Segoe UI"/>
+          <w:color w:val="000000" w:themeColor="text1"/>
+        </w:rPr>
+        <w:t xml:space="preserve">(2) </w:t>
+      </w:r>
+      <w:r>
+        <w:rPr>
+          <w:rFonts w:ascii="Segoe UI" w:hAnsi="Segoe UI" w:cs="Segoe UI"/>
+          <w:color w:val="000000" w:themeColor="text1"/>
+        </w:rPr>
+        <w:t>Vloga kandidatke oz. kandidata mora biti:</w:t>
+      </w:r>
+    </w:p>
+    <w:p>
+      <w:pPr>
+        <w:pStyle w:val="Brezrazmikov"/>
+        <w:jc w:val="both"/>
+        <w:rPr>
+          <w:rFonts w:ascii="Segoe UI" w:hAnsi="Segoe UI" w:cs="Segoe UI"/>
+          <w:color w:val="000000" w:themeColor="text1"/>
+        </w:rPr>
+      </w:pPr>
     </w:p>
     <w:p>
       <w:pPr>
@@ -7378,18 +7068,69 @@
           <w:rFonts w:ascii="Segoe UI" w:hAnsi="Segoe UI" w:cs="Segoe UI"/>
           <w:color w:val="000000" w:themeColor="text1"/>
         </w:rPr>
-        <w:t>druga dokazila, ki jih v posameznem primeru zahtevajo merila tega pravilnika.</w:t>
-      </w:r>
-    </w:p>
-    <w:p>
-      <w:pPr>
-        <w:pStyle w:val="Brezrazmikov"/>
-        <w:ind w:left="720"/>
-        <w:rPr>
-          <w:rFonts w:ascii="Segoe UI" w:hAnsi="Segoe UI" w:cs="Segoe UI"/>
-          <w:color w:val="000000" w:themeColor="text1"/>
-        </w:rPr>
-      </w:pPr>
+        <w:t>v slovenskem jeziku, če je slovenščina materni jezik oziroma</w:t>
+      </w:r>
+    </w:p>
+    <w:p>
+      <w:pPr>
+        <w:pStyle w:val="Brezrazmikov"/>
+        <w:numPr>
+          <w:ilvl w:val="0"/>
+          <w:numId w:val="4"/>
+        </w:numPr>
+        <w:jc w:val="both"/>
+        <w:rPr>
+          <w:rFonts w:ascii="Segoe UI" w:hAnsi="Segoe UI" w:cs="Segoe UI"/>
+          <w:color w:val="000000" w:themeColor="text1"/>
+        </w:rPr>
+      </w:pPr>
+      <w:r>
+        <w:rPr>
+          <w:rFonts w:ascii="Segoe UI" w:hAnsi="Segoe UI" w:cs="Segoe UI"/>
+          <w:color w:val="000000" w:themeColor="text1"/>
+        </w:rPr>
+        <w:t>v angleškem ali slovenskem jeziku, če slovenščina ni materni jezik.</w:t>
+      </w:r>
+    </w:p>
+    <w:p>
+      <w:pPr>
+        <w:pStyle w:val="Brezrazmikov"/>
+        <w:jc w:val="both"/>
+        <w:rPr>
+          <w:rFonts w:ascii="Segoe UI" w:hAnsi="Segoe UI" w:cs="Segoe UI"/>
+          <w:color w:val="000000" w:themeColor="text1"/>
+        </w:rPr>
+      </w:pPr>
+    </w:p>
+    <w:p>
+      <w:pPr>
+        <w:pStyle w:val="Brezrazmikov"/>
+        <w:rPr>
+          <w:rFonts w:ascii="Segoe UI" w:hAnsi="Segoe UI" w:cs="Segoe UI"/>
+          <w:color w:val="000000" w:themeColor="text1"/>
+        </w:rPr>
+      </w:pPr>
+      <w:r>
+        <w:rPr>
+          <w:rFonts w:ascii="Segoe UI" w:hAnsi="Segoe UI" w:cs="Segoe UI"/>
+          <w:color w:val="000000" w:themeColor="text1"/>
+        </w:rPr>
+        <w:t>Kandidatka oz. kandidat mora pripraviti tudi prevod vloge v angleški jezik, če je v postopku izvolitve imenovan recenzent,</w:t>
+      </w:r>
+      <w:r>
+        <w:rPr>
+          <w:rFonts w:ascii="Segoe UI" w:hAnsi="Segoe UI" w:cs="Segoe UI"/>
+          <w:color w:val="000000" w:themeColor="text1"/>
+        </w:rPr>
+        <w:t xml:space="preserve"> </w:t>
+      </w:r>
+      <w:r>
+        <w:rPr>
+          <w:rFonts w:ascii="Segoe UI" w:hAnsi="Segoe UI" w:cs="Segoe UI"/>
+          <w:color w:val="000000" w:themeColor="text1"/>
+        </w:rPr>
+        <w:t>ki ne razume slovenskega jezika v obsegu, potrebnem za izvedbo recenzentskega postopka.</w:t>
+      </w:r>
     </w:p>
     <w:p>
       <w:pPr>
@@ -7638,6 +7379,15 @@
     <w:p>
       <w:pPr>
         <w:pStyle w:val="Brezrazmikov"/>
+        <w:rPr>
+          <w:rFonts w:ascii="Segoe UI" w:hAnsi="Segoe UI" w:cs="Segoe UI"/>
+          <w:color w:val="000000" w:themeColor="text1"/>
+        </w:rPr>
+      </w:pPr>
+    </w:p>
+    <w:p>
+      <w:pPr>
+        <w:pStyle w:val="Brezrazmikov"/>
         <w:numPr>
           <w:ilvl w:val="0"/>
           <w:numId w:val="11"/>
@@ -7652,23 +7402,7 @@
           <w:rFonts w:ascii="Segoe UI" w:hAnsi="Segoe UI" w:cs="Segoe UI"/>
           <w:color w:val="000000" w:themeColor="text1"/>
         </w:rPr>
-        <w:t xml:space="preserve">kdor je s kandidatom v </w:t>
-      </w:r>
-      <w:proofErr w:type="gramStart"/>
-      <w:r>
-        <w:rPr>
-          <w:rFonts w:ascii="Segoe UI" w:hAnsi="Segoe UI" w:cs="Segoe UI"/>
-          <w:color w:val="000000" w:themeColor="text1"/>
-        </w:rPr>
-        <w:t>kakršnikoli</w:t>
-      </w:r>
-      <w:proofErr w:type="gramEnd"/>
-      <w:r>
-        <w:rPr>
-          <w:rFonts w:ascii="Segoe UI" w:hAnsi="Segoe UI" w:cs="Segoe UI"/>
-          <w:color w:val="000000" w:themeColor="text1"/>
-        </w:rPr>
-        <w:t xml:space="preserve"> sorodstveni zvezi,</w:t>
+        <w:t>kdor je s kandidatom v kakršnikoli sorodstveni zvezi,</w:t>
       </w:r>
     </w:p>
     <w:p>
@@ -7830,7 +7564,35 @@
           <w:rFonts w:ascii="Segoe UI" w:hAnsi="Segoe UI" w:cs="Segoe UI"/>
           <w:color w:val="000000" w:themeColor="text1"/>
         </w:rPr>
-        <w:t>preveri, ali kandidat izpolnjuje vse pogoje iz 9. in 10. člena tega pravilnika, in</w:t>
+        <w:t xml:space="preserve">preveri, ali kandidat izpolnjuje vse pogoje iz </w:t>
+      </w:r>
+      <w:r>
+        <w:rPr>
+          <w:rFonts w:ascii="Segoe UI" w:hAnsi="Segoe UI" w:cs="Segoe UI"/>
+          <w:color w:val="000000" w:themeColor="text1"/>
+        </w:rPr>
+        <w:t>10</w:t>
+      </w:r>
+      <w:r>
+        <w:rPr>
+          <w:rFonts w:ascii="Segoe UI" w:hAnsi="Segoe UI" w:cs="Segoe UI"/>
+          <w:color w:val="000000" w:themeColor="text1"/>
+        </w:rPr>
+        <w:t>. in 1</w:t>
+      </w:r>
+      <w:r>
+        <w:rPr>
+          <w:rFonts w:ascii="Segoe UI" w:hAnsi="Segoe UI" w:cs="Segoe UI"/>
+          <w:color w:val="000000" w:themeColor="text1"/>
+        </w:rPr>
+        <w:t>1</w:t>
+      </w:r>
+      <w:r>
+        <w:rPr>
+          <w:rFonts w:ascii="Segoe UI" w:hAnsi="Segoe UI" w:cs="Segoe UI"/>
+          <w:color w:val="000000" w:themeColor="text1"/>
+        </w:rPr>
+        <w:t>. člena tega pravilnika, in</w:t>
       </w:r>
     </w:p>
     <w:p>
@@ -7850,21 +7612,7 @@
           <w:rFonts w:ascii="Segoe UI" w:hAnsi="Segoe UI" w:cs="Segoe UI"/>
           <w:color w:val="000000" w:themeColor="text1"/>
         </w:rPr>
-        <w:t>opravi vsebinsko k</w:t>
-      </w:r>
-      <w:r>
-        <w:rPr>
-          <w:rFonts w:ascii="Segoe UI" w:hAnsi="Segoe UI" w:cs="Segoe UI"/>
-          <w:color w:val="000000" w:themeColor="text1"/>
-        </w:rPr>
-        <w:t>akovostno</w:t>
-      </w:r>
-      <w:r>
-        <w:rPr>
-          <w:rFonts w:ascii="Segoe UI" w:hAnsi="Segoe UI" w:cs="Segoe UI"/>
-          <w:color w:val="000000" w:themeColor="text1"/>
-        </w:rPr>
-        <w:t xml:space="preserve"> presojo raziskovalne, strokovne oziroma razvojne kakovosti dosežkov kandidata.</w:t>
+        <w:t>opravi vsebinsko kvalitativno presojo raziskovalne, strokovne oziroma razvojne kakovosti dosežkov kandidata.</w:t>
       </w:r>
     </w:p>
     <w:p>
@@ -8009,6 +7757,121 @@
           <w:color w:val="000000" w:themeColor="text1"/>
         </w:rPr>
         <w:t>(5) Roki iz tega člena ne tečejo, če je vloga nepopolna.</w:t>
+      </w:r>
+    </w:p>
+    <w:p>
+      <w:pPr>
+        <w:pStyle w:val="Brezrazmikov"/>
+        <w:rPr>
+          <w:rFonts w:ascii="Segoe UI" w:hAnsi="Segoe UI" w:cs="Segoe UI"/>
+          <w:color w:val="000000" w:themeColor="text1"/>
+        </w:rPr>
+      </w:pPr>
+    </w:p>
+    <w:p>
+      <w:pPr>
+        <w:pStyle w:val="Brezrazmikov"/>
+        <w:rPr>
+          <w:rFonts w:ascii="Segoe UI" w:hAnsi="Segoe UI" w:cs="Segoe UI"/>
+          <w:color w:val="000000" w:themeColor="text1"/>
+        </w:rPr>
+      </w:pPr>
+      <w:commentRangeStart w:id="5"/>
+      <w:r>
+        <w:rPr>
+          <w:rFonts w:ascii="Segoe UI" w:hAnsi="Segoe UI" w:cs="Segoe UI"/>
+          <w:color w:val="000000" w:themeColor="text1"/>
+        </w:rPr>
+        <w:t>(</w:t>
+      </w:r>
+      <w:r>
+        <w:rPr>
+          <w:rFonts w:ascii="Segoe UI" w:hAnsi="Segoe UI" w:cs="Segoe UI"/>
+          <w:color w:val="000000" w:themeColor="text1"/>
+        </w:rPr>
+        <w:t>6</w:t>
+      </w:r>
+      <w:r>
+        <w:rPr>
+          <w:rFonts w:ascii="Segoe UI" w:hAnsi="Segoe UI" w:cs="Segoe UI"/>
+          <w:color w:val="000000" w:themeColor="text1"/>
+        </w:rPr>
+        <w:t>) Glede na izpolnjevanje pogojev in naravo raziskovalnega dela</w:t>
+      </w:r>
+      <w:r>
+        <w:rPr>
+          <w:rFonts w:ascii="Segoe UI" w:hAnsi="Segoe UI" w:cs="Segoe UI"/>
+          <w:color w:val="000000" w:themeColor="text1"/>
+        </w:rPr>
+        <w:t xml:space="preserve"> </w:t>
+      </w:r>
+      <w:r>
+        <w:rPr>
+          <w:rFonts w:ascii="Segoe UI" w:hAnsi="Segoe UI" w:cs="Segoe UI"/>
+          <w:color w:val="000000" w:themeColor="text1"/>
+        </w:rPr>
+        <w:t xml:space="preserve">kandidata </w:t>
+      </w:r>
+      <w:r>
+        <w:rPr>
+          <w:rFonts w:ascii="Segoe UI" w:hAnsi="Segoe UI" w:cs="Segoe UI"/>
+          <w:color w:val="000000" w:themeColor="text1"/>
+        </w:rPr>
+        <w:t>k</w:t>
+      </w:r>
+      <w:r>
+        <w:rPr>
+          <w:rFonts w:ascii="Segoe UI" w:hAnsi="Segoe UI" w:cs="Segoe UI"/>
+          <w:color w:val="000000" w:themeColor="text1"/>
+        </w:rPr>
+        <w:t xml:space="preserve">omisija v teku postopka za izvolitev </w:t>
+      </w:r>
+      <w:r>
+        <w:rPr>
+          <w:rFonts w:ascii="Segoe UI" w:hAnsi="Segoe UI" w:cs="Segoe UI"/>
+          <w:color w:val="000000" w:themeColor="text1"/>
+        </w:rPr>
+        <w:t>opredeli ustrezni</w:t>
+      </w:r>
+      <w:r>
+        <w:rPr>
+          <w:rFonts w:ascii="Segoe UI" w:hAnsi="Segoe UI" w:cs="Segoe UI"/>
+          <w:color w:val="000000" w:themeColor="text1"/>
+        </w:rPr>
+        <w:t xml:space="preserve"> raziskovalni naziv, ki se lahko razlikuje od </w:t>
+      </w:r>
+      <w:r>
+        <w:rPr>
+          <w:rFonts w:ascii="Segoe UI" w:hAnsi="Segoe UI" w:cs="Segoe UI"/>
+          <w:color w:val="000000" w:themeColor="text1"/>
+        </w:rPr>
+        <w:lastRenderedPageBreak/>
+        <w:t xml:space="preserve">predlaganega. V tem primeru mora kandidat podati pisno soglasje k </w:t>
+      </w:r>
+      <w:r>
+        <w:rPr>
+          <w:rFonts w:ascii="Segoe UI" w:hAnsi="Segoe UI" w:cs="Segoe UI"/>
+          <w:color w:val="000000" w:themeColor="text1"/>
+        </w:rPr>
+        <w:t>spremembi</w:t>
+      </w:r>
+      <w:r>
+        <w:rPr>
+          <w:rFonts w:ascii="Segoe UI" w:hAnsi="Segoe UI" w:cs="Segoe UI"/>
+          <w:color w:val="000000" w:themeColor="text1"/>
+        </w:rPr>
+        <w:t xml:space="preserve"> in dopolniti vlogo glede na zahtevane pogoje.</w:t>
+      </w:r>
+      <w:commentRangeEnd w:id="5"/>
+      <w:r>
+        <w:rPr>
+          <w:rStyle w:val="Pripombasklic"/>
+          <w:rFonts w:ascii="Segoe UI" w:hAnsi="Segoe UI" w:cs="Segoe UI"/>
+          <w:color w:val="000000" w:themeColor="text1"/>
+          <w:sz w:val="22"/>
+          <w:szCs w:val="22"/>
+        </w:rPr>
+        <w:commentReference w:id="5"/>
       </w:r>
     </w:p>
     <w:p>
@@ -8080,7 +7943,6 @@
           <w:rFonts w:ascii="Segoe UI" w:hAnsi="Segoe UI" w:cs="Segoe UI"/>
           <w:color w:val="000000" w:themeColor="text1"/>
         </w:rPr>
-        <w:lastRenderedPageBreak/>
         <w:t>(1) Znanstveni svet Inštituta odloči o izvolitvi v raziskovalni naziv v roku petnajstih (15) dni od prejema pisnega mnenja komisije.</w:t>
       </w:r>
     </w:p>
@@ -8131,23 +7993,7 @@
           <w:rFonts w:ascii="Segoe UI" w:hAnsi="Segoe UI" w:cs="Segoe UI"/>
           <w:color w:val="000000" w:themeColor="text1"/>
         </w:rPr>
-        <w:t>(3) Znanstveni svet Inštituta sprejme sklep o (ne</w:t>
-      </w:r>
-      <w:proofErr w:type="gramStart"/>
-      <w:r>
-        <w:rPr>
-          <w:rFonts w:ascii="Segoe UI" w:hAnsi="Segoe UI" w:cs="Segoe UI"/>
-          <w:color w:val="000000" w:themeColor="text1"/>
-        </w:rPr>
-        <w:t>)</w:t>
-      </w:r>
-      <w:proofErr w:type="gramEnd"/>
-      <w:r>
-        <w:rPr>
-          <w:rFonts w:ascii="Segoe UI" w:hAnsi="Segoe UI" w:cs="Segoe UI"/>
-          <w:color w:val="000000" w:themeColor="text1"/>
-        </w:rPr>
-        <w:t>izvolitvi, ki vsebuje:</w:t>
+        <w:t>(3) Znanstveni svet Inštituta sprejme sklep o (ne)izvolitvi, ki vsebuje:</w:t>
       </w:r>
     </w:p>
     <w:p>
@@ -8331,7 +8177,14 @@
           <w:rFonts w:ascii="Segoe UI" w:hAnsi="Segoe UI" w:cs="Segoe UI"/>
           <w:color w:val="000000" w:themeColor="text1"/>
         </w:rPr>
-        <w:t>(6) Če v času postopka za izvolitev poteče veljavnost kandidatovega raziskovalnega naziva, Znanstveni svet Inštituta s sklepom podaljša veljavnost raziskovalnega naziva do zaključka postopka za izvolitev.</w:t>
+        <w:t xml:space="preserve">(6) </w:t>
+      </w:r>
+      <w:r>
+        <w:rPr>
+          <w:rFonts w:ascii="Segoe UI" w:hAnsi="Segoe UI" w:cs="Segoe UI"/>
+          <w:color w:val="000000" w:themeColor="text1"/>
+        </w:rPr>
+        <w:t>Če v času postopka za izvolitev poteče veljavnost kandidatovega raziskovalnega naziva, Znanstveni svet Inštituta s sklepom podaljša veljavnost raziskovalnega naziva do zaključka postopka za izvolitev.</w:t>
       </w:r>
     </w:p>
     <w:p>
@@ -8412,57 +8265,111 @@
           <w:rFonts w:ascii="Segoe UI" w:hAnsi="Segoe UI" w:cs="Segoe UI"/>
           <w:color w:val="000000" w:themeColor="text1"/>
         </w:rPr>
-        <w:t xml:space="preserve">(začasna podelitev </w:t>
-      </w:r>
-      <w:proofErr w:type="gramStart"/>
-      <w:r>
-        <w:rPr>
-          <w:rFonts w:ascii="Segoe UI" w:hAnsi="Segoe UI" w:cs="Segoe UI"/>
-          <w:color w:val="000000" w:themeColor="text1"/>
-        </w:rPr>
-        <w:t>naziva</w:t>
-      </w:r>
-      <w:proofErr w:type="gramEnd"/>
-      <w:r>
-        <w:rPr>
-          <w:rFonts w:ascii="Segoe UI" w:hAnsi="Segoe UI" w:cs="Segoe UI"/>
-          <w:color w:val="000000" w:themeColor="text1"/>
-        </w:rPr>
-        <w:t xml:space="preserve"> s sklepom direktorja)</w:t>
-      </w:r>
-    </w:p>
-    <w:p>
-      <w:pPr>
-        <w:pStyle w:val="Brezrazmikov"/>
-        <w:rPr>
-          <w:rFonts w:ascii="Segoe UI" w:hAnsi="Segoe UI" w:cs="Segoe UI"/>
-          <w:color w:val="000000" w:themeColor="text1"/>
-        </w:rPr>
-      </w:pPr>
-    </w:p>
-    <w:p>
-      <w:pPr>
-        <w:pStyle w:val="Brezrazmikov"/>
-        <w:rPr>
-          <w:rFonts w:ascii="Segoe UI" w:hAnsi="Segoe UI" w:cs="Segoe UI"/>
-          <w:color w:val="000000" w:themeColor="text1"/>
-        </w:rPr>
-      </w:pPr>
-    </w:p>
-    <w:p>
-      <w:pPr>
-        <w:pStyle w:val="Brezrazmikov"/>
-        <w:rPr>
-          <w:rFonts w:ascii="Segoe UI" w:hAnsi="Segoe UI" w:cs="Segoe UI"/>
-          <w:color w:val="000000" w:themeColor="text1"/>
-        </w:rPr>
-      </w:pPr>
-      <w:r>
-        <w:rPr>
-          <w:rFonts w:ascii="Segoe UI" w:hAnsi="Segoe UI" w:cs="Segoe UI"/>
-          <w:color w:val="000000" w:themeColor="text1"/>
-        </w:rPr>
-        <w:t>(1) Ne glede na določbe 12. do 17. člena tega pravilnika lahko direktor Inštituta s sklepom podeli raziskovalni naziv raziskovalcu, ki prvič sklene delovno razmerje z Inštitutom. Pri podelitvi naziva direktor upošteva pogoje in merila iz 9. in 10. člena tega pravilnika.</w:t>
+        <w:t>(začasna podelitev naziva s sklepom direktorja)</w:t>
+      </w:r>
+    </w:p>
+    <w:p>
+      <w:pPr>
+        <w:pStyle w:val="Brezrazmikov"/>
+        <w:rPr>
+          <w:rFonts w:ascii="Segoe UI" w:hAnsi="Segoe UI" w:cs="Segoe UI"/>
+          <w:color w:val="000000" w:themeColor="text1"/>
+        </w:rPr>
+      </w:pPr>
+    </w:p>
+    <w:p>
+      <w:pPr>
+        <w:pStyle w:val="Brezrazmikov"/>
+        <w:rPr>
+          <w:rFonts w:ascii="Segoe UI" w:hAnsi="Segoe UI" w:cs="Segoe UI"/>
+          <w:color w:val="000000" w:themeColor="text1"/>
+        </w:rPr>
+      </w:pPr>
+    </w:p>
+    <w:p>
+      <w:pPr>
+        <w:pStyle w:val="Brezrazmikov"/>
+        <w:rPr>
+          <w:rFonts w:ascii="Segoe UI" w:hAnsi="Segoe UI" w:cs="Segoe UI"/>
+          <w:color w:val="000000" w:themeColor="text1"/>
+        </w:rPr>
+      </w:pPr>
+      <w:r>
+        <w:rPr>
+          <w:rFonts w:ascii="Segoe UI" w:hAnsi="Segoe UI" w:cs="Segoe UI"/>
+          <w:color w:val="000000" w:themeColor="text1"/>
+        </w:rPr>
+        <w:t xml:space="preserve">(1) Ne glede na </w:t>
+      </w:r>
+      <w:r>
+        <w:rPr>
+          <w:rFonts w:ascii="Segoe UI" w:hAnsi="Segoe UI" w:cs="Segoe UI"/>
+          <w:color w:val="000000" w:themeColor="text1"/>
+        </w:rPr>
+        <w:t>določbe 1</w:t>
+      </w:r>
+      <w:r>
+        <w:rPr>
+          <w:rFonts w:ascii="Segoe UI" w:hAnsi="Segoe UI" w:cs="Segoe UI"/>
+          <w:color w:val="000000" w:themeColor="text1"/>
+        </w:rPr>
+        <w:t>3</w:t>
+      </w:r>
+      <w:r>
+        <w:rPr>
+          <w:rFonts w:ascii="Segoe UI" w:hAnsi="Segoe UI" w:cs="Segoe UI"/>
+          <w:color w:val="000000" w:themeColor="text1"/>
+        </w:rPr>
+        <w:t>. do 1</w:t>
+      </w:r>
+      <w:r>
+        <w:rPr>
+          <w:rFonts w:ascii="Segoe UI" w:hAnsi="Segoe UI" w:cs="Segoe UI"/>
+          <w:color w:val="000000" w:themeColor="text1"/>
+        </w:rPr>
+        <w:t>9</w:t>
+      </w:r>
+      <w:r>
+        <w:rPr>
+          <w:rFonts w:ascii="Segoe UI" w:hAnsi="Segoe UI" w:cs="Segoe UI"/>
+          <w:color w:val="000000" w:themeColor="text1"/>
+        </w:rPr>
+        <w:t>. člena</w:t>
+      </w:r>
+      <w:r>
+        <w:rPr>
+          <w:rFonts w:ascii="Segoe UI" w:hAnsi="Segoe UI" w:cs="Segoe UI"/>
+          <w:color w:val="000000" w:themeColor="text1"/>
+        </w:rPr>
+        <w:t xml:space="preserve"> tega pravilnika lahko direktor Inštituta s sklepom podeli raziskovalni naziv raziskovalcu, ki prvič sklene delovno razmerje z Inštitutom. Pri podelitvi naziva direktor upošteva pogoje in merila iz </w:t>
+      </w:r>
+      <w:r>
+        <w:rPr>
+          <w:rFonts w:ascii="Segoe UI" w:hAnsi="Segoe UI" w:cs="Segoe UI"/>
+          <w:color w:val="000000" w:themeColor="text1"/>
+        </w:rPr>
+        <w:t>10</w:t>
+      </w:r>
+      <w:r>
+        <w:rPr>
+          <w:rFonts w:ascii="Segoe UI" w:hAnsi="Segoe UI" w:cs="Segoe UI"/>
+          <w:color w:val="000000" w:themeColor="text1"/>
+        </w:rPr>
+        <w:t>. in 1</w:t>
+      </w:r>
+      <w:r>
+        <w:rPr>
+          <w:rFonts w:ascii="Segoe UI" w:hAnsi="Segoe UI" w:cs="Segoe UI"/>
+          <w:color w:val="000000" w:themeColor="text1"/>
+        </w:rPr>
+        <w:t>1</w:t>
+      </w:r>
+      <w:r>
+        <w:rPr>
+          <w:rFonts w:ascii="Segoe UI" w:hAnsi="Segoe UI" w:cs="Segoe UI"/>
+          <w:color w:val="000000" w:themeColor="text1"/>
+        </w:rPr>
+        <w:t>. člena tega pravilnika.</w:t>
       </w:r>
     </w:p>
     <w:p>
@@ -8512,6 +8419,7 @@
           <w:rFonts w:ascii="Segoe UI" w:hAnsi="Segoe UI" w:cs="Segoe UI"/>
           <w:color w:val="000000" w:themeColor="text1"/>
         </w:rPr>
+        <w:lastRenderedPageBreak/>
         <w:t>(3) Doba v raziskovalnem nazivu, podeljenem s sklepom direktorja, se ne všteva v dobo veljavnosti izvolitve, ki jo opravi Znanstveni svet Inštituta.</w:t>
       </w:r>
     </w:p>
@@ -8537,7 +8445,49 @@
           <w:rFonts w:ascii="Segoe UI" w:hAnsi="Segoe UI" w:cs="Segoe UI"/>
           <w:color w:val="000000" w:themeColor="text1"/>
         </w:rPr>
-        <w:t>(4) Postopek izvolitve po 12. do 17. členu tega pravilnika mora biti za raziskovalca iz prvega odstavka tega člena končan pred iztekom enoletne dobe iz drugega odstavka tega člena.</w:t>
+        <w:t xml:space="preserve">(4) Postopek izvolitve </w:t>
+      </w:r>
+      <w:r>
+        <w:rPr>
+          <w:rFonts w:ascii="Segoe UI" w:hAnsi="Segoe UI" w:cs="Segoe UI"/>
+          <w:color w:val="000000" w:themeColor="text1"/>
+        </w:rPr>
+        <w:t>po 1</w:t>
+      </w:r>
+      <w:r>
+        <w:rPr>
+          <w:rFonts w:ascii="Segoe UI" w:hAnsi="Segoe UI" w:cs="Segoe UI"/>
+          <w:color w:val="000000" w:themeColor="text1"/>
+        </w:rPr>
+        <w:t>3</w:t>
+      </w:r>
+      <w:r>
+        <w:rPr>
+          <w:rFonts w:ascii="Segoe UI" w:hAnsi="Segoe UI" w:cs="Segoe UI"/>
+          <w:color w:val="000000" w:themeColor="text1"/>
+        </w:rPr>
+        <w:t>. do 1</w:t>
+      </w:r>
+      <w:r>
+        <w:rPr>
+          <w:rFonts w:ascii="Segoe UI" w:hAnsi="Segoe UI" w:cs="Segoe UI"/>
+          <w:color w:val="000000" w:themeColor="text1"/>
+        </w:rPr>
+        <w:t>9</w:t>
+      </w:r>
+      <w:r>
+        <w:rPr>
+          <w:rFonts w:ascii="Segoe UI" w:hAnsi="Segoe UI" w:cs="Segoe UI"/>
+          <w:color w:val="000000" w:themeColor="text1"/>
+        </w:rPr>
+        <w:t>. členu</w:t>
+      </w:r>
+      <w:r>
+        <w:rPr>
+          <w:rFonts w:ascii="Segoe UI" w:hAnsi="Segoe UI" w:cs="Segoe UI"/>
+          <w:color w:val="000000" w:themeColor="text1"/>
+        </w:rPr>
+        <w:t xml:space="preserve"> tega pravilnika mora biti za raziskovalca iz prvega odstavka tega člena končan pred iztekom enoletne dobe iz drugega odstavka tega člena.</w:t>
       </w:r>
     </w:p>
     <w:p>
@@ -8629,15 +8579,15 @@
     </w:p>
     <w:p>
       <w:pPr>
-        <w:jc w:val="both"/>
-        <w:rPr>
-          <w:rFonts w:cs="Segoe UI"/>
-          <w:color w:val="000000" w:themeColor="text1"/>
-        </w:rPr>
-      </w:pPr>
-      <w:r>
-        <w:rPr>
-          <w:rFonts w:cs="Segoe UI"/>
+        <w:pStyle w:val="Brezrazmikov"/>
+        <w:rPr>
+          <w:rFonts w:ascii="Segoe UI" w:hAnsi="Segoe UI" w:cs="Segoe UI"/>
+          <w:color w:val="000000" w:themeColor="text1"/>
+        </w:rPr>
+      </w:pPr>
+      <w:r>
+        <w:rPr>
+          <w:rFonts w:ascii="Segoe UI" w:hAnsi="Segoe UI" w:cs="Segoe UI"/>
           <w:color w:val="000000" w:themeColor="text1"/>
         </w:rPr>
         <w:t>(1) Kandidat za zasedbo raziskovalnega delovnega mesta na Inštitutu lahko vloži prošnjo za priznanje raziskovalnega naziva ali naziva s področja visokega šolstva, ki ga je pridobil na drugi slovenski ali tuji ustanovi oziroma organizaciji, če je bil naziv podeljen na akreditirani visokošolski ustanovi ali raziskovalni organizaciji.</w:t>
@@ -8645,47 +8595,132 @@
     </w:p>
     <w:p>
       <w:pPr>
-        <w:jc w:val="both"/>
-        <w:rPr>
-          <w:rFonts w:cs="Segoe UI"/>
-          <w:color w:val="000000" w:themeColor="text1"/>
-        </w:rPr>
-      </w:pPr>
-      <w:r>
-        <w:rPr>
-          <w:rFonts w:cs="Segoe UI"/>
-          <w:color w:val="000000" w:themeColor="text1"/>
-        </w:rPr>
-        <w:t>(2) Kandidat mora prošnji priložiti dokazila o vrsti, datumu pridobitve in trajanju naziva ter dokazila o ustanovi oziroma organizaciji, ki je naziv podelila.</w:t>
-      </w:r>
-    </w:p>
-    <w:p>
-      <w:pPr>
-        <w:jc w:val="both"/>
-        <w:rPr>
-          <w:rFonts w:cs="Segoe UI"/>
-          <w:color w:val="000000" w:themeColor="text1"/>
-        </w:rPr>
-      </w:pPr>
-      <w:r>
-        <w:rPr>
-          <w:rFonts w:cs="Segoe UI"/>
-          <w:color w:val="000000" w:themeColor="text1"/>
-        </w:rPr>
-        <w:t>(3) O priznanju naziva odloča Znanstveni svet Inštituta. Naziv se prizna največ za obdobje veljavnosti naziva, kot ga je določila ustanova oziroma organizacija, na kateri je bil naziv pridobljen.</w:t>
-      </w:r>
-    </w:p>
-    <w:p>
-      <w:pPr>
-        <w:jc w:val="both"/>
-        <w:rPr>
-          <w:rFonts w:cs="Segoe UI"/>
-          <w:color w:val="000000" w:themeColor="text1"/>
-        </w:rPr>
-      </w:pPr>
-      <w:r>
-        <w:rPr>
-          <w:rFonts w:cs="Segoe UI"/>
+        <w:pStyle w:val="Brezrazmikov"/>
+        <w:rPr>
+          <w:rFonts w:ascii="Segoe UI" w:hAnsi="Segoe UI" w:cs="Segoe UI"/>
+          <w:color w:val="000000" w:themeColor="text1"/>
+        </w:rPr>
+      </w:pPr>
+    </w:p>
+    <w:p>
+      <w:pPr>
+        <w:pStyle w:val="Brezrazmikov"/>
+        <w:rPr>
+          <w:rFonts w:ascii="Segoe UI" w:hAnsi="Segoe UI" w:cs="Segoe UI"/>
+          <w:color w:val="000000" w:themeColor="text1"/>
+        </w:rPr>
+      </w:pPr>
+      <w:r>
+        <w:rPr>
+          <w:rFonts w:ascii="Segoe UI" w:hAnsi="Segoe UI" w:cs="Segoe UI"/>
+          <w:color w:val="000000" w:themeColor="text1"/>
+        </w:rPr>
+        <w:t>(2) Kandidat mora prošnji priložiti dokazila o vrsti, datumu pridobitve in trajanju naziva ter</w:t>
+      </w:r>
+      <w:r>
+        <w:rPr>
+          <w:rFonts w:ascii="Segoe UI" w:hAnsi="Segoe UI" w:cs="Segoe UI"/>
+          <w:color w:val="000000" w:themeColor="text1"/>
+        </w:rPr>
+        <w:t xml:space="preserve"> dokazil</w:t>
+      </w:r>
+      <w:r>
+        <w:rPr>
+          <w:rFonts w:ascii="Segoe UI" w:hAnsi="Segoe UI" w:cs="Segoe UI"/>
+          <w:color w:val="000000" w:themeColor="text1"/>
+        </w:rPr>
+        <w:t>o</w:t>
+      </w:r>
+      <w:r>
+        <w:rPr>
+          <w:rFonts w:ascii="Segoe UI" w:hAnsi="Segoe UI" w:cs="Segoe UI"/>
+          <w:color w:val="000000" w:themeColor="text1"/>
+        </w:rPr>
+        <w:t>, iz kater</w:t>
+      </w:r>
+      <w:r>
+        <w:rPr>
+          <w:rFonts w:ascii="Segoe UI" w:hAnsi="Segoe UI" w:cs="Segoe UI"/>
+          <w:color w:val="000000" w:themeColor="text1"/>
+        </w:rPr>
+        <w:t>ega</w:t>
+      </w:r>
+      <w:r>
+        <w:rPr>
+          <w:rFonts w:ascii="Segoe UI" w:hAnsi="Segoe UI" w:cs="Segoe UI"/>
+          <w:color w:val="000000" w:themeColor="text1"/>
+        </w:rPr>
+        <w:t xml:space="preserve"> je razvidna institucija, ki je podelila naziv</w:t>
+      </w:r>
+      <w:r>
+        <w:rPr>
+          <w:rFonts w:ascii="Segoe UI" w:hAnsi="Segoe UI" w:cs="Segoe UI"/>
+          <w:color w:val="000000" w:themeColor="text1"/>
+        </w:rPr>
+        <w:t>.</w:t>
+      </w:r>
+    </w:p>
+    <w:p>
+      <w:pPr>
+        <w:pStyle w:val="Brezrazmikov"/>
+        <w:rPr>
+          <w:rFonts w:ascii="Segoe UI" w:hAnsi="Segoe UI" w:cs="Segoe UI"/>
+          <w:color w:val="000000" w:themeColor="text1"/>
+        </w:rPr>
+      </w:pPr>
+    </w:p>
+    <w:p>
+      <w:pPr>
+        <w:pStyle w:val="Brezrazmikov"/>
+        <w:rPr>
+          <w:rFonts w:ascii="Segoe UI" w:hAnsi="Segoe UI" w:cs="Segoe UI"/>
+          <w:color w:val="000000" w:themeColor="text1"/>
+        </w:rPr>
+      </w:pPr>
+      <w:r>
+        <w:rPr>
+          <w:rFonts w:ascii="Segoe UI" w:hAnsi="Segoe UI" w:cs="Segoe UI"/>
+          <w:color w:val="000000" w:themeColor="text1"/>
+        </w:rPr>
+        <w:t xml:space="preserve">(3) O priznanju naziva odloča Znanstveni svet Inštituta. Naziv se prizna največ za obdobje </w:t>
+      </w:r>
+    </w:p>
+    <w:p>
+      <w:pPr>
+        <w:pStyle w:val="Brezrazmikov"/>
+        <w:rPr>
+          <w:rFonts w:ascii="Segoe UI" w:hAnsi="Segoe UI" w:cs="Segoe UI"/>
+          <w:color w:val="000000" w:themeColor="text1"/>
+        </w:rPr>
+      </w:pPr>
+      <w:r>
+        <w:rPr>
+          <w:rFonts w:ascii="Segoe UI" w:hAnsi="Segoe UI" w:cs="Segoe UI"/>
+          <w:color w:val="000000" w:themeColor="text1"/>
+        </w:rPr>
+        <w:t>veljavnosti naziva, kot ga je določila ustanova oziroma organizacija, na kateri je bil naziv pridobljen.</w:t>
+      </w:r>
+    </w:p>
+    <w:p>
+      <w:pPr>
+        <w:pStyle w:val="Brezrazmikov"/>
+        <w:rPr>
+          <w:rFonts w:ascii="Segoe UI" w:hAnsi="Segoe UI" w:cs="Segoe UI"/>
+          <w:color w:val="000000" w:themeColor="text1"/>
+        </w:rPr>
+      </w:pPr>
+    </w:p>
+    <w:p>
+      <w:pPr>
+        <w:pStyle w:val="Brezrazmikov"/>
+        <w:rPr>
+          <w:rFonts w:ascii="Segoe UI" w:hAnsi="Segoe UI" w:cs="Segoe UI"/>
+          <w:color w:val="000000" w:themeColor="text1"/>
+        </w:rPr>
+      </w:pPr>
+      <w:r>
+        <w:rPr>
+          <w:rFonts w:ascii="Segoe UI" w:hAnsi="Segoe UI" w:cs="Segoe UI"/>
           <w:color w:val="000000" w:themeColor="text1"/>
         </w:rPr>
         <w:t>(4) Če iz predloženih dokazil ni mogoče ugotoviti primerljivosti naziva ali njegove veljavnosti, lahko Znanstveni svet Inštituta kandidata pozove k dopolnitvi vloge oziroma odloči, da se naziv ne prizna.</w:t>
@@ -10097,12 +10132,17 @@
           <w:color w:val="000000" w:themeColor="text1"/>
         </w:rPr>
       </w:pPr>
-      <w:r>
-        <w:rPr>
-          <w:rFonts w:ascii="Segoe UI" w:hAnsi="Segoe UI" w:cs="Segoe UI"/>
-          <w:color w:val="000000" w:themeColor="text1"/>
-        </w:rPr>
-        <w:lastRenderedPageBreak/>
+      <w:commentRangeStart w:id="6"/>
+      <w:commentRangeStart w:id="7"/>
+      <w:commentRangeStart w:id="8"/>
+      <w:commentRangeStart w:id="9"/>
+      <w:commentRangeStart w:id="10"/>
+      <w:commentRangeStart w:id="11"/>
+      <w:r>
+        <w:rPr>
+          <w:rFonts w:ascii="Segoe UI" w:hAnsi="Segoe UI" w:cs="Segoe UI"/>
+          <w:color w:val="000000" w:themeColor="text1"/>
+        </w:rPr>
         <w:t xml:space="preserve">Pri ponovni izvolitvi v isti naziv </w:t>
       </w:r>
       <w:r>
@@ -10110,28 +10150,84 @@
           <w:rFonts w:ascii="Segoe UI" w:hAnsi="Segoe UI" w:cs="Segoe UI"/>
           <w:color w:val="000000" w:themeColor="text1"/>
         </w:rPr>
-        <w:t xml:space="preserve">mora kandidat od zadnje izvolitve izpolniti vsaj polovico </w:t>
-      </w:r>
-      <w:r>
-        <w:rPr>
-          <w:rFonts w:ascii="Segoe UI" w:hAnsi="Segoe UI" w:cs="Segoe UI"/>
-          <w:color w:val="000000" w:themeColor="text1"/>
-        </w:rPr>
-        <w:t xml:space="preserve">vrednosti </w:t>
-      </w:r>
-      <w:r>
-        <w:rPr>
-          <w:rFonts w:ascii="Segoe UI" w:hAnsi="Segoe UI" w:cs="Segoe UI"/>
-          <w:color w:val="000000" w:themeColor="text1"/>
-        </w:rPr>
-        <w:t xml:space="preserve">posameznih </w:t>
-      </w:r>
-      <w:r>
-        <w:rPr>
-          <w:rFonts w:ascii="Segoe UI" w:hAnsi="Segoe UI" w:cs="Segoe UI"/>
-          <w:color w:val="000000" w:themeColor="text1"/>
-        </w:rPr>
-        <w:t>pogojev, ki jih pravilnik zahteva pri prvi izvolitvi v zaprošeni naziv.</w:t>
+        <w:t>mora kandidat od zadnje izvolitve izpolniti vsaj polovico pogojev, ki jih pravilnik zahteva pri prvi izvolitvi v zaprošeni naziv.</w:t>
+      </w:r>
+      <w:r>
+        <w:rPr>
+          <w:rFonts w:ascii="Segoe UI" w:hAnsi="Segoe UI" w:cs="Segoe UI"/>
+          <w:color w:val="000000" w:themeColor="text1"/>
+        </w:rPr>
+        <w:t xml:space="preserve"> </w:t>
+      </w:r>
+      <w:r>
+        <w:rPr>
+          <w:rFonts w:ascii="Segoe UI" w:hAnsi="Segoe UI" w:cs="Segoe UI"/>
+          <w:color w:val="000000" w:themeColor="text1"/>
+        </w:rPr>
+        <w:t xml:space="preserve">Za ponovno izvolitev v isti naziv mora kandidat izkazati napredek, ki ustreza vsaj </w:t>
+      </w:r>
+      <w:r>
+        <w:rPr>
+          <w:rFonts w:ascii="Segoe UI" w:hAnsi="Segoe UI" w:cs="Segoe UI"/>
+          <w:color w:val="000000" w:themeColor="text1"/>
+        </w:rPr>
+        <w:t>2</w:t>
+      </w:r>
+      <w:r>
+        <w:rPr>
+          <w:rFonts w:ascii="Segoe UI" w:hAnsi="Segoe UI" w:cs="Segoe UI"/>
+          <w:color w:val="000000" w:themeColor="text1"/>
+        </w:rPr>
+        <w:t>0 % razlike v</w:t>
+      </w:r>
+      <w:r>
+        <w:rPr>
+          <w:rFonts w:ascii="Segoe UI" w:hAnsi="Segoe UI" w:cs="Segoe UI"/>
+          <w:color w:val="000000" w:themeColor="text1"/>
+        </w:rPr>
+        <w:t xml:space="preserve"> vsaj dveh</w:t>
+      </w:r>
+      <w:r>
+        <w:rPr>
+          <w:rFonts w:ascii="Segoe UI" w:hAnsi="Segoe UI" w:cs="Segoe UI"/>
+          <w:color w:val="000000" w:themeColor="text1"/>
+        </w:rPr>
+        <w:t xml:space="preserve"> (2)</w:t>
+      </w:r>
+      <w:r>
+        <w:rPr>
+          <w:rFonts w:ascii="Segoe UI" w:hAnsi="Segoe UI" w:cs="Segoe UI"/>
+          <w:color w:val="000000" w:themeColor="text1"/>
+        </w:rPr>
+        <w:t xml:space="preserve"> količinskih pogojih</w:t>
+      </w:r>
+      <w:r>
+        <w:rPr>
+          <w:rFonts w:ascii="Segoe UI" w:hAnsi="Segoe UI" w:cs="Segoe UI"/>
+          <w:color w:val="000000" w:themeColor="text1"/>
+        </w:rPr>
+        <w:t xml:space="preserve"> </w:t>
+      </w:r>
+      <w:r>
+        <w:rPr>
+          <w:rFonts w:ascii="Segoe UI" w:hAnsi="Segoe UI" w:cs="Segoe UI"/>
+          <w:color w:val="000000" w:themeColor="text1"/>
+        </w:rPr>
+        <w:t>nacionalno oziroma mednarodno primerljivih standardov</w:t>
+      </w:r>
+      <w:r>
+        <w:rPr>
+          <w:rFonts w:ascii="Segoe UI" w:hAnsi="Segoe UI" w:cs="Segoe UI"/>
+          <w:color w:val="000000" w:themeColor="text1"/>
+        </w:rPr>
+        <w:t xml:space="preserve"> (Priloga 3)</w:t>
+      </w:r>
+      <w:r>
+        <w:rPr>
+          <w:rFonts w:ascii="Segoe UI" w:hAnsi="Segoe UI" w:cs="Segoe UI"/>
+          <w:color w:val="000000" w:themeColor="text1"/>
+        </w:rPr>
+        <w:t xml:space="preserve"> med trenutnim in neposredno višjim nazivom.</w:t>
       </w:r>
     </w:p>
     <w:p>
@@ -10163,23 +10259,73 @@
           <w:rFonts w:ascii="Segoe UI" w:hAnsi="Segoe UI" w:cs="Segoe UI"/>
           <w:color w:val="000000" w:themeColor="text1"/>
         </w:rPr>
-        <w:t xml:space="preserve">Če raziskovalec ob izteku veljavnosti izvolitve ne izpolnjuje pogojev za ponovno izvolitev v isti naziv niti pogojev za izvolitev v višji naziv, se </w:t>
-      </w:r>
-      <w:proofErr w:type="gramStart"/>
-      <w:r>
-        <w:rPr>
-          <w:rFonts w:ascii="Segoe UI" w:hAnsi="Segoe UI" w:cs="Segoe UI"/>
-          <w:color w:val="000000" w:themeColor="text1"/>
-        </w:rPr>
-        <w:t>ga</w:t>
-      </w:r>
-      <w:proofErr w:type="gramEnd"/>
-      <w:r>
-        <w:rPr>
-          <w:rFonts w:ascii="Segoe UI" w:hAnsi="Segoe UI" w:cs="Segoe UI"/>
-          <w:color w:val="000000" w:themeColor="text1"/>
-        </w:rPr>
-        <w:t xml:space="preserve"> lahko izvoli v nižji raziskovalni naziv, za katerega izpolnjuje pogoje.</w:t>
+        <w:t>Če raziskovalec ob izteku veljavnosti izvolitve ne izpolnjuje pogojev za ponovno izvolitev v isti naziv niti pogojev za izvolitev v višji naziv, se ga lahko izvoli v nižji raziskovalni naziv, za katerega izpolnjuje pogoje.</w:t>
+      </w:r>
+      <w:commentRangeEnd w:id="6"/>
+      <w:r>
+        <w:rPr>
+          <w:rStyle w:val="Pripombasklic"/>
+          <w:rFonts w:ascii="Segoe UI" w:hAnsi="Segoe UI" w:cs="Segoe UI"/>
+          <w:color w:val="000000" w:themeColor="text1"/>
+          <w:sz w:val="22"/>
+          <w:szCs w:val="22"/>
+        </w:rPr>
+        <w:commentReference w:id="6"/>
+      </w:r>
+      <w:commentRangeEnd w:id="7"/>
+      <w:r>
+        <w:rPr>
+          <w:rStyle w:val="Pripombasklic"/>
+          <w:rFonts w:ascii="Segoe UI" w:hAnsi="Segoe UI" w:cs="Segoe UI"/>
+          <w:color w:val="000000" w:themeColor="text1"/>
+          <w:sz w:val="22"/>
+          <w:szCs w:val="22"/>
+        </w:rPr>
+        <w:commentReference w:id="7"/>
+      </w:r>
+      <w:commentRangeEnd w:id="8"/>
+      <w:r>
+        <w:rPr>
+          <w:rStyle w:val="Pripombasklic"/>
+          <w:rFonts w:ascii="Segoe UI" w:hAnsi="Segoe UI" w:cs="Segoe UI"/>
+          <w:color w:val="000000" w:themeColor="text1"/>
+          <w:sz w:val="22"/>
+          <w:szCs w:val="22"/>
+        </w:rPr>
+        <w:commentReference w:id="8"/>
+      </w:r>
+      <w:commentRangeEnd w:id="9"/>
+      <w:r>
+        <w:rPr>
+          <w:rStyle w:val="Pripombasklic"/>
+          <w:rFonts w:ascii="Segoe UI" w:hAnsi="Segoe UI" w:cs="Segoe UI"/>
+          <w:color w:val="000000" w:themeColor="text1"/>
+          <w:sz w:val="22"/>
+          <w:szCs w:val="22"/>
+        </w:rPr>
+        <w:commentReference w:id="9"/>
+      </w:r>
+      <w:commentRangeEnd w:id="10"/>
+      <w:r>
+        <w:rPr>
+          <w:rStyle w:val="Pripombasklic"/>
+          <w:rFonts w:ascii="Segoe UI" w:hAnsi="Segoe UI" w:cs="Segoe UI"/>
+          <w:color w:val="000000" w:themeColor="text1"/>
+          <w:sz w:val="22"/>
+          <w:szCs w:val="22"/>
+        </w:rPr>
+        <w:commentReference w:id="10"/>
+      </w:r>
+      <w:commentRangeEnd w:id="11"/>
+      <w:r>
+        <w:rPr>
+          <w:rStyle w:val="Pripombasklic"/>
+          <w:rFonts w:ascii="Segoe UI" w:hAnsi="Segoe UI" w:cs="Segoe UI"/>
+          <w:color w:val="000000" w:themeColor="text1"/>
+          <w:sz w:val="22"/>
+          <w:szCs w:val="22"/>
+        </w:rPr>
+        <w:commentReference w:id="11"/>
       </w:r>
     </w:p>
     <w:p>
@@ -10531,6 +10677,7 @@
           <w:rFonts w:ascii="Segoe UI" w:hAnsi="Segoe UI" w:cs="Segoe UI"/>
           <w:color w:val="000000" w:themeColor="text1"/>
         </w:rPr>
+        <w:lastRenderedPageBreak/>
         <w:t>člen</w:t>
       </w:r>
     </w:p>
@@ -10614,6 +10761,13 @@
           <w:color w:val="000000" w:themeColor="text1"/>
         </w:rPr>
         <w:t>sodelovati v organih in komisija</w:t>
+      </w:r>
+      <w:r>
+        <w:rPr>
+          <w:rFonts w:ascii="Segoe UI" w:hAnsi="Segoe UI" w:cs="Segoe UI"/>
+          <w:color w:val="000000" w:themeColor="text1"/>
+        </w:rPr>
+        <w:t>h</w:t>
       </w:r>
       <w:r>
         <w:rPr>
@@ -11306,24 +11460,8 @@
           <w:rFonts w:ascii="Segoe UI" w:hAnsi="Segoe UI" w:cs="Segoe UI"/>
           <w:color w:val="000000" w:themeColor="text1"/>
         </w:rPr>
-        <w:t>Kadrovska služba vodi evidenco raziskovalk in raziskovalcev ter skrbi za obveščanje ARIS</w:t>
-      </w:r>
-      <w:proofErr w:type="gramStart"/>
-      <w:r>
-        <w:rPr>
-          <w:rFonts w:ascii="Segoe UI" w:hAnsi="Segoe UI" w:cs="Segoe UI"/>
-          <w:color w:val="000000" w:themeColor="text1"/>
-        </w:rPr>
-        <w:t>.</w:t>
-      </w:r>
-      <w:r>
-        <w:rPr>
-          <w:rFonts w:ascii="Segoe UI" w:hAnsi="Segoe UI" w:cs="Segoe UI"/>
-          <w:color w:val="000000" w:themeColor="text1"/>
-        </w:rPr>
-        <w:t>.</w:t>
-      </w:r>
-      <w:proofErr w:type="gramEnd"/>
+        <w:t>Kadrovska služba vodi evidenco raziskovalk in raziskovalcev ter skrbi za obveščanje ARIS.</w:t>
+      </w:r>
     </w:p>
     <w:p>
       <w:pPr>
@@ -11364,6 +11502,7 @@
           <w:bCs/>
           <w:color w:val="000000" w:themeColor="text1"/>
         </w:rPr>
+        <w:lastRenderedPageBreak/>
         <w:t>PREHODNE IN KONČNE DOLOČBE</w:t>
       </w:r>
     </w:p>
@@ -11535,7 +11674,6 @@
           <w:rFonts w:ascii="Segoe UI" w:hAnsi="Segoe UI" w:cs="Segoe UI"/>
           <w:color w:val="000000" w:themeColor="text1"/>
         </w:rPr>
-        <w:lastRenderedPageBreak/>
         <w:br/>
         <w:t xml:space="preserve">Pravilnik sprejme </w:t>
       </w:r>
@@ -11636,7 +11774,7 @@
           <w:color w:val="000000" w:themeColor="text1"/>
         </w:rPr>
         <w:sectPr>
-          <w:footerReference w:type="default" r:id="rId11"/>
+          <w:footerReference w:type="default" r:id="rId15"/>
           <w:pgSz w:w="11906" w:h="16838"/>
           <w:pgMar w:top="1417" w:right="1417" w:bottom="1417" w:left="1417" w:header="708" w:footer="708" w:gutter="0"/>
           <w:cols w:space="708"/>
@@ -11976,23 +12114,7 @@
                 <w:color w:val="000000" w:themeColor="text1"/>
                 <w:sz w:val="16"/>
               </w:rPr>
-              <w:t xml:space="preserve">01 </w:t>
-            </w:r>
-            <w:proofErr w:type="gramStart"/>
-            <w:r>
-              <w:rPr>
-                <w:color w:val="000000" w:themeColor="text1"/>
-                <w:sz w:val="16"/>
-              </w:rPr>
-              <w:t>asistent</w:t>
-            </w:r>
-            <w:proofErr w:type="gramEnd"/>
-            <w:r>
-              <w:rPr>
-                <w:color w:val="000000" w:themeColor="text1"/>
-                <w:sz w:val="16"/>
-              </w:rPr>
-              <w:t>/asistentka</w:t>
+              <w:t>01 asistent/asistentka</w:t>
             </w:r>
             <w:r>
               <w:rPr>
@@ -12028,23 +12150,7 @@
                 <w:color w:val="000000" w:themeColor="text1"/>
                 <w:sz w:val="16"/>
               </w:rPr>
-              <w:t xml:space="preserve">11 </w:t>
-            </w:r>
-            <w:proofErr w:type="gramStart"/>
-            <w:r>
-              <w:rPr>
-                <w:color w:val="000000" w:themeColor="text1"/>
-                <w:sz w:val="16"/>
-              </w:rPr>
-              <w:t>asistent</w:t>
-            </w:r>
-            <w:proofErr w:type="gramEnd"/>
-            <w:r>
-              <w:rPr>
-                <w:color w:val="000000" w:themeColor="text1"/>
-                <w:sz w:val="16"/>
-              </w:rPr>
-              <w:t>/asistentka</w:t>
+              <w:t>11 asistent/asistentka</w:t>
             </w:r>
             <w:r>
               <w:rPr>
@@ -12080,23 +12186,7 @@
                 <w:color w:val="000000" w:themeColor="text1"/>
                 <w:sz w:val="16"/>
               </w:rPr>
-              <w:t xml:space="preserve">21 </w:t>
-            </w:r>
-            <w:proofErr w:type="gramStart"/>
-            <w:r>
-              <w:rPr>
-                <w:color w:val="000000" w:themeColor="text1"/>
-                <w:sz w:val="16"/>
-              </w:rPr>
-              <w:t>razvijalec</w:t>
-            </w:r>
-            <w:proofErr w:type="gramEnd"/>
-            <w:r>
-              <w:rPr>
-                <w:color w:val="000000" w:themeColor="text1"/>
-                <w:sz w:val="16"/>
-              </w:rPr>
-              <w:t>/razvijalka</w:t>
+              <w:t>21 razvijalec/razvijalka</w:t>
             </w:r>
             <w:r>
               <w:rPr>
@@ -12213,22 +12303,7 @@
                 <w:sz w:val="16"/>
               </w:rPr>
               <w:br/>
-            </w:r>
-            <w:proofErr w:type="gramStart"/>
-            <w:r>
-              <w:rPr>
-                <w:color w:val="000000" w:themeColor="text1"/>
-                <w:sz w:val="16"/>
-              </w:rPr>
-              <w:t>bibliotekar</w:t>
-            </w:r>
-            <w:proofErr w:type="gramEnd"/>
-            <w:r>
-              <w:rPr>
-                <w:color w:val="000000" w:themeColor="text1"/>
-                <w:sz w:val="16"/>
-              </w:rPr>
-              <w:t>/bibliotekarka</w:t>
+              <w:t>bibliotekar/bibliotekarka</w:t>
             </w:r>
             <w:r>
               <w:rPr>
@@ -12291,23 +12366,7 @@
                 <w:color w:val="000000" w:themeColor="text1"/>
                 <w:sz w:val="16"/>
               </w:rPr>
-              <w:t xml:space="preserve">03 </w:t>
-            </w:r>
-            <w:proofErr w:type="gramStart"/>
-            <w:r>
-              <w:rPr>
-                <w:color w:val="000000" w:themeColor="text1"/>
-                <w:sz w:val="16"/>
-              </w:rPr>
-              <w:t>asistent</w:t>
-            </w:r>
-            <w:proofErr w:type="gramEnd"/>
-            <w:r>
-              <w:rPr>
-                <w:color w:val="000000" w:themeColor="text1"/>
-                <w:sz w:val="16"/>
-              </w:rPr>
-              <w:t xml:space="preserve"> z doktoratom/asistentka z doktoratom</w:t>
+              <w:t>03 asistent z doktoratom/asistentka z doktoratom</w:t>
             </w:r>
             <w:r>
               <w:rPr>
@@ -12504,23 +12563,7 @@
                 <w:color w:val="000000" w:themeColor="text1"/>
                 <w:sz w:val="16"/>
               </w:rPr>
-              <w:t xml:space="preserve">05 </w:t>
-            </w:r>
-            <w:proofErr w:type="gramStart"/>
-            <w:r>
-              <w:rPr>
-                <w:color w:val="000000" w:themeColor="text1"/>
-                <w:sz w:val="16"/>
-              </w:rPr>
-              <w:t>višji</w:t>
-            </w:r>
-            <w:proofErr w:type="gramEnd"/>
-            <w:r>
-              <w:rPr>
-                <w:color w:val="000000" w:themeColor="text1"/>
-                <w:sz w:val="16"/>
-              </w:rPr>
-              <w:t xml:space="preserve"> znanstveni sodelavec/višja znanstvena sodelavka</w:t>
+              <w:t>05 višji znanstveni sodelavec/višja znanstvena sodelavka</w:t>
             </w:r>
           </w:p>
         </w:tc>
@@ -12851,11 +12894,12 @@
         <w:tblLook w:val="0420" w:firstRow="1" w:lastRow="0" w:firstColumn="0" w:lastColumn="0" w:noHBand="0" w:noVBand="1"/>
       </w:tblPr>
       <w:tblGrid>
-        <w:gridCol w:w="1696"/>
-        <w:gridCol w:w="4011"/>
-        <w:gridCol w:w="3683"/>
-        <w:gridCol w:w="2124"/>
-        <w:gridCol w:w="2480"/>
+        <w:gridCol w:w="1442"/>
+        <w:gridCol w:w="3406"/>
+        <w:gridCol w:w="3129"/>
+        <w:gridCol w:w="1805"/>
+        <w:gridCol w:w="2107"/>
+        <w:gridCol w:w="2105"/>
       </w:tblGrid>
       <w:tr>
         <w:trPr>
@@ -12863,7 +12907,7 @@
         </w:trPr>
         <w:tc>
           <w:tcPr>
-            <w:tcW w:w="606" w:type="pct"/>
+            <w:tcW w:w="515" w:type="pct"/>
             <w:vAlign w:val="center"/>
           </w:tcPr>
           <w:p>
@@ -12889,7 +12933,7 @@
         </w:tc>
         <w:tc>
           <w:tcPr>
-            <w:tcW w:w="1433" w:type="pct"/>
+            <w:tcW w:w="1217" w:type="pct"/>
             <w:vAlign w:val="center"/>
           </w:tcPr>
           <w:p>
@@ -12915,7 +12959,7 @@
         </w:tc>
         <w:tc>
           <w:tcPr>
-            <w:tcW w:w="1316" w:type="pct"/>
+            <w:tcW w:w="1118" w:type="pct"/>
             <w:vAlign w:val="center"/>
           </w:tcPr>
           <w:p>
@@ -12941,7 +12985,7 @@
         </w:tc>
         <w:tc>
           <w:tcPr>
-            <w:tcW w:w="759" w:type="pct"/>
+            <w:tcW w:w="645" w:type="pct"/>
             <w:vAlign w:val="center"/>
           </w:tcPr>
           <w:p>
@@ -12967,7 +13011,7 @@
         </w:tc>
         <w:tc>
           <w:tcPr>
-            <w:tcW w:w="886" w:type="pct"/>
+            <w:tcW w:w="753" w:type="pct"/>
             <w:vAlign w:val="center"/>
           </w:tcPr>
           <w:p>
@@ -12988,6 +13032,31 @@
                 <w:szCs w:val="18"/>
               </w:rPr>
               <w:t>Št. pogojev nacionalno / mednarodno primerljivih standardov</w:t>
+            </w:r>
+          </w:p>
+        </w:tc>
+        <w:tc>
+          <w:tcPr>
+            <w:tcW w:w="752" w:type="pct"/>
+          </w:tcPr>
+          <w:p>
+            <w:pPr>
+              <w:jc w:val="center"/>
+              <w:rPr>
+                <w:rFonts w:cs="Segoe UI"/>
+                <w:color w:val="000000" w:themeColor="text1"/>
+                <w:sz w:val="18"/>
+                <w:szCs w:val="18"/>
+              </w:rPr>
+            </w:pPr>
+            <w:r>
+              <w:rPr>
+                <w:rFonts w:cs="Segoe UI"/>
+                <w:color w:val="000000" w:themeColor="text1"/>
+                <w:sz w:val="18"/>
+                <w:szCs w:val="18"/>
+              </w:rPr>
+              <w:t>Delovna doba</w:t>
             </w:r>
           </w:p>
         </w:tc>
@@ -12995,7 +13064,7 @@
       <w:tr>
         <w:tc>
           <w:tcPr>
-            <w:tcW w:w="606" w:type="pct"/>
+            <w:tcW w:w="515" w:type="pct"/>
             <w:vMerge w:val="restart"/>
             <w:vAlign w:val="center"/>
           </w:tcPr>
@@ -13024,7 +13093,7 @@
         </w:tc>
         <w:tc>
           <w:tcPr>
-            <w:tcW w:w="1433" w:type="pct"/>
+            <w:tcW w:w="1217" w:type="pct"/>
             <w:vAlign w:val="center"/>
           </w:tcPr>
           <w:p>
@@ -13051,7 +13120,7 @@
         </w:tc>
         <w:tc>
           <w:tcPr>
-            <w:tcW w:w="1316" w:type="pct"/>
+            <w:tcW w:w="1118" w:type="pct"/>
             <w:vAlign w:val="center"/>
           </w:tcPr>
           <w:p>
@@ -13078,7 +13147,7 @@
         </w:tc>
         <w:tc>
           <w:tcPr>
-            <w:tcW w:w="759" w:type="pct"/>
+            <w:tcW w:w="645" w:type="pct"/>
             <w:vAlign w:val="center"/>
           </w:tcPr>
           <w:p>
@@ -13106,7 +13175,7 @@
         </w:tc>
         <w:tc>
           <w:tcPr>
-            <w:tcW w:w="886" w:type="pct"/>
+            <w:tcW w:w="753" w:type="pct"/>
           </w:tcPr>
           <w:p>
             <w:pPr>
@@ -13131,13 +13200,9 @@
             </w:r>
           </w:p>
         </w:tc>
-      </w:tr>
-      <w:tr>
-        <w:tc>
-          <w:tcPr>
-            <w:tcW w:w="606" w:type="pct"/>
-            <w:vMerge/>
-            <w:vAlign w:val="center"/>
+        <w:tc>
+          <w:tcPr>
+            <w:tcW w:w="752" w:type="pct"/>
           </w:tcPr>
           <w:p>
             <w:pPr>
@@ -13151,65 +13216,23 @@
                 <w:szCs w:val="18"/>
               </w:rPr>
             </w:pPr>
-          </w:p>
-        </w:tc>
-        <w:tc>
-          <w:tcPr>
-            <w:tcW w:w="1433" w:type="pct"/>
-            <w:vAlign w:val="center"/>
-          </w:tcPr>
-          <w:p>
-            <w:pPr>
-              <w:pStyle w:val="Odstavekseznama"/>
-              <w:ind w:left="0"/>
-              <w:rPr>
-                <w:rFonts w:cs="Segoe UI"/>
-                <w:color w:val="000000" w:themeColor="text1"/>
-                <w:sz w:val="18"/>
-                <w:szCs w:val="18"/>
-              </w:rPr>
-            </w:pPr>
-            <w:r>
-              <w:rPr>
-                <w:rFonts w:cs="Segoe UI"/>
-                <w:color w:val="000000" w:themeColor="text1"/>
-                <w:sz w:val="18"/>
-                <w:szCs w:val="18"/>
-              </w:rPr>
-              <w:t>asistent z magisterijem znanosti/asistentka z magisterijem znanosti</w:t>
-            </w:r>
-          </w:p>
-        </w:tc>
-        <w:tc>
-          <w:tcPr>
-            <w:tcW w:w="1316" w:type="pct"/>
-            <w:vAlign w:val="center"/>
-          </w:tcPr>
-          <w:p>
-            <w:pPr>
-              <w:pStyle w:val="Odstavekseznama"/>
-              <w:ind w:left="0"/>
-              <w:rPr>
-                <w:rFonts w:cs="Segoe UI"/>
-                <w:color w:val="000000" w:themeColor="text1"/>
-                <w:sz w:val="18"/>
-                <w:szCs w:val="18"/>
-              </w:rPr>
-            </w:pPr>
-            <w:r>
-              <w:rPr>
-                <w:rFonts w:cs="Segoe UI"/>
-                <w:color w:val="000000" w:themeColor="text1"/>
-                <w:sz w:val="18"/>
-                <w:szCs w:val="18"/>
-              </w:rPr>
-              <w:t>višji asistent/višja asistentka</w:t>
-            </w:r>
-          </w:p>
-        </w:tc>
-        <w:tc>
-          <w:tcPr>
-            <w:tcW w:w="759" w:type="pct"/>
+            <w:r>
+              <w:rPr>
+                <w:rFonts w:cs="Segoe UI"/>
+                <w:color w:val="000000" w:themeColor="text1"/>
+                <w:sz w:val="18"/>
+                <w:szCs w:val="18"/>
+              </w:rPr>
+              <w:t>/</w:t>
+            </w:r>
+          </w:p>
+        </w:tc>
+      </w:tr>
+      <w:tr>
+        <w:tc>
+          <w:tcPr>
+            <w:tcW w:w="515" w:type="pct"/>
+            <w:vMerge/>
             <w:vAlign w:val="center"/>
           </w:tcPr>
           <w:p>
@@ -13224,20 +13247,66 @@
                 <w:szCs w:val="18"/>
               </w:rPr>
             </w:pPr>
-            <w:r>
-              <w:rPr>
-                <w:rFonts w:cs="Segoe UI"/>
-                <w:color w:val="000000" w:themeColor="text1"/>
-                <w:sz w:val="18"/>
-                <w:szCs w:val="18"/>
-              </w:rPr>
-              <w:t>9. raven</w:t>
-            </w:r>
-          </w:p>
-        </w:tc>
-        <w:tc>
-          <w:tcPr>
-            <w:tcW w:w="886" w:type="pct"/>
+          </w:p>
+        </w:tc>
+        <w:tc>
+          <w:tcPr>
+            <w:tcW w:w="1217" w:type="pct"/>
+            <w:vAlign w:val="center"/>
+          </w:tcPr>
+          <w:p>
+            <w:pPr>
+              <w:pStyle w:val="Odstavekseznama"/>
+              <w:ind w:left="0"/>
+              <w:rPr>
+                <w:rFonts w:cs="Segoe UI"/>
+                <w:color w:val="000000" w:themeColor="text1"/>
+                <w:sz w:val="18"/>
+                <w:szCs w:val="18"/>
+              </w:rPr>
+            </w:pPr>
+            <w:r>
+              <w:rPr>
+                <w:rFonts w:cs="Segoe UI"/>
+                <w:color w:val="000000" w:themeColor="text1"/>
+                <w:sz w:val="18"/>
+                <w:szCs w:val="18"/>
+              </w:rPr>
+              <w:t>asistent z magisterijem znanosti/asistentka z magisterijem znanosti</w:t>
+            </w:r>
+          </w:p>
+        </w:tc>
+        <w:tc>
+          <w:tcPr>
+            <w:tcW w:w="1118" w:type="pct"/>
+            <w:vAlign w:val="center"/>
+          </w:tcPr>
+          <w:p>
+            <w:pPr>
+              <w:pStyle w:val="Odstavekseznama"/>
+              <w:ind w:left="0"/>
+              <w:rPr>
+                <w:rFonts w:cs="Segoe UI"/>
+                <w:color w:val="000000" w:themeColor="text1"/>
+                <w:sz w:val="18"/>
+                <w:szCs w:val="18"/>
+              </w:rPr>
+            </w:pPr>
+            <w:r>
+              <w:rPr>
+                <w:rFonts w:cs="Segoe UI"/>
+                <w:color w:val="000000" w:themeColor="text1"/>
+                <w:sz w:val="18"/>
+                <w:szCs w:val="18"/>
+              </w:rPr>
+              <w:t>višji asistent/višja asistentka</w:t>
+            </w:r>
+          </w:p>
+        </w:tc>
+        <w:tc>
+          <w:tcPr>
+            <w:tcW w:w="645" w:type="pct"/>
+            <w:vAlign w:val="center"/>
           </w:tcPr>
           <w:p>
             <w:pPr>
@@ -13258,17 +13327,13 @@
                 <w:sz w:val="18"/>
                 <w:szCs w:val="18"/>
               </w:rPr>
-              <w:t>/</w:t>
-            </w:r>
-          </w:p>
-        </w:tc>
-      </w:tr>
-      <w:tr>
-        <w:tc>
-          <w:tcPr>
-            <w:tcW w:w="606" w:type="pct"/>
-            <w:vMerge w:val="restart"/>
-            <w:vAlign w:val="center"/>
+              <w:t>9. raven</w:t>
+            </w:r>
+          </w:p>
+        </w:tc>
+        <w:tc>
+          <w:tcPr>
+            <w:tcW w:w="753" w:type="pct"/>
           </w:tcPr>
           <w:p>
             <w:pPr>
@@ -13289,69 +13354,13 @@
                 <w:sz w:val="18"/>
                 <w:szCs w:val="18"/>
               </w:rPr>
-              <w:t>II.</w:t>
-            </w:r>
-          </w:p>
-        </w:tc>
-        <w:tc>
-          <w:tcPr>
-            <w:tcW w:w="1433" w:type="pct"/>
-            <w:vAlign w:val="center"/>
-          </w:tcPr>
-          <w:p>
-            <w:pPr>
-              <w:pStyle w:val="Odstavekseznama"/>
-              <w:ind w:left="0"/>
-              <w:rPr>
-                <w:rFonts w:cs="Segoe UI"/>
-                <w:color w:val="000000" w:themeColor="text1"/>
-                <w:sz w:val="18"/>
-                <w:szCs w:val="18"/>
-              </w:rPr>
-            </w:pPr>
-            <w:r>
-              <w:rPr>
-                <w:rFonts w:cs="Segoe UI"/>
-                <w:color w:val="000000" w:themeColor="text1"/>
-                <w:sz w:val="18"/>
-                <w:szCs w:val="18"/>
-              </w:rPr>
-              <w:t>asistent z doktoratom/asistentka z doktoratom</w:t>
-            </w:r>
-          </w:p>
-        </w:tc>
-        <w:tc>
-          <w:tcPr>
-            <w:tcW w:w="1316" w:type="pct"/>
-            <w:vAlign w:val="center"/>
-          </w:tcPr>
-          <w:p>
-            <w:pPr>
-              <w:pStyle w:val="Odstavekseznama"/>
-              <w:ind w:left="0"/>
-              <w:rPr>
-                <w:rFonts w:cs="Segoe UI"/>
-                <w:color w:val="000000" w:themeColor="text1"/>
-                <w:sz w:val="18"/>
-                <w:szCs w:val="18"/>
-              </w:rPr>
-            </w:pPr>
-            <w:r>
-              <w:rPr>
-                <w:rFonts w:cs="Segoe UI"/>
-                <w:color w:val="000000" w:themeColor="text1"/>
-                <w:sz w:val="18"/>
-                <w:szCs w:val="18"/>
-              </w:rPr>
-              <w:t>višji strokovno-raziskovalni asistent/višja strokovno-raziskovalna asistentka</w:t>
-            </w:r>
-          </w:p>
-        </w:tc>
-        <w:tc>
-          <w:tcPr>
-            <w:tcW w:w="759" w:type="pct"/>
-            <w:vMerge w:val="restart"/>
-            <w:vAlign w:val="center"/>
+              <w:t>/</w:t>
+            </w:r>
+          </w:p>
+        </w:tc>
+        <w:tc>
+          <w:tcPr>
+            <w:tcW w:w="752" w:type="pct"/>
           </w:tcPr>
           <w:p>
             <w:pPr>
@@ -13372,13 +13381,17 @@
                 <w:sz w:val="18"/>
                 <w:szCs w:val="18"/>
               </w:rPr>
-              <w:t>10. raven</w:t>
-            </w:r>
-          </w:p>
-        </w:tc>
-        <w:tc>
-          <w:tcPr>
-            <w:tcW w:w="886" w:type="pct"/>
+              <w:t>/</w:t>
+            </w:r>
+          </w:p>
+        </w:tc>
+      </w:tr>
+      <w:tr>
+        <w:tc>
+          <w:tcPr>
+            <w:tcW w:w="515" w:type="pct"/>
+            <w:vMerge w:val="restart"/>
+            <w:vAlign w:val="center"/>
           </w:tcPr>
           <w:p>
             <w:pPr>
@@ -13399,16 +13412,68 @@
                 <w:sz w:val="18"/>
                 <w:szCs w:val="18"/>
               </w:rPr>
-              <w:t>/</w:t>
-            </w:r>
-          </w:p>
-        </w:tc>
-      </w:tr>
-      <w:tr>
-        <w:tc>
-          <w:tcPr>
-            <w:tcW w:w="606" w:type="pct"/>
-            <w:vMerge/>
+              <w:t>II.</w:t>
+            </w:r>
+          </w:p>
+        </w:tc>
+        <w:tc>
+          <w:tcPr>
+            <w:tcW w:w="1217" w:type="pct"/>
+            <w:vAlign w:val="center"/>
+          </w:tcPr>
+          <w:p>
+            <w:pPr>
+              <w:pStyle w:val="Odstavekseznama"/>
+              <w:ind w:left="0"/>
+              <w:rPr>
+                <w:rFonts w:cs="Segoe UI"/>
+                <w:color w:val="000000" w:themeColor="text1"/>
+                <w:sz w:val="18"/>
+                <w:szCs w:val="18"/>
+              </w:rPr>
+            </w:pPr>
+            <w:r>
+              <w:rPr>
+                <w:rFonts w:cs="Segoe UI"/>
+                <w:color w:val="000000" w:themeColor="text1"/>
+                <w:sz w:val="18"/>
+                <w:szCs w:val="18"/>
+              </w:rPr>
+              <w:t>asistent z doktoratom/asistentka z doktoratom</w:t>
+            </w:r>
+          </w:p>
+        </w:tc>
+        <w:tc>
+          <w:tcPr>
+            <w:tcW w:w="1118" w:type="pct"/>
+            <w:vAlign w:val="center"/>
+          </w:tcPr>
+          <w:p>
+            <w:pPr>
+              <w:pStyle w:val="Odstavekseznama"/>
+              <w:ind w:left="0"/>
+              <w:rPr>
+                <w:rFonts w:cs="Segoe UI"/>
+                <w:color w:val="000000" w:themeColor="text1"/>
+                <w:sz w:val="18"/>
+                <w:szCs w:val="18"/>
+              </w:rPr>
+            </w:pPr>
+            <w:r>
+              <w:rPr>
+                <w:rFonts w:cs="Segoe UI"/>
+                <w:color w:val="000000" w:themeColor="text1"/>
+                <w:sz w:val="18"/>
+                <w:szCs w:val="18"/>
+              </w:rPr>
+              <w:t>višji strokovno-raziskovalni asistent/višja strokovno-raziskovalna asistentka</w:t>
+            </w:r>
+          </w:p>
+        </w:tc>
+        <w:tc>
+          <w:tcPr>
+            <w:tcW w:w="645" w:type="pct"/>
+            <w:vMerge w:val="restart"/>
             <w:vAlign w:val="center"/>
           </w:tcPr>
           <w:p>
@@ -13423,66 +13488,20 @@
                 <w:szCs w:val="18"/>
               </w:rPr>
             </w:pPr>
-          </w:p>
-        </w:tc>
-        <w:tc>
-          <w:tcPr>
-            <w:tcW w:w="1433" w:type="pct"/>
-            <w:vAlign w:val="center"/>
-          </w:tcPr>
-          <w:p>
-            <w:pPr>
-              <w:pStyle w:val="Odstavekseznama"/>
-              <w:ind w:left="0"/>
-              <w:rPr>
-                <w:rFonts w:cs="Segoe UI"/>
-                <w:color w:val="000000" w:themeColor="text1"/>
-                <w:sz w:val="18"/>
-                <w:szCs w:val="18"/>
-              </w:rPr>
-            </w:pPr>
-            <w:r>
-              <w:rPr>
-                <w:rFonts w:cs="Segoe UI"/>
-                <w:color w:val="000000" w:themeColor="text1"/>
-                <w:sz w:val="18"/>
-                <w:szCs w:val="18"/>
-              </w:rPr>
-              <w:t>znanstveni sodelavec/znanstvena sodelavka</w:t>
-            </w:r>
-          </w:p>
-        </w:tc>
-        <w:tc>
-          <w:tcPr>
-            <w:tcW w:w="1316" w:type="pct"/>
-            <w:vAlign w:val="center"/>
-          </w:tcPr>
-          <w:p>
-            <w:pPr>
-              <w:pStyle w:val="Odstavekseznama"/>
-              <w:ind w:left="0"/>
-              <w:rPr>
-                <w:rFonts w:cs="Segoe UI"/>
-                <w:color w:val="000000" w:themeColor="text1"/>
-                <w:sz w:val="18"/>
-                <w:szCs w:val="18"/>
-              </w:rPr>
-            </w:pPr>
-            <w:r>
-              <w:rPr>
-                <w:rFonts w:cs="Segoe UI"/>
-                <w:color w:val="000000" w:themeColor="text1"/>
-                <w:sz w:val="18"/>
-                <w:szCs w:val="18"/>
-              </w:rPr>
-              <w:t>strokovno-raziskovalni sodelavec/strokovno-raziskovalna sodelavka</w:t>
-            </w:r>
-          </w:p>
-        </w:tc>
-        <w:tc>
-          <w:tcPr>
-            <w:tcW w:w="759" w:type="pct"/>
-            <w:vMerge/>
+            <w:r>
+              <w:rPr>
+                <w:rFonts w:cs="Segoe UI"/>
+                <w:color w:val="000000" w:themeColor="text1"/>
+                <w:sz w:val="18"/>
+                <w:szCs w:val="18"/>
+              </w:rPr>
+              <w:t>10. raven</w:t>
+            </w:r>
+          </w:p>
+        </w:tc>
+        <w:tc>
+          <w:tcPr>
+            <w:tcW w:w="753" w:type="pct"/>
           </w:tcPr>
           <w:p>
             <w:pPr>
@@ -13496,12 +13515,20 @@
                 <w:szCs w:val="18"/>
               </w:rPr>
             </w:pPr>
-          </w:p>
-        </w:tc>
-        <w:tc>
-          <w:tcPr>
-            <w:tcW w:w="886" w:type="pct"/>
-            <w:vAlign w:val="center"/>
+            <w:r>
+              <w:rPr>
+                <w:rFonts w:cs="Segoe UI"/>
+                <w:color w:val="000000" w:themeColor="text1"/>
+                <w:sz w:val="18"/>
+                <w:szCs w:val="18"/>
+              </w:rPr>
+              <w:t>/</w:t>
+            </w:r>
+          </w:p>
+        </w:tc>
+        <w:tc>
+          <w:tcPr>
+            <w:tcW w:w="752" w:type="pct"/>
           </w:tcPr>
           <w:p>
             <w:pPr>
@@ -13522,7 +13549,7 @@
                 <w:sz w:val="18"/>
                 <w:szCs w:val="18"/>
               </w:rPr>
-              <w:t>1</w:t>
+              <w:t>/</w:t>
             </w:r>
           </w:p>
         </w:tc>
@@ -13530,7 +13557,8 @@
       <w:tr>
         <w:tc>
           <w:tcPr>
-            <w:tcW w:w="606" w:type="pct"/>
+            <w:tcW w:w="515" w:type="pct"/>
+            <w:vMerge/>
             <w:vAlign w:val="center"/>
           </w:tcPr>
           <w:p>
@@ -13545,20 +13573,11 @@
                 <w:szCs w:val="18"/>
               </w:rPr>
             </w:pPr>
-            <w:r>
-              <w:rPr>
-                <w:rFonts w:cs="Segoe UI"/>
-                <w:color w:val="000000" w:themeColor="text1"/>
-                <w:sz w:val="18"/>
-                <w:szCs w:val="18"/>
-              </w:rPr>
-              <w:t>III.</w:t>
-            </w:r>
-          </w:p>
-        </w:tc>
-        <w:tc>
-          <w:tcPr>
-            <w:tcW w:w="1433" w:type="pct"/>
+          </w:p>
+        </w:tc>
+        <w:tc>
+          <w:tcPr>
+            <w:tcW w:w="1217" w:type="pct"/>
             <w:vAlign w:val="center"/>
           </w:tcPr>
           <w:p>
@@ -13579,13 +13598,13 @@
                 <w:sz w:val="18"/>
                 <w:szCs w:val="18"/>
               </w:rPr>
-              <w:t>višji znanstveni sodelavec/višja znanstvena sodelavka</w:t>
-            </w:r>
-          </w:p>
-        </w:tc>
-        <w:tc>
-          <w:tcPr>
-            <w:tcW w:w="1316" w:type="pct"/>
+              <w:t>znanstveni sodelavec/znanstvena sodelavka</w:t>
+            </w:r>
+          </w:p>
+        </w:tc>
+        <w:tc>
+          <w:tcPr>
+            <w:tcW w:w="1118" w:type="pct"/>
             <w:vAlign w:val="center"/>
           </w:tcPr>
           <w:p>
@@ -13606,13 +13625,13 @@
                 <w:sz w:val="18"/>
                 <w:szCs w:val="18"/>
               </w:rPr>
-              <w:t>višji strokovno-raziskovalni sodelavec/višja strokovno-raziskovalna sodelavka</w:t>
-            </w:r>
-          </w:p>
-        </w:tc>
-        <w:tc>
-          <w:tcPr>
-            <w:tcW w:w="759" w:type="pct"/>
+              <w:t>strokovno-raziskovalni sodelavec/strokovno-raziskovalna sodelavka</w:t>
+            </w:r>
+          </w:p>
+        </w:tc>
+        <w:tc>
+          <w:tcPr>
+            <w:tcW w:w="645" w:type="pct"/>
             <w:vMerge/>
           </w:tcPr>
           <w:p>
@@ -13631,7 +13650,7 @@
         </w:tc>
         <w:tc>
           <w:tcPr>
-            <w:tcW w:w="886" w:type="pct"/>
+            <w:tcW w:w="753" w:type="pct"/>
             <w:vAlign w:val="center"/>
           </w:tcPr>
           <w:p>
@@ -13653,16 +13672,13 @@
                 <w:sz w:val="18"/>
                 <w:szCs w:val="18"/>
               </w:rPr>
-              <w:t>2</w:t>
-            </w:r>
-          </w:p>
-        </w:tc>
-      </w:tr>
-      <w:tr>
-        <w:tc>
-          <w:tcPr>
-            <w:tcW w:w="606" w:type="pct"/>
-            <w:vAlign w:val="center"/>
+              <w:t>1</w:t>
+            </w:r>
+          </w:p>
+        </w:tc>
+        <w:tc>
+          <w:tcPr>
+            <w:tcW w:w="752" w:type="pct"/>
           </w:tcPr>
           <w:p>
             <w:pPr>
@@ -13683,68 +13699,16 @@
                 <w:sz w:val="18"/>
                 <w:szCs w:val="18"/>
               </w:rPr>
-              <w:t>IV.</w:t>
-            </w:r>
-          </w:p>
-        </w:tc>
-        <w:tc>
-          <w:tcPr>
-            <w:tcW w:w="1433" w:type="pct"/>
+              <w:t>/</w:t>
+            </w:r>
+          </w:p>
+        </w:tc>
+      </w:tr>
+      <w:tr>
+        <w:tc>
+          <w:tcPr>
+            <w:tcW w:w="515" w:type="pct"/>
             <w:vAlign w:val="center"/>
-          </w:tcPr>
-          <w:p>
-            <w:pPr>
-              <w:pStyle w:val="Odstavekseznama"/>
-              <w:ind w:left="0"/>
-              <w:rPr>
-                <w:rFonts w:cs="Segoe UI"/>
-                <w:color w:val="000000" w:themeColor="text1"/>
-                <w:sz w:val="18"/>
-                <w:szCs w:val="18"/>
-              </w:rPr>
-            </w:pPr>
-            <w:r>
-              <w:rPr>
-                <w:rFonts w:cs="Segoe UI"/>
-                <w:color w:val="000000" w:themeColor="text1"/>
-                <w:sz w:val="18"/>
-                <w:szCs w:val="18"/>
-              </w:rPr>
-              <w:t>znanstveni svetnik/znanstvena svetnica</w:t>
-            </w:r>
-          </w:p>
-        </w:tc>
-        <w:tc>
-          <w:tcPr>
-            <w:tcW w:w="1316" w:type="pct"/>
-            <w:vAlign w:val="center"/>
-          </w:tcPr>
-          <w:p>
-            <w:pPr>
-              <w:pStyle w:val="Odstavekseznama"/>
-              <w:ind w:left="0"/>
-              <w:rPr>
-                <w:rFonts w:cs="Segoe UI"/>
-                <w:color w:val="000000" w:themeColor="text1"/>
-                <w:sz w:val="18"/>
-                <w:szCs w:val="18"/>
-              </w:rPr>
-            </w:pPr>
-            <w:r>
-              <w:rPr>
-                <w:rFonts w:cs="Segoe UI"/>
-                <w:color w:val="000000" w:themeColor="text1"/>
-                <w:sz w:val="18"/>
-                <w:szCs w:val="18"/>
-              </w:rPr>
-              <w:t>strokovno-raziskovalni svetnik/strokovno-raziskovalna svetnica</w:t>
-            </w:r>
-          </w:p>
-        </w:tc>
-        <w:tc>
-          <w:tcPr>
-            <w:tcW w:w="759" w:type="pct"/>
-            <w:vMerge/>
           </w:tcPr>
           <w:p>
             <w:pPr>
@@ -13758,11 +13722,75 @@
                 <w:szCs w:val="18"/>
               </w:rPr>
             </w:pPr>
-          </w:p>
-        </w:tc>
-        <w:tc>
-          <w:tcPr>
-            <w:tcW w:w="886" w:type="pct"/>
+            <w:r>
+              <w:rPr>
+                <w:rFonts w:cs="Segoe UI"/>
+                <w:color w:val="000000" w:themeColor="text1"/>
+                <w:sz w:val="18"/>
+                <w:szCs w:val="18"/>
+              </w:rPr>
+              <w:t>III.</w:t>
+            </w:r>
+          </w:p>
+        </w:tc>
+        <w:tc>
+          <w:tcPr>
+            <w:tcW w:w="1217" w:type="pct"/>
+            <w:vAlign w:val="center"/>
+          </w:tcPr>
+          <w:p>
+            <w:pPr>
+              <w:pStyle w:val="Odstavekseznama"/>
+              <w:ind w:left="0"/>
+              <w:rPr>
+                <w:rFonts w:cs="Segoe UI"/>
+                <w:color w:val="000000" w:themeColor="text1"/>
+                <w:sz w:val="18"/>
+                <w:szCs w:val="18"/>
+              </w:rPr>
+            </w:pPr>
+            <w:r>
+              <w:rPr>
+                <w:rFonts w:cs="Segoe UI"/>
+                <w:color w:val="000000" w:themeColor="text1"/>
+                <w:sz w:val="18"/>
+                <w:szCs w:val="18"/>
+              </w:rPr>
+              <w:t>višji znanstveni sodelavec/višja znanstvena sodelavka</w:t>
+            </w:r>
+          </w:p>
+        </w:tc>
+        <w:tc>
+          <w:tcPr>
+            <w:tcW w:w="1118" w:type="pct"/>
+            <w:vAlign w:val="center"/>
+          </w:tcPr>
+          <w:p>
+            <w:pPr>
+              <w:pStyle w:val="Odstavekseznama"/>
+              <w:ind w:left="0"/>
+              <w:rPr>
+                <w:rFonts w:cs="Segoe UI"/>
+                <w:color w:val="000000" w:themeColor="text1"/>
+                <w:sz w:val="18"/>
+                <w:szCs w:val="18"/>
+              </w:rPr>
+            </w:pPr>
+            <w:r>
+              <w:rPr>
+                <w:rFonts w:cs="Segoe UI"/>
+                <w:color w:val="000000" w:themeColor="text1"/>
+                <w:sz w:val="18"/>
+                <w:szCs w:val="18"/>
+              </w:rPr>
+              <w:t>višji strokovno-raziskovalni sodelavec/višja strokovno-raziskovalna sodelavka</w:t>
+            </w:r>
+          </w:p>
+        </w:tc>
+        <w:tc>
+          <w:tcPr>
+            <w:tcW w:w="645" w:type="pct"/>
+            <w:vMerge/>
           </w:tcPr>
           <w:p>
             <w:pPr>
@@ -13776,6 +13804,25 @@
                 <w:szCs w:val="18"/>
               </w:rPr>
             </w:pPr>
+          </w:p>
+        </w:tc>
+        <w:tc>
+          <w:tcPr>
+            <w:tcW w:w="753" w:type="pct"/>
+            <w:vAlign w:val="center"/>
+          </w:tcPr>
+          <w:p>
+            <w:pPr>
+              <w:pStyle w:val="Odstavekseznama"/>
+              <w:ind w:left="0"/>
+              <w:jc w:val="center"/>
+              <w:rPr>
+                <w:rFonts w:cs="Segoe UI"/>
+                <w:color w:val="000000" w:themeColor="text1"/>
+                <w:sz w:val="18"/>
+                <w:szCs w:val="18"/>
+              </w:rPr>
+            </w:pPr>
             <w:r>
               <w:rPr>
                 <w:rFonts w:cs="Segoe UI"/>
@@ -13784,6 +13831,194 @@
                 <w:szCs w:val="18"/>
               </w:rPr>
               <w:t>2</w:t>
+            </w:r>
+          </w:p>
+        </w:tc>
+        <w:tc>
+          <w:tcPr>
+            <w:tcW w:w="752" w:type="pct"/>
+          </w:tcPr>
+          <w:p>
+            <w:pPr>
+              <w:pStyle w:val="Odstavekseznama"/>
+              <w:ind w:left="0"/>
+              <w:jc w:val="center"/>
+              <w:rPr>
+                <w:rFonts w:cs="Segoe UI"/>
+                <w:color w:val="000000" w:themeColor="text1"/>
+                <w:sz w:val="18"/>
+                <w:szCs w:val="18"/>
+                <w:highlight w:val="green"/>
+              </w:rPr>
+            </w:pPr>
+            <w:r>
+              <w:rPr>
+                <w:rFonts w:cs="Segoe UI"/>
+                <w:color w:val="000000" w:themeColor="text1"/>
+                <w:sz w:val="18"/>
+                <w:szCs w:val="18"/>
+                <w:highlight w:val="green"/>
+              </w:rPr>
+              <w:t>10 let</w:t>
+            </w:r>
+          </w:p>
+        </w:tc>
+      </w:tr>
+      <w:tr>
+        <w:tc>
+          <w:tcPr>
+            <w:tcW w:w="515" w:type="pct"/>
+            <w:vAlign w:val="center"/>
+          </w:tcPr>
+          <w:p>
+            <w:pPr>
+              <w:pStyle w:val="Odstavekseznama"/>
+              <w:ind w:left="0"/>
+              <w:jc w:val="center"/>
+              <w:rPr>
+                <w:rFonts w:cs="Segoe UI"/>
+                <w:color w:val="000000" w:themeColor="text1"/>
+                <w:sz w:val="18"/>
+                <w:szCs w:val="18"/>
+              </w:rPr>
+            </w:pPr>
+            <w:r>
+              <w:rPr>
+                <w:rFonts w:cs="Segoe UI"/>
+                <w:color w:val="000000" w:themeColor="text1"/>
+                <w:sz w:val="18"/>
+                <w:szCs w:val="18"/>
+              </w:rPr>
+              <w:t>IV.</w:t>
+            </w:r>
+          </w:p>
+        </w:tc>
+        <w:tc>
+          <w:tcPr>
+            <w:tcW w:w="1217" w:type="pct"/>
+            <w:vAlign w:val="center"/>
+          </w:tcPr>
+          <w:p>
+            <w:pPr>
+              <w:pStyle w:val="Odstavekseznama"/>
+              <w:ind w:left="0"/>
+              <w:rPr>
+                <w:rFonts w:cs="Segoe UI"/>
+                <w:color w:val="000000" w:themeColor="text1"/>
+                <w:sz w:val="18"/>
+                <w:szCs w:val="18"/>
+              </w:rPr>
+            </w:pPr>
+            <w:r>
+              <w:rPr>
+                <w:rFonts w:cs="Segoe UI"/>
+                <w:color w:val="000000" w:themeColor="text1"/>
+                <w:sz w:val="18"/>
+                <w:szCs w:val="18"/>
+              </w:rPr>
+              <w:t>znanstveni svetnik/znanstvena svetnica</w:t>
+            </w:r>
+          </w:p>
+        </w:tc>
+        <w:tc>
+          <w:tcPr>
+            <w:tcW w:w="1118" w:type="pct"/>
+            <w:vAlign w:val="center"/>
+          </w:tcPr>
+          <w:p>
+            <w:pPr>
+              <w:pStyle w:val="Odstavekseznama"/>
+              <w:ind w:left="0"/>
+              <w:rPr>
+                <w:rFonts w:cs="Segoe UI"/>
+                <w:color w:val="000000" w:themeColor="text1"/>
+                <w:sz w:val="18"/>
+                <w:szCs w:val="18"/>
+              </w:rPr>
+            </w:pPr>
+            <w:r>
+              <w:rPr>
+                <w:rFonts w:cs="Segoe UI"/>
+                <w:color w:val="000000" w:themeColor="text1"/>
+                <w:sz w:val="18"/>
+                <w:szCs w:val="18"/>
+              </w:rPr>
+              <w:t>strokovno-raziskovalni svetnik/strokovno-raziskovalna svetnica</w:t>
+            </w:r>
+          </w:p>
+        </w:tc>
+        <w:tc>
+          <w:tcPr>
+            <w:tcW w:w="645" w:type="pct"/>
+            <w:vMerge/>
+          </w:tcPr>
+          <w:p>
+            <w:pPr>
+              <w:pStyle w:val="Odstavekseznama"/>
+              <w:ind w:left="0"/>
+              <w:jc w:val="center"/>
+              <w:rPr>
+                <w:rFonts w:cs="Segoe UI"/>
+                <w:color w:val="000000" w:themeColor="text1"/>
+                <w:sz w:val="18"/>
+                <w:szCs w:val="18"/>
+              </w:rPr>
+            </w:pPr>
+          </w:p>
+        </w:tc>
+        <w:tc>
+          <w:tcPr>
+            <w:tcW w:w="753" w:type="pct"/>
+          </w:tcPr>
+          <w:p>
+            <w:pPr>
+              <w:pStyle w:val="Odstavekseznama"/>
+              <w:ind w:left="0"/>
+              <w:jc w:val="center"/>
+              <w:rPr>
+                <w:rFonts w:cs="Segoe UI"/>
+                <w:color w:val="000000" w:themeColor="text1"/>
+                <w:sz w:val="18"/>
+                <w:szCs w:val="18"/>
+              </w:rPr>
+            </w:pPr>
+            <w:r>
+              <w:rPr>
+                <w:rFonts w:cs="Segoe UI"/>
+                <w:color w:val="000000" w:themeColor="text1"/>
+                <w:sz w:val="18"/>
+                <w:szCs w:val="18"/>
+              </w:rPr>
+              <w:t>2</w:t>
+            </w:r>
+          </w:p>
+        </w:tc>
+        <w:tc>
+          <w:tcPr>
+            <w:tcW w:w="752" w:type="pct"/>
+          </w:tcPr>
+          <w:p>
+            <w:pPr>
+              <w:pStyle w:val="Odstavekseznama"/>
+              <w:ind w:left="0"/>
+              <w:jc w:val="center"/>
+              <w:rPr>
+                <w:rFonts w:cs="Segoe UI"/>
+                <w:color w:val="000000" w:themeColor="text1"/>
+                <w:sz w:val="18"/>
+                <w:szCs w:val="18"/>
+                <w:highlight w:val="green"/>
+              </w:rPr>
+            </w:pPr>
+            <w:r>
+              <w:rPr>
+                <w:rFonts w:cs="Segoe UI"/>
+                <w:color w:val="000000" w:themeColor="text1"/>
+                <w:sz w:val="18"/>
+                <w:szCs w:val="18"/>
+                <w:highlight w:val="green"/>
+              </w:rPr>
+              <w:t>15 let</w:t>
             </w:r>
           </w:p>
         </w:tc>
@@ -13799,14 +14034,15 @@
     <w:tbl>
       <w:tblPr>
         <w:tblStyle w:val="Tabelasvetlamrea1"/>
-        <w:tblW w:w="5000" w:type="pct"/>
+        <w:tblW w:w="5001" w:type="pct"/>
         <w:tblLook w:val="0420" w:firstRow="1" w:lastRow="0" w:firstColumn="0" w:lastColumn="0" w:noHBand="0" w:noVBand="1"/>
       </w:tblPr>
       <w:tblGrid>
-        <w:gridCol w:w="1926"/>
-        <w:gridCol w:w="4506"/>
-        <w:gridCol w:w="4184"/>
-        <w:gridCol w:w="3378"/>
+        <w:gridCol w:w="1554"/>
+        <w:gridCol w:w="3631"/>
+        <w:gridCol w:w="3370"/>
+        <w:gridCol w:w="2721"/>
+        <w:gridCol w:w="2721"/>
       </w:tblGrid>
       <w:tr>
         <w:trPr>
@@ -13814,7 +14050,7 @@
         </w:trPr>
         <w:tc>
           <w:tcPr>
-            <w:tcW w:w="688" w:type="pct"/>
+            <w:tcW w:w="555" w:type="pct"/>
             <w:vAlign w:val="center"/>
           </w:tcPr>
           <w:p>
@@ -13840,7 +14076,7 @@
         </w:tc>
         <w:tc>
           <w:tcPr>
-            <w:tcW w:w="1610" w:type="pct"/>
+            <w:tcW w:w="1297" w:type="pct"/>
             <w:vAlign w:val="center"/>
           </w:tcPr>
           <w:p>
@@ -13866,7 +14102,7 @@
         </w:tc>
         <w:tc>
           <w:tcPr>
-            <w:tcW w:w="1495" w:type="pct"/>
+            <w:tcW w:w="1204" w:type="pct"/>
             <w:vAlign w:val="center"/>
           </w:tcPr>
           <w:p>
@@ -13892,7 +14128,7 @@
         </w:tc>
         <w:tc>
           <w:tcPr>
-            <w:tcW w:w="1207" w:type="pct"/>
+            <w:tcW w:w="972" w:type="pct"/>
             <w:vAlign w:val="center"/>
           </w:tcPr>
           <w:p>
@@ -13913,6 +14149,31 @@
                 <w:szCs w:val="18"/>
               </w:rPr>
               <w:t>Št. pogojev nacionalno / mednarodno primerljivih standardov</w:t>
+            </w:r>
+          </w:p>
+        </w:tc>
+        <w:tc>
+          <w:tcPr>
+            <w:tcW w:w="972" w:type="pct"/>
+          </w:tcPr>
+          <w:p>
+            <w:pPr>
+              <w:jc w:val="center"/>
+              <w:rPr>
+                <w:rFonts w:cs="Segoe UI"/>
+                <w:color w:val="000000" w:themeColor="text1"/>
+                <w:sz w:val="18"/>
+                <w:szCs w:val="18"/>
+              </w:rPr>
+            </w:pPr>
+            <w:r>
+              <w:rPr>
+                <w:rFonts w:cs="Segoe UI"/>
+                <w:color w:val="000000" w:themeColor="text1"/>
+                <w:sz w:val="18"/>
+                <w:szCs w:val="18"/>
+              </w:rPr>
+              <w:t>Delovna doba</w:t>
             </w:r>
           </w:p>
         </w:tc>
@@ -13920,7 +14181,7 @@
       <w:tr>
         <w:tc>
           <w:tcPr>
-            <w:tcW w:w="688" w:type="pct"/>
+            <w:tcW w:w="555" w:type="pct"/>
             <w:vMerge w:val="restart"/>
             <w:vAlign w:val="center"/>
           </w:tcPr>
@@ -13949,7 +14210,7 @@
         </w:tc>
         <w:tc>
           <w:tcPr>
-            <w:tcW w:w="1610" w:type="pct"/>
+            <w:tcW w:w="1297" w:type="pct"/>
             <w:vAlign w:val="center"/>
           </w:tcPr>
           <w:p>
@@ -13976,7 +14237,7 @@
         </w:tc>
         <w:tc>
           <w:tcPr>
-            <w:tcW w:w="1495" w:type="pct"/>
+            <w:tcW w:w="1204" w:type="pct"/>
             <w:vAlign w:val="center"/>
           </w:tcPr>
           <w:p>
@@ -14004,7 +14265,7 @@
         </w:tc>
         <w:tc>
           <w:tcPr>
-            <w:tcW w:w="1207" w:type="pct"/>
+            <w:tcW w:w="972" w:type="pct"/>
           </w:tcPr>
           <w:p>
             <w:pPr>
@@ -14029,13 +14290,9 @@
             </w:r>
           </w:p>
         </w:tc>
-      </w:tr>
-      <w:tr>
-        <w:tc>
-          <w:tcPr>
-            <w:tcW w:w="688" w:type="pct"/>
-            <w:vMerge/>
-            <w:vAlign w:val="center"/>
+        <w:tc>
+          <w:tcPr>
+            <w:tcW w:w="972" w:type="pct"/>
           </w:tcPr>
           <w:p>
             <w:pPr>
@@ -14049,50 +14306,23 @@
                 <w:szCs w:val="18"/>
               </w:rPr>
             </w:pPr>
-          </w:p>
-        </w:tc>
-        <w:tc>
-          <w:tcPr>
-            <w:tcW w:w="1610" w:type="pct"/>
-            <w:vAlign w:val="center"/>
-          </w:tcPr>
-          <w:p>
-            <w:pPr>
-              <w:pStyle w:val="Odstavekseznama"/>
-              <w:ind w:left="0"/>
-              <w:rPr>
-                <w:rFonts w:cs="Segoe UI"/>
-                <w:color w:val="000000" w:themeColor="text1"/>
-                <w:sz w:val="18"/>
-                <w:szCs w:val="18"/>
-              </w:rPr>
-            </w:pPr>
-            <w:r>
-              <w:rPr>
-                <w:rFonts w:cs="Segoe UI"/>
-                <w:color w:val="000000" w:themeColor="text1"/>
-                <w:sz w:val="18"/>
-                <w:szCs w:val="18"/>
-              </w:rPr>
-              <w:t>višji razvijalec/višja razvijalka</w:t>
-            </w:r>
-          </w:p>
-          <w:p>
-            <w:pPr>
-              <w:pStyle w:val="Odstavekseznama"/>
-              <w:ind w:left="0"/>
-              <w:rPr>
-                <w:rFonts w:cs="Segoe UI"/>
-                <w:color w:val="000000" w:themeColor="text1"/>
-                <w:sz w:val="18"/>
-                <w:szCs w:val="18"/>
-              </w:rPr>
-            </w:pPr>
-          </w:p>
-        </w:tc>
-        <w:tc>
-          <w:tcPr>
-            <w:tcW w:w="1495" w:type="pct"/>
+            <w:r>
+              <w:rPr>
+                <w:rFonts w:cs="Segoe UI"/>
+                <w:color w:val="000000" w:themeColor="text1"/>
+                <w:sz w:val="18"/>
+                <w:szCs w:val="18"/>
+              </w:rPr>
+              <w:t>/</w:t>
+            </w:r>
+          </w:p>
+        </w:tc>
+      </w:tr>
+      <w:tr>
+        <w:tc>
+          <w:tcPr>
+            <w:tcW w:w="555" w:type="pct"/>
+            <w:vMerge/>
             <w:vAlign w:val="center"/>
           </w:tcPr>
           <w:p>
@@ -14107,20 +14337,51 @@
                 <w:szCs w:val="18"/>
               </w:rPr>
             </w:pPr>
-            <w:r>
-              <w:rPr>
-                <w:rFonts w:cs="Segoe UI"/>
-                <w:color w:val="000000" w:themeColor="text1"/>
-                <w:sz w:val="18"/>
-                <w:szCs w:val="18"/>
-              </w:rPr>
-              <w:t>8. raven</w:t>
-            </w:r>
-          </w:p>
-        </w:tc>
-        <w:tc>
-          <w:tcPr>
-            <w:tcW w:w="1207" w:type="pct"/>
+          </w:p>
+        </w:tc>
+        <w:tc>
+          <w:tcPr>
+            <w:tcW w:w="1297" w:type="pct"/>
+            <w:vAlign w:val="center"/>
+          </w:tcPr>
+          <w:p>
+            <w:pPr>
+              <w:pStyle w:val="Odstavekseznama"/>
+              <w:ind w:left="0"/>
+              <w:rPr>
+                <w:rFonts w:cs="Segoe UI"/>
+                <w:color w:val="000000" w:themeColor="text1"/>
+                <w:sz w:val="18"/>
+                <w:szCs w:val="18"/>
+              </w:rPr>
+            </w:pPr>
+            <w:r>
+              <w:rPr>
+                <w:rFonts w:cs="Segoe UI"/>
+                <w:color w:val="000000" w:themeColor="text1"/>
+                <w:sz w:val="18"/>
+                <w:szCs w:val="18"/>
+              </w:rPr>
+              <w:t>višji razvijalec/višja razvijalka</w:t>
+            </w:r>
+          </w:p>
+          <w:p>
+            <w:pPr>
+              <w:pStyle w:val="Odstavekseznama"/>
+              <w:ind w:left="0"/>
+              <w:rPr>
+                <w:rFonts w:cs="Segoe UI"/>
+                <w:color w:val="000000" w:themeColor="text1"/>
+                <w:sz w:val="18"/>
+                <w:szCs w:val="18"/>
+              </w:rPr>
+            </w:pPr>
+          </w:p>
+        </w:tc>
+        <w:tc>
+          <w:tcPr>
+            <w:tcW w:w="1204" w:type="pct"/>
+            <w:vAlign w:val="center"/>
           </w:tcPr>
           <w:p>
             <w:pPr>
@@ -14141,17 +14402,13 @@
                 <w:sz w:val="18"/>
                 <w:szCs w:val="18"/>
               </w:rPr>
-              <w:t>/</w:t>
-            </w:r>
-          </w:p>
-        </w:tc>
-      </w:tr>
-      <w:tr>
-        <w:tc>
-          <w:tcPr>
-            <w:tcW w:w="688" w:type="pct"/>
-            <w:vMerge w:val="restart"/>
-            <w:vAlign w:val="center"/>
+              <w:t>8. raven</w:t>
+            </w:r>
+          </w:p>
+        </w:tc>
+        <w:tc>
+          <w:tcPr>
+            <w:tcW w:w="972" w:type="pct"/>
           </w:tcPr>
           <w:p>
             <w:pPr>
@@ -14172,41 +14429,13 @@
                 <w:sz w:val="18"/>
                 <w:szCs w:val="18"/>
               </w:rPr>
-              <w:t>II.</w:t>
-            </w:r>
-          </w:p>
-        </w:tc>
-        <w:tc>
-          <w:tcPr>
-            <w:tcW w:w="1610" w:type="pct"/>
-            <w:vAlign w:val="center"/>
-          </w:tcPr>
-          <w:p>
-            <w:pPr>
-              <w:pStyle w:val="Odstavekseznama"/>
-              <w:ind w:left="0"/>
-              <w:rPr>
-                <w:rFonts w:cs="Segoe UI"/>
-                <w:color w:val="000000" w:themeColor="text1"/>
-                <w:sz w:val="18"/>
-                <w:szCs w:val="18"/>
-              </w:rPr>
-            </w:pPr>
-            <w:r>
-              <w:rPr>
-                <w:rFonts w:cs="Segoe UI"/>
-                <w:color w:val="000000" w:themeColor="text1"/>
-                <w:sz w:val="18"/>
-                <w:szCs w:val="18"/>
-              </w:rPr>
-              <w:t>samostojni razvijalec/samostojna razvijalka</w:t>
-            </w:r>
-          </w:p>
-        </w:tc>
-        <w:tc>
-          <w:tcPr>
-            <w:tcW w:w="1495" w:type="pct"/>
-            <w:vAlign w:val="center"/>
+              <w:t>/</w:t>
+            </w:r>
+          </w:p>
+        </w:tc>
+        <w:tc>
+          <w:tcPr>
+            <w:tcW w:w="972" w:type="pct"/>
           </w:tcPr>
           <w:p>
             <w:pPr>
@@ -14227,13 +14456,17 @@
                 <w:sz w:val="18"/>
                 <w:szCs w:val="18"/>
               </w:rPr>
-              <w:t>8. raven</w:t>
-            </w:r>
-          </w:p>
-        </w:tc>
-        <w:tc>
-          <w:tcPr>
-            <w:tcW w:w="1207" w:type="pct"/>
+              <w:t>/</w:t>
+            </w:r>
+          </w:p>
+        </w:tc>
+      </w:tr>
+      <w:tr>
+        <w:tc>
+          <w:tcPr>
+            <w:tcW w:w="555" w:type="pct"/>
+            <w:vMerge w:val="restart"/>
+            <w:vAlign w:val="center"/>
           </w:tcPr>
           <w:p>
             <w:pPr>
@@ -14254,16 +14487,40 @@
                 <w:sz w:val="18"/>
                 <w:szCs w:val="18"/>
               </w:rPr>
-              <w:t>/</w:t>
-            </w:r>
-          </w:p>
-        </w:tc>
-      </w:tr>
-      <w:tr>
-        <w:tc>
-          <w:tcPr>
-            <w:tcW w:w="688" w:type="pct"/>
-            <w:vMerge/>
+              <w:t>II.</w:t>
+            </w:r>
+          </w:p>
+        </w:tc>
+        <w:tc>
+          <w:tcPr>
+            <w:tcW w:w="1297" w:type="pct"/>
+            <w:vAlign w:val="center"/>
+          </w:tcPr>
+          <w:p>
+            <w:pPr>
+              <w:pStyle w:val="Odstavekseznama"/>
+              <w:ind w:left="0"/>
+              <w:rPr>
+                <w:rFonts w:cs="Segoe UI"/>
+                <w:color w:val="000000" w:themeColor="text1"/>
+                <w:sz w:val="18"/>
+                <w:szCs w:val="18"/>
+              </w:rPr>
+            </w:pPr>
+            <w:r>
+              <w:rPr>
+                <w:rFonts w:cs="Segoe UI"/>
+                <w:color w:val="000000" w:themeColor="text1"/>
+                <w:sz w:val="18"/>
+                <w:szCs w:val="18"/>
+              </w:rPr>
+              <w:t>samostojni razvijalec/samostojna razvijalka</w:t>
+            </w:r>
+          </w:p>
+        </w:tc>
+        <w:tc>
+          <w:tcPr>
+            <w:tcW w:w="1204" w:type="pct"/>
             <w:vAlign w:val="center"/>
           </w:tcPr>
           <w:p>
@@ -14278,39 +14535,20 @@
                 <w:szCs w:val="18"/>
               </w:rPr>
             </w:pPr>
-          </w:p>
-        </w:tc>
-        <w:tc>
-          <w:tcPr>
-            <w:tcW w:w="1610" w:type="pct"/>
-            <w:vAlign w:val="center"/>
-          </w:tcPr>
-          <w:p>
-            <w:pPr>
-              <w:pStyle w:val="Odstavekseznama"/>
-              <w:ind w:left="0"/>
-              <w:rPr>
-                <w:rFonts w:cs="Segoe UI"/>
-                <w:color w:val="000000" w:themeColor="text1"/>
-                <w:sz w:val="18"/>
-                <w:szCs w:val="18"/>
-              </w:rPr>
-            </w:pPr>
-            <w:r>
-              <w:rPr>
-                <w:rFonts w:cs="Segoe UI"/>
-                <w:color w:val="000000" w:themeColor="text1"/>
-                <w:sz w:val="18"/>
-                <w:szCs w:val="18"/>
-              </w:rPr>
-              <w:t>razvojni sodelavec/razvojna sodelavka</w:t>
-            </w:r>
-          </w:p>
-        </w:tc>
-        <w:tc>
-          <w:tcPr>
-            <w:tcW w:w="1495" w:type="pct"/>
-            <w:vAlign w:val="center"/>
+            <w:r>
+              <w:rPr>
+                <w:rFonts w:cs="Segoe UI"/>
+                <w:color w:val="000000" w:themeColor="text1"/>
+                <w:sz w:val="18"/>
+                <w:szCs w:val="18"/>
+              </w:rPr>
+              <w:t>8. raven</w:t>
+            </w:r>
+          </w:p>
+        </w:tc>
+        <w:tc>
+          <w:tcPr>
+            <w:tcW w:w="972" w:type="pct"/>
           </w:tcPr>
           <w:p>
             <w:pPr>
@@ -14331,14 +14569,13 @@
                 <w:sz w:val="18"/>
                 <w:szCs w:val="18"/>
               </w:rPr>
-              <w:t>8. raven</w:t>
-            </w:r>
-          </w:p>
-        </w:tc>
-        <w:tc>
-          <w:tcPr>
-            <w:tcW w:w="1207" w:type="pct"/>
-            <w:vAlign w:val="center"/>
+              <w:t>/</w:t>
+            </w:r>
+          </w:p>
+        </w:tc>
+        <w:tc>
+          <w:tcPr>
+            <w:tcW w:w="972" w:type="pct"/>
           </w:tcPr>
           <w:p>
             <w:pPr>
@@ -14359,7 +14596,7 @@
                 <w:sz w:val="18"/>
                 <w:szCs w:val="18"/>
               </w:rPr>
-              <w:t>1</w:t>
+              <w:t>/</w:t>
             </w:r>
           </w:p>
         </w:tc>
@@ -14367,7 +14604,8 @@
       <w:tr>
         <w:tc>
           <w:tcPr>
-            <w:tcW w:w="688" w:type="pct"/>
+            <w:tcW w:w="555" w:type="pct"/>
+            <w:vMerge/>
             <w:vAlign w:val="center"/>
           </w:tcPr>
           <w:p>
@@ -14382,20 +14620,11 @@
                 <w:szCs w:val="18"/>
               </w:rPr>
             </w:pPr>
-            <w:r>
-              <w:rPr>
-                <w:rFonts w:cs="Segoe UI"/>
-                <w:color w:val="000000" w:themeColor="text1"/>
-                <w:sz w:val="18"/>
-                <w:szCs w:val="18"/>
-              </w:rPr>
-              <w:t>III.</w:t>
-            </w:r>
-          </w:p>
-        </w:tc>
-        <w:tc>
-          <w:tcPr>
-            <w:tcW w:w="1610" w:type="pct"/>
+          </w:p>
+        </w:tc>
+        <w:tc>
+          <w:tcPr>
+            <w:tcW w:w="1297" w:type="pct"/>
             <w:vAlign w:val="center"/>
           </w:tcPr>
           <w:p>
@@ -14416,13 +14645,13 @@
                 <w:sz w:val="18"/>
                 <w:szCs w:val="18"/>
               </w:rPr>
-              <w:t>višji razvojni sodelavec/višja razvojna sodelavka</w:t>
-            </w:r>
-          </w:p>
-        </w:tc>
-        <w:tc>
-          <w:tcPr>
-            <w:tcW w:w="1495" w:type="pct"/>
+              <w:t>razvojni sodelavec/razvojna sodelavka</w:t>
+            </w:r>
+          </w:p>
+        </w:tc>
+        <w:tc>
+          <w:tcPr>
+            <w:tcW w:w="1204" w:type="pct"/>
             <w:vAlign w:val="center"/>
           </w:tcPr>
           <w:p>
@@ -14444,22 +14673,13 @@
                 <w:sz w:val="18"/>
                 <w:szCs w:val="18"/>
               </w:rPr>
-              <w:t>8</w:t>
-            </w:r>
-            <w:r>
-              <w:rPr>
-                <w:rFonts w:cs="Segoe UI"/>
-                <w:color w:val="000000" w:themeColor="text1"/>
-                <w:sz w:val="18"/>
-                <w:szCs w:val="18"/>
-              </w:rPr>
-              <w:t>. raven</w:t>
-            </w:r>
-          </w:p>
-        </w:tc>
-        <w:tc>
-          <w:tcPr>
-            <w:tcW w:w="1207" w:type="pct"/>
+              <w:t>8. raven</w:t>
+            </w:r>
+          </w:p>
+        </w:tc>
+        <w:tc>
+          <w:tcPr>
+            <w:tcW w:w="972" w:type="pct"/>
             <w:vAlign w:val="center"/>
           </w:tcPr>
           <w:p>
@@ -14481,16 +14701,13 @@
                 <w:sz w:val="18"/>
                 <w:szCs w:val="18"/>
               </w:rPr>
-              <w:t>2</w:t>
-            </w:r>
-          </w:p>
-        </w:tc>
-      </w:tr>
-      <w:tr>
-        <w:tc>
-          <w:tcPr>
-            <w:tcW w:w="688" w:type="pct"/>
-            <w:vAlign w:val="center"/>
+              <w:t>1</w:t>
+            </w:r>
+          </w:p>
+        </w:tc>
+        <w:tc>
+          <w:tcPr>
+            <w:tcW w:w="972" w:type="pct"/>
           </w:tcPr>
           <w:p>
             <w:pPr>
@@ -14511,40 +14728,15 @@
                 <w:sz w:val="18"/>
                 <w:szCs w:val="18"/>
               </w:rPr>
-              <w:t>IV.</w:t>
-            </w:r>
-          </w:p>
-        </w:tc>
-        <w:tc>
-          <w:tcPr>
-            <w:tcW w:w="1610" w:type="pct"/>
-            <w:vAlign w:val="center"/>
-          </w:tcPr>
-          <w:p>
-            <w:pPr>
-              <w:pStyle w:val="Odstavekseznama"/>
-              <w:ind w:left="0"/>
-              <w:rPr>
-                <w:rFonts w:cs="Segoe UI"/>
-                <w:color w:val="000000" w:themeColor="text1"/>
-                <w:sz w:val="18"/>
-                <w:szCs w:val="18"/>
-              </w:rPr>
-            </w:pPr>
-            <w:r>
-              <w:rPr>
-                <w:rFonts w:cs="Segoe UI"/>
-                <w:color w:val="000000" w:themeColor="text1"/>
-                <w:sz w:val="18"/>
-                <w:szCs w:val="18"/>
-              </w:rPr>
-              <w:t>razvojni svetnik/razvojna svetnica</w:t>
-            </w:r>
-          </w:p>
-        </w:tc>
-        <w:tc>
-          <w:tcPr>
-            <w:tcW w:w="1495" w:type="pct"/>
+              <w:t>/</w:t>
+            </w:r>
+          </w:p>
+        </w:tc>
+      </w:tr>
+      <w:tr>
+        <w:tc>
+          <w:tcPr>
+            <w:tcW w:w="555" w:type="pct"/>
             <w:vAlign w:val="center"/>
           </w:tcPr>
           <w:p>
@@ -14566,22 +14758,41 @@
                 <w:sz w:val="18"/>
                 <w:szCs w:val="18"/>
               </w:rPr>
-              <w:t>9</w:t>
-            </w:r>
-            <w:r>
-              <w:rPr>
-                <w:rFonts w:cs="Segoe UI"/>
-                <w:color w:val="000000" w:themeColor="text1"/>
-                <w:sz w:val="18"/>
-                <w:szCs w:val="18"/>
-              </w:rPr>
-              <w:t>. raven</w:t>
-            </w:r>
-          </w:p>
-        </w:tc>
-        <w:tc>
-          <w:tcPr>
-            <w:tcW w:w="1207" w:type="pct"/>
+              <w:t>III.</w:t>
+            </w:r>
+          </w:p>
+        </w:tc>
+        <w:tc>
+          <w:tcPr>
+            <w:tcW w:w="1297" w:type="pct"/>
+            <w:vAlign w:val="center"/>
+          </w:tcPr>
+          <w:p>
+            <w:pPr>
+              <w:pStyle w:val="Odstavekseznama"/>
+              <w:ind w:left="0"/>
+              <w:rPr>
+                <w:rFonts w:cs="Segoe UI"/>
+                <w:color w:val="000000" w:themeColor="text1"/>
+                <w:sz w:val="18"/>
+                <w:szCs w:val="18"/>
+              </w:rPr>
+            </w:pPr>
+            <w:r>
+              <w:rPr>
+                <w:rFonts w:cs="Segoe UI"/>
+                <w:color w:val="000000" w:themeColor="text1"/>
+                <w:sz w:val="18"/>
+                <w:szCs w:val="18"/>
+              </w:rPr>
+              <w:t>višji razvojni sodelavec/višja razvojna sodelavka</w:t>
+            </w:r>
+          </w:p>
+        </w:tc>
+        <w:tc>
+          <w:tcPr>
+            <w:tcW w:w="1204" w:type="pct"/>
+            <w:vAlign w:val="center"/>
           </w:tcPr>
           <w:p>
             <w:pPr>
@@ -14593,6 +14804,36 @@
                 <w:color w:val="000000" w:themeColor="text1"/>
                 <w:sz w:val="18"/>
                 <w:szCs w:val="18"/>
+                <w:highlight w:val="green"/>
+              </w:rPr>
+            </w:pPr>
+            <w:r>
+              <w:rPr>
+                <w:rFonts w:cs="Segoe UI"/>
+                <w:color w:val="000000" w:themeColor="text1"/>
+                <w:sz w:val="18"/>
+                <w:szCs w:val="18"/>
+                <w:highlight w:val="green"/>
+              </w:rPr>
+              <w:t>8. raven</w:t>
+            </w:r>
+          </w:p>
+        </w:tc>
+        <w:tc>
+          <w:tcPr>
+            <w:tcW w:w="972" w:type="pct"/>
+            <w:vAlign w:val="center"/>
+          </w:tcPr>
+          <w:p>
+            <w:pPr>
+              <w:pStyle w:val="Odstavekseznama"/>
+              <w:ind w:left="0"/>
+              <w:jc w:val="center"/>
+              <w:rPr>
+                <w:rFonts w:cs="Segoe UI"/>
+                <w:color w:val="000000" w:themeColor="text1"/>
+                <w:sz w:val="18"/>
+                <w:szCs w:val="18"/>
               </w:rPr>
             </w:pPr>
             <w:r>
@@ -14603,25 +14844,183 @@
                 <w:szCs w:val="18"/>
               </w:rPr>
               <w:t>2</w:t>
+            </w:r>
+          </w:p>
+        </w:tc>
+        <w:tc>
+          <w:tcPr>
+            <w:tcW w:w="972" w:type="pct"/>
+          </w:tcPr>
+          <w:p>
+            <w:pPr>
+              <w:pStyle w:val="Odstavekseznama"/>
+              <w:ind w:left="0"/>
+              <w:jc w:val="center"/>
+              <w:rPr>
+                <w:rFonts w:cs="Segoe UI"/>
+                <w:color w:val="000000" w:themeColor="text1"/>
+                <w:sz w:val="18"/>
+                <w:szCs w:val="18"/>
+                <w:highlight w:val="green"/>
+              </w:rPr>
+            </w:pPr>
+            <w:r>
+              <w:rPr>
+                <w:rFonts w:cs="Segoe UI"/>
+                <w:color w:val="000000" w:themeColor="text1"/>
+                <w:sz w:val="18"/>
+                <w:szCs w:val="18"/>
+                <w:highlight w:val="green"/>
+              </w:rPr>
+              <w:t>10 let</w:t>
+            </w:r>
+          </w:p>
+        </w:tc>
+      </w:tr>
+      <w:tr>
+        <w:tc>
+          <w:tcPr>
+            <w:tcW w:w="555" w:type="pct"/>
+            <w:vAlign w:val="center"/>
+          </w:tcPr>
+          <w:p>
+            <w:pPr>
+              <w:pStyle w:val="Odstavekseznama"/>
+              <w:ind w:left="0"/>
+              <w:jc w:val="center"/>
+              <w:rPr>
+                <w:rFonts w:cs="Segoe UI"/>
+                <w:color w:val="000000" w:themeColor="text1"/>
+                <w:sz w:val="18"/>
+                <w:szCs w:val="18"/>
+              </w:rPr>
+            </w:pPr>
+            <w:r>
+              <w:rPr>
+                <w:rFonts w:cs="Segoe UI"/>
+                <w:color w:val="000000" w:themeColor="text1"/>
+                <w:sz w:val="18"/>
+                <w:szCs w:val="18"/>
+              </w:rPr>
+              <w:t>IV.</w:t>
+            </w:r>
+          </w:p>
+        </w:tc>
+        <w:tc>
+          <w:tcPr>
+            <w:tcW w:w="1297" w:type="pct"/>
+            <w:vAlign w:val="center"/>
+          </w:tcPr>
+          <w:p>
+            <w:pPr>
+              <w:pStyle w:val="Odstavekseznama"/>
+              <w:ind w:left="0"/>
+              <w:rPr>
+                <w:rFonts w:cs="Segoe UI"/>
+                <w:color w:val="000000" w:themeColor="text1"/>
+                <w:sz w:val="18"/>
+                <w:szCs w:val="18"/>
+              </w:rPr>
+            </w:pPr>
+            <w:r>
+              <w:rPr>
+                <w:rFonts w:cs="Segoe UI"/>
+                <w:color w:val="000000" w:themeColor="text1"/>
+                <w:sz w:val="18"/>
+                <w:szCs w:val="18"/>
+              </w:rPr>
+              <w:t>razvojni svetnik/razvojna svetnica</w:t>
+            </w:r>
+          </w:p>
+        </w:tc>
+        <w:tc>
+          <w:tcPr>
+            <w:tcW w:w="1204" w:type="pct"/>
+            <w:vAlign w:val="center"/>
+          </w:tcPr>
+          <w:p>
+            <w:pPr>
+              <w:pStyle w:val="Odstavekseznama"/>
+              <w:ind w:left="0"/>
+              <w:jc w:val="center"/>
+              <w:rPr>
+                <w:rFonts w:cs="Segoe UI"/>
+                <w:color w:val="000000" w:themeColor="text1"/>
+                <w:sz w:val="18"/>
+                <w:szCs w:val="18"/>
+                <w:highlight w:val="green"/>
+              </w:rPr>
+            </w:pPr>
+            <w:r>
+              <w:rPr>
+                <w:rFonts w:cs="Segoe UI"/>
+                <w:color w:val="000000" w:themeColor="text1"/>
+                <w:sz w:val="18"/>
+                <w:szCs w:val="18"/>
+                <w:highlight w:val="green"/>
+              </w:rPr>
+              <w:t>9. raven</w:t>
+            </w:r>
+          </w:p>
+        </w:tc>
+        <w:tc>
+          <w:tcPr>
+            <w:tcW w:w="972" w:type="pct"/>
+          </w:tcPr>
+          <w:p>
+            <w:pPr>
+              <w:pStyle w:val="Odstavekseznama"/>
+              <w:ind w:left="0"/>
+              <w:jc w:val="center"/>
+              <w:rPr>
+                <w:rFonts w:cs="Segoe UI"/>
+                <w:color w:val="000000" w:themeColor="text1"/>
+                <w:sz w:val="18"/>
+                <w:szCs w:val="18"/>
+              </w:rPr>
+            </w:pPr>
+            <w:r>
+              <w:rPr>
+                <w:rFonts w:cs="Segoe UI"/>
+                <w:color w:val="000000" w:themeColor="text1"/>
+                <w:sz w:val="18"/>
+                <w:szCs w:val="18"/>
+              </w:rPr>
+              <w:t>2</w:t>
+            </w:r>
+          </w:p>
+        </w:tc>
+        <w:tc>
+          <w:tcPr>
+            <w:tcW w:w="972" w:type="pct"/>
+          </w:tcPr>
+          <w:p>
+            <w:pPr>
+              <w:pStyle w:val="Odstavekseznama"/>
+              <w:ind w:left="0"/>
+              <w:jc w:val="center"/>
+              <w:rPr>
+                <w:rFonts w:cs="Segoe UI"/>
+                <w:color w:val="000000" w:themeColor="text1"/>
+                <w:sz w:val="18"/>
+                <w:szCs w:val="18"/>
+                <w:highlight w:val="green"/>
+              </w:rPr>
+            </w:pPr>
+            <w:r>
+              <w:rPr>
+                <w:rFonts w:cs="Segoe UI"/>
+                <w:color w:val="000000" w:themeColor="text1"/>
+                <w:sz w:val="18"/>
+                <w:szCs w:val="18"/>
+                <w:highlight w:val="green"/>
+              </w:rPr>
+              <w:t>15 let</w:t>
             </w:r>
           </w:p>
         </w:tc>
       </w:tr>
     </w:tbl>
-    <w:p>
-      <w:pPr>
-        <w:rPr>
-          <w:color w:val="000000" w:themeColor="text1"/>
-        </w:rPr>
-      </w:pPr>
-    </w:p>
-    <w:p>
-      <w:pPr>
-        <w:rPr>
-          <w:color w:val="000000" w:themeColor="text1"/>
-        </w:rPr>
-      </w:pPr>
-    </w:p>
     <w:p>
       <w:pPr>
         <w:rPr>
@@ -14632,12 +15031,6 @@
           <w:szCs w:val="22"/>
         </w:rPr>
       </w:pPr>
-      <w:r>
-        <w:rPr>
-          <w:color w:val="000000" w:themeColor="text1"/>
-        </w:rPr>
-        <w:br w:type="page"/>
-      </w:r>
     </w:p>
     <w:p>
       <w:pPr>
@@ -14652,7 +15045,6 @@
         <w:rPr>
           <w:color w:val="000000" w:themeColor="text1"/>
         </w:rPr>
-        <w:lastRenderedPageBreak/>
         <w:t>Merila za doseganje pogojev n</w:t>
       </w:r>
       <w:r>
@@ -14962,6 +15354,7 @@
                 <w:color w:val="000000" w:themeColor="text1"/>
                 <w:sz w:val="18"/>
                 <w:szCs w:val="18"/>
+                <w:highlight w:val="green"/>
               </w:rPr>
             </w:pPr>
             <w:r>
@@ -14971,8 +15364,42 @@
                 <w:color w:val="000000" w:themeColor="text1"/>
                 <w:sz w:val="18"/>
                 <w:szCs w:val="18"/>
-              </w:rPr>
-              <w:t>3 ekvivalenti dosežkov</w:t>
+                <w:highlight w:val="green"/>
+              </w:rPr>
+              <w:t>5</w:t>
+            </w:r>
+            <w:r>
+              <w:rPr>
+                <w:b w:val="0"/>
+                <w:bCs w:val="0"/>
+                <w:color w:val="000000" w:themeColor="text1"/>
+                <w:sz w:val="18"/>
+                <w:szCs w:val="18"/>
+                <w:highlight w:val="green"/>
+              </w:rPr>
+              <w:t xml:space="preserve"> ekvivalent</w:t>
+            </w:r>
+            <w:r>
+              <w:rPr>
+                <w:b w:val="0"/>
+                <w:bCs w:val="0"/>
+                <w:color w:val="000000" w:themeColor="text1"/>
+                <w:sz w:val="18"/>
+                <w:szCs w:val="18"/>
+                <w:highlight w:val="green"/>
+              </w:rPr>
+              <w:t>ov</w:t>
+            </w:r>
+            <w:r>
+              <w:rPr>
+                <w:b w:val="0"/>
+                <w:bCs w:val="0"/>
+                <w:color w:val="000000" w:themeColor="text1"/>
+                <w:sz w:val="18"/>
+                <w:szCs w:val="18"/>
+                <w:highlight w:val="green"/>
+              </w:rPr>
+              <w:t xml:space="preserve"> dosežkov</w:t>
             </w:r>
           </w:p>
         </w:tc>
@@ -14994,6 +15421,7 @@
                 <w:color w:val="000000" w:themeColor="text1"/>
                 <w:sz w:val="18"/>
                 <w:szCs w:val="18"/>
+                <w:highlight w:val="green"/>
               </w:rPr>
             </w:pPr>
             <w:r>
@@ -15003,8 +15431,20 @@
                 <w:color w:val="000000" w:themeColor="text1"/>
                 <w:sz w:val="18"/>
                 <w:szCs w:val="18"/>
-              </w:rPr>
-              <w:t>10 ekvivalentov dosežkov</w:t>
+                <w:highlight w:val="green"/>
+              </w:rPr>
+              <w:t>20</w:t>
+            </w:r>
+            <w:r>
+              <w:rPr>
+                <w:b w:val="0"/>
+                <w:bCs w:val="0"/>
+                <w:color w:val="000000" w:themeColor="text1"/>
+                <w:sz w:val="18"/>
+                <w:szCs w:val="18"/>
+                <w:highlight w:val="green"/>
+              </w:rPr>
+              <w:t xml:space="preserve"> ekvivalentov dosežkov</w:t>
             </w:r>
           </w:p>
         </w:tc>
@@ -15024,8 +15464,10 @@
                 <w:color w:val="000000" w:themeColor="text1"/>
                 <w:sz w:val="18"/>
                 <w:szCs w:val="18"/>
-              </w:rPr>
-            </w:pPr>
+                <w:highlight w:val="green"/>
+              </w:rPr>
+            </w:pPr>
+            <w:commentRangeStart w:id="12"/>
             <w:r>
               <w:rPr>
                 <w:b w:val="0"/>
@@ -15033,8 +15475,31 @@
                 <w:color w:val="000000" w:themeColor="text1"/>
                 <w:sz w:val="18"/>
                 <w:szCs w:val="18"/>
-              </w:rPr>
-              <w:t>18 ekvivalentov dosežkov</w:t>
+                <w:highlight w:val="green"/>
+              </w:rPr>
+              <w:t>40</w:t>
+            </w:r>
+            <w:r>
+              <w:rPr>
+                <w:b w:val="0"/>
+                <w:bCs w:val="0"/>
+                <w:color w:val="000000" w:themeColor="text1"/>
+                <w:sz w:val="18"/>
+                <w:szCs w:val="18"/>
+                <w:highlight w:val="green"/>
+              </w:rPr>
+              <w:t xml:space="preserve"> ekvivalentov dosežkov</w:t>
+            </w:r>
+            <w:commentRangeEnd w:id="12"/>
+            <w:r>
+              <w:rPr>
+                <w:rStyle w:val="Pripombasklic"/>
+                <w:color w:val="000000" w:themeColor="text1"/>
+                <w:sz w:val="18"/>
+                <w:szCs w:val="18"/>
+                <w:highlight w:val="green"/>
+              </w:rPr>
+              <w:commentReference w:id="12"/>
             </w:r>
           </w:p>
         </w:tc>
@@ -15090,7 +15555,6 @@
                 <w:szCs w:val="18"/>
               </w:rPr>
             </w:pPr>
-            <w:proofErr w:type="gramStart"/>
             <w:r>
               <w:rPr>
                 <w:i/>
@@ -15099,18 +15563,7 @@
                 <w:sz w:val="18"/>
                 <w:szCs w:val="18"/>
               </w:rPr>
-              <w:t>Relevantnost</w:t>
-            </w:r>
-            <w:proofErr w:type="gramEnd"/>
-            <w:r>
-              <w:rPr>
-                <w:i/>
-                <w:iCs/>
-                <w:color w:val="000000" w:themeColor="text1"/>
-                <w:sz w:val="18"/>
-                <w:szCs w:val="18"/>
-              </w:rPr>
-              <w:t xml:space="preserve"> objavljenih dosežkov ali vodenih projektov</w:t>
+              <w:t>Relevantnost objavljenih dosežkov ali vodenih projektov</w:t>
             </w:r>
           </w:p>
         </w:tc>
@@ -15141,6 +15594,7 @@
                 <w:color w:val="000000" w:themeColor="text1"/>
                 <w:sz w:val="18"/>
                 <w:szCs w:val="18"/>
+                <w:highlight w:val="green"/>
               </w:rPr>
               <w:t>10 citatov</w:t>
             </w:r>
@@ -15197,7 +15651,7 @@
                 <w:sz w:val="18"/>
                 <w:szCs w:val="18"/>
               </w:rPr>
-              <w:t>Skupna vrednost projektov</w:t>
+              <w:t>Kumulativna vrednost</w:t>
             </w:r>
             <w:r>
               <w:rPr>
@@ -15207,7 +15661,7 @@
                 <w:sz w:val="18"/>
                 <w:szCs w:val="18"/>
               </w:rPr>
-              <w:t xml:space="preserve"> izven ARIS</w:t>
+              <w:t xml:space="preserve"> projektov izven ARIS</w:t>
             </w:r>
             <w:r>
               <w:rPr>
@@ -15217,7 +15671,7 @@
                 <w:sz w:val="18"/>
                 <w:szCs w:val="18"/>
               </w:rPr>
-              <w:t xml:space="preserve"> z zaključenim vodenjem več kot </w:t>
+              <w:t>,</w:t>
             </w:r>
             <w:r>
               <w:rPr>
@@ -15227,7 +15681,7 @@
                 <w:sz w:val="18"/>
                 <w:szCs w:val="18"/>
               </w:rPr>
-              <w:t>0,</w:t>
+              <w:t xml:space="preserve"> </w:t>
             </w:r>
             <w:r>
               <w:rPr>
@@ -15237,7 +15691,7 @@
                 <w:sz w:val="18"/>
                 <w:szCs w:val="18"/>
               </w:rPr>
-              <w:t>5</w:t>
+              <w:t>pri katerih je kandidat nastopal kot vodja projekta</w:t>
             </w:r>
             <w:r>
               <w:rPr>
@@ -15247,7 +15701,70 @@
                 <w:sz w:val="18"/>
                 <w:szCs w:val="18"/>
               </w:rPr>
-              <w:t xml:space="preserve"> FTE</w:t>
+              <w:t>,</w:t>
+            </w:r>
+            <w:r>
+              <w:rPr>
+                <w:b w:val="0"/>
+                <w:bCs w:val="0"/>
+                <w:color w:val="000000" w:themeColor="text1"/>
+                <w:sz w:val="18"/>
+                <w:szCs w:val="18"/>
+              </w:rPr>
+              <w:t xml:space="preserve"> v višini</w:t>
+            </w:r>
+            <w:r>
+              <w:rPr>
+                <w:b w:val="0"/>
+                <w:bCs w:val="0"/>
+                <w:color w:val="000000" w:themeColor="text1"/>
+                <w:sz w:val="18"/>
+                <w:szCs w:val="18"/>
+              </w:rPr>
+              <w:t xml:space="preserve"> najmanj </w:t>
+            </w:r>
+            <w:r>
+              <w:rPr>
+                <w:b w:val="0"/>
+                <w:bCs w:val="0"/>
+                <w:color w:val="000000" w:themeColor="text1"/>
+                <w:sz w:val="18"/>
+                <w:szCs w:val="18"/>
+                <w:highlight w:val="green"/>
+              </w:rPr>
+              <w:t>20.000</w:t>
+            </w:r>
+            <w:r>
+              <w:rPr>
+                <w:b w:val="0"/>
+                <w:bCs w:val="0"/>
+                <w:color w:val="000000" w:themeColor="text1"/>
+                <w:sz w:val="18"/>
+                <w:szCs w:val="18"/>
+                <w:highlight w:val="green"/>
+              </w:rPr>
+              <w:t> </w:t>
+            </w:r>
+            <w:r>
+              <w:rPr>
+                <w:b w:val="0"/>
+                <w:bCs w:val="0"/>
+                <w:color w:val="000000" w:themeColor="text1"/>
+                <w:sz w:val="18"/>
+                <w:szCs w:val="18"/>
+                <w:highlight w:val="green"/>
+              </w:rPr>
+              <w:t>EUR</w:t>
+            </w:r>
+            <w:r>
+              <w:rPr>
+                <w:b w:val="0"/>
+                <w:bCs w:val="0"/>
+                <w:color w:val="000000" w:themeColor="text1"/>
+                <w:sz w:val="18"/>
+                <w:szCs w:val="18"/>
+              </w:rPr>
+              <w:t xml:space="preserve"> (upošteva se celotno obdobje raziskovalne dejavnosti)</w:t>
             </w:r>
           </w:p>
         </w:tc>
@@ -15278,8 +15795,20 @@
                 <w:color w:val="000000" w:themeColor="text1"/>
                 <w:sz w:val="18"/>
                 <w:szCs w:val="18"/>
-              </w:rPr>
-              <w:t>100 citatov</w:t>
+                <w:highlight w:val="green"/>
+              </w:rPr>
+              <w:t>2</w:t>
+            </w:r>
+            <w:r>
+              <w:rPr>
+                <w:b w:val="0"/>
+                <w:bCs w:val="0"/>
+                <w:color w:val="000000" w:themeColor="text1"/>
+                <w:sz w:val="18"/>
+                <w:szCs w:val="18"/>
+                <w:highlight w:val="green"/>
+              </w:rPr>
+              <w:t>00 citatov</w:t>
             </w:r>
           </w:p>
           <w:p>
@@ -15334,7 +15863,7 @@
                 <w:sz w:val="18"/>
                 <w:szCs w:val="18"/>
               </w:rPr>
-              <w:t xml:space="preserve">Skupna vrednost projektov </w:t>
+              <w:t>Kumulativna vrednost</w:t>
             </w:r>
             <w:r>
               <w:rPr>
@@ -15344,7 +15873,7 @@
                 <w:sz w:val="18"/>
                 <w:szCs w:val="18"/>
               </w:rPr>
-              <w:t xml:space="preserve">izven ARIS </w:t>
+              <w:t xml:space="preserve"> projektov izven ARIS, </w:t>
             </w:r>
             <w:r>
               <w:rPr>
@@ -15354,7 +15883,7 @@
                 <w:sz w:val="18"/>
                 <w:szCs w:val="18"/>
               </w:rPr>
-              <w:t xml:space="preserve">z zaključenim vodenjem več kot </w:t>
+              <w:t>pri katerih je kandidat nastopal kot vodja projekta</w:t>
             </w:r>
             <w:r>
               <w:rPr>
@@ -15364,7 +15893,7 @@
                 <w:sz w:val="18"/>
                 <w:szCs w:val="18"/>
               </w:rPr>
-              <w:t>3</w:t>
+              <w:t xml:space="preserve">, </w:t>
             </w:r>
             <w:r>
               <w:rPr>
@@ -15374,7 +15903,70 @@
                 <w:sz w:val="18"/>
                 <w:szCs w:val="18"/>
               </w:rPr>
-              <w:t xml:space="preserve"> FTE</w:t>
+              <w:t>v višini</w:t>
+            </w:r>
+            <w:r>
+              <w:rPr>
+                <w:b w:val="0"/>
+                <w:bCs w:val="0"/>
+                <w:color w:val="000000" w:themeColor="text1"/>
+                <w:sz w:val="18"/>
+                <w:szCs w:val="18"/>
+              </w:rPr>
+              <w:t xml:space="preserve"> najmanj</w:t>
+            </w:r>
+            <w:r>
+              <w:rPr>
+                <w:b w:val="0"/>
+                <w:bCs w:val="0"/>
+                <w:color w:val="000000" w:themeColor="text1"/>
+                <w:sz w:val="18"/>
+                <w:szCs w:val="18"/>
+              </w:rPr>
+              <w:t xml:space="preserve"> </w:t>
+            </w:r>
+            <w:r>
+              <w:rPr>
+                <w:b w:val="0"/>
+                <w:bCs w:val="0"/>
+                <w:color w:val="000000" w:themeColor="text1"/>
+                <w:sz w:val="18"/>
+                <w:szCs w:val="18"/>
+                <w:highlight w:val="green"/>
+              </w:rPr>
+              <w:t>150.000</w:t>
+            </w:r>
+            <w:r>
+              <w:rPr>
+                <w:b w:val="0"/>
+                <w:bCs w:val="0"/>
+                <w:color w:val="000000" w:themeColor="text1"/>
+                <w:sz w:val="18"/>
+                <w:szCs w:val="18"/>
+                <w:highlight w:val="green"/>
+              </w:rPr>
+              <w:t> </w:t>
+            </w:r>
+            <w:r>
+              <w:rPr>
+                <w:b w:val="0"/>
+                <w:bCs w:val="0"/>
+                <w:color w:val="000000" w:themeColor="text1"/>
+                <w:sz w:val="18"/>
+                <w:szCs w:val="18"/>
+                <w:highlight w:val="green"/>
+              </w:rPr>
+              <w:t>EUR</w:t>
+            </w:r>
+            <w:r>
+              <w:rPr>
+                <w:b w:val="0"/>
+                <w:bCs w:val="0"/>
+                <w:color w:val="000000" w:themeColor="text1"/>
+                <w:sz w:val="18"/>
+                <w:szCs w:val="18"/>
+              </w:rPr>
+              <w:t xml:space="preserve"> (upošteva se celotno obdobje raziskovalne dejavnosti)</w:t>
             </w:r>
           </w:p>
         </w:tc>
@@ -15405,8 +15997,42 @@
                 <w:color w:val="000000" w:themeColor="text1"/>
                 <w:sz w:val="18"/>
                 <w:szCs w:val="18"/>
-              </w:rPr>
-              <w:t>200 citatov</w:t>
+                <w:highlight w:val="green"/>
+              </w:rPr>
+              <w:t>4</w:t>
+            </w:r>
+            <w:r>
+              <w:rPr>
+                <w:b w:val="0"/>
+                <w:bCs w:val="0"/>
+                <w:color w:val="000000" w:themeColor="text1"/>
+                <w:sz w:val="18"/>
+                <w:szCs w:val="18"/>
+                <w:highlight w:val="green"/>
+              </w:rPr>
+              <w:t>00</w:t>
+            </w:r>
+            <w:r>
+              <w:rPr>
+                <w:b w:val="0"/>
+                <w:bCs w:val="0"/>
+                <w:color w:val="000000" w:themeColor="text1"/>
+                <w:sz w:val="18"/>
+                <w:szCs w:val="18"/>
+                <w:highlight w:val="green"/>
+              </w:rPr>
+              <w:t xml:space="preserve"> čistih</w:t>
+            </w:r>
+            <w:r>
+              <w:rPr>
+                <w:b w:val="0"/>
+                <w:bCs w:val="0"/>
+                <w:color w:val="000000" w:themeColor="text1"/>
+                <w:sz w:val="18"/>
+                <w:szCs w:val="18"/>
+                <w:highlight w:val="green"/>
+              </w:rPr>
+              <w:t xml:space="preserve"> citatov</w:t>
             </w:r>
           </w:p>
           <w:p>
@@ -15461,7 +16087,7 @@
                 <w:sz w:val="18"/>
                 <w:szCs w:val="18"/>
               </w:rPr>
-              <w:t xml:space="preserve">Skupna vrednost </w:t>
+              <w:t>Kumulativna vrednost</w:t>
             </w:r>
             <w:r>
               <w:rPr>
@@ -15471,7 +16097,7 @@
                 <w:sz w:val="18"/>
                 <w:szCs w:val="18"/>
               </w:rPr>
-              <w:t>projektov</w:t>
+              <w:t xml:space="preserve"> projektov izven ARIS, </w:t>
             </w:r>
             <w:r>
               <w:rPr>
@@ -15481,7 +16107,7 @@
                 <w:sz w:val="18"/>
                 <w:szCs w:val="18"/>
               </w:rPr>
-              <w:t xml:space="preserve"> izven ARIS</w:t>
+              <w:t>pri katerih je kandidat nastopal kot vodja projekta</w:t>
             </w:r>
             <w:r>
               <w:rPr>
@@ -15491,7 +16117,7 @@
                 <w:sz w:val="18"/>
                 <w:szCs w:val="18"/>
               </w:rPr>
-              <w:t xml:space="preserve"> z zaključenim vodenjem več kot </w:t>
+              <w:t xml:space="preserve">, </w:t>
             </w:r>
             <w:r>
               <w:rPr>
@@ -15501,7 +16127,7 @@
                 <w:sz w:val="18"/>
                 <w:szCs w:val="18"/>
               </w:rPr>
-              <w:t>5</w:t>
+              <w:t>v višini</w:t>
             </w:r>
             <w:r>
               <w:rPr>
@@ -15511,7 +16137,50 @@
                 <w:sz w:val="18"/>
                 <w:szCs w:val="18"/>
               </w:rPr>
-              <w:t xml:space="preserve"> FTE</w:t>
+              <w:t xml:space="preserve"> najmanj </w:t>
+            </w:r>
+            <w:r>
+              <w:rPr>
+                <w:b w:val="0"/>
+                <w:bCs w:val="0"/>
+                <w:color w:val="000000" w:themeColor="text1"/>
+                <w:sz w:val="18"/>
+                <w:szCs w:val="18"/>
+                <w:highlight w:val="green"/>
+              </w:rPr>
+              <w:t>300.000</w:t>
+            </w:r>
+            <w:r>
+              <w:rPr>
+                <w:b w:val="0"/>
+                <w:bCs w:val="0"/>
+                <w:color w:val="000000" w:themeColor="text1"/>
+                <w:sz w:val="18"/>
+                <w:szCs w:val="18"/>
+                <w:highlight w:val="green"/>
+              </w:rPr>
+              <w:t> </w:t>
+            </w:r>
+            <w:r>
+              <w:rPr>
+                <w:b w:val="0"/>
+                <w:bCs w:val="0"/>
+                <w:color w:val="000000" w:themeColor="text1"/>
+                <w:sz w:val="18"/>
+                <w:szCs w:val="18"/>
+                <w:highlight w:val="green"/>
+              </w:rPr>
+              <w:t>EUR</w:t>
+            </w:r>
+            <w:r>
+              <w:rPr>
+                <w:b w:val="0"/>
+                <w:bCs w:val="0"/>
+                <w:color w:val="000000" w:themeColor="text1"/>
+                <w:sz w:val="18"/>
+                <w:szCs w:val="18"/>
+              </w:rPr>
+              <w:t xml:space="preserve"> (upošteva se celotno obdobje raziskovalne dejavnosti)</w:t>
             </w:r>
           </w:p>
         </w:tc>
@@ -15694,7 +16363,25 @@
                 <w:sz w:val="18"/>
                 <w:szCs w:val="18"/>
               </w:rPr>
-              <w:t>zaključeno vodenje raziskovalnih in inovacijskih projektov tujih nacionalnih raziskovalnih agencij, raziskovalnih svetov ali akademij znanosti ali vodenje delovnega svežnja v takih projektih, pri čemer se FTE upošteva v enaki višini,</w:t>
+              <w:t xml:space="preserve">zaključeno vodenje raziskovalnih in inovacijskih projektov tujih nacionalnih raziskovalnih agencij, raziskovalnih svetov ali akademij znanosti ali vodenje delovnega svežnja v takih projektih, pri čemer se </w:t>
+            </w:r>
+            <w:r>
+              <w:rPr>
+                <w:rFonts w:ascii="Segoe UI" w:hAnsi="Segoe UI" w:cs="Segoe UI"/>
+                <w:color w:val="000000" w:themeColor="text1"/>
+                <w:sz w:val="18"/>
+                <w:szCs w:val="18"/>
+              </w:rPr>
+              <w:t>vrednost</w:t>
+            </w:r>
+            <w:r>
+              <w:rPr>
+                <w:rFonts w:ascii="Segoe UI" w:hAnsi="Segoe UI" w:cs="Segoe UI"/>
+                <w:color w:val="000000" w:themeColor="text1"/>
+                <w:sz w:val="18"/>
+                <w:szCs w:val="18"/>
+              </w:rPr>
+              <w:t xml:space="preserve"> upošteva v enaki višini,</w:t>
             </w:r>
           </w:p>
           <w:p>
@@ -15720,9 +16407,8 @@
                 <w:sz w:val="18"/>
                 <w:szCs w:val="18"/>
               </w:rPr>
-              <w:t xml:space="preserve">zaključena koordinacija projektov iz okvirnih programov Evropske unije, programov LIFE, EURATOM, Interreg ali projektov s seznama Ministrstva za visoko šolstvo, znanost in inovacije v skladu s četrtim odstavkom 80. člena </w:t>
-            </w:r>
-            <w:proofErr w:type="spellStart"/>
+              <w:t xml:space="preserve">zaključena koordinacija projektov iz okvirnih programov Evropske unije, programov LIFE, EURATOM, Interreg ali projektov s seznama Ministrstva za visoko šolstvo, znanost in inovacije v </w:t>
+            </w:r>
             <w:r>
               <w:rPr>
                 <w:rFonts w:ascii="Segoe UI" w:hAnsi="Segoe UI" w:cs="Segoe UI"/>
@@ -15730,9 +16416,9 @@
                 <w:sz w:val="18"/>
                 <w:szCs w:val="18"/>
               </w:rPr>
-              <w:t>ZZrID</w:t>
-            </w:r>
-            <w:proofErr w:type="spellEnd"/>
+              <w:lastRenderedPageBreak/>
+              <w:t xml:space="preserve">skladu s četrtim odstavkom 80. člena ZZrID (kot koordinacija se šteje koordinacija projektov na Inštitutu, v imenovalec pa se šteje skupna višina sredstev teh projektov na Inštitutu) ali vodenje delovnega svežnja v takih projektih, pri čemer se </w:t>
+            </w:r>
             <w:r>
               <w:rPr>
                 <w:rFonts w:ascii="Segoe UI" w:hAnsi="Segoe UI" w:cs="Segoe UI"/>
@@ -15740,7 +16426,7 @@
                 <w:sz w:val="18"/>
                 <w:szCs w:val="18"/>
               </w:rPr>
-              <w:t xml:space="preserve"> (kot koordinacija se šteje koordinacija projektov na Inštitutu, v imenovalec pa se šteje skupna višina </w:t>
+              <w:t>vrednost</w:t>
             </w:r>
             <w:r>
               <w:rPr>
@@ -15749,8 +16435,16 @@
                 <w:sz w:val="18"/>
                 <w:szCs w:val="18"/>
               </w:rPr>
-              <w:lastRenderedPageBreak/>
-              <w:t>sredstev teh projektov na Inštitutu) ali vodenje delovnega svežnja v takih projektih, pri čemer se FTE upošteva v enaki višini</w:t>
+              <w:t xml:space="preserve"> </w:t>
+            </w:r>
+            <w:r>
+              <w:rPr>
+                <w:rFonts w:ascii="Segoe UI" w:hAnsi="Segoe UI" w:cs="Segoe UI"/>
+                <w:color w:val="000000" w:themeColor="text1"/>
+                <w:sz w:val="18"/>
+                <w:szCs w:val="18"/>
+              </w:rPr>
+              <w:t>upošteva v enaki višini</w:t>
             </w:r>
           </w:p>
           <w:p>
@@ -15777,25 +16471,21 @@
             <w:r>
               <w:rPr>
                 <w:rFonts w:ascii="Segoe UI" w:hAnsi="Segoe UI" w:cs="Segoe UI"/>
-                <w:b/>
-                <w:bCs/>
-                <w:color w:val="000000" w:themeColor="text1"/>
-                <w:sz w:val="18"/>
-                <w:szCs w:val="18"/>
-              </w:rPr>
-              <w:t xml:space="preserve">najmanj 1 </w:t>
-            </w:r>
-            <w:proofErr w:type="gramStart"/>
+                <w:color w:val="000000" w:themeColor="text1"/>
+                <w:sz w:val="18"/>
+                <w:szCs w:val="18"/>
+              </w:rPr>
+              <w:t xml:space="preserve">najmanj </w:t>
+            </w:r>
             <w:r>
               <w:rPr>
                 <w:rFonts w:ascii="Segoe UI" w:hAnsi="Segoe UI" w:cs="Segoe UI"/>
-                <w:b/>
-                <w:bCs/>
-                <w:color w:val="000000" w:themeColor="text1"/>
-                <w:sz w:val="18"/>
-                <w:szCs w:val="18"/>
-              </w:rPr>
-              <w:t>FTE</w:t>
+                <w:color w:val="000000" w:themeColor="text1"/>
+                <w:sz w:val="18"/>
+                <w:szCs w:val="18"/>
+                <w:highlight w:val="green"/>
+              </w:rPr>
+              <w:t>50.000</w:t>
             </w:r>
             <w:r>
               <w:rPr>
@@ -15803,18 +16493,28 @@
                 <w:color w:val="000000" w:themeColor="text1"/>
                 <w:sz w:val="18"/>
                 <w:szCs w:val="18"/>
-              </w:rPr>
-              <w:t xml:space="preserve"> kategorije</w:t>
-            </w:r>
-            <w:proofErr w:type="gramEnd"/>
+                <w:highlight w:val="green"/>
+              </w:rPr>
+              <w:t> </w:t>
+            </w:r>
             <w:r>
               <w:rPr>
                 <w:rFonts w:ascii="Segoe UI" w:hAnsi="Segoe UI" w:cs="Segoe UI"/>
                 <w:color w:val="000000" w:themeColor="text1"/>
                 <w:sz w:val="18"/>
                 <w:szCs w:val="18"/>
-              </w:rPr>
-              <w:t xml:space="preserve"> A v vrednosti, ki je veljala v letu, ko je bil projekt pridobljen (upošteva se celotno obdobje raziskovalne dejavnosti);</w:t>
+                <w:highlight w:val="green"/>
+              </w:rPr>
+              <w:t>EUR</w:t>
+            </w:r>
+            <w:r>
+              <w:rPr>
+                <w:rFonts w:ascii="Segoe UI" w:hAnsi="Segoe UI" w:cs="Segoe UI"/>
+                <w:color w:val="000000" w:themeColor="text1"/>
+                <w:sz w:val="18"/>
+                <w:szCs w:val="18"/>
+              </w:rPr>
+              <w:t xml:space="preserve"> (upošteva se celotno obdobje raziskovalne dejavnosti);</w:t>
             </w:r>
           </w:p>
           <w:p>
@@ -16001,7 +16701,25 @@
                 <w:sz w:val="18"/>
                 <w:szCs w:val="18"/>
               </w:rPr>
-              <w:t>zaključeno vodenje raziskovalnih in inovacijskih projektov tujih nacionalnih raziskovalnih agencij, raziskovalnih svetov ali akademij znanosti ali vodenje delovnega svežnja v takih projektih, pri čemer se FTE upošteva v enaki višini,</w:t>
+              <w:t>zaključeno vodenje raziskovalnih in inovacijskih projektov tujih nacionalnih raziskovalnih agencij, raziskovalnih svetov ali akademij znanosti ali vodenje delovnega svežnja v takih projektih, pri čemer se</w:t>
+            </w:r>
+            <w:r>
+              <w:rPr>
+                <w:rFonts w:ascii="Segoe UI" w:hAnsi="Segoe UI" w:cs="Segoe UI"/>
+                <w:color w:val="000000" w:themeColor="text1"/>
+                <w:sz w:val="18"/>
+                <w:szCs w:val="18"/>
+              </w:rPr>
+              <w:t xml:space="preserve"> vrednost</w:t>
+            </w:r>
+            <w:r>
+              <w:rPr>
+                <w:rFonts w:ascii="Segoe UI" w:hAnsi="Segoe UI" w:cs="Segoe UI"/>
+                <w:color w:val="000000" w:themeColor="text1"/>
+                <w:sz w:val="18"/>
+                <w:szCs w:val="18"/>
+              </w:rPr>
+              <w:t xml:space="preserve"> upošteva v enaki višini,</w:t>
             </w:r>
           </w:p>
           <w:p>
@@ -16027,9 +16745,8 @@
                 <w:sz w:val="18"/>
                 <w:szCs w:val="18"/>
               </w:rPr>
-              <w:t xml:space="preserve">zaključena koordinacija projektov iz okvirnih programov Evropske unije, programov LIFE, EURATOM, Interreg ali projektov s seznama Ministrstva za visoko šolstvo, znanost in inovacije v skladu s četrtim odstavkom 80. člena </w:t>
-            </w:r>
-            <w:proofErr w:type="spellStart"/>
+              <w:t xml:space="preserve">zaključena koordinacija projektov iz okvirnih programov Evropske unije, programov LIFE, EURATOM, Interreg ali projektov s seznama Ministrstva za visoko šolstvo, znanost in inovacije v </w:t>
+            </w:r>
             <w:r>
               <w:rPr>
                 <w:rFonts w:ascii="Segoe UI" w:hAnsi="Segoe UI" w:cs="Segoe UI"/>
@@ -16037,9 +16754,9 @@
                 <w:sz w:val="18"/>
                 <w:szCs w:val="18"/>
               </w:rPr>
-              <w:t>ZZrID</w:t>
-            </w:r>
-            <w:proofErr w:type="spellEnd"/>
+              <w:lastRenderedPageBreak/>
+              <w:t xml:space="preserve">skladu s četrtim odstavkom 80. člena ZZrID (kot koordinacija se šteje koordinacija projektov na Inštitutu, v imenovalec pa se šteje skupna višina sredstev teh projektov na Inštitutu) ali vodenje delovnega svežnja v takih projektih, pri čemer se </w:t>
+            </w:r>
             <w:r>
               <w:rPr>
                 <w:rFonts w:ascii="Segoe UI" w:hAnsi="Segoe UI" w:cs="Segoe UI"/>
@@ -16047,7 +16764,7 @@
                 <w:sz w:val="18"/>
                 <w:szCs w:val="18"/>
               </w:rPr>
-              <w:t xml:space="preserve"> (kot koordinacija se šteje koordinacija projektov na Inštitutu, v imenovalec pa se šteje skupna višina </w:t>
+              <w:t>vrednost</w:t>
             </w:r>
             <w:r>
               <w:rPr>
@@ -16056,8 +16773,16 @@
                 <w:sz w:val="18"/>
                 <w:szCs w:val="18"/>
               </w:rPr>
-              <w:lastRenderedPageBreak/>
-              <w:t>sredstev teh projektov na Inštitutu) ali vodenje delovnega svežnja v takih projektih, pri čemer se FTE upošteva v enaki višini</w:t>
+              <w:t xml:space="preserve"> </w:t>
+            </w:r>
+            <w:r>
+              <w:rPr>
+                <w:rFonts w:ascii="Segoe UI" w:hAnsi="Segoe UI" w:cs="Segoe UI"/>
+                <w:color w:val="000000" w:themeColor="text1"/>
+                <w:sz w:val="18"/>
+                <w:szCs w:val="18"/>
+              </w:rPr>
+              <w:t>upošteva v enaki višini</w:t>
             </w:r>
           </w:p>
           <w:p>
@@ -16084,8 +16809,6 @@
             <w:r>
               <w:rPr>
                 <w:rFonts w:ascii="Segoe UI" w:hAnsi="Segoe UI" w:cs="Segoe UI"/>
-                <w:b/>
-                <w:bCs/>
                 <w:color w:val="000000" w:themeColor="text1"/>
                 <w:sz w:val="18"/>
                 <w:szCs w:val="18"/>
@@ -16095,36 +16818,32 @@
             <w:r>
               <w:rPr>
                 <w:rFonts w:ascii="Segoe UI" w:hAnsi="Segoe UI" w:cs="Segoe UI"/>
-                <w:b/>
-                <w:bCs/>
-                <w:color w:val="000000" w:themeColor="text1"/>
-                <w:sz w:val="18"/>
-                <w:szCs w:val="18"/>
-              </w:rPr>
-              <w:t>5</w:t>
+                <w:color w:val="000000" w:themeColor="text1"/>
+                <w:sz w:val="18"/>
+                <w:szCs w:val="18"/>
+                <w:highlight w:val="green"/>
+              </w:rPr>
+              <w:t>250.000</w:t>
             </w:r>
             <w:r>
               <w:rPr>
                 <w:rFonts w:ascii="Segoe UI" w:hAnsi="Segoe UI" w:cs="Segoe UI"/>
-                <w:b/>
-                <w:bCs/>
-                <w:color w:val="000000" w:themeColor="text1"/>
-                <w:sz w:val="18"/>
-                <w:szCs w:val="18"/>
-              </w:rPr>
-              <w:t xml:space="preserve"> </w:t>
-            </w:r>
-            <w:proofErr w:type="gramStart"/>
+                <w:color w:val="000000" w:themeColor="text1"/>
+                <w:sz w:val="18"/>
+                <w:szCs w:val="18"/>
+                <w:highlight w:val="green"/>
+              </w:rPr>
+              <w:t> </w:t>
+            </w:r>
             <w:r>
               <w:rPr>
                 <w:rFonts w:ascii="Segoe UI" w:hAnsi="Segoe UI" w:cs="Segoe UI"/>
-                <w:b/>
-                <w:bCs/>
-                <w:color w:val="000000" w:themeColor="text1"/>
-                <w:sz w:val="18"/>
-                <w:szCs w:val="18"/>
-              </w:rPr>
-              <w:t>FTE</w:t>
+                <w:color w:val="000000" w:themeColor="text1"/>
+                <w:sz w:val="18"/>
+                <w:szCs w:val="18"/>
+                <w:highlight w:val="green"/>
+              </w:rPr>
+              <w:t>EUR</w:t>
             </w:r>
             <w:r>
               <w:rPr>
@@ -16133,9 +16852,8 @@
                 <w:sz w:val="18"/>
                 <w:szCs w:val="18"/>
               </w:rPr>
-              <w:t xml:space="preserve"> kategorije</w:t>
-            </w:r>
-            <w:proofErr w:type="gramEnd"/>
+              <w:t xml:space="preserve"> A v vrednosti, ki je veljala v letu</w:t>
+            </w:r>
             <w:r>
               <w:rPr>
                 <w:rFonts w:ascii="Segoe UI" w:hAnsi="Segoe UI" w:cs="Segoe UI"/>
@@ -16143,7 +16861,7 @@
                 <w:sz w:val="18"/>
                 <w:szCs w:val="18"/>
               </w:rPr>
-              <w:t xml:space="preserve"> A v vrednosti, ki je veljala v letu, ko je bil projekt pridobljen (upošteva se celotno obdobje raziskovalne dejavnosti);</w:t>
+              <w:t>, ko je bil projekt pridobljen (upošteva se celotno obdobje raziskovalne dejavnosti);</w:t>
             </w:r>
           </w:p>
           <w:p>
@@ -16193,7 +16911,6 @@
               </w:rPr>
               <w:t xml:space="preserve">vsaj </w:t>
             </w:r>
-            <w:proofErr w:type="gramStart"/>
             <w:r>
               <w:rPr>
                 <w:rFonts w:ascii="Segoe UI" w:hAnsi="Segoe UI" w:cs="Segoe UI"/>
@@ -16210,17 +16927,7 @@
                 <w:sz w:val="18"/>
                 <w:szCs w:val="18"/>
               </w:rPr>
-              <w:t xml:space="preserve"> letno</w:t>
-            </w:r>
-            <w:proofErr w:type="gramEnd"/>
-            <w:r>
-              <w:rPr>
-                <w:rFonts w:ascii="Segoe UI" w:hAnsi="Segoe UI" w:cs="Segoe UI"/>
-                <w:color w:val="000000" w:themeColor="text1"/>
-                <w:sz w:val="18"/>
-                <w:szCs w:val="18"/>
-              </w:rPr>
-              <w:t xml:space="preserve"> opravljanje vodilne funkcije (direktor, predsednik upravnega odbora, predsednik znanstvenega sveta, vodja programske skupine, vodja infrastrukturne skupine) na Inštitutu ali enakovredni instituciji.</w:t>
+              <w:t xml:space="preserve"> letno opravljanje vodilne funkcije (direktor, predsednik upravnega odbora, predsednik znanstvenega sveta, vodja programske skupine, vodja infrastrukturne skupine) na Inštitutu ali enakovredni instituciji.</w:t>
             </w:r>
           </w:p>
         </w:tc>
@@ -16358,7 +17065,25 @@
                 <w:sz w:val="18"/>
                 <w:szCs w:val="18"/>
               </w:rPr>
-              <w:t>zaključeno vodenje raziskovalnih in inovacijskih projektov tujih nacionalnih raziskovalnih agencij, raziskovalnih svetov ali akademij znanosti ali vodenje delovnega svežnja v takih projektih, pri čemer se FTE upošteva v enaki višini</w:t>
+              <w:t xml:space="preserve">zaključeno vodenje raziskovalnih in inovacijskih projektov tujih nacionalnih raziskovalnih agencij, raziskovalnih svetov ali akademij znanosti ali vodenje delovnega svežnja v takih projektih, pri čemer se </w:t>
+            </w:r>
+            <w:r>
+              <w:rPr>
+                <w:rFonts w:ascii="Segoe UI" w:hAnsi="Segoe UI" w:cs="Segoe UI"/>
+                <w:color w:val="000000" w:themeColor="text1"/>
+                <w:sz w:val="18"/>
+                <w:szCs w:val="18"/>
+              </w:rPr>
+              <w:t>vrednost</w:t>
+            </w:r>
+            <w:r>
+              <w:rPr>
+                <w:rFonts w:ascii="Segoe UI" w:hAnsi="Segoe UI" w:cs="Segoe UI"/>
+                <w:color w:val="000000" w:themeColor="text1"/>
+                <w:sz w:val="18"/>
+                <w:szCs w:val="18"/>
+              </w:rPr>
+              <w:t xml:space="preserve"> upošteva v enaki višini</w:t>
             </w:r>
             <w:r>
               <w:rPr>
@@ -16393,9 +17118,8 @@
                 <w:sz w:val="18"/>
                 <w:szCs w:val="18"/>
               </w:rPr>
-              <w:t xml:space="preserve">zaključena koordinacija projektov iz okvirnih programov Evropske unije, programov LIFE, EURATOM, Interreg ali projektov s seznama Ministrstva za visoko šolstvo, znanost in inovacije v skladu s četrtim odstavkom 80. člena </w:t>
-            </w:r>
-            <w:proofErr w:type="spellStart"/>
+              <w:t xml:space="preserve">zaključena koordinacija projektov iz okvirnih programov Evropske unije, programov LIFE, EURATOM, Interreg ali projektov s seznama Ministrstva za visoko šolstvo, znanost in inovacije v </w:t>
+            </w:r>
             <w:r>
               <w:rPr>
                 <w:rFonts w:ascii="Segoe UI" w:hAnsi="Segoe UI" w:cs="Segoe UI"/>
@@ -16403,9 +17127,9 @@
                 <w:sz w:val="18"/>
                 <w:szCs w:val="18"/>
               </w:rPr>
-              <w:t>ZZrID</w:t>
-            </w:r>
-            <w:proofErr w:type="spellEnd"/>
+              <w:lastRenderedPageBreak/>
+              <w:t xml:space="preserve">skladu s četrtim odstavkom 80. člena ZZrID (kot koordinacija se šteje koordinacija projektov na Inštitutu, v imenovalec pa se šteje skupna višina sredstev teh projektov na Inštitutu) ali vodenje delovnega svežnja v takih projektih, pri čemer se </w:t>
+            </w:r>
             <w:r>
               <w:rPr>
                 <w:rFonts w:ascii="Segoe UI" w:hAnsi="Segoe UI" w:cs="Segoe UI"/>
@@ -16413,7 +17137,7 @@
                 <w:sz w:val="18"/>
                 <w:szCs w:val="18"/>
               </w:rPr>
-              <w:t xml:space="preserve"> (kot koordinacija se šteje koordinacija projektov na Inštitutu, v imenovalec pa se šteje skupna višina </w:t>
+              <w:t>vrednost</w:t>
             </w:r>
             <w:r>
               <w:rPr>
@@ -16422,8 +17146,16 @@
                 <w:sz w:val="18"/>
                 <w:szCs w:val="18"/>
               </w:rPr>
-              <w:lastRenderedPageBreak/>
-              <w:t>sredstev teh projektov na Inštitutu) ali vodenje delovnega svežnja v takih projektih, pri čemer se FTE upošteva v enaki višini</w:t>
+              <w:t xml:space="preserve"> </w:t>
+            </w:r>
+            <w:r>
+              <w:rPr>
+                <w:rFonts w:ascii="Segoe UI" w:hAnsi="Segoe UI" w:cs="Segoe UI"/>
+                <w:color w:val="000000" w:themeColor="text1"/>
+                <w:sz w:val="18"/>
+                <w:szCs w:val="18"/>
+              </w:rPr>
+              <w:t>upošteva v enaki višini</w:t>
             </w:r>
           </w:p>
           <w:p>
@@ -16445,18 +17177,16 @@
                 <w:sz w:val="18"/>
                 <w:szCs w:val="18"/>
               </w:rPr>
-              <w:t xml:space="preserve">v kumulativni vrednosti </w:t>
+              <w:t xml:space="preserve">v kumulativni </w:t>
             </w:r>
             <w:r>
               <w:rPr>
                 <w:rFonts w:ascii="Segoe UI" w:hAnsi="Segoe UI" w:cs="Segoe UI"/>
-                <w:b/>
-                <w:bCs/>
-                <w:color w:val="000000" w:themeColor="text1"/>
-                <w:sz w:val="18"/>
-                <w:szCs w:val="18"/>
-              </w:rPr>
-              <w:t>najmanj 10</w:t>
+                <w:color w:val="000000" w:themeColor="text1"/>
+                <w:sz w:val="18"/>
+                <w:szCs w:val="18"/>
+              </w:rPr>
+              <w:t xml:space="preserve">vrednosti </w:t>
             </w:r>
             <w:r>
               <w:rPr>
@@ -16465,19 +17195,17 @@
                 <w:sz w:val="18"/>
                 <w:szCs w:val="18"/>
               </w:rPr>
-              <w:t xml:space="preserve"> </w:t>
-            </w:r>
-            <w:proofErr w:type="gramStart"/>
+              <w:t xml:space="preserve">najmanj </w:t>
+            </w:r>
             <w:r>
               <w:rPr>
                 <w:rFonts w:ascii="Segoe UI" w:hAnsi="Segoe UI" w:cs="Segoe UI"/>
-                <w:b/>
-                <w:bCs/>
-                <w:color w:val="000000" w:themeColor="text1"/>
-                <w:sz w:val="18"/>
-                <w:szCs w:val="18"/>
-              </w:rPr>
-              <w:t>FTE</w:t>
+                <w:color w:val="000000" w:themeColor="text1"/>
+                <w:sz w:val="18"/>
+                <w:szCs w:val="18"/>
+                <w:highlight w:val="green"/>
+              </w:rPr>
+              <w:t>500.000</w:t>
             </w:r>
             <w:r>
               <w:rPr>
@@ -16485,18 +17213,28 @@
                 <w:color w:val="000000" w:themeColor="text1"/>
                 <w:sz w:val="18"/>
                 <w:szCs w:val="18"/>
-              </w:rPr>
-              <w:t xml:space="preserve"> kategorije</w:t>
-            </w:r>
-            <w:proofErr w:type="gramEnd"/>
+                <w:highlight w:val="green"/>
+              </w:rPr>
+              <w:t> </w:t>
+            </w:r>
             <w:r>
               <w:rPr>
                 <w:rFonts w:ascii="Segoe UI" w:hAnsi="Segoe UI" w:cs="Segoe UI"/>
                 <w:color w:val="000000" w:themeColor="text1"/>
                 <w:sz w:val="18"/>
                 <w:szCs w:val="18"/>
-              </w:rPr>
-              <w:t xml:space="preserve"> A v vrednosti, ki je veljala v letu, ko je bil projekt pridobljen (upošteva se celotno obdobje raziskovalne dejavnosti)</w:t>
+                <w:highlight w:val="green"/>
+              </w:rPr>
+              <w:t>EUR</w:t>
+            </w:r>
+            <w:r>
+              <w:rPr>
+                <w:rFonts w:ascii="Segoe UI" w:hAnsi="Segoe UI" w:cs="Segoe UI"/>
+                <w:color w:val="000000" w:themeColor="text1"/>
+                <w:sz w:val="18"/>
+                <w:szCs w:val="18"/>
+              </w:rPr>
+              <w:t xml:space="preserve"> (upošteva se celotno obdobje raziskovalne dejavnosti)</w:t>
             </w:r>
             <w:r>
               <w:rPr>
@@ -16551,7 +17289,6 @@
               </w:rPr>
               <w:t xml:space="preserve">vsaj </w:t>
             </w:r>
-            <w:proofErr w:type="gramStart"/>
             <w:r>
               <w:rPr>
                 <w:rFonts w:ascii="Segoe UI" w:hAnsi="Segoe UI" w:cs="Segoe UI"/>
@@ -16568,17 +17305,7 @@
                 <w:sz w:val="18"/>
                 <w:szCs w:val="18"/>
               </w:rPr>
-              <w:t xml:space="preserve"> letno</w:t>
-            </w:r>
-            <w:proofErr w:type="gramEnd"/>
-            <w:r>
-              <w:rPr>
-                <w:rFonts w:ascii="Segoe UI" w:hAnsi="Segoe UI" w:cs="Segoe UI"/>
-                <w:color w:val="000000" w:themeColor="text1"/>
-                <w:sz w:val="18"/>
-                <w:szCs w:val="18"/>
-              </w:rPr>
-              <w:t xml:space="preserve"> opravljanje vodilne funkcije (direktor, predsednik upravnega odbora, predsednik znanstvenega sveta, vodja programske skupine, vodja infrastrukturne</w:t>
+              <w:t xml:space="preserve"> letno opravljanje vodilne funkcije (direktor, predsednik upravnega odbora, predsednik znanstvenega sveta, vodja programske skupine, vodja infrastrukturne</w:t>
             </w:r>
             <w:r>
               <w:rPr>
@@ -16896,6 +17623,7 @@
                 <w:color w:val="000000" w:themeColor="text1"/>
                 <w:sz w:val="18"/>
                 <w:szCs w:val="18"/>
+                <w:highlight w:val="green"/>
               </w:rPr>
             </w:pPr>
             <w:r>
@@ -16905,8 +17633,9 @@
                 <w:color w:val="000000" w:themeColor="text1"/>
                 <w:sz w:val="18"/>
                 <w:szCs w:val="18"/>
-              </w:rPr>
-              <w:t>2</w:t>
+                <w:highlight w:val="green"/>
+              </w:rPr>
+              <w:t>5</w:t>
             </w:r>
             <w:r>
               <w:rPr>
@@ -16915,6 +17644,7 @@
                 <w:color w:val="000000" w:themeColor="text1"/>
                 <w:sz w:val="18"/>
                 <w:szCs w:val="18"/>
+                <w:highlight w:val="green"/>
               </w:rPr>
               <w:t xml:space="preserve"> ekvivalent</w:t>
             </w:r>
@@ -16925,8 +17655,9 @@
                 <w:color w:val="000000" w:themeColor="text1"/>
                 <w:sz w:val="18"/>
                 <w:szCs w:val="18"/>
-              </w:rPr>
-              <w:t>a</w:t>
+                <w:highlight w:val="green"/>
+              </w:rPr>
+              <w:t>ov</w:t>
             </w:r>
             <w:r>
               <w:rPr>
@@ -16935,6 +17666,7 @@
                 <w:color w:val="000000" w:themeColor="text1"/>
                 <w:sz w:val="18"/>
                 <w:szCs w:val="18"/>
+                <w:highlight w:val="green"/>
               </w:rPr>
               <w:t xml:space="preserve"> dosežkov</w:t>
             </w:r>
@@ -16958,6 +17690,7 @@
                 <w:color w:val="000000" w:themeColor="text1"/>
                 <w:sz w:val="18"/>
                 <w:szCs w:val="18"/>
+                <w:highlight w:val="green"/>
               </w:rPr>
             </w:pPr>
             <w:r>
@@ -16967,8 +17700,9 @@
                 <w:color w:val="000000" w:themeColor="text1"/>
                 <w:sz w:val="18"/>
                 <w:szCs w:val="18"/>
-              </w:rPr>
-              <w:t>5</w:t>
+                <w:highlight w:val="green"/>
+              </w:rPr>
+              <w:t>15</w:t>
             </w:r>
             <w:r>
               <w:rPr>
@@ -16977,6 +17711,7 @@
                 <w:color w:val="000000" w:themeColor="text1"/>
                 <w:sz w:val="18"/>
                 <w:szCs w:val="18"/>
+                <w:highlight w:val="green"/>
               </w:rPr>
               <w:t xml:space="preserve"> ekvivalentov dosežkov</w:t>
             </w:r>
@@ -16998,6 +17733,7 @@
                 <w:color w:val="000000" w:themeColor="text1"/>
                 <w:sz w:val="18"/>
                 <w:szCs w:val="18"/>
+                <w:highlight w:val="green"/>
               </w:rPr>
             </w:pPr>
             <w:r>
@@ -17007,8 +17743,20 @@
                 <w:color w:val="000000" w:themeColor="text1"/>
                 <w:sz w:val="18"/>
                 <w:szCs w:val="18"/>
-              </w:rPr>
-              <w:t>18 ekvivalentov dosežkov</w:t>
+                <w:highlight w:val="green"/>
+              </w:rPr>
+              <w:t>35</w:t>
+            </w:r>
+            <w:r>
+              <w:rPr>
+                <w:b w:val="0"/>
+                <w:bCs w:val="0"/>
+                <w:color w:val="000000" w:themeColor="text1"/>
+                <w:sz w:val="18"/>
+                <w:szCs w:val="18"/>
+                <w:highlight w:val="green"/>
+              </w:rPr>
+              <w:t xml:space="preserve"> ekvivalentov dosežkov</w:t>
             </w:r>
           </w:p>
         </w:tc>
@@ -17064,7 +17812,6 @@
                 <w:szCs w:val="18"/>
               </w:rPr>
             </w:pPr>
-            <w:proofErr w:type="gramStart"/>
             <w:r>
               <w:rPr>
                 <w:i/>
@@ -17073,18 +17820,7 @@
                 <w:sz w:val="18"/>
                 <w:szCs w:val="18"/>
               </w:rPr>
-              <w:t>Relevantnost</w:t>
-            </w:r>
-            <w:proofErr w:type="gramEnd"/>
-            <w:r>
-              <w:rPr>
-                <w:i/>
-                <w:iCs/>
-                <w:color w:val="000000" w:themeColor="text1"/>
-                <w:sz w:val="18"/>
-                <w:szCs w:val="18"/>
-              </w:rPr>
-              <w:t xml:space="preserve"> objavljenih dosežkov ali vodenih projektov</w:t>
+              <w:t>Relevantnost objavljenih dosežkov ali vodenih projektov</w:t>
             </w:r>
           </w:p>
         </w:tc>
@@ -17115,6 +17851,7 @@
                 <w:color w:val="000000" w:themeColor="text1"/>
                 <w:sz w:val="18"/>
                 <w:szCs w:val="18"/>
+                <w:highlight w:val="green"/>
               </w:rPr>
               <w:t>5</w:t>
             </w:r>
@@ -17125,6 +17862,7 @@
                 <w:color w:val="000000" w:themeColor="text1"/>
                 <w:sz w:val="18"/>
                 <w:szCs w:val="18"/>
+                <w:highlight w:val="green"/>
               </w:rPr>
               <w:t xml:space="preserve"> citatov</w:t>
             </w:r>
@@ -17181,7 +17919,39 @@
                 <w:sz w:val="18"/>
                 <w:szCs w:val="18"/>
               </w:rPr>
-              <w:t>Skupna vrednost projektov izven ARIS z zaključenim vodenjem več kot 0,5 FTE</w:t>
+              <w:t xml:space="preserve">Seštevek sredstev za raziskovalno-razvojno dejavnost, pridobljenih izven proračuna ARIS za Inštitut oziroma organizacijo zaposlitve (torej brez vrednosti za ostale partnerje) na projektih pri katerih je imel kandidat vodilno vlogo na Inštitutu oziroma organizaciji zaposlitve (torej ne nujno na celotnem projektu), v višini najmanj </w:t>
+            </w:r>
+            <w:r>
+              <w:rPr>
+                <w:b w:val="0"/>
+                <w:bCs w:val="0"/>
+                <w:color w:val="000000" w:themeColor="text1"/>
+                <w:sz w:val="18"/>
+                <w:szCs w:val="18"/>
+                <w:highlight w:val="green"/>
+              </w:rPr>
+              <w:t>20.000 EUR</w:t>
+            </w:r>
+            <w:r>
+              <w:rPr>
+                <w:b w:val="0"/>
+                <w:bCs w:val="0"/>
+                <w:color w:val="000000" w:themeColor="text1"/>
+                <w:sz w:val="18"/>
+                <w:szCs w:val="18"/>
+              </w:rPr>
+              <w:t xml:space="preserve"> </w:t>
+            </w:r>
+            <w:r>
+              <w:rPr>
+                <w:b w:val="0"/>
+                <w:bCs w:val="0"/>
+                <w:color w:val="000000" w:themeColor="text1"/>
+                <w:sz w:val="18"/>
+                <w:szCs w:val="18"/>
+              </w:rPr>
+              <w:lastRenderedPageBreak/>
+              <w:t>(upošteva se celotno obdobje raziskovalne dejavnosti)</w:t>
             </w:r>
           </w:p>
         </w:tc>
@@ -17212,7 +17982,9 @@
                 <w:color w:val="000000" w:themeColor="text1"/>
                 <w:sz w:val="18"/>
                 <w:szCs w:val="18"/>
-              </w:rPr>
+                <w:highlight w:val="green"/>
+              </w:rPr>
+              <w:lastRenderedPageBreak/>
               <w:t>5</w:t>
             </w:r>
             <w:r>
@@ -17222,6 +17994,7 @@
                 <w:color w:val="000000" w:themeColor="text1"/>
                 <w:sz w:val="18"/>
                 <w:szCs w:val="18"/>
+                <w:highlight w:val="green"/>
               </w:rPr>
               <w:t>0 citatov</w:t>
             </w:r>
@@ -17278,7 +18051,101 @@
                 <w:sz w:val="18"/>
                 <w:szCs w:val="18"/>
               </w:rPr>
-              <w:t>Skupna vrednost projektov izven ARIS z zaključenim vodenjem več kot 3 FTE</w:t>
+              <w:t>S</w:t>
+            </w:r>
+            <w:r>
+              <w:rPr>
+                <w:b w:val="0"/>
+                <w:bCs w:val="0"/>
+                <w:color w:val="000000" w:themeColor="text1"/>
+                <w:sz w:val="18"/>
+                <w:szCs w:val="18"/>
+              </w:rPr>
+              <w:t>eštevek sredstev za raziskovalno-razvojno dejavnost, pridobljenih izven proračuna ARIS za Inštitut oziroma organizacijo zaposlitve (torej brez vrednosti za ostale partnerje) na projektih pri katerih je imel kandidat vodilno vlogo na Inštitutu oziroma organizaciji zaposlitve (torej ne nujno na celotnem projektu)</w:t>
+            </w:r>
+            <w:r>
+              <w:rPr>
+                <w:b w:val="0"/>
+                <w:bCs w:val="0"/>
+                <w:color w:val="000000" w:themeColor="text1"/>
+                <w:sz w:val="18"/>
+                <w:szCs w:val="18"/>
+              </w:rPr>
+              <w:t>, v višini</w:t>
+            </w:r>
+            <w:r>
+              <w:rPr>
+                <w:b w:val="0"/>
+                <w:bCs w:val="0"/>
+                <w:color w:val="000000" w:themeColor="text1"/>
+                <w:sz w:val="18"/>
+                <w:szCs w:val="18"/>
+              </w:rPr>
+              <w:t xml:space="preserve"> najmanj</w:t>
+            </w:r>
+            <w:r>
+              <w:rPr>
+                <w:b w:val="0"/>
+                <w:bCs w:val="0"/>
+                <w:color w:val="000000" w:themeColor="text1"/>
+                <w:sz w:val="18"/>
+                <w:szCs w:val="18"/>
+              </w:rPr>
+              <w:t xml:space="preserve"> </w:t>
+            </w:r>
+            <w:r>
+              <w:rPr>
+                <w:b w:val="0"/>
+                <w:bCs w:val="0"/>
+                <w:color w:val="000000" w:themeColor="text1"/>
+                <w:sz w:val="18"/>
+                <w:szCs w:val="18"/>
+                <w:highlight w:val="green"/>
+              </w:rPr>
+              <w:t>150.000</w:t>
+            </w:r>
+            <w:r>
+              <w:rPr>
+                <w:b w:val="0"/>
+                <w:bCs w:val="0"/>
+                <w:color w:val="000000" w:themeColor="text1"/>
+                <w:sz w:val="18"/>
+                <w:szCs w:val="18"/>
+                <w:highlight w:val="green"/>
+              </w:rPr>
+              <w:t> </w:t>
+            </w:r>
+            <w:r>
+              <w:rPr>
+                <w:b w:val="0"/>
+                <w:bCs w:val="0"/>
+                <w:color w:val="000000" w:themeColor="text1"/>
+                <w:sz w:val="18"/>
+                <w:szCs w:val="18"/>
+                <w:highlight w:val="green"/>
+              </w:rPr>
+              <w:t>EUR</w:t>
+            </w:r>
+            <w:r>
+              <w:rPr>
+                <w:b w:val="0"/>
+                <w:bCs w:val="0"/>
+                <w:color w:val="000000" w:themeColor="text1"/>
+                <w:sz w:val="18"/>
+                <w:szCs w:val="18"/>
+              </w:rPr>
+              <w:t xml:space="preserve"> </w:t>
+            </w:r>
+            <w:r>
+              <w:rPr>
+                <w:b w:val="0"/>
+                <w:bCs w:val="0"/>
+                <w:color w:val="000000" w:themeColor="text1"/>
+                <w:sz w:val="18"/>
+                <w:szCs w:val="18"/>
+              </w:rPr>
+              <w:lastRenderedPageBreak/>
+              <w:t>(upošteva se celotno obdobje raziskovalne dejavnosti)</w:t>
             </w:r>
           </w:p>
         </w:tc>
@@ -17309,7 +18176,9 @@
                 <w:color w:val="000000" w:themeColor="text1"/>
                 <w:sz w:val="18"/>
                 <w:szCs w:val="18"/>
-              </w:rPr>
+                <w:highlight w:val="green"/>
+              </w:rPr>
+              <w:lastRenderedPageBreak/>
               <w:t>200 citatov</w:t>
             </w:r>
           </w:p>
@@ -17365,7 +18234,91 @@
                 <w:sz w:val="18"/>
                 <w:szCs w:val="18"/>
               </w:rPr>
-              <w:t>Skupna vrednost projektov izven ARIS z zaključenim vodenjem več kot 5 FTE</w:t>
+              <w:t>S</w:t>
+            </w:r>
+            <w:r>
+              <w:rPr>
+                <w:b w:val="0"/>
+                <w:bCs w:val="0"/>
+                <w:color w:val="000000" w:themeColor="text1"/>
+                <w:sz w:val="18"/>
+                <w:szCs w:val="18"/>
+              </w:rPr>
+              <w:t>eštevek sredstev za raziskovalno-razvojno dejavnost, pridobljenih izven proračuna ARIS za Inštitut oziroma organizacijo zaposlitve (torej brez vrednosti za ostale partnerje) na projektih pri katerih je imel kandidat vodilno vlogo na Inštitutu oziroma organizaciji zaposlitve (torej ne nujno na celotnem projektu)</w:t>
+            </w:r>
+            <w:r>
+              <w:rPr>
+                <w:b w:val="0"/>
+                <w:bCs w:val="0"/>
+                <w:color w:val="000000" w:themeColor="text1"/>
+                <w:sz w:val="18"/>
+                <w:szCs w:val="18"/>
+              </w:rPr>
+              <w:t>, v višini</w:t>
+            </w:r>
+            <w:r>
+              <w:rPr>
+                <w:b w:val="0"/>
+                <w:bCs w:val="0"/>
+                <w:color w:val="000000" w:themeColor="text1"/>
+                <w:sz w:val="18"/>
+                <w:szCs w:val="18"/>
+              </w:rPr>
+              <w:t xml:space="preserve"> najmanj </w:t>
+            </w:r>
+            <w:r>
+              <w:rPr>
+                <w:b w:val="0"/>
+                <w:bCs w:val="0"/>
+                <w:color w:val="000000" w:themeColor="text1"/>
+                <w:sz w:val="18"/>
+                <w:szCs w:val="18"/>
+                <w:highlight w:val="green"/>
+              </w:rPr>
+              <w:t>300.000</w:t>
+            </w:r>
+            <w:r>
+              <w:rPr>
+                <w:b w:val="0"/>
+                <w:bCs w:val="0"/>
+                <w:color w:val="000000" w:themeColor="text1"/>
+                <w:sz w:val="18"/>
+                <w:szCs w:val="18"/>
+                <w:highlight w:val="green"/>
+              </w:rPr>
+              <w:t> </w:t>
+            </w:r>
+            <w:r>
+              <w:rPr>
+                <w:b w:val="0"/>
+                <w:bCs w:val="0"/>
+                <w:color w:val="000000" w:themeColor="text1"/>
+                <w:sz w:val="18"/>
+                <w:szCs w:val="18"/>
+                <w:highlight w:val="green"/>
+              </w:rPr>
+              <w:t>EUR</w:t>
+            </w:r>
+            <w:r>
+              <w:rPr>
+                <w:b w:val="0"/>
+                <w:bCs w:val="0"/>
+                <w:color w:val="000000" w:themeColor="text1"/>
+                <w:sz w:val="18"/>
+                <w:szCs w:val="18"/>
+              </w:rPr>
+              <w:t xml:space="preserve"> </w:t>
+            </w:r>
+            <w:r>
+              <w:rPr>
+                <w:b w:val="0"/>
+                <w:bCs w:val="0"/>
+                <w:color w:val="000000" w:themeColor="text1"/>
+                <w:sz w:val="18"/>
+                <w:szCs w:val="18"/>
+              </w:rPr>
+              <w:lastRenderedPageBreak/>
+              <w:t>(upošteva se celotno obdobje raziskovalne dejavnosti)</w:t>
             </w:r>
           </w:p>
         </w:tc>
@@ -17539,8 +18492,34 @@
                 <w:sz w:val="18"/>
                 <w:szCs w:val="18"/>
               </w:rPr>
-              <w:lastRenderedPageBreak/>
-              <w:t>zaključeno vodenje raziskovalnih in inovacijskih projektov tujih nacionalnih raziskovalnih agencij, raziskovalnih svetov ali akademij znanosti ali vodenje delovnega svežnja v takih projektih, pri čemer se FTE upošteva v enaki višini,</w:t>
+              <w:t xml:space="preserve">zaključeno vodenje raziskovalnih in inovacijskih projektov tujih nacionalnih raziskovalnih agencij, raziskovalnih svetov ali akademij znanosti ali vodenje delovnega svežnja v takih projektih, pri čemer se </w:t>
+            </w:r>
+            <w:r>
+              <w:rPr>
+                <w:rFonts w:ascii="Segoe UI" w:hAnsi="Segoe UI" w:cs="Segoe UI"/>
+                <w:color w:val="000000" w:themeColor="text1"/>
+                <w:sz w:val="18"/>
+                <w:szCs w:val="18"/>
+              </w:rPr>
+              <w:t>vrednost</w:t>
+            </w:r>
+            <w:r>
+              <w:rPr>
+                <w:rFonts w:ascii="Segoe UI" w:hAnsi="Segoe UI" w:cs="Segoe UI"/>
+                <w:color w:val="000000" w:themeColor="text1"/>
+                <w:sz w:val="18"/>
+                <w:szCs w:val="18"/>
+              </w:rPr>
+              <w:t xml:space="preserve"> </w:t>
+            </w:r>
+            <w:r>
+              <w:rPr>
+                <w:rFonts w:ascii="Segoe UI" w:hAnsi="Segoe UI" w:cs="Segoe UI"/>
+                <w:color w:val="000000" w:themeColor="text1"/>
+                <w:sz w:val="18"/>
+                <w:szCs w:val="18"/>
+              </w:rPr>
+              <w:t>upošteva v enaki višini,</w:t>
             </w:r>
           </w:p>
           <w:p>
@@ -17566,9 +18545,8 @@
                 <w:sz w:val="18"/>
                 <w:szCs w:val="18"/>
               </w:rPr>
-              <w:t xml:space="preserve">zaključena koordinacija projektov iz okvirnih programov Evropske unije, programov LIFE, EURATOM, Interreg ali projektov s seznama Ministrstva za visoko šolstvo, znanost in inovacije v skladu s četrtim odstavkom 80. člena </w:t>
-            </w:r>
-            <w:proofErr w:type="spellStart"/>
+              <w:t>zaključena koordinacija projektov iz okvirnih programov Evropske unije, programov LIFE, EURATOM, Interreg ali projektov s seznama Ministrstva za visoko šolstvo, znanost in inovacije v skladu s četrtim odstavkom 80. člena ZZrID (kot koordinacija se šteje koordinacija projektov na Inštitutu, v imenovalec pa se šteje skupna višina sredstev teh projektov na Inštitutu) ali vodenje delovnega svežnja v takih projektih, pri čemer se</w:t>
+            </w:r>
             <w:r>
               <w:rPr>
                 <w:rFonts w:ascii="Segoe UI" w:hAnsi="Segoe UI" w:cs="Segoe UI"/>
@@ -17576,9 +18554,8 @@
                 <w:sz w:val="18"/>
                 <w:szCs w:val="18"/>
               </w:rPr>
-              <w:t>ZZrID</w:t>
-            </w:r>
-            <w:proofErr w:type="spellEnd"/>
+              <w:t xml:space="preserve"> vrednost</w:t>
+            </w:r>
             <w:r>
               <w:rPr>
                 <w:rFonts w:ascii="Segoe UI" w:hAnsi="Segoe UI" w:cs="Segoe UI"/>
@@ -17586,7 +18563,7 @@
                 <w:sz w:val="18"/>
                 <w:szCs w:val="18"/>
               </w:rPr>
-              <w:t xml:space="preserve"> (kot koordinacija se šteje koordinacija projektov na Inštitutu, v imenovalec pa se šteje skupna višina sredstev teh projektov na Inštitutu) ali vodenje delovnega svežnja v takih projektih, pri čemer se FTE upošteva v enaki višini</w:t>
+              <w:t xml:space="preserve"> upošteva v enaki višini</w:t>
             </w:r>
           </w:p>
           <w:p>
@@ -17613,25 +18590,21 @@
             <w:r>
               <w:rPr>
                 <w:rFonts w:ascii="Segoe UI" w:hAnsi="Segoe UI" w:cs="Segoe UI"/>
-                <w:b/>
-                <w:bCs/>
-                <w:color w:val="000000" w:themeColor="text1"/>
-                <w:sz w:val="18"/>
-                <w:szCs w:val="18"/>
-              </w:rPr>
-              <w:t xml:space="preserve">najmanj 1 </w:t>
-            </w:r>
-            <w:proofErr w:type="gramStart"/>
+                <w:color w:val="000000" w:themeColor="text1"/>
+                <w:sz w:val="18"/>
+                <w:szCs w:val="18"/>
+              </w:rPr>
+              <w:t xml:space="preserve">najmanj </w:t>
+            </w:r>
             <w:r>
               <w:rPr>
                 <w:rFonts w:ascii="Segoe UI" w:hAnsi="Segoe UI" w:cs="Segoe UI"/>
-                <w:b/>
-                <w:bCs/>
-                <w:color w:val="000000" w:themeColor="text1"/>
-                <w:sz w:val="18"/>
-                <w:szCs w:val="18"/>
-              </w:rPr>
-              <w:t>FTE</w:t>
+                <w:color w:val="000000" w:themeColor="text1"/>
+                <w:sz w:val="18"/>
+                <w:szCs w:val="18"/>
+                <w:highlight w:val="green"/>
+              </w:rPr>
+              <w:t>50.000 EUR</w:t>
             </w:r>
             <w:r>
               <w:rPr>
@@ -17640,17 +18613,7 @@
                 <w:sz w:val="18"/>
                 <w:szCs w:val="18"/>
               </w:rPr>
-              <w:t xml:space="preserve"> kategorije</w:t>
-            </w:r>
-            <w:proofErr w:type="gramEnd"/>
-            <w:r>
-              <w:rPr>
-                <w:rFonts w:ascii="Segoe UI" w:hAnsi="Segoe UI" w:cs="Segoe UI"/>
-                <w:color w:val="000000" w:themeColor="text1"/>
-                <w:sz w:val="18"/>
-                <w:szCs w:val="18"/>
-              </w:rPr>
-              <w:t xml:space="preserve"> A v vrednosti, ki je veljala v letu, ko je bil projekt pridobljen (upošteva se celotno obdobje raziskovalne dejavnosti);</w:t>
+              <w:t xml:space="preserve"> (upošteva se celotno obdobje raziskovalne dejavnosti);</w:t>
             </w:r>
           </w:p>
           <w:p>
@@ -17699,6 +18662,7 @@
                 <w:sz w:val="18"/>
                 <w:szCs w:val="18"/>
               </w:rPr>
+              <w:lastRenderedPageBreak/>
               <w:t>vsaj 1 letno opravljanje vodilne funkcije (direktor, predsednik upravnega odbora, predsednik znanstvenega sveta, vodja programske skupine, vodja infrastrukturne skupine) na Inštitutu ali enakovredni instituciji.</w:t>
             </w:r>
           </w:p>
@@ -17809,8 +18773,25 @@
                 <w:sz w:val="18"/>
                 <w:szCs w:val="18"/>
               </w:rPr>
-              <w:lastRenderedPageBreak/>
-              <w:t>zaključeno vodenje raziskovalnih in inovacijskih projektov tujih nacionalnih raziskovalnih agencij, raziskovalnih svetov ali akademij znanosti ali vodenje delovnega svežnja v takih projektih, pri čemer se FTE upošteva v enaki višini,</w:t>
+              <w:t xml:space="preserve">zaključeno vodenje raziskovalnih in inovacijskih projektov tujih nacionalnih raziskovalnih agencij, raziskovalnih svetov ali akademij znanosti ali vodenje delovnega svežnja v takih projektih, pri čemer se </w:t>
+            </w:r>
+            <w:r>
+              <w:rPr>
+                <w:rFonts w:ascii="Segoe UI" w:hAnsi="Segoe UI" w:cs="Segoe UI"/>
+                <w:color w:val="000000" w:themeColor="text1"/>
+                <w:sz w:val="18"/>
+                <w:szCs w:val="18"/>
+              </w:rPr>
+              <w:t>vrednost</w:t>
+            </w:r>
+            <w:r>
+              <w:rPr>
+                <w:rFonts w:ascii="Segoe UI" w:hAnsi="Segoe UI" w:cs="Segoe UI"/>
+                <w:color w:val="000000" w:themeColor="text1"/>
+                <w:sz w:val="18"/>
+                <w:szCs w:val="18"/>
+              </w:rPr>
+              <w:t xml:space="preserve"> upošteva v enaki višini,</w:t>
             </w:r>
           </w:p>
           <w:p>
@@ -17836,9 +18817,8 @@
                 <w:sz w:val="18"/>
                 <w:szCs w:val="18"/>
               </w:rPr>
-              <w:t xml:space="preserve">zaključena koordinacija projektov iz okvirnih programov Evropske unije, programov LIFE, EURATOM, Interreg ali projektov s seznama Ministrstva za visoko šolstvo, znanost in inovacije v skladu s četrtim odstavkom 80. člena </w:t>
-            </w:r>
-            <w:proofErr w:type="spellStart"/>
+              <w:t xml:space="preserve">zaključena koordinacija projektov iz okvirnih programov Evropske unije, programov LIFE, EURATOM, Interreg ali projektov s seznama Ministrstva za visoko šolstvo, znanost in inovacije v skladu s četrtim odstavkom 80. člena ZZrID (kot koordinacija se šteje koordinacija projektov na Inštitutu, v imenovalec pa se šteje skupna višina sredstev teh projektov na Inštitutu) ali vodenje delovnega svežnja v takih projektih, pri čemer se </w:t>
+            </w:r>
             <w:r>
               <w:rPr>
                 <w:rFonts w:ascii="Segoe UI" w:hAnsi="Segoe UI" w:cs="Segoe UI"/>
@@ -17846,9 +18826,8 @@
                 <w:sz w:val="18"/>
                 <w:szCs w:val="18"/>
               </w:rPr>
-              <w:t>ZZrID</w:t>
-            </w:r>
-            <w:proofErr w:type="spellEnd"/>
+              <w:t>vrednost</w:t>
+            </w:r>
             <w:r>
               <w:rPr>
                 <w:rFonts w:ascii="Segoe UI" w:hAnsi="Segoe UI" w:cs="Segoe UI"/>
@@ -17856,7 +18835,7 @@
                 <w:sz w:val="18"/>
                 <w:szCs w:val="18"/>
               </w:rPr>
-              <w:t xml:space="preserve"> (kot koordinacija se šteje koordinacija projektov na Inštitutu, v imenovalec pa se šteje skupna višina sredstev teh projektov na Inštitutu) ali vodenje delovnega svežnja v takih projektih, pri čemer se FTE upošteva v enaki višini</w:t>
+              <w:t xml:space="preserve"> upošteva v enaki višini</w:t>
             </w:r>
           </w:p>
           <w:p>
@@ -17883,25 +18862,21 @@
             <w:r>
               <w:rPr>
                 <w:rFonts w:ascii="Segoe UI" w:hAnsi="Segoe UI" w:cs="Segoe UI"/>
-                <w:b/>
-                <w:bCs/>
-                <w:color w:val="000000" w:themeColor="text1"/>
-                <w:sz w:val="18"/>
-                <w:szCs w:val="18"/>
-              </w:rPr>
-              <w:t xml:space="preserve">najmanj 5 </w:t>
-            </w:r>
-            <w:proofErr w:type="gramStart"/>
+                <w:color w:val="000000" w:themeColor="text1"/>
+                <w:sz w:val="18"/>
+                <w:szCs w:val="18"/>
+              </w:rPr>
+              <w:t xml:space="preserve">najmanj </w:t>
+            </w:r>
             <w:r>
               <w:rPr>
                 <w:rFonts w:ascii="Segoe UI" w:hAnsi="Segoe UI" w:cs="Segoe UI"/>
-                <w:b/>
-                <w:bCs/>
-                <w:color w:val="000000" w:themeColor="text1"/>
-                <w:sz w:val="18"/>
-                <w:szCs w:val="18"/>
-              </w:rPr>
-              <w:t>FTE</w:t>
+                <w:color w:val="000000" w:themeColor="text1"/>
+                <w:sz w:val="18"/>
+                <w:szCs w:val="18"/>
+                <w:highlight w:val="green"/>
+              </w:rPr>
+              <w:t>250.000</w:t>
             </w:r>
             <w:r>
               <w:rPr>
@@ -17909,18 +18884,37 @@
                 <w:color w:val="000000" w:themeColor="text1"/>
                 <w:sz w:val="18"/>
                 <w:szCs w:val="18"/>
-              </w:rPr>
-              <w:t xml:space="preserve"> kategorije</w:t>
-            </w:r>
-            <w:proofErr w:type="gramEnd"/>
+                <w:highlight w:val="green"/>
+              </w:rPr>
+              <w:t> </w:t>
+            </w:r>
             <w:r>
               <w:rPr>
                 <w:rFonts w:ascii="Segoe UI" w:hAnsi="Segoe UI" w:cs="Segoe UI"/>
                 <w:color w:val="000000" w:themeColor="text1"/>
                 <w:sz w:val="18"/>
                 <w:szCs w:val="18"/>
-              </w:rPr>
-              <w:t xml:space="preserve"> A v vrednosti, ki je veljala v letu, ko je bil projekt pridobljen (upošteva se celotno obdobje raziskovalne dejavnosti);</w:t>
+                <w:highlight w:val="green"/>
+              </w:rPr>
+              <w:t>EUR</w:t>
+            </w:r>
+            <w:r>
+              <w:rPr>
+                <w:rFonts w:ascii="Segoe UI" w:hAnsi="Segoe UI" w:cs="Segoe UI"/>
+                <w:color w:val="000000" w:themeColor="text1"/>
+                <w:sz w:val="18"/>
+                <w:szCs w:val="18"/>
+              </w:rPr>
+              <w:t xml:space="preserve"> </w:t>
+            </w:r>
+            <w:r>
+              <w:rPr>
+                <w:rFonts w:ascii="Segoe UI" w:hAnsi="Segoe UI" w:cs="Segoe UI"/>
+                <w:color w:val="000000" w:themeColor="text1"/>
+                <w:sz w:val="18"/>
+                <w:szCs w:val="18"/>
+              </w:rPr>
+              <w:t>(upošteva se celotno obdobje raziskovalne dejavnosti);</w:t>
             </w:r>
           </w:p>
           <w:p>
@@ -17968,9 +18962,9 @@
                 <w:sz w:val="18"/>
                 <w:szCs w:val="18"/>
               </w:rPr>
+              <w:lastRenderedPageBreak/>
               <w:t xml:space="preserve">vsaj </w:t>
             </w:r>
-            <w:proofErr w:type="gramStart"/>
             <w:r>
               <w:rPr>
                 <w:rFonts w:ascii="Segoe UI" w:hAnsi="Segoe UI" w:cs="Segoe UI"/>
@@ -17987,17 +18981,7 @@
                 <w:sz w:val="18"/>
                 <w:szCs w:val="18"/>
               </w:rPr>
-              <w:t xml:space="preserve"> letno</w:t>
-            </w:r>
-            <w:proofErr w:type="gramEnd"/>
-            <w:r>
-              <w:rPr>
-                <w:rFonts w:ascii="Segoe UI" w:hAnsi="Segoe UI" w:cs="Segoe UI"/>
-                <w:color w:val="000000" w:themeColor="text1"/>
-                <w:sz w:val="18"/>
-                <w:szCs w:val="18"/>
-              </w:rPr>
-              <w:t xml:space="preserve"> opravljanje vodilne funkcije (direktor, predsednik upravnega odbora, predsednik znanstvenega sveta, vodja programske skupine, vodja infrastrukturne skupine) na Inštitutu ali enakovredni instituciji.</w:t>
+              <w:t xml:space="preserve"> letno opravljanje vodilne funkcije (direktor, predsednik upravnega odbora, predsednik znanstvenega sveta, vodja programske skupine, vodja infrastrukturne skupine) na Inštitutu ali enakovredni instituciji.</w:t>
             </w:r>
           </w:p>
         </w:tc>
@@ -18107,8 +19091,25 @@
                 <w:sz w:val="18"/>
                 <w:szCs w:val="18"/>
               </w:rPr>
-              <w:lastRenderedPageBreak/>
-              <w:t>zaključeno vodenje raziskovalnih in inovacijskih projektov tujih nacionalnih raziskovalnih agencij, raziskovalnih svetov ali akademij znanosti ali vodenje delovnega svežnja v takih projektih, pri čemer se FTE upošteva v enaki višini,</w:t>
+              <w:t xml:space="preserve">zaključeno vodenje raziskovalnih in inovacijskih projektov tujih nacionalnih raziskovalnih agencij, raziskovalnih svetov ali akademij znanosti ali vodenje delovnega svežnja v takih projektih, pri čemer se </w:t>
+            </w:r>
+            <w:r>
+              <w:rPr>
+                <w:rFonts w:ascii="Segoe UI" w:hAnsi="Segoe UI" w:cs="Segoe UI"/>
+                <w:color w:val="000000" w:themeColor="text1"/>
+                <w:sz w:val="18"/>
+                <w:szCs w:val="18"/>
+              </w:rPr>
+              <w:t>vrednost</w:t>
+            </w:r>
+            <w:r>
+              <w:rPr>
+                <w:rFonts w:ascii="Segoe UI" w:hAnsi="Segoe UI" w:cs="Segoe UI"/>
+                <w:color w:val="000000" w:themeColor="text1"/>
+                <w:sz w:val="18"/>
+                <w:szCs w:val="18"/>
+              </w:rPr>
+              <w:t xml:space="preserve"> upošteva v enaki višini,</w:t>
             </w:r>
           </w:p>
           <w:p>
@@ -18134,9 +19135,8 @@
                 <w:sz w:val="18"/>
                 <w:szCs w:val="18"/>
               </w:rPr>
-              <w:t xml:space="preserve">zaključena koordinacija projektov iz okvirnih programov Evropske unije, programov LIFE, EURATOM, Interreg ali projektov s seznama Ministrstva za visoko šolstvo, znanost in inovacije v skladu s četrtim odstavkom 80. člena </w:t>
-            </w:r>
-            <w:proofErr w:type="spellStart"/>
+              <w:t xml:space="preserve">zaključena koordinacija projektov iz okvirnih programov Evropske unije, programov LIFE, EURATOM, Interreg ali projektov s seznama Ministrstva za visoko šolstvo, znanost in inovacije v skladu s četrtim odstavkom 80. člena ZZrID (kot koordinacija se šteje koordinacija projektov na Inštitutu, v imenovalec pa se šteje skupna višina sredstev teh projektov na Inštitutu) ali vodenje delovnega svežnja v takih projektih, pri čemer se </w:t>
+            </w:r>
             <w:r>
               <w:rPr>
                 <w:rFonts w:ascii="Segoe UI" w:hAnsi="Segoe UI" w:cs="Segoe UI"/>
@@ -18144,9 +19144,8 @@
                 <w:sz w:val="18"/>
                 <w:szCs w:val="18"/>
               </w:rPr>
-              <w:t>ZZrID</w:t>
-            </w:r>
-            <w:proofErr w:type="spellEnd"/>
+              <w:t>vrednost</w:t>
+            </w:r>
             <w:r>
               <w:rPr>
                 <w:rFonts w:ascii="Segoe UI" w:hAnsi="Segoe UI" w:cs="Segoe UI"/>
@@ -18154,7 +19153,7 @@
                 <w:sz w:val="18"/>
                 <w:szCs w:val="18"/>
               </w:rPr>
-              <w:t xml:space="preserve"> (kot koordinacija se šteje koordinacija projektov na Inštitutu, v imenovalec pa se šteje skupna višina sredstev teh projektov na Inštitutu) ali vodenje delovnega svežnja v takih projektih, pri čemer se FTE upošteva v enaki višini</w:t>
+              <w:t xml:space="preserve"> upošteva v enaki višini</w:t>
             </w:r>
           </w:p>
           <w:p>
@@ -18176,18 +19175,16 @@
                 <w:sz w:val="18"/>
                 <w:szCs w:val="18"/>
               </w:rPr>
-              <w:t xml:space="preserve">v kumulativni vrednosti </w:t>
+              <w:t xml:space="preserve">v kumulativni </w:t>
             </w:r>
             <w:r>
               <w:rPr>
                 <w:rFonts w:ascii="Segoe UI" w:hAnsi="Segoe UI" w:cs="Segoe UI"/>
-                <w:b/>
-                <w:bCs/>
-                <w:color w:val="000000" w:themeColor="text1"/>
-                <w:sz w:val="18"/>
-                <w:szCs w:val="18"/>
-              </w:rPr>
-              <w:t>najmanj 10</w:t>
+                <w:color w:val="000000" w:themeColor="text1"/>
+                <w:sz w:val="18"/>
+                <w:szCs w:val="18"/>
+              </w:rPr>
+              <w:t xml:space="preserve">vrednosti </w:t>
             </w:r>
             <w:r>
               <w:rPr>
@@ -18196,19 +19193,17 @@
                 <w:sz w:val="18"/>
                 <w:szCs w:val="18"/>
               </w:rPr>
-              <w:t xml:space="preserve"> </w:t>
-            </w:r>
-            <w:proofErr w:type="gramStart"/>
+              <w:t xml:space="preserve">najmanj </w:t>
+            </w:r>
             <w:r>
               <w:rPr>
                 <w:rFonts w:ascii="Segoe UI" w:hAnsi="Segoe UI" w:cs="Segoe UI"/>
-                <w:b/>
-                <w:bCs/>
-                <w:color w:val="000000" w:themeColor="text1"/>
-                <w:sz w:val="18"/>
-                <w:szCs w:val="18"/>
-              </w:rPr>
-              <w:t>FTE</w:t>
+                <w:color w:val="000000" w:themeColor="text1"/>
+                <w:sz w:val="18"/>
+                <w:szCs w:val="18"/>
+                <w:highlight w:val="green"/>
+              </w:rPr>
+              <w:t>500.000</w:t>
             </w:r>
             <w:r>
               <w:rPr>
@@ -18216,18 +19211,28 @@
                 <w:color w:val="000000" w:themeColor="text1"/>
                 <w:sz w:val="18"/>
                 <w:szCs w:val="18"/>
-              </w:rPr>
-              <w:t xml:space="preserve"> kategorije</w:t>
-            </w:r>
-            <w:proofErr w:type="gramEnd"/>
+                <w:highlight w:val="green"/>
+              </w:rPr>
+              <w:t> </w:t>
+            </w:r>
             <w:r>
               <w:rPr>
                 <w:rFonts w:ascii="Segoe UI" w:hAnsi="Segoe UI" w:cs="Segoe UI"/>
                 <w:color w:val="000000" w:themeColor="text1"/>
                 <w:sz w:val="18"/>
                 <w:szCs w:val="18"/>
-              </w:rPr>
-              <w:t xml:space="preserve"> A v vrednosti, ki je veljala v letu, ko je bil projekt pridobljen (upošteva se celotno obdobje raziskovalne dejavnosti);</w:t>
+                <w:highlight w:val="green"/>
+              </w:rPr>
+              <w:t>EUR</w:t>
+            </w:r>
+            <w:r>
+              <w:rPr>
+                <w:rFonts w:ascii="Segoe UI" w:hAnsi="Segoe UI" w:cs="Segoe UI"/>
+                <w:color w:val="000000" w:themeColor="text1"/>
+                <w:sz w:val="18"/>
+                <w:szCs w:val="18"/>
+              </w:rPr>
+              <w:t xml:space="preserve"> (upošteva se celotno obdobje raziskovalne dejavnosti);</w:t>
             </w:r>
           </w:p>
           <w:p>
@@ -18271,9 +19276,9 @@
                 <w:sz w:val="18"/>
                 <w:szCs w:val="18"/>
               </w:rPr>
+              <w:lastRenderedPageBreak/>
               <w:t xml:space="preserve">vsaj </w:t>
             </w:r>
-            <w:proofErr w:type="gramStart"/>
             <w:r>
               <w:rPr>
                 <w:rFonts w:ascii="Segoe UI" w:hAnsi="Segoe UI" w:cs="Segoe UI"/>
@@ -18290,17 +19295,7 @@
                 <w:sz w:val="18"/>
                 <w:szCs w:val="18"/>
               </w:rPr>
-              <w:t xml:space="preserve"> letno</w:t>
-            </w:r>
-            <w:proofErr w:type="gramEnd"/>
-            <w:r>
-              <w:rPr>
-                <w:rFonts w:ascii="Segoe UI" w:hAnsi="Segoe UI" w:cs="Segoe UI"/>
-                <w:color w:val="000000" w:themeColor="text1"/>
-                <w:sz w:val="18"/>
-                <w:szCs w:val="18"/>
-              </w:rPr>
-              <w:t xml:space="preserve"> opravljanje vodilne funkcije (direktor, predsednik upravnega odbora, predsednik znanstvenega sveta, vodja programske skupine, vodja infrastrukturne skupine) na Inštitutu ali enakovredni instituciji.</w:t>
+              <w:t xml:space="preserve"> letno opravljanje vodilne funkcije (direktor, predsednik upravnega odbora, predsednik znanstvenega sveta, vodja programske skupine, vodja infrastrukturne skupine) na Inštitutu ali enakovredni instituciji.</w:t>
             </w:r>
           </w:p>
         </w:tc>
@@ -18354,7 +19349,6 @@
         <w:rPr>
           <w:color w:val="000000" w:themeColor="text1"/>
         </w:rPr>
-        <w:lastRenderedPageBreak/>
         <w:t>Ekvivalent dosežka</w:t>
       </w:r>
       <w:r>
@@ -18387,18 +19381,8 @@
           <w:bCs w:val="0"/>
           <w:color w:val="000000" w:themeColor="text1"/>
         </w:rPr>
-        <w:t xml:space="preserve">kot produkt uteži dosežka in faktorja avtorstva, pri čemer se </w:t>
-      </w:r>
-      <w:proofErr w:type="gramStart"/>
-      <w:r>
-        <w:rPr>
-          <w:b w:val="0"/>
-          <w:bCs w:val="0"/>
-          <w:color w:val="000000" w:themeColor="text1"/>
-        </w:rPr>
-        <w:t>upošteva</w:t>
-      </w:r>
-      <w:proofErr w:type="gramEnd"/>
+        <w:t>kot produkt uteži dosežka in faktorja avtorstva, pri čemer se upošteva</w:t>
+      </w:r>
       <w:r>
         <w:rPr>
           <w:b w:val="0"/>
@@ -18557,7 +19541,6 @@
             <w:cnfStyle w:val="001000000000" w:firstRow="0" w:lastRow="0" w:firstColumn="1" w:lastColumn="0" w:oddVBand="0" w:evenVBand="0" w:oddHBand="0" w:evenHBand="0" w:firstRowFirstColumn="0" w:firstRowLastColumn="0" w:lastRowFirstColumn="0" w:lastRowLastColumn="0"/>
             <w:tcW w:w="1340" w:type="dxa"/>
             <w:noWrap/>
-            <w:hideMark/>
           </w:tcPr>
           <w:p>
             <w:pPr>
@@ -18568,6 +19551,7 @@
                 <w:kern w:val="0"/>
                 <w:sz w:val="18"/>
                 <w:szCs w:val="18"/>
+                <w:highlight w:val="green"/>
                 <w:lang w:eastAsia="sl-SI"/>
                 <w14:ligatures w14:val="none"/>
               </w:rPr>
@@ -18579,23 +19563,32 @@
                 <w:kern w:val="0"/>
                 <w:sz w:val="18"/>
                 <w:szCs w:val="18"/>
+                <w:highlight w:val="green"/>
                 <w:lang w:eastAsia="sl-SI"/>
                 <w14:ligatures w14:val="none"/>
               </w:rPr>
-              <w:t>1</w:t>
-            </w:r>
-            <w:r>
+              <w:t>2</w:t>
+            </w:r>
+          </w:p>
+        </w:tc>
+        <w:tc>
+          <w:tcPr>
+            <w:tcW w:w="12689" w:type="dxa"/>
+          </w:tcPr>
+          <w:p>
+            <w:pPr>
+              <w:cnfStyle w:val="000000000000" w:firstRow="0" w:lastRow="0" w:firstColumn="0" w:lastColumn="0" w:oddVBand="0" w:evenVBand="0" w:oddHBand="0" w:evenHBand="0" w:firstRowFirstColumn="0" w:firstRowLastColumn="0" w:lastRowFirstColumn="0" w:lastRowLastColumn="0"/>
               <w:rPr>
                 <w:rFonts w:eastAsia="Times New Roman" w:cs="Segoe UI"/>
                 <w:color w:val="000000" w:themeColor="text1"/>
                 <w:kern w:val="0"/>
                 <w:sz w:val="18"/>
                 <w:szCs w:val="18"/>
+                <w:highlight w:val="green"/>
                 <w:lang w:eastAsia="sl-SI"/>
                 <w14:ligatures w14:val="none"/>
               </w:rPr>
-              <w:t>,</w:t>
-            </w:r>
+            </w:pPr>
             <w:r>
               <w:rPr>
                 <w:rFonts w:eastAsia="Times New Roman" w:cs="Segoe UI"/>
@@ -18603,9 +19596,194 @@
                 <w:kern w:val="0"/>
                 <w:sz w:val="18"/>
                 <w:szCs w:val="18"/>
+                <w:highlight w:val="green"/>
                 <w:lang w:eastAsia="sl-SI"/>
                 <w14:ligatures w14:val="none"/>
               </w:rPr>
+              <w:t>2.24 Podeljen patent s polnim preizkusom</w:t>
+            </w:r>
+          </w:p>
+        </w:tc>
+      </w:tr>
+      <w:tr>
+        <w:trPr>
+          <w:trHeight w:val="903"/>
+        </w:trPr>
+        <w:tc>
+          <w:tcPr>
+            <w:cnfStyle w:val="001000000000" w:firstRow="0" w:lastRow="0" w:firstColumn="1" w:lastColumn="0" w:oddVBand="0" w:evenVBand="0" w:oddHBand="0" w:evenHBand="0" w:firstRowFirstColumn="0" w:firstRowLastColumn="0" w:lastRowFirstColumn="0" w:lastRowLastColumn="0"/>
+            <w:tcW w:w="1340" w:type="dxa"/>
+            <w:noWrap/>
+          </w:tcPr>
+          <w:p>
+            <w:pPr>
+              <w:jc w:val="center"/>
+              <w:rPr>
+                <w:rFonts w:eastAsia="Times New Roman" w:cs="Segoe UI"/>
+                <w:color w:val="000000" w:themeColor="text1"/>
+                <w:kern w:val="0"/>
+                <w:sz w:val="18"/>
+                <w:szCs w:val="18"/>
+                <w:highlight w:val="green"/>
+                <w:lang w:eastAsia="sl-SI"/>
+                <w14:ligatures w14:val="none"/>
+              </w:rPr>
+            </w:pPr>
+            <w:r>
+              <w:rPr>
+                <w:rFonts w:eastAsia="Times New Roman" w:cs="Segoe UI"/>
+                <w:color w:val="000000" w:themeColor="text1"/>
+                <w:kern w:val="0"/>
+                <w:sz w:val="18"/>
+                <w:szCs w:val="18"/>
+                <w:highlight w:val="green"/>
+                <w:lang w:eastAsia="sl-SI"/>
+                <w14:ligatures w14:val="none"/>
+              </w:rPr>
+              <w:t>1,5</w:t>
+            </w:r>
+          </w:p>
+        </w:tc>
+        <w:tc>
+          <w:tcPr>
+            <w:tcW w:w="12689" w:type="dxa"/>
+          </w:tcPr>
+          <w:p>
+            <w:pPr>
+              <w:cnfStyle w:val="000000000000" w:firstRow="0" w:lastRow="0" w:firstColumn="0" w:lastColumn="0" w:oddVBand="0" w:evenVBand="0" w:oddHBand="0" w:evenHBand="0" w:firstRowFirstColumn="0" w:firstRowLastColumn="0" w:lastRowFirstColumn="0" w:lastRowLastColumn="0"/>
+              <w:rPr>
+                <w:rFonts w:eastAsia="Times New Roman" w:cs="Segoe UI"/>
+                <w:color w:val="000000" w:themeColor="text1"/>
+                <w:kern w:val="0"/>
+                <w:sz w:val="18"/>
+                <w:szCs w:val="18"/>
+                <w:highlight w:val="green"/>
+                <w:lang w:eastAsia="sl-SI"/>
+                <w14:ligatures w14:val="none"/>
+              </w:rPr>
+            </w:pPr>
+            <w:r>
+              <w:rPr>
+                <w:rFonts w:eastAsia="Times New Roman" w:cs="Segoe UI"/>
+                <w:color w:val="000000" w:themeColor="text1"/>
+                <w:kern w:val="0"/>
+                <w:sz w:val="18"/>
+                <w:szCs w:val="18"/>
+                <w:highlight w:val="green"/>
+                <w:lang w:eastAsia="sl-SI"/>
+                <w14:ligatures w14:val="none"/>
+              </w:rPr>
+              <w:t>1.01 Izvirni znanstveni članek (Web of Science / Scopus v Q1 (</w:t>
+            </w:r>
+            <w:r>
+              <w:rPr>
+                <w:rFonts w:eastAsia="Times New Roman" w:cs="Segoe UI"/>
+                <w:color w:val="000000" w:themeColor="text1"/>
+                <w:sz w:val="18"/>
+                <w:szCs w:val="18"/>
+                <w:highlight w:val="green"/>
+                <w:lang w:eastAsia="sl-SI"/>
+              </w:rPr>
+              <w:t>tj. 1A1 v Cobiss)</w:t>
+            </w:r>
+            <w:r>
+              <w:rPr>
+                <w:rFonts w:eastAsia="Times New Roman" w:cs="Segoe UI"/>
+                <w:color w:val="000000" w:themeColor="text1"/>
+                <w:kern w:val="0"/>
+                <w:sz w:val="18"/>
+                <w:szCs w:val="18"/>
+                <w:highlight w:val="green"/>
+                <w:lang w:eastAsia="sl-SI"/>
+                <w14:ligatures w14:val="none"/>
+              </w:rPr>
+              <w:t xml:space="preserve"> v</w:t>
+            </w:r>
+            <w:r>
+              <w:rPr>
+                <w:rFonts w:eastAsia="Times New Roman" w:cs="Segoe UI"/>
+                <w:color w:val="000000" w:themeColor="text1"/>
+                <w:sz w:val="18"/>
+                <w:szCs w:val="18"/>
+                <w:highlight w:val="green"/>
+                <w:lang w:eastAsia="sl-SI"/>
+              </w:rPr>
+              <w:t xml:space="preserve"> letu objave oziroma v zadnjem letu, za katero je podatek dostopen</w:t>
+            </w:r>
+            <w:r>
+              <w:rPr>
+                <w:rFonts w:eastAsia="Times New Roman" w:cs="Segoe UI"/>
+                <w:color w:val="000000" w:themeColor="text1"/>
+                <w:kern w:val="0"/>
+                <w:sz w:val="18"/>
+                <w:szCs w:val="18"/>
+                <w:highlight w:val="green"/>
+                <w:lang w:eastAsia="sl-SI"/>
+                <w14:ligatures w14:val="none"/>
+              </w:rPr>
+              <w:t>, 1.02 Pregledni znanstveni članek (Web of Science / Scopus v Q, tj. 1A1 v Cobiss)</w:t>
+            </w:r>
+          </w:p>
+        </w:tc>
+      </w:tr>
+      <w:tr>
+        <w:trPr>
+          <w:trHeight w:val="903"/>
+        </w:trPr>
+        <w:tc>
+          <w:tcPr>
+            <w:cnfStyle w:val="001000000000" w:firstRow="0" w:lastRow="0" w:firstColumn="1" w:lastColumn="0" w:oddVBand="0" w:evenVBand="0" w:oddHBand="0" w:evenHBand="0" w:firstRowFirstColumn="0" w:firstRowLastColumn="0" w:lastRowFirstColumn="0" w:lastRowLastColumn="0"/>
+            <w:tcW w:w="1340" w:type="dxa"/>
+            <w:noWrap/>
+            <w:hideMark/>
+          </w:tcPr>
+          <w:p>
+            <w:pPr>
+              <w:jc w:val="center"/>
+              <w:rPr>
+                <w:rFonts w:eastAsia="Times New Roman" w:cs="Segoe UI"/>
+                <w:color w:val="000000" w:themeColor="text1"/>
+                <w:kern w:val="0"/>
+                <w:sz w:val="18"/>
+                <w:szCs w:val="18"/>
+                <w:lang w:eastAsia="sl-SI"/>
+                <w14:ligatures w14:val="none"/>
+              </w:rPr>
+            </w:pPr>
+            <w:r>
+              <w:rPr>
+                <w:rFonts w:eastAsia="Times New Roman" w:cs="Segoe UI"/>
+                <w:color w:val="000000" w:themeColor="text1"/>
+                <w:kern w:val="0"/>
+                <w:sz w:val="18"/>
+                <w:szCs w:val="18"/>
+                <w:lang w:eastAsia="sl-SI"/>
+                <w14:ligatures w14:val="none"/>
+              </w:rPr>
+              <w:t>1</w:t>
+            </w:r>
+            <w:r>
+              <w:rPr>
+                <w:rFonts w:eastAsia="Times New Roman" w:cs="Segoe UI"/>
+                <w:color w:val="000000" w:themeColor="text1"/>
+                <w:kern w:val="0"/>
+                <w:sz w:val="18"/>
+                <w:szCs w:val="18"/>
+                <w:lang w:eastAsia="sl-SI"/>
+                <w14:ligatures w14:val="none"/>
+              </w:rPr>
+              <w:t>,</w:t>
+            </w:r>
+            <w:r>
+              <w:rPr>
+                <w:rFonts w:eastAsia="Times New Roman" w:cs="Segoe UI"/>
+                <w:color w:val="000000" w:themeColor="text1"/>
+                <w:kern w:val="0"/>
+                <w:sz w:val="18"/>
+                <w:szCs w:val="18"/>
+                <w:lang w:eastAsia="sl-SI"/>
+                <w14:ligatures w14:val="none"/>
+              </w:rPr>
               <w:t>0</w:t>
             </w:r>
           </w:p>
@@ -18635,12 +19813,12 @@
                 <w:kern w:val="0"/>
                 <w:sz w:val="18"/>
                 <w:szCs w:val="18"/>
+                <w:highlight w:val="green"/>
                 <w:lang w:eastAsia="sl-SI"/>
                 <w14:ligatures w14:val="none"/>
               </w:rPr>
-              <w:t>1.01 Izvirni znanstveni članek (</w:t>
-            </w:r>
-            <w:proofErr w:type="gramStart"/>
+              <w:t xml:space="preserve">1.01 Izvirni znanstveni članek (Web of Science/Scopus v Q2 </w:t>
+            </w:r>
             <w:r>
               <w:rPr>
                 <w:rFonts w:eastAsia="Times New Roman" w:cs="Segoe UI"/>
@@ -18648,35 +19826,114 @@
                 <w:kern w:val="0"/>
                 <w:sz w:val="18"/>
                 <w:szCs w:val="18"/>
+                <w:highlight w:val="green"/>
                 <w:lang w:eastAsia="sl-SI"/>
                 <w14:ligatures w14:val="none"/>
               </w:rPr>
-              <w:t>Web</w:t>
-            </w:r>
-            <w:proofErr w:type="gramEnd"/>
+              <w:t>(</w:t>
+            </w:r>
             <w:r>
               <w:rPr>
                 <w:rFonts w:eastAsia="Times New Roman" w:cs="Segoe UI"/>
                 <w:color w:val="000000" w:themeColor="text1"/>
+                <w:sz w:val="18"/>
+                <w:szCs w:val="18"/>
+                <w:highlight w:val="green"/>
+                <w:lang w:eastAsia="sl-SI"/>
+              </w:rPr>
+              <w:t>tj. 1A2 v Cobiss)</w:t>
+            </w:r>
+            <w:r>
+              <w:rPr>
+                <w:rFonts w:eastAsia="Times New Roman" w:cs="Segoe UI"/>
+                <w:color w:val="000000" w:themeColor="text1"/>
                 <w:kern w:val="0"/>
                 <w:sz w:val="18"/>
                 <w:szCs w:val="18"/>
+                <w:highlight w:val="green"/>
                 <w:lang w:eastAsia="sl-SI"/>
                 <w14:ligatures w14:val="none"/>
               </w:rPr>
-              <w:t xml:space="preserve"> of Science</w:t>
+              <w:t xml:space="preserve"> v</w:t>
             </w:r>
             <w:r>
               <w:rPr>
                 <w:rFonts w:eastAsia="Times New Roman" w:cs="Segoe UI"/>
                 <w:color w:val="000000" w:themeColor="text1"/>
+                <w:sz w:val="18"/>
+                <w:szCs w:val="18"/>
+                <w:highlight w:val="green"/>
+                <w:lang w:eastAsia="sl-SI"/>
+              </w:rPr>
+              <w:t xml:space="preserve"> letu objave</w:t>
+            </w:r>
+            <w:r>
+              <w:rPr>
+                <w:rFonts w:eastAsia="Times New Roman" w:cs="Segoe UI"/>
+                <w:color w:val="000000" w:themeColor="text1"/>
+                <w:sz w:val="18"/>
+                <w:szCs w:val="18"/>
+                <w:highlight w:val="green"/>
+                <w:lang w:eastAsia="sl-SI"/>
+              </w:rPr>
+              <w:t xml:space="preserve"> </w:t>
+            </w:r>
+            <w:r>
+              <w:rPr>
+                <w:rFonts w:eastAsia="Times New Roman" w:cs="Segoe UI"/>
+                <w:color w:val="000000" w:themeColor="text1"/>
+                <w:sz w:val="18"/>
+                <w:szCs w:val="18"/>
+                <w:highlight w:val="green"/>
+                <w:lang w:eastAsia="sl-SI"/>
+              </w:rPr>
+              <w:t>oziroma</w:t>
+            </w:r>
+            <w:r>
+              <w:rPr>
+                <w:rFonts w:eastAsia="Times New Roman" w:cs="Segoe UI"/>
+                <w:color w:val="000000" w:themeColor="text1"/>
+                <w:sz w:val="18"/>
+                <w:szCs w:val="18"/>
+                <w:highlight w:val="green"/>
+                <w:lang w:eastAsia="sl-SI"/>
+              </w:rPr>
+              <w:t xml:space="preserve"> v zadnjem letu</w:t>
+            </w:r>
+            <w:r>
+              <w:rPr>
+                <w:rFonts w:eastAsia="Times New Roman" w:cs="Segoe UI"/>
+                <w:color w:val="000000" w:themeColor="text1"/>
+                <w:sz w:val="18"/>
+                <w:szCs w:val="18"/>
+                <w:highlight w:val="green"/>
+                <w:lang w:eastAsia="sl-SI"/>
+              </w:rPr>
+              <w:t xml:space="preserve">, </w:t>
+            </w:r>
+            <w:r>
+              <w:rPr>
+                <w:rFonts w:eastAsia="Times New Roman" w:cs="Segoe UI"/>
+                <w:color w:val="000000" w:themeColor="text1"/>
+                <w:sz w:val="18"/>
+                <w:szCs w:val="18"/>
+                <w:highlight w:val="green"/>
+                <w:lang w:eastAsia="sl-SI"/>
+              </w:rPr>
+              <w:t>za katero je podatek dostopen</w:t>
+            </w:r>
+            <w:r>
+              <w:rPr>
+                <w:rFonts w:eastAsia="Times New Roman" w:cs="Segoe UI"/>
+                <w:color w:val="000000" w:themeColor="text1"/>
                 <w:kern w:val="0"/>
                 <w:sz w:val="18"/>
                 <w:szCs w:val="18"/>
+                <w:highlight w:val="green"/>
                 <w:lang w:eastAsia="sl-SI"/>
                 <w14:ligatures w14:val="none"/>
               </w:rPr>
-              <w:t xml:space="preserve"> </w:t>
+              <w:t>, 1.02 Pregledni znanstveni članek (Web of Science/Scopus v Q2</w:t>
             </w:r>
             <w:r>
               <w:rPr>
@@ -18685,10 +19942,11 @@
                 <w:kern w:val="0"/>
                 <w:sz w:val="18"/>
                 <w:szCs w:val="18"/>
+                <w:highlight w:val="green"/>
                 <w:lang w:eastAsia="sl-SI"/>
                 <w14:ligatures w14:val="none"/>
               </w:rPr>
-              <w:t>/</w:t>
+              <w:t>, tj. 1A2 v Cobiss</w:t>
             </w:r>
             <w:r>
               <w:rPr>
@@ -18697,12 +19955,12 @@
                 <w:kern w:val="0"/>
                 <w:sz w:val="18"/>
                 <w:szCs w:val="18"/>
+                <w:highlight w:val="green"/>
                 <w:lang w:eastAsia="sl-SI"/>
                 <w14:ligatures w14:val="none"/>
               </w:rPr>
-              <w:t xml:space="preserve"> </w:t>
-            </w:r>
-            <w:proofErr w:type="spellStart"/>
+              <w:t>),</w:t>
+            </w:r>
             <w:r>
               <w:rPr>
                 <w:rFonts w:eastAsia="Times New Roman" w:cs="Segoe UI"/>
@@ -18713,212 +19971,7 @@
                 <w:lang w:eastAsia="sl-SI"/>
                 <w14:ligatures w14:val="none"/>
               </w:rPr>
-              <w:t>Scopus</w:t>
-            </w:r>
-            <w:proofErr w:type="spellEnd"/>
-            <w:r>
-              <w:rPr>
-                <w:rFonts w:eastAsia="Times New Roman" w:cs="Segoe UI"/>
-                <w:color w:val="000000" w:themeColor="text1"/>
-                <w:kern w:val="0"/>
-                <w:sz w:val="18"/>
-                <w:szCs w:val="18"/>
-                <w:lang w:eastAsia="sl-SI"/>
-                <w14:ligatures w14:val="none"/>
-              </w:rPr>
-              <w:t xml:space="preserve"> v Q1 ali Q2 </w:t>
-            </w:r>
-            <w:r>
-              <w:rPr>
-                <w:rFonts w:eastAsia="Times New Roman" w:cs="Segoe UI"/>
-                <w:color w:val="000000" w:themeColor="text1"/>
-                <w:kern w:val="0"/>
-                <w:sz w:val="18"/>
-                <w:szCs w:val="18"/>
-                <w:lang w:eastAsia="sl-SI"/>
-                <w14:ligatures w14:val="none"/>
-              </w:rPr>
-              <w:t>(</w:t>
-            </w:r>
-            <w:r>
-              <w:rPr>
-                <w:rFonts w:eastAsia="Times New Roman" w:cs="Segoe UI"/>
-                <w:color w:val="000000" w:themeColor="text1"/>
-                <w:sz w:val="18"/>
-                <w:szCs w:val="18"/>
-                <w:lang w:eastAsia="sl-SI"/>
-              </w:rPr>
-              <w:t>tj. 1A1 in 1A2 v Cobiss)</w:t>
-            </w:r>
-            <w:r>
-              <w:rPr>
-                <w:rFonts w:eastAsia="Times New Roman" w:cs="Segoe UI"/>
-                <w:color w:val="000000" w:themeColor="text1"/>
-                <w:kern w:val="0"/>
-                <w:sz w:val="18"/>
-                <w:szCs w:val="18"/>
-                <w:lang w:eastAsia="sl-SI"/>
-                <w14:ligatures w14:val="none"/>
-              </w:rPr>
-              <w:t xml:space="preserve"> v</w:t>
-            </w:r>
-            <w:r>
-              <w:rPr>
-                <w:rFonts w:eastAsia="Times New Roman" w:cs="Segoe UI"/>
-                <w:color w:val="000000" w:themeColor="text1"/>
-                <w:sz w:val="18"/>
-                <w:szCs w:val="18"/>
-                <w:lang w:eastAsia="sl-SI"/>
-              </w:rPr>
-              <w:t xml:space="preserve"> letu objave</w:t>
-            </w:r>
-            <w:r>
-              <w:rPr>
-                <w:rFonts w:eastAsia="Times New Roman" w:cs="Segoe UI"/>
-                <w:color w:val="000000" w:themeColor="text1"/>
-                <w:sz w:val="18"/>
-                <w:szCs w:val="18"/>
-                <w:lang w:eastAsia="sl-SI"/>
-              </w:rPr>
-              <w:t xml:space="preserve"> </w:t>
-            </w:r>
-            <w:r>
-              <w:rPr>
-                <w:rFonts w:eastAsia="Times New Roman" w:cs="Segoe UI"/>
-                <w:color w:val="000000" w:themeColor="text1"/>
-                <w:sz w:val="18"/>
-                <w:szCs w:val="18"/>
-                <w:lang w:eastAsia="sl-SI"/>
-              </w:rPr>
-              <w:t>oziroma</w:t>
-            </w:r>
-            <w:r>
-              <w:rPr>
-                <w:rFonts w:eastAsia="Times New Roman" w:cs="Segoe UI"/>
-                <w:color w:val="000000" w:themeColor="text1"/>
-                <w:sz w:val="18"/>
-                <w:szCs w:val="18"/>
-                <w:lang w:eastAsia="sl-SI"/>
-              </w:rPr>
-              <w:t xml:space="preserve"> v zadnjem letu</w:t>
-            </w:r>
-            <w:r>
-              <w:rPr>
-                <w:rFonts w:eastAsia="Times New Roman" w:cs="Segoe UI"/>
-                <w:color w:val="000000" w:themeColor="text1"/>
-                <w:sz w:val="18"/>
-                <w:szCs w:val="18"/>
-                <w:lang w:eastAsia="sl-SI"/>
-              </w:rPr>
-              <w:t xml:space="preserve">, </w:t>
-            </w:r>
-            <w:r>
-              <w:rPr>
-                <w:rFonts w:eastAsia="Times New Roman" w:cs="Segoe UI"/>
-                <w:color w:val="000000" w:themeColor="text1"/>
-                <w:sz w:val="18"/>
-                <w:szCs w:val="18"/>
-                <w:lang w:eastAsia="sl-SI"/>
-              </w:rPr>
-              <w:t>za katero je podatek dostopen</w:t>
-            </w:r>
-            <w:r>
-              <w:rPr>
-                <w:rFonts w:eastAsia="Times New Roman" w:cs="Segoe UI"/>
-                <w:color w:val="000000" w:themeColor="text1"/>
-                <w:kern w:val="0"/>
-                <w:sz w:val="18"/>
-                <w:szCs w:val="18"/>
-                <w:lang w:eastAsia="sl-SI"/>
-                <w14:ligatures w14:val="none"/>
-              </w:rPr>
-              <w:t>, 1.02 Pregledni znanstveni članek (Web of Science</w:t>
-            </w:r>
-            <w:r>
-              <w:rPr>
-                <w:rFonts w:eastAsia="Times New Roman" w:cs="Segoe UI"/>
-                <w:color w:val="000000" w:themeColor="text1"/>
-                <w:kern w:val="0"/>
-                <w:sz w:val="18"/>
-                <w:szCs w:val="18"/>
-                <w:lang w:eastAsia="sl-SI"/>
-                <w14:ligatures w14:val="none"/>
-              </w:rPr>
-              <w:t xml:space="preserve"> </w:t>
-            </w:r>
-            <w:r>
-              <w:rPr>
-                <w:rFonts w:eastAsia="Times New Roman" w:cs="Segoe UI"/>
-                <w:color w:val="000000" w:themeColor="text1"/>
-                <w:kern w:val="0"/>
-                <w:sz w:val="18"/>
-                <w:szCs w:val="18"/>
-                <w:lang w:eastAsia="sl-SI"/>
-                <w14:ligatures w14:val="none"/>
-              </w:rPr>
-              <w:t>/</w:t>
-            </w:r>
-            <w:r>
-              <w:rPr>
-                <w:rFonts w:eastAsia="Times New Roman" w:cs="Segoe UI"/>
-                <w:color w:val="000000" w:themeColor="text1"/>
-                <w:kern w:val="0"/>
-                <w:sz w:val="18"/>
-                <w:szCs w:val="18"/>
-                <w:lang w:eastAsia="sl-SI"/>
-                <w14:ligatures w14:val="none"/>
-              </w:rPr>
-              <w:t xml:space="preserve"> </w:t>
-            </w:r>
-            <w:proofErr w:type="spellStart"/>
-            <w:r>
-              <w:rPr>
-                <w:rFonts w:eastAsia="Times New Roman" w:cs="Segoe UI"/>
-                <w:color w:val="000000" w:themeColor="text1"/>
-                <w:kern w:val="0"/>
-                <w:sz w:val="18"/>
-                <w:szCs w:val="18"/>
-                <w:lang w:eastAsia="sl-SI"/>
-                <w14:ligatures w14:val="none"/>
-              </w:rPr>
-              <w:t>Scopus</w:t>
-            </w:r>
-            <w:proofErr w:type="spellEnd"/>
-            <w:r>
-              <w:rPr>
-                <w:rFonts w:eastAsia="Times New Roman" w:cs="Segoe UI"/>
-                <w:color w:val="000000" w:themeColor="text1"/>
-                <w:kern w:val="0"/>
-                <w:sz w:val="18"/>
-                <w:szCs w:val="18"/>
-                <w:lang w:eastAsia="sl-SI"/>
-                <w14:ligatures w14:val="none"/>
-              </w:rPr>
-              <w:t xml:space="preserve"> v Q1 ali Q2</w:t>
-            </w:r>
-            <w:r>
-              <w:rPr>
-                <w:rFonts w:eastAsia="Times New Roman" w:cs="Segoe UI"/>
-                <w:color w:val="000000" w:themeColor="text1"/>
-                <w:kern w:val="0"/>
-                <w:sz w:val="18"/>
-                <w:szCs w:val="18"/>
-                <w:lang w:eastAsia="sl-SI"/>
-                <w14:ligatures w14:val="none"/>
-              </w:rPr>
-              <w:t>, tj. 1A1 in 1A2 v Cobiss</w:t>
-            </w:r>
-            <w:r>
-              <w:rPr>
-                <w:rFonts w:eastAsia="Times New Roman" w:cs="Segoe UI"/>
-                <w:color w:val="000000" w:themeColor="text1"/>
-                <w:kern w:val="0"/>
-                <w:sz w:val="18"/>
-                <w:szCs w:val="18"/>
-                <w:lang w:eastAsia="sl-SI"/>
-                <w14:ligatures w14:val="none"/>
-              </w:rPr>
-              <w:t>), 1.16 Samostojni znanstveni sestavek ali poglavje v monografski publikaciji, 2.01 Znanstvena monografija, 2.24 Patent s polnim preizkusom, zaključeno mentorstvo pri doktoratu znanosti, nacionalna ali mednarodna znanstvena priznanja in nagrade (npr. Zoisova nagrada, Zoisovo priznanje, Odlični v znanosti, mednarodne raziskovalne nagrade)</w:t>
+              <w:t xml:space="preserve"> 1.16 Samostojni znanstveni sestavek ali poglavje v monografski publikaciji, 2.01 Znanstvena monografija, zaključeno mentorstvo pri doktoratu znanosti, nacionalna ali mednarodna znanstvena priznanja in nagrade (npr. Zoisova nagrada, Zoisovo priznanje, Odlični v znanosti, mednarodne raziskovalne nagrade)</w:t>
             </w:r>
           </w:p>
         </w:tc>
@@ -19018,7 +20071,6 @@
               </w:rPr>
               <w:t xml:space="preserve"> </w:t>
             </w:r>
-            <w:proofErr w:type="spellStart"/>
             <w:r>
               <w:rPr>
                 <w:rFonts w:eastAsia="Times New Roman" w:cs="Segoe UI"/>
@@ -19027,9 +20079,8 @@
                 <w:szCs w:val="18"/>
                 <w:lang w:eastAsia="sl-SI"/>
               </w:rPr>
-              <w:t>Scopus</w:t>
-            </w:r>
-            <w:proofErr w:type="spellEnd"/>
+              <w:t>Scopus), 1.02 Pregledni znanstveni članek (izven  Q1 ali Q2 Web of Science</w:t>
+            </w:r>
             <w:r>
               <w:rPr>
                 <w:rFonts w:eastAsia="Times New Roman" w:cs="Segoe UI"/>
@@ -19038,9 +20089,8 @@
                 <w:szCs w:val="18"/>
                 <w:lang w:eastAsia="sl-SI"/>
               </w:rPr>
-              <w:t>), 1.02 Pregledni znanstveni članek (</w:t>
-            </w:r>
-            <w:proofErr w:type="gramStart"/>
+              <w:t xml:space="preserve"> </w:t>
+            </w:r>
             <w:r>
               <w:rPr>
                 <w:rFonts w:eastAsia="Times New Roman" w:cs="Segoe UI"/>
@@ -19049,9 +20099,8 @@
                 <w:szCs w:val="18"/>
                 <w:lang w:eastAsia="sl-SI"/>
               </w:rPr>
-              <w:t xml:space="preserve">izven  </w:t>
-            </w:r>
-            <w:proofErr w:type="gramEnd"/>
+              <w:t>/</w:t>
+            </w:r>
             <w:r>
               <w:rPr>
                 <w:rFonts w:eastAsia="Times New Roman" w:cs="Segoe UI"/>
@@ -19060,7 +20109,7 @@
                 <w:szCs w:val="18"/>
                 <w:lang w:eastAsia="sl-SI"/>
               </w:rPr>
-              <w:t>Q1 ali Q2 Web of Science</w:t>
+              <w:t xml:space="preserve"> </w:t>
             </w:r>
             <w:r>
               <w:rPr>
@@ -19070,93 +20119,7 @@
                 <w:szCs w:val="18"/>
                 <w:lang w:eastAsia="sl-SI"/>
               </w:rPr>
-              <w:t xml:space="preserve"> </w:t>
-            </w:r>
-            <w:r>
-              <w:rPr>
-                <w:rFonts w:eastAsia="Times New Roman" w:cs="Segoe UI"/>
-                <w:color w:val="000000" w:themeColor="text1"/>
-                <w:sz w:val="18"/>
-                <w:szCs w:val="18"/>
-                <w:lang w:eastAsia="sl-SI"/>
-              </w:rPr>
-              <w:t>/</w:t>
-            </w:r>
-            <w:r>
-              <w:rPr>
-                <w:rFonts w:eastAsia="Times New Roman" w:cs="Segoe UI"/>
-                <w:color w:val="000000" w:themeColor="text1"/>
-                <w:sz w:val="18"/>
-                <w:szCs w:val="18"/>
-                <w:lang w:eastAsia="sl-SI"/>
-              </w:rPr>
-              <w:t xml:space="preserve"> </w:t>
-            </w:r>
-            <w:proofErr w:type="spellStart"/>
-            <w:r>
-              <w:rPr>
-                <w:rFonts w:eastAsia="Times New Roman" w:cs="Segoe UI"/>
-                <w:color w:val="000000" w:themeColor="text1"/>
-                <w:sz w:val="18"/>
-                <w:szCs w:val="18"/>
-                <w:lang w:eastAsia="sl-SI"/>
-              </w:rPr>
-              <w:t>Scopus</w:t>
-            </w:r>
-            <w:proofErr w:type="spellEnd"/>
-            <w:r>
-              <w:rPr>
-                <w:rFonts w:eastAsia="Times New Roman" w:cs="Segoe UI"/>
-                <w:color w:val="000000" w:themeColor="text1"/>
-                <w:sz w:val="18"/>
-                <w:szCs w:val="18"/>
-                <w:lang w:eastAsia="sl-SI"/>
-              </w:rPr>
-              <w:t>), 1.03 Drugi znanstveni članki, 1.06 Objavljeni znanstveni prispevek na konferenci (vabljeno predavanje/</w:t>
-            </w:r>
-            <w:proofErr w:type="spellStart"/>
-            <w:r>
-              <w:rPr>
-                <w:rFonts w:eastAsia="Times New Roman" w:cs="Segoe UI"/>
-                <w:color w:val="000000" w:themeColor="text1"/>
-                <w:sz w:val="18"/>
-                <w:szCs w:val="18"/>
-                <w:lang w:eastAsia="sl-SI"/>
-              </w:rPr>
-              <w:t>keynote</w:t>
-            </w:r>
-            <w:proofErr w:type="spellEnd"/>
-            <w:r>
-              <w:rPr>
-                <w:rFonts w:eastAsia="Times New Roman" w:cs="Segoe UI"/>
-                <w:color w:val="000000" w:themeColor="text1"/>
-                <w:sz w:val="18"/>
-                <w:szCs w:val="18"/>
-                <w:lang w:eastAsia="sl-SI"/>
-              </w:rPr>
-              <w:t xml:space="preserve">), 1.07 Objavljeni strokovni prispevek na konferenci (vabljeno predavanje), 2.03 Univerzitetni, visokošolski ali višješolski učbenik z recenzijo, 2.18 Znanstveni film, znanstvena zvočna ali video publikacija, 2.21 Programska oprema, 2.22 Nova sorta, 2.27 Znanstveni terminološki slovar, enciklopedija ali tematski leksikon, 2.28 </w:t>
-            </w:r>
-            <w:proofErr w:type="spellStart"/>
-            <w:r>
-              <w:rPr>
-                <w:rFonts w:eastAsia="Times New Roman" w:cs="Segoe UI"/>
-                <w:color w:val="000000" w:themeColor="text1"/>
-                <w:sz w:val="18"/>
-                <w:szCs w:val="18"/>
-                <w:lang w:eastAsia="sl-SI"/>
-              </w:rPr>
-              <w:t>Znanstvenokritična</w:t>
-            </w:r>
-            <w:proofErr w:type="spellEnd"/>
-            <w:r>
-              <w:rPr>
-                <w:rFonts w:eastAsia="Times New Roman" w:cs="Segoe UI"/>
-                <w:color w:val="000000" w:themeColor="text1"/>
-                <w:sz w:val="18"/>
-                <w:szCs w:val="18"/>
-                <w:lang w:eastAsia="sl-SI"/>
-              </w:rPr>
-              <w:t xml:space="preserve"> izdaja vira, 2.31 Zbornik recenziranih znanstvenih prispevkov na mednarodni ali tuji konferenci</w:t>
+              <w:t>Scopus), 1.03 Drugi znanstveni članki, 1.06 Objavljeni znanstveni prispevek na konferenci (vabljeno predavanje/keynote), 1.07 Objavljeni strokovni prispevek na konferenci (vabljeno predavanje), 2.03 Univerzitetni, visokošolski ali višješolski učbenik z recenzijo, 2.18 Znanstveni film, znanstvena zvočna ali video publikacija, 2.21 Programska oprema, 2.22 Nova sorta, 2.27 Znanstveni terminološki slovar, enciklopedija ali tematski leksikon, 2.28 Znanstvenokritična izdaja vira, 2.31 Zbornik recenziranih znanstvenih prispevkov na mednarodni ali tuji konferenci</w:t>
             </w:r>
           </w:p>
         </w:tc>
@@ -19266,6 +20229,7 @@
                 <w:lang w:eastAsia="sl-SI"/>
                 <w14:ligatures w14:val="none"/>
               </w:rPr>
+              <w:lastRenderedPageBreak/>
               <w:t>0,3</w:t>
             </w:r>
           </w:p>
@@ -19298,85 +20262,7 @@
                 <w:lang w:eastAsia="sl-SI"/>
                 <w14:ligatures w14:val="none"/>
               </w:rPr>
-              <w:t>1.04 Strokovni članek, 1.05 Poljudni članek, 1.08 Objavljeni znanstveni prispevek na konferenci, 1.17 Samostojni strokovni sestavek ali poglavje v monografski publikaciji, 1.18 Strokovni sestavek v slovarju, enciklopediji ali leksikonu, 1.26 Znanstveni sestavek v slovarju, enciklopediji ali leksikonu</w:t>
-            </w:r>
-            <w:proofErr w:type="gramStart"/>
-            <w:r>
-              <w:rPr>
-                <w:rFonts w:eastAsia="Times New Roman" w:cs="Segoe UI"/>
-                <w:color w:val="000000" w:themeColor="text1"/>
-                <w:kern w:val="0"/>
-                <w:sz w:val="18"/>
-                <w:szCs w:val="18"/>
-                <w:lang w:eastAsia="sl-SI"/>
-                <w14:ligatures w14:val="none"/>
-              </w:rPr>
-              <w:t xml:space="preserve">,  </w:t>
-            </w:r>
-            <w:proofErr w:type="gramEnd"/>
-            <w:r>
-              <w:rPr>
-                <w:rFonts w:eastAsia="Times New Roman" w:cs="Segoe UI"/>
-                <w:color w:val="000000" w:themeColor="text1"/>
-                <w:kern w:val="0"/>
-                <w:sz w:val="18"/>
-                <w:szCs w:val="18"/>
-                <w:lang w:eastAsia="sl-SI"/>
-                <w14:ligatures w14:val="none"/>
-              </w:rPr>
-              <w:t xml:space="preserve">2.04 Srednješolski, osnovnošolski ali drugi učbenik z recenzijo, 2.12 Končno poročilo o rezultatih raziskav, 2.13 Elaborat, </w:t>
-            </w:r>
-            <w:proofErr w:type="spellStart"/>
-            <w:r>
-              <w:rPr>
-                <w:rFonts w:eastAsia="Times New Roman" w:cs="Segoe UI"/>
-                <w:color w:val="000000" w:themeColor="text1"/>
-                <w:kern w:val="0"/>
-                <w:sz w:val="18"/>
-                <w:szCs w:val="18"/>
-                <w:lang w:eastAsia="sl-SI"/>
-                <w14:ligatures w14:val="none"/>
-              </w:rPr>
-              <w:t>predštudija</w:t>
-            </w:r>
-            <w:proofErr w:type="spellEnd"/>
-            <w:r>
-              <w:rPr>
-                <w:rFonts w:eastAsia="Times New Roman" w:cs="Segoe UI"/>
-                <w:color w:val="000000" w:themeColor="text1"/>
-                <w:kern w:val="0"/>
-                <w:sz w:val="18"/>
-                <w:szCs w:val="18"/>
-                <w:lang w:eastAsia="sl-SI"/>
-                <w14:ligatures w14:val="none"/>
-              </w:rPr>
-              <w:t xml:space="preserve">, študija, 2.15 Izvedensko mnenje, arbitražna odločba, 2.20 Raziskovalni podatki, 2.23 Patentna prijava, 2.30 Zbornik strokovnih ali </w:t>
-            </w:r>
-            <w:proofErr w:type="spellStart"/>
-            <w:r>
-              <w:rPr>
-                <w:rFonts w:eastAsia="Times New Roman" w:cs="Segoe UI"/>
-                <w:color w:val="000000" w:themeColor="text1"/>
-                <w:kern w:val="0"/>
-                <w:sz w:val="18"/>
-                <w:szCs w:val="18"/>
-                <w:lang w:eastAsia="sl-SI"/>
-                <w14:ligatures w14:val="none"/>
-              </w:rPr>
-              <w:t>nerecenziranih</w:t>
-            </w:r>
-            <w:proofErr w:type="spellEnd"/>
-            <w:r>
-              <w:rPr>
-                <w:rFonts w:eastAsia="Times New Roman" w:cs="Segoe UI"/>
-                <w:color w:val="000000" w:themeColor="text1"/>
-                <w:kern w:val="0"/>
-                <w:sz w:val="18"/>
-                <w:szCs w:val="18"/>
-                <w:lang w:eastAsia="sl-SI"/>
-                <w14:ligatures w14:val="none"/>
-              </w:rPr>
-              <w:t xml:space="preserve"> znanstvenih prispevkov na konferenci, 2.33 Strokovni film, videoposnetek ali zvočni posnetek, uredništvo posebne številke revije ali zbornika</w:t>
+              <w:t>1.04 Strokovni članek, 1.05 Poljudni članek, 1.08 Objavljeni znanstveni prispevek na konferenci, 1.17 Samostojni strokovni sestavek ali poglavje v monografski publikaciji, 1.18 Strokovni sestavek v slovarju, enciklopediji ali leksikonu, 1.26 Znanstveni sestavek v slovarju, enciklopediji ali leksikonu,  2.04 Srednješolski, osnovnošolski ali drugi učbenik z recenzijo, 2.12 Končno poročilo o rezultatih raziskav, 2.13 Elaborat, predštudija, študija, 2.15 Izvedensko mnenje, arbitražna odločba, 2.20 Raziskovalni podatki, 2.23 Patentna prijava, 2.30 Zbornik strokovnih ali nerecenziranih znanstvenih prispevkov na konferenci, 2.33 Strokovni film, videoposnetek ali zvočni posnetek, uredništvo posebne številke revije ali zbornika</w:t>
             </w:r>
           </w:p>
         </w:tc>
@@ -19447,33 +20333,7 @@
                 <w:lang w:eastAsia="sl-SI"/>
                 <w14:ligatures w14:val="none"/>
               </w:rPr>
-              <w:t xml:space="preserve">1.09 Objavljeni strokovni prispevek na konferenci, 1.12 Objavljeni povzetek znanstvenega prispevka na konferenci, 1.13 Objavljeni povzetek strokovnega prispevka na konferenci, 1.19 Recenzija, prikaz knjige, kritika, 1.20 Predgovor, uvodnik, spremna beseda, 1.21 Polemika, diskusijski prispevek, komentar, 1.22 Intervju, 1.24 Bibliografija, kazalo ipd., 1.25 Drugi sestavni deli, 2.05 Drugo učno gradivo, 2.07 Bibliografija, 2.14 Projektna dokumentacija, 2.19 Radijska ali televizijska oddaja, </w:t>
-            </w:r>
-            <w:proofErr w:type="gramStart"/>
-            <w:r>
-              <w:rPr>
-                <w:rFonts w:eastAsia="Times New Roman" w:cs="Segoe UI"/>
-                <w:color w:val="000000" w:themeColor="text1"/>
-                <w:kern w:val="0"/>
-                <w:sz w:val="18"/>
-                <w:szCs w:val="18"/>
-                <w:lang w:eastAsia="sl-SI"/>
-                <w14:ligatures w14:val="none"/>
-              </w:rPr>
-              <w:t>podkast</w:t>
-            </w:r>
-            <w:proofErr w:type="gramEnd"/>
-            <w:r>
-              <w:rPr>
-                <w:rFonts w:eastAsia="Times New Roman" w:cs="Segoe UI"/>
-                <w:color w:val="000000" w:themeColor="text1"/>
-                <w:kern w:val="0"/>
-                <w:sz w:val="18"/>
-                <w:szCs w:val="18"/>
-                <w:lang w:eastAsia="sl-SI"/>
-                <w14:ligatures w14:val="none"/>
-              </w:rPr>
-              <w:t>, intervju, 2.25 Druge monografije in druga zaključena dela, 3.11 Radijski ali TV dogodek, 3.12 Razstava, 3.15 Prispevek na konferenci brez natisa, 3.25 Druga izvedena dela</w:t>
+              <w:t>1.09 Objavljeni strokovni prispevek na konferenci, 1.12 Objavljeni povzetek znanstvenega prispevka na konferenci, 1.13 Objavljeni povzetek strokovnega prispevka na konferenci, 1.19 Recenzija, prikaz knjige, kritika, 1.20 Predgovor, uvodnik, spremna beseda, 1.21 Polemika, diskusijski prispevek, komentar, 1.22 Intervju, 1.24 Bibliografija, kazalo ipd., 1.25 Drugi sestavni deli, 2.05 Drugo učno gradivo, 2.07 Bibliografija, 2.14 Projektna dokumentacija, 2.19 Radijska ali televizijska oddaja, podkast, intervju, 2.25 Druge monografije in druga zaključena dela, 3.11 Radijski ali TV dogodek, 3.12 Razstava, 3.15 Prispevek na konferenci brez natisa, 3.25 Druga izvedena dela</w:t>
             </w:r>
           </w:p>
         </w:tc>
@@ -19526,7 +20386,6 @@
                 <w14:ligatures w14:val="none"/>
               </w:rPr>
             </w:pPr>
-            <w:proofErr w:type="gramStart"/>
             <w:r>
               <w:rPr>
                 <w:rFonts w:eastAsia="Times New Roman" w:cs="Segoe UI"/>
@@ -19537,20 +20396,7 @@
                 <w:lang w:eastAsia="sl-SI"/>
                 <w14:ligatures w14:val="none"/>
               </w:rPr>
-              <w:t>Faktor</w:t>
-            </w:r>
-            <w:proofErr w:type="gramEnd"/>
-            <w:r>
-              <w:rPr>
-                <w:rFonts w:eastAsia="Times New Roman" w:cs="Segoe UI"/>
-                <w:color w:val="000000" w:themeColor="text1"/>
-                <w:kern w:val="0"/>
-                <w:sz w:val="18"/>
-                <w:szCs w:val="18"/>
-                <w:lang w:eastAsia="sl-SI"/>
-                <w14:ligatures w14:val="none"/>
-              </w:rPr>
-              <w:t xml:space="preserve"> avtorstva</w:t>
+              <w:t>Faktor avtorstva</w:t>
             </w:r>
           </w:p>
         </w:tc>
@@ -19727,6 +20573,9 @@
                 <w14:ligatures w14:val="none"/>
               </w:rPr>
             </w:pPr>
+            <w:commentRangeStart w:id="13"/>
+            <w:commentRangeStart w:id="14"/>
+            <w:commentRangeStart w:id="15"/>
             <w:r>
               <w:rPr>
                 <w:rFonts w:eastAsia="Times New Roman" w:cs="Segoe UI"/>
@@ -19737,7 +20586,61 @@
                 <w:lang w:eastAsia="sl-SI"/>
                 <w14:ligatures w14:val="none"/>
               </w:rPr>
-              <w:t>Enakovredno avtorstvo, nagrada ali priznanje z več nagrajenci, pedagoški ali raziskovalni somentor, sourednik</w:t>
+              <w:t>Enakovredno</w:t>
+            </w:r>
+            <w:commentRangeEnd w:id="13"/>
+            <w:r>
+              <w:rPr>
+                <w:rStyle w:val="Pripombasklic"/>
+                <w:rFonts w:eastAsia="Times New Roman" w:cs="Segoe UI"/>
+                <w:color w:val="000000" w:themeColor="text1"/>
+                <w:kern w:val="0"/>
+                <w:sz w:val="18"/>
+                <w:szCs w:val="18"/>
+                <w:lang w:eastAsia="sl-SI"/>
+                <w14:ligatures w14:val="none"/>
+              </w:rPr>
+              <w:commentReference w:id="13"/>
+            </w:r>
+            <w:commentRangeEnd w:id="14"/>
+            <w:r>
+              <w:rPr>
+                <w:rStyle w:val="Pripombasklic"/>
+                <w:rFonts w:eastAsia="Times New Roman" w:cs="Segoe UI"/>
+                <w:color w:val="000000" w:themeColor="text1"/>
+                <w:kern w:val="0"/>
+                <w:sz w:val="18"/>
+                <w:szCs w:val="18"/>
+                <w:lang w:eastAsia="sl-SI"/>
+                <w14:ligatures w14:val="none"/>
+              </w:rPr>
+              <w:commentReference w:id="14"/>
+            </w:r>
+            <w:commentRangeEnd w:id="15"/>
+            <w:r>
+              <w:rPr>
+                <w:rStyle w:val="Pripombasklic"/>
+                <w:rFonts w:eastAsia="Times New Roman" w:cs="Segoe UI"/>
+                <w:color w:val="000000" w:themeColor="text1"/>
+                <w:kern w:val="0"/>
+                <w:sz w:val="18"/>
+                <w:szCs w:val="18"/>
+                <w:lang w:eastAsia="sl-SI"/>
+                <w14:ligatures w14:val="none"/>
+              </w:rPr>
+              <w:commentReference w:id="15"/>
+            </w:r>
+            <w:r>
+              <w:rPr>
+                <w:rFonts w:eastAsia="Times New Roman" w:cs="Segoe UI"/>
+                <w:color w:val="000000" w:themeColor="text1"/>
+                <w:kern w:val="0"/>
+                <w:sz w:val="18"/>
+                <w:szCs w:val="18"/>
+                <w:lang w:eastAsia="sl-SI"/>
+                <w14:ligatures w14:val="none"/>
+              </w:rPr>
+              <w:t xml:space="preserve"> avtorstvo, nagrada ali priznanje z več nagrajenci, pedagoški ali raziskovalni somentor, sourednik</w:t>
             </w:r>
           </w:p>
         </w:tc>
@@ -19868,7 +20771,6 @@
         <w:rPr>
           <w:color w:val="000000" w:themeColor="text1"/>
         </w:rPr>
-        <w:lastRenderedPageBreak/>
         <w:t>Citat</w:t>
       </w:r>
       <w:r>
@@ -19893,80 +20795,55 @@
           <w:bCs w:val="0"/>
           <w:color w:val="000000" w:themeColor="text1"/>
         </w:rPr>
-        <w:t xml:space="preserve">poštevajo se citati znanstvenih del kandidata, za katere obstaja polni bibliografski zapis v </w:t>
-      </w:r>
-      <w:proofErr w:type="spellStart"/>
+        <w:t>poštevajo se</w:t>
+      </w:r>
       <w:r>
         <w:rPr>
           <w:b w:val="0"/>
           <w:bCs w:val="0"/>
           <w:color w:val="000000" w:themeColor="text1"/>
         </w:rPr>
-        <w:t>COBIB.SI</w:t>
-      </w:r>
-      <w:proofErr w:type="spellEnd"/>
+        <w:t xml:space="preserve"> </w:t>
+      </w:r>
       <w:r>
         <w:rPr>
           <w:b w:val="0"/>
           <w:bCs w:val="0"/>
           <w:color w:val="000000" w:themeColor="text1"/>
         </w:rPr>
-        <w:t xml:space="preserve">, povezan z zapisi citatnih baz </w:t>
-      </w:r>
-      <w:proofErr w:type="gramStart"/>
+        <w:t>čisti</w:t>
+      </w:r>
       <w:r>
         <w:rPr>
           <w:b w:val="0"/>
           <w:bCs w:val="0"/>
           <w:color w:val="000000" w:themeColor="text1"/>
         </w:rPr>
-        <w:t>Web</w:t>
-      </w:r>
-      <w:proofErr w:type="gramEnd"/>
+        <w:t xml:space="preserve"> citati</w:t>
+      </w:r>
       <w:r>
         <w:rPr>
           <w:b w:val="0"/>
           <w:bCs w:val="0"/>
           <w:color w:val="000000" w:themeColor="text1"/>
         </w:rPr>
-        <w:t xml:space="preserve"> of Science ali </w:t>
-      </w:r>
-      <w:proofErr w:type="spellStart"/>
+        <w:t xml:space="preserve"> znanstvenih del kandidata, za katere obstaja polni bibliografski zapis v COBIB.SI, povezan z zapisi citatnih baz </w:t>
+      </w:r>
       <w:r>
         <w:rPr>
           <w:b w:val="0"/>
           <w:bCs w:val="0"/>
           <w:color w:val="000000" w:themeColor="text1"/>
         </w:rPr>
-        <w:t>Scopus</w:t>
-      </w:r>
-      <w:proofErr w:type="spellEnd"/>
+        <w:t>Web of Science ali Scopus</w:t>
+      </w:r>
       <w:r>
         <w:rPr>
           <w:b w:val="0"/>
           <w:bCs w:val="0"/>
           <w:color w:val="000000" w:themeColor="text1"/>
         </w:rPr>
-        <w:t>. Avtocitati se ne upoštevajo.</w:t>
-      </w:r>
-    </w:p>
-    <w:p>
-      <w:pPr>
-        <w:pStyle w:val="Priloga"/>
-        <w:numPr>
-          <w:ilvl w:val="0"/>
-          <w:numId w:val="10"/>
-        </w:numPr>
-        <w:ind w:left="426" w:hanging="426"/>
-        <w:rPr>
-          <w:color w:val="000000" w:themeColor="text1"/>
-        </w:rPr>
-      </w:pPr>
-      <w:r>
-        <w:rPr>
-          <w:color w:val="000000" w:themeColor="text1"/>
-        </w:rPr>
-        <w:t>FTE</w:t>
+        <w:t>.</w:t>
       </w:r>
       <w:r>
         <w:rPr>
@@ -19974,198 +20851,7 @@
           <w:bCs w:val="0"/>
           <w:color w:val="000000" w:themeColor="text1"/>
         </w:rPr>
-        <w:t xml:space="preserve">: </w:t>
-      </w:r>
-      <w:r>
-        <w:rPr>
-          <w:b w:val="0"/>
-          <w:bCs w:val="0"/>
-          <w:color w:val="000000" w:themeColor="text1"/>
-        </w:rPr>
-        <w:t>z</w:t>
-      </w:r>
-      <w:r>
-        <w:rPr>
-          <w:b w:val="0"/>
-          <w:bCs w:val="0"/>
-          <w:color w:val="000000" w:themeColor="text1"/>
-        </w:rPr>
-        <w:t>nesek sredstev</w:t>
-      </w:r>
-      <w:r>
-        <w:rPr>
-          <w:b w:val="0"/>
-          <w:bCs w:val="0"/>
-          <w:color w:val="000000" w:themeColor="text1"/>
-        </w:rPr>
-        <w:t>,</w:t>
-      </w:r>
-      <w:r>
-        <w:rPr>
-          <w:b w:val="0"/>
-          <w:bCs w:val="0"/>
-          <w:color w:val="000000" w:themeColor="text1"/>
-        </w:rPr>
-        <w:t xml:space="preserve"> deljen s ceno ekvivalenta polne zaposlenosti (FTE) cenovne kategorije A.</w:t>
-      </w:r>
-    </w:p>
-    <w:p>
-      <w:pPr>
-        <w:pStyle w:val="Priloga"/>
-        <w:numPr>
-          <w:ilvl w:val="0"/>
-          <w:numId w:val="10"/>
-        </w:numPr>
-        <w:ind w:left="426" w:hanging="426"/>
-        <w:rPr>
-          <w:color w:val="000000" w:themeColor="text1"/>
-        </w:rPr>
-      </w:pPr>
-      <w:r>
-        <w:rPr>
-          <w:color w:val="000000" w:themeColor="text1"/>
-        </w:rPr>
-        <w:t>Skupna vrednost projektov izven ARIS z zaključenim vodenjem</w:t>
-      </w:r>
-      <w:r>
-        <w:rPr>
-          <w:b w:val="0"/>
-          <w:bCs w:val="0"/>
-          <w:color w:val="000000" w:themeColor="text1"/>
-        </w:rPr>
-        <w:t xml:space="preserve">: </w:t>
-      </w:r>
-      <w:r>
-        <w:rPr>
-          <w:color w:val="000000" w:themeColor="text1"/>
-        </w:rPr>
-        <w:t>s</w:t>
-      </w:r>
-      <w:r>
-        <w:rPr>
-          <w:b w:val="0"/>
-          <w:bCs w:val="0"/>
-          <w:color w:val="000000" w:themeColor="text1"/>
-        </w:rPr>
-        <w:t xml:space="preserve">eštevek </w:t>
-      </w:r>
-      <w:r>
-        <w:rPr>
-          <w:b w:val="0"/>
-          <w:bCs w:val="0"/>
-          <w:color w:val="000000" w:themeColor="text1"/>
-        </w:rPr>
-        <w:t>sredstev za raziskovalno-razvojno dejavnost, pridobljen</w:t>
-      </w:r>
-      <w:r>
-        <w:rPr>
-          <w:b w:val="0"/>
-          <w:bCs w:val="0"/>
-          <w:color w:val="000000" w:themeColor="text1"/>
-        </w:rPr>
-        <w:t>ih</w:t>
-      </w:r>
-      <w:r>
-        <w:rPr>
-          <w:b w:val="0"/>
-          <w:bCs w:val="0"/>
-          <w:color w:val="000000" w:themeColor="text1"/>
-        </w:rPr>
-        <w:t xml:space="preserve"> izven proračuna ARIS za Inštitut</w:t>
-      </w:r>
-      <w:r>
-        <w:rPr>
-          <w:color w:val="000000" w:themeColor="text1"/>
-        </w:rPr>
-        <w:t xml:space="preserve"> oziroma </w:t>
-      </w:r>
-      <w:r>
-        <w:rPr>
-          <w:b w:val="0"/>
-          <w:bCs w:val="0"/>
-          <w:color w:val="000000" w:themeColor="text1"/>
-        </w:rPr>
-        <w:t>organizacijo zaposlitve</w:t>
-      </w:r>
-      <w:r>
-        <w:rPr>
-          <w:b w:val="0"/>
-          <w:bCs w:val="0"/>
-          <w:color w:val="000000" w:themeColor="text1"/>
-        </w:rPr>
-        <w:t xml:space="preserve"> (torej brez vrednosti za ostale partnerje)</w:t>
-      </w:r>
-      <w:r>
-        <w:rPr>
-          <w:b w:val="0"/>
-          <w:bCs w:val="0"/>
-          <w:color w:val="000000" w:themeColor="text1"/>
-        </w:rPr>
-        <w:t xml:space="preserve"> na projektih</w:t>
-      </w:r>
-      <w:r>
-        <w:rPr>
-          <w:b w:val="0"/>
-          <w:bCs w:val="0"/>
-          <w:color w:val="000000" w:themeColor="text1"/>
-        </w:rPr>
-        <w:t>,</w:t>
-      </w:r>
-      <w:r>
-        <w:rPr>
-          <w:b w:val="0"/>
-          <w:bCs w:val="0"/>
-          <w:color w:val="000000" w:themeColor="text1"/>
-        </w:rPr>
-        <w:t xml:space="preserve"> pri katerih je imel kandidat vodilno vlogo na Inštitutu</w:t>
-      </w:r>
-      <w:r>
-        <w:rPr>
-          <w:color w:val="000000" w:themeColor="text1"/>
-        </w:rPr>
-        <w:t xml:space="preserve"> oziroma </w:t>
-      </w:r>
-      <w:r>
-        <w:rPr>
-          <w:b w:val="0"/>
-          <w:bCs w:val="0"/>
-          <w:color w:val="000000" w:themeColor="text1"/>
-        </w:rPr>
-        <w:t>organizaciji zaposlitve</w:t>
-      </w:r>
-      <w:r>
-        <w:rPr>
-          <w:b w:val="0"/>
-          <w:bCs w:val="0"/>
-          <w:color w:val="000000" w:themeColor="text1"/>
-        </w:rPr>
-        <w:t xml:space="preserve"> (torej </w:t>
-      </w:r>
-      <w:proofErr w:type="gramStart"/>
-      <w:r>
-        <w:rPr>
-          <w:b w:val="0"/>
-          <w:bCs w:val="0"/>
-          <w:color w:val="000000" w:themeColor="text1"/>
-        </w:rPr>
-        <w:t>ne nujno</w:t>
-      </w:r>
-      <w:proofErr w:type="gramEnd"/>
-      <w:r>
-        <w:rPr>
-          <w:b w:val="0"/>
-          <w:bCs w:val="0"/>
-          <w:color w:val="000000" w:themeColor="text1"/>
-        </w:rPr>
-        <w:t xml:space="preserve"> na </w:t>
-      </w:r>
-      <w:r>
-        <w:rPr>
-          <w:b w:val="0"/>
-          <w:bCs w:val="0"/>
-          <w:color w:val="000000" w:themeColor="text1"/>
-        </w:rPr>
-        <w:t>celotnem projektu).</w:t>
+        <w:t xml:space="preserve"> Avtocitati se ne upoštevajo.</w:t>
       </w:r>
     </w:p>
     <w:p>
@@ -20441,23 +21127,201 @@
         </w:rPr>
         <w:t>).</w:t>
       </w:r>
-      <w:r>
-        <w:rPr>
+    </w:p>
+    <w:p>
+      <w:pPr>
+        <w:pStyle w:val="Priloga"/>
+        <w:numPr>
+          <w:ilvl w:val="0"/>
+          <w:numId w:val="10"/>
+        </w:numPr>
+        <w:ind w:left="426" w:hanging="426"/>
+        <w:jc w:val="both"/>
+        <w:rPr>
+          <w:color w:val="000000" w:themeColor="text1"/>
+        </w:rPr>
+      </w:pPr>
+      <w:r>
+        <w:rPr>
+          <w:color w:val="000000" w:themeColor="text1"/>
+        </w:rPr>
+        <w:t xml:space="preserve">Enakovredno avtorstvo: </w:t>
+      </w:r>
+      <w:r>
+        <w:rPr>
+          <w:b w:val="0"/>
+          <w:bCs w:val="0"/>
+          <w:color w:val="000000" w:themeColor="text1"/>
+        </w:rPr>
+        <w:t>se dokazuje z navedbo v publikaciji, uradno izjavo založnika</w:t>
+      </w:r>
+      <w:r>
+        <w:rPr>
+          <w:b w:val="0"/>
+          <w:bCs w:val="0"/>
+          <w:color w:val="000000" w:themeColor="text1"/>
+        </w:rPr>
+        <w:t>/</w:t>
+      </w:r>
+      <w:r>
+        <w:rPr>
+          <w:b w:val="0"/>
+          <w:bCs w:val="0"/>
+          <w:color w:val="000000" w:themeColor="text1"/>
+        </w:rPr>
+        <w:t xml:space="preserve">uredništva </w:t>
+      </w:r>
+      <w:r>
+        <w:rPr>
+          <w:b w:val="0"/>
+          <w:bCs w:val="0"/>
+          <w:color w:val="000000" w:themeColor="text1"/>
+        </w:rPr>
+        <w:t>ali</w:t>
+      </w:r>
+      <w:r>
+        <w:rPr>
+          <w:b w:val="0"/>
+          <w:bCs w:val="0"/>
+          <w:color w:val="000000" w:themeColor="text1"/>
+        </w:rPr>
+        <w:t xml:space="preserve"> avtorsko izjavo v publikaciji</w:t>
+      </w:r>
+      <w:r>
+        <w:rPr>
+          <w:b w:val="0"/>
+          <w:bCs w:val="0"/>
+          <w:color w:val="000000" w:themeColor="text1"/>
+        </w:rPr>
+        <w:t xml:space="preserve"> (p</w:t>
+      </w:r>
+      <w:r>
+        <w:rPr>
+          <w:b w:val="0"/>
+          <w:bCs w:val="0"/>
+          <w:color w:val="000000" w:themeColor="text1"/>
+        </w:rPr>
+        <w:t>o sistemu CRediT ali podobnem, kjer sta dva ali več avtorjev navedena z enakim obsegom ključnih prispevkov</w:t>
+      </w:r>
+      <w:r>
+        <w:rPr>
+          <w:b w:val="0"/>
+          <w:bCs w:val="0"/>
+          <w:color w:val="000000" w:themeColor="text1"/>
+        </w:rPr>
+        <w:t>)</w:t>
+      </w:r>
+      <w:r>
+        <w:rPr>
+          <w:b w:val="0"/>
+          <w:bCs w:val="0"/>
+          <w:color w:val="000000" w:themeColor="text1"/>
+        </w:rPr>
+        <w:t>.</w:t>
+      </w:r>
+      <w:r>
+        <w:rPr>
+          <w:b w:val="0"/>
+          <w:bCs w:val="0"/>
+          <w:color w:val="000000" w:themeColor="text1"/>
+        </w:rPr>
+        <w:t xml:space="preserve"> Za publikacije objavljene pred sprejetjem tega pravilnika zadostuje tudi izjava, ki jo podpišejo vsi avtorji in jo kandidat priloži vlogi.</w:t>
+      </w:r>
+      <w:r>
+        <w:rPr>
+          <w:b w:val="0"/>
+          <w:bCs w:val="0"/>
           <w:color w:val="000000" w:themeColor="text1"/>
         </w:rPr>
         <w:t xml:space="preserve"> </w:t>
       </w:r>
       <w:r>
         <w:rPr>
-          <w:color w:val="000000" w:themeColor="text1"/>
-        </w:rPr>
-        <w:t xml:space="preserve"> </w:t>
-      </w:r>
-      <w:r>
-        <w:rPr>
-          <w:color w:val="000000" w:themeColor="text1"/>
-        </w:rPr>
-        <w:t xml:space="preserve"> </w:t>
+          <w:b w:val="0"/>
+          <w:bCs w:val="0"/>
+          <w:color w:val="000000" w:themeColor="text1"/>
+        </w:rPr>
+        <w:t>Za publikacijo, za katero kandidat uveljavlja enakovredno avtorstvo, ni mogoče hkrati uveljavljati prvega, vodilnega</w:t>
+      </w:r>
+      <w:r>
+        <w:rPr>
+          <w:b w:val="0"/>
+          <w:bCs w:val="0"/>
+          <w:color w:val="000000" w:themeColor="text1"/>
+        </w:rPr>
+        <w:t>/</w:t>
+      </w:r>
+      <w:r>
+        <w:rPr>
+          <w:b w:val="0"/>
+          <w:bCs w:val="0"/>
+          <w:color w:val="000000" w:themeColor="text1"/>
+        </w:rPr>
+        <w:t>korespondenčnega avtorstva (faktor</w:t>
+      </w:r>
+      <w:r>
+        <w:rPr>
+          <w:b w:val="0"/>
+          <w:bCs w:val="0"/>
+          <w:color w:val="000000" w:themeColor="text1"/>
+        </w:rPr>
+        <w:t xml:space="preserve"> avtorstva:</w:t>
+      </w:r>
+      <w:r>
+        <w:rPr>
+          <w:b w:val="0"/>
+          <w:bCs w:val="0"/>
+          <w:color w:val="000000" w:themeColor="text1"/>
+        </w:rPr>
+        <w:t xml:space="preserve"> 1)</w:t>
+      </w:r>
+      <w:r>
+        <w:rPr>
+          <w:b w:val="0"/>
+          <w:bCs w:val="0"/>
+          <w:color w:val="000000" w:themeColor="text1"/>
+        </w:rPr>
+        <w:t xml:space="preserve">, </w:t>
+      </w:r>
+      <w:r>
+        <w:rPr>
+          <w:b w:val="0"/>
+          <w:bCs w:val="0"/>
+          <w:color w:val="000000" w:themeColor="text1"/>
+        </w:rPr>
+        <w:t>lahko</w:t>
+      </w:r>
+      <w:r>
+        <w:rPr>
+          <w:b w:val="0"/>
+          <w:bCs w:val="0"/>
+          <w:color w:val="000000" w:themeColor="text1"/>
+        </w:rPr>
+        <w:t xml:space="preserve"> pa se</w:t>
+      </w:r>
+      <w:r>
+        <w:rPr>
+          <w:b w:val="0"/>
+          <w:bCs w:val="0"/>
+          <w:color w:val="000000" w:themeColor="text1"/>
+        </w:rPr>
+        <w:t xml:space="preserve"> upošteva ostalo soavtorstvo (faktor</w:t>
+      </w:r>
+      <w:r>
+        <w:rPr>
+          <w:b w:val="0"/>
+          <w:bCs w:val="0"/>
+          <w:color w:val="000000" w:themeColor="text1"/>
+        </w:rPr>
+        <w:t xml:space="preserve"> avtorstva:</w:t>
+      </w:r>
+      <w:r>
+        <w:rPr>
+          <w:b w:val="0"/>
+          <w:bCs w:val="0"/>
+          <w:color w:val="000000" w:themeColor="text1"/>
+        </w:rPr>
+        <w:t xml:space="preserve"> 0,3).</w:t>
       </w:r>
     </w:p>
     <w:sectPr>
@@ -20468,6 +21332,344 @@
     </w:sectPr>
   </w:body>
 </w:document>
+</file>
+
+<file path=word/comments.xml><?xml version="1.0" encoding="utf-8"?>
+<w:comments xmlns:wpc="http://schemas.microsoft.com/office/word/2010/wordprocessingCanvas" xmlns:cx="http://schemas.microsoft.com/office/drawing/2014/chartex" xmlns:cx1="http://schemas.microsoft.com/office/drawing/2015/9/8/chartex" xmlns:cx2="http://schemas.microsoft.com/office/drawing/2015/10/21/chartex" xmlns:cx3="http://schemas.microsoft.com/office/drawing/2016/5/9/chartex" xmlns:cx4="http://schemas.microsoft.com/office/drawing/2016/5/10/chartex" xmlns:cx5="http://schemas.microsoft.com/office/drawing/2016/5/11/chartex" xmlns:cx6="http://schemas.microsoft.com/office/drawing/2016/5/12/chartex" xmlns:cx7="http://schemas.microsoft.com/office/drawing/2016/5/13/chartex" xmlns:cx8="http://schemas.microsoft.com/office/drawing/2016/5/14/chartex" xmlns:mc="http://schemas.openxmlformats.org/markup-compatibility/2006" xmlns:aink="http://schemas.microsoft.com/office/drawing/2016/ink" xmlns:am3d="http://schemas.microsoft.com/office/drawing/2017/model3d" xmlns:o="urn:schemas-microsoft-com:office:office" xmlns:oel="http://schemas.microsoft.com/office/2019/extlst" xmlns:r="http://schemas.openxmlformats.org/officeDocument/2006/relationships" xmlns:m="http://schemas.openxmlformats.org/officeDocument/2006/math" xmlns:v="urn:schemas-microsoft-com:vml" xmlns:wp14="http://schemas.microsoft.com/office/word/2010/wordprocessingDrawing" xmlns:wp="http://schemas.openxmlformats.org/drawingml/2006/wordprocessingDrawing" xmlns:w10="urn:schemas-microsoft-com:office:word" xmlns:w="http://schemas.openxmlformats.org/wordprocessingml/2006/main" xmlns:w14="http://schemas.microsoft.com/office/word/2010/wordml" xmlns:w15="http://schemas.microsoft.com/office/word/2012/wordml" xmlns:w16cex="http://schemas.microsoft.com/office/word/2018/wordml/cex" xmlns:w16cid="http://schemas.microsoft.com/office/word/2016/wordml/cid" xmlns:w16="http://schemas.microsoft.com/office/word/2018/wordml" xmlns:w16du="http://schemas.microsoft.com/office/word/2023/wordml/word16du" xmlns:w16sdtdh="http://schemas.microsoft.com/office/word/2020/wordml/sdtdatahash" xmlns:w16sdtfl="http://schemas.microsoft.com/office/word/2024/wordml/sdtformatlock" xmlns:w16se="http://schemas.microsoft.com/office/word/2015/wordml/symex" xmlns:wpg="http://schemas.microsoft.com/office/word/2010/wordprocessingGroup" xmlns:wpi="http://schemas.microsoft.com/office/word/2010/wordprocessingInk" xmlns:wne="http://schemas.microsoft.com/office/word/2006/wordml" xmlns:wps="http://schemas.microsoft.com/office/word/2010/wordprocessingShape" mc:Ignorable="w14 w15 w16se w16cid w16 w16cex w16sdtdh w16sdtfl w16du wp14">
+  <w:comment w:id="2" w:author="Kaja Primc" w:date="2026-06-04T20:16:00Z" w:initials="KP">
+    <w:p>
+      <w:pPr>
+        <w:pStyle w:val="Pripombabesedilo"/>
+      </w:pPr>
+      <w:r>
+        <w:rPr>
+          <w:rStyle w:val="Pripombasklic"/>
+        </w:rPr>
+        <w:annotationRef/>
+      </w:r>
+      <w:r>
+        <w:t>Opcijsko (po zgledu NIBa): Raziskovalno delo ni statično in težišče dela posameznika se med kariero lahko spremeni zaradi osebnih raziskovalnih interesov, potreb inštituta ali narave pridobljenih projektov. Raziskovalec lahko ob ponovni izvolitvi ali izvolitvi v višji naziv zaprosi za spremembo karierne poti (prehod iz znanstvene na strokovno-raziskovalno pot ali obratno).</w:t>
+      </w:r>
+    </w:p>
+  </w:comment>
+  <w:comment w:id="3" w:author="Nika Murovec" w:date="2026-06-01T09:13:00Z" w:initials="NM">
+    <w:p>
+      <w:pPr>
+        <w:pStyle w:val="Pripombabesedilo"/>
+      </w:pPr>
+      <w:r>
+        <w:rPr>
+          <w:rStyle w:val="Pripombasklic"/>
+        </w:rPr>
+        <w:annotationRef/>
+      </w:r>
+      <w:r>
+        <w:t>Ni eksplicitno navedeno ali je nujno it po vrsti z nazivi ali se lahko preskakuje?</w:t>
+      </w:r>
+    </w:p>
+  </w:comment>
+  <w:comment w:id="4" w:author="Kaja Primc" w:date="2026-06-04T20:35:00Z" w:initials="KP">
+    <w:p>
+      <w:pPr>
+        <w:pStyle w:val="Pripombabesedilo"/>
+      </w:pPr>
+      <w:r>
+        <w:rPr>
+          <w:rStyle w:val="Pripombasklic"/>
+        </w:rPr>
+        <w:annotationRef/>
+      </w:r>
+      <w:r>
+        <w:t>Pogoj za prvo pridobitev naziva (po tem pravilniku) za nekoga, ki še nima strokovnega ali znanstvenega naziva je tako delovna doba v raziskovalnem sektorju kot ostali pogoji; od tam gre potem dalje skladno s tem pravilnikom (gl. dopolnitev točke 5 v 14. členu)</w:t>
+      </w:r>
+    </w:p>
+  </w:comment>
+  <w:comment w:id="5" w:author="Kaja Primc" w:date="2026-06-04T20:55:00Z" w:initials="KP">
+    <w:p>
+      <w:pPr>
+        <w:pStyle w:val="Pripombabesedilo"/>
+      </w:pPr>
+      <w:r>
+        <w:rPr>
+          <w:rStyle w:val="Pripombasklic"/>
+        </w:rPr>
+        <w:annotationRef/>
+      </w:r>
+      <w:r>
+        <w:t>To se mi zdi zelo pomembno, da ima komisija to pristojnost. To je po vzoru IJS pravilnika</w:t>
+      </w:r>
+    </w:p>
+  </w:comment>
+  <w:comment w:id="6" w:author="Nika Murovec" w:date="2026-06-01T13:50:00Z" w:initials="NM">
+    <w:p>
+      <w:pPr>
+        <w:pStyle w:val="Pripombabesedilo"/>
+      </w:pPr>
+      <w:r>
+        <w:rPr>
+          <w:rStyle w:val="Pripombasklic"/>
+        </w:rPr>
+        <w:annotationRef/>
+      </w:r>
+      <w:r>
+        <w:t>To ne more biti več relevantno, če se gleda celotno obdobje</w:t>
+      </w:r>
+    </w:p>
+  </w:comment>
+  <w:comment w:id="7" w:author="Kaja Primc" w:date="2026-06-04T20:51:00Z" w:initials="KP">
+    <w:p>
+      <w:pPr>
+        <w:pStyle w:val="Pripombabesedilo"/>
+      </w:pPr>
+      <w:r>
+        <w:rPr>
+          <w:rStyle w:val="Pripombasklic"/>
+        </w:rPr>
+        <w:annotationRef/>
+      </w:r>
+      <w:r>
+        <w:t>NIB (ki prav tako dosežke gleda skozi celotno obdobje) ima zapisano: Za ponovno izvolitev v isti naziv mora kandidat izkazati napredek, ki ustreza vsaj 50 % razlike v količinskih pogojih med trenutnim in neposredno višjim nazivom. (se pravi, da če tega ne dosega, pade v nižji naziv in je tam vsaj polovico obdobja…)</w:t>
+      </w:r>
+    </w:p>
+  </w:comment>
+  <w:comment w:id="8" w:author="Tjasa Bartolj" w:date="2026-06-05T09:06:00Z" w:initials="TB">
+    <w:p>
+      <w:pPr>
+        <w:pStyle w:val="Pripombabesedilo"/>
+      </w:pPr>
+      <w:r>
+        <w:rPr>
+          <w:rStyle w:val="Pripombasklic"/>
+        </w:rPr>
+        <w:annotationRef/>
+      </w:r>
+      <w:r>
+        <w:t>Glede na kriterije, bi to pomenilo, da mora imeti za ponovno izvolitev v višjega sodelavca v 5 letih 10 novih ekvivalentov dosežkov ali pa 100 novih citatov, v bistvu s projekti še najlažje to izpolniš, ampak potem ne spodbujamo ravno pisanja člankov</w:t>
+      </w:r>
+    </w:p>
+  </w:comment>
+  <w:comment w:id="9" w:author="Tjasa Bartolj" w:date="2026-06-05T09:56:00Z" w:initials="TB">
+    <w:p>
+      <w:pPr>
+        <w:pStyle w:val="Pripombabesedilo"/>
+      </w:pPr>
+      <w:r>
+        <w:rPr>
+          <w:rStyle w:val="Pripombasklic"/>
+        </w:rPr>
+        <w:annotationRef/>
+      </w:r>
+      <w:r>
+        <w:t>Pa še - potem pade v sodelavca in čez 2,5 leta ima spet pogoje za višjega</w:t>
+      </w:r>
+    </w:p>
+  </w:comment>
+  <w:comment w:id="10" w:author="Tjasa Bartolj" w:date="2026-06-05T10:00:00Z" w:initials="TB">
+    <w:p>
+      <w:pPr>
+        <w:pStyle w:val="Pripombabesedilo"/>
+      </w:pPr>
+      <w:r>
+        <w:rPr>
+          <w:rStyle w:val="Pripombasklic"/>
+        </w:rPr>
+        <w:annotationRef/>
+      </w:r>
+      <w:r>
+        <w:t>Kaj pa če damo: mora izkazovati jasen napredek (10% povečanje glede na prejšnjo izvolitev?) na vsaj 2 pogojih standardov, ki so navedeni v prvem stolpcu priloge 3.</w:t>
+      </w:r>
+    </w:p>
+  </w:comment>
+  <w:comment w:id="11" w:author="Tjasa Bartolj" w:date="2026-06-05T10:01:00Z" w:initials="TB">
+    <w:p>
+      <w:pPr>
+        <w:pStyle w:val="Pripombabesedilo"/>
+      </w:pPr>
+      <w:r>
+        <w:rPr>
+          <w:rStyle w:val="Pripombasklic"/>
+        </w:rPr>
+        <w:annotationRef/>
+      </w:r>
+      <w:r>
+        <w:t>To bi pomenilo za višjega, da ima npr.  vsaj 2 ekvivalenta dosežkov pri 10% ali pa 4 pri 20%</w:t>
+      </w:r>
+    </w:p>
+  </w:comment>
+  <w:comment w:id="12" w:author="Kaja Primc" w:date="2026-06-05T08:13:00Z" w:initials="KP">
+    <w:p>
+      <w:pPr>
+        <w:pStyle w:val="Pripombabesedilo"/>
+      </w:pPr>
+      <w:r>
+        <w:rPr>
+          <w:rStyle w:val="Pripombasklic"/>
+        </w:rPr>
+        <w:annotationRef/>
+      </w:r>
+      <w:r>
+        <w:t>NIB ima recimo: skupno vsaj 35 znanstvenih del v soavtorstvu (mi pa štejemo vse)</w:t>
+      </w:r>
+    </w:p>
+  </w:comment>
+  <w:comment w:id="13" w:author="Nika Murovec" w:date="2026-06-01T13:38:00Z" w:initials="NM">
+    <w:p>
+      <w:pPr>
+        <w:pStyle w:val="Pripombabesedilo"/>
+      </w:pPr>
+      <w:r>
+        <w:rPr>
+          <w:rStyle w:val="Pripombasklic"/>
+        </w:rPr>
+        <w:annotationRef/>
+      </w:r>
+      <w:r>
+        <w:t xml:space="preserve">Več vprašanj na to temo - Kako se to vidi/dokazuje? Ali gre za ustni dogovor med avtorji? </w:t>
+      </w:r>
+    </w:p>
+    <w:p>
+      <w:pPr>
+        <w:pStyle w:val="Pripombabesedilo"/>
+      </w:pPr>
+      <w:r>
+        <w:t xml:space="preserve">Če je nekdo prvi avtor na članku in ima faktor 1, ali imajo lahko vsi ostali avtorji faktor 0.7 ali imajo 0.3? </w:t>
+      </w:r>
+    </w:p>
+    <w:p>
+      <w:pPr>
+        <w:pStyle w:val="Pripombabesedilo"/>
+      </w:pPr>
+      <w:r>
+        <w:t>Ali se mora nekdo odpovedat prvemu avtorstvu, da so lahko ostali enakovredno avtorji?</w:t>
+      </w:r>
+    </w:p>
+  </w:comment>
+  <w:comment w:id="14" w:author="Kaja Primc" w:date="2026-06-05T08:20:00Z" w:initials="KP">
+    <w:p>
+      <w:pPr>
+        <w:pStyle w:val="Pripombabesedilo"/>
+      </w:pPr>
+      <w:r>
+        <w:rPr>
+          <w:rStyle w:val="Pripombasklic"/>
+        </w:rPr>
+        <w:annotationRef/>
+      </w:r>
+      <w:r>
+        <w:t>Enakovredno avtorstvo se dokazuje z navedbo v publikaciji, uradno izjavo založnika ali uredništva ter avtorsko izjavo v publikaciji. Torej treba se je dogovoriti v postopku objave, ne naknadno. Samo dve opciji sta na voljo: ALI enakovredno avtorstvo (0.7 vsi) ALI prvo/vodilno/korespond (1) + ostali (0.3) (torej DA, odpoveš se prvemu avtorstvu, če se odločiš za enakovredno).</w:t>
+      </w:r>
+    </w:p>
+  </w:comment>
+  <w:comment w:id="15" w:author="Tjasa Bartolj" w:date="2026-06-05T09:16:00Z" w:initials="TB">
+    <w:p>
+      <w:pPr>
+        <w:pStyle w:val="Pripombabesedilo"/>
+      </w:pPr>
+      <w:r>
+        <w:rPr>
+          <w:rStyle w:val="Pripombasklic"/>
+        </w:rPr>
+        <w:annotationRef/>
+      </w:r>
+      <w:r>
+        <w:t>A bi za nazaj, ko tega nismo uradno urejali (točke na sicris so se enakomerno delile) dovolili izjavo, ki se jo odda k vlogi in morajo biti podpisani vsi avtorji?</w:t>
+      </w:r>
+    </w:p>
+  </w:comment>
+</w:comments>
+</file>
+
+<file path=word/commentsExtended.xml><?xml version="1.0" encoding="utf-8"?>
+<w15:commentsEx xmlns:wpc="http://schemas.microsoft.com/office/word/2010/wordprocessingCanvas" xmlns:cx="http://schemas.microsoft.com/office/drawing/2014/chartex" xmlns:cx1="http://schemas.microsoft.com/office/drawing/2015/9/8/chartex" xmlns:cx2="http://schemas.microsoft.com/office/drawing/2015/10/21/chartex" xmlns:cx3="http://schemas.microsoft.com/office/drawing/2016/5/9/chartex" xmlns:cx4="http://schemas.microsoft.com/office/drawing/2016/5/10/chartex" xmlns:cx5="http://schemas.microsoft.com/office/drawing/2016/5/11/chartex" xmlns:cx6="http://schemas.microsoft.com/office/drawing/2016/5/12/chartex" xmlns:cx7="http://schemas.microsoft.com/office/drawing/2016/5/13/chartex" xmlns:cx8="http://schemas.microsoft.com/office/drawing/2016/5/14/chartex" xmlns:mc="http://schemas.openxmlformats.org/markup-compatibility/2006" xmlns:aink="http://schemas.microsoft.com/office/drawing/2016/ink" xmlns:am3d="http://schemas.microsoft.com/office/drawing/2017/model3d" xmlns:o="urn:schemas-microsoft-com:office:office" xmlns:oel="http://schemas.microsoft.com/office/2019/extlst" xmlns:r="http://schemas.openxmlformats.org/officeDocument/2006/relationships" xmlns:m="http://schemas.openxmlformats.org/officeDocument/2006/math" xmlns:v="urn:schemas-microsoft-com:vml" xmlns:wp14="http://schemas.microsoft.com/office/word/2010/wordprocessingDrawing" xmlns:wp="http://schemas.openxmlformats.org/drawingml/2006/wordprocessingDrawing" xmlns:w10="urn:schemas-microsoft-com:office:word" xmlns:w="http://schemas.openxmlformats.org/wordprocessingml/2006/main" xmlns:w14="http://schemas.microsoft.com/office/word/2010/wordml" xmlns:w15="http://schemas.microsoft.com/office/word/2012/wordml" xmlns:w16cex="http://schemas.microsoft.com/office/word/2018/wordml/cex" xmlns:w16cid="http://schemas.microsoft.com/office/word/2016/wordml/cid" xmlns:w16="http://schemas.microsoft.com/office/word/2018/wordml" xmlns:w16du="http://schemas.microsoft.com/office/word/2023/wordml/word16du" xmlns:w16sdtdh="http://schemas.microsoft.com/office/word/2020/wordml/sdtdatahash" xmlns:w16sdtfl="http://schemas.microsoft.com/office/word/2024/wordml/sdtformatlock" xmlns:w16se="http://schemas.microsoft.com/office/word/2015/wordml/symex" xmlns:wpg="http://schemas.microsoft.com/office/word/2010/wordprocessingGroup" xmlns:wpi="http://schemas.microsoft.com/office/word/2010/wordprocessingInk" xmlns:wne="http://schemas.microsoft.com/office/word/2006/wordml" xmlns:wps="http://schemas.microsoft.com/office/word/2010/wordprocessingShape" mc:Ignorable="w14 w15 w16se w16cid w16 w16cex w16sdtdh w16sdtfl w16du wp14">
+  <w15:commentEx w15:paraId="18B89CFB" w15:done="0"/>
+  <w15:commentEx w15:paraId="4E8D907E" w15:done="0"/>
+  <w15:commentEx w15:paraId="2932BA40" w15:paraIdParent="4E8D907E" w15:done="0"/>
+  <w15:commentEx w15:paraId="1748AA5B" w15:done="0"/>
+  <w15:commentEx w15:paraId="5BB62D62" w15:done="0"/>
+  <w15:commentEx w15:paraId="0D63BC5E" w15:paraIdParent="5BB62D62" w15:done="0"/>
+  <w15:commentEx w15:paraId="48C9212E" w15:paraIdParent="5BB62D62" w15:done="0"/>
+  <w15:commentEx w15:paraId="2CB9254B" w15:paraIdParent="5BB62D62" w15:done="0"/>
+  <w15:commentEx w15:paraId="6164BC8A" w15:paraIdParent="5BB62D62" w15:done="0"/>
+  <w15:commentEx w15:paraId="37EB729E" w15:paraIdParent="5BB62D62" w15:done="0"/>
+  <w15:commentEx w15:paraId="4CFEC7E2" w15:done="0"/>
+  <w15:commentEx w15:paraId="656728FD" w15:done="0"/>
+  <w15:commentEx w15:paraId="289F7E5A" w15:paraIdParent="656728FD" w15:done="0"/>
+  <w15:commentEx w15:paraId="69E79F2B" w15:paraIdParent="656728FD" w15:done="0"/>
+</w15:commentsEx>
+</file>
+
+<file path=word/commentsExtensible.xml><?xml version="1.0" encoding="utf-8"?>
+<w16cex:commentsExtensible xmlns:wpc="http://schemas.microsoft.com/office/word/2010/wordprocessingCanvas" xmlns:cx="http://schemas.microsoft.com/office/drawing/2014/chartex" xmlns:cx1="http://schemas.microsoft.com/office/drawing/2015/9/8/chartex" xmlns:cx2="http://schemas.microsoft.com/office/drawing/2015/10/21/chartex" xmlns:cx3="http://schemas.microsoft.com/office/drawing/2016/5/9/chartex" xmlns:cx4="http://schemas.microsoft.com/office/drawing/2016/5/10/chartex" xmlns:cx5="http://schemas.microsoft.com/office/drawing/2016/5/11/chartex" xmlns:cx6="http://schemas.microsoft.com/office/drawing/2016/5/12/chartex" xmlns:cx7="http://schemas.microsoft.com/office/drawing/2016/5/13/chartex" xmlns:cx8="http://schemas.microsoft.com/office/drawing/2016/5/14/chartex" xmlns:cr="http://schemas.microsoft.com/office/comments/2020/reactions" xmlns:mc="http://schemas.openxmlformats.org/markup-compatibility/2006" xmlns:aink="http://schemas.microsoft.com/office/drawing/2016/ink" xmlns:am3d="http://schemas.microsoft.com/office/drawing/2017/model3d" xmlns:o="urn:schemas-microsoft-com:office:office" xmlns:oel="http://schemas.microsoft.com/office/2019/extlst" xmlns:r="http://schemas.openxmlformats.org/officeDocument/2006/relationships" xmlns:m="http://schemas.openxmlformats.org/officeDocument/2006/math" xmlns:v="urn:schemas-microsoft-com:vml" xmlns:wp14="http://schemas.microsoft.com/office/word/2010/wordprocessingDrawing" xmlns:wp="http://schemas.openxmlformats.org/drawingml/2006/wordprocessingDrawing" xmlns:w10="urn:schemas-microsoft-com:office:word" xmlns:w="http://schemas.openxmlformats.org/wordprocessingml/2006/main" xmlns:w14="http://schemas.microsoft.com/office/word/2010/wordml" xmlns:w15="http://schemas.microsoft.com/office/word/2012/wordml" xmlns:w16cex="http://schemas.microsoft.com/office/word/2018/wordml/cex" xmlns:w16cid="http://schemas.microsoft.com/office/word/2016/wordml/cid" xmlns:w16="http://schemas.microsoft.com/office/word/2018/wordml" xmlns:w16du="http://schemas.microsoft.com/office/word/2023/wordml/word16du" xmlns:w16sdtdh="http://schemas.microsoft.com/office/word/2020/wordml/sdtdatahash" xmlns:w16sdtfl="http://schemas.microsoft.com/office/word/2024/wordml/sdtformatlock" xmlns:w16se="http://schemas.microsoft.com/office/word/2015/wordml/symex" xmlns:wpg="http://schemas.microsoft.com/office/word/2010/wordprocessingGroup" xmlns:wpi="http://schemas.microsoft.com/office/word/2010/wordprocessingInk" xmlns:wne="http://schemas.microsoft.com/office/word/2006/wordml" xmlns:wps="http://schemas.microsoft.com/office/word/2010/wordprocessingShape" mc:Ignorable="w14 w15 w16se w16cid w16 w16cex w16sdtdh w16sdtfl cr w16du wp14">
+  <w16cex:commentExtensible w16cex:durableId="20236035" w16cex:dateUtc="2026-06-04T18:16:00Z">
+    <w16cex:extLst>
+      <w16:ext w16:uri="{CE6994B0-6A32-4C9F-8C6B-6E91EDA988CE}">
+        <cr:reactions xmlns:cr="http://schemas.microsoft.com/office/comments/2020/reactions">
+          <cr:reaction reactionType="1">
+            <cr:reactionInfo dateUtc="2026-06-05T06:57:19Z">
+              <cr:user userId="S::bartoljt@ier.si::c44dbab7-bda3-4ec9-b9fb-625ab10701e3" userProvider="AD" userName="Tjasa Bartolj"/>
+            </cr:reactionInfo>
+          </cr:reaction>
+        </cr:reactions>
+      </w16:ext>
+    </w16cex:extLst>
+  </w16cex:commentExtensible>
+  <w16cex:commentExtensible w16cex:durableId="37642B0B" w16cex:dateUtc="2026-06-01T07:13:00Z"/>
+  <w16cex:commentExtensible w16cex:durableId="3AB8A86D" w16cex:dateUtc="2026-06-04T18:35:00Z"/>
+  <w16cex:commentExtensible w16cex:durableId="370A180E" w16cex:dateUtc="2026-06-04T18:55:00Z">
+    <w16cex:extLst>
+      <w16:ext w16:uri="{CE6994B0-6A32-4C9F-8C6B-6E91EDA988CE}">
+        <cr:reactions xmlns:cr="http://schemas.microsoft.com/office/comments/2020/reactions">
+          <cr:reaction reactionType="1">
+            <cr:reactionInfo dateUtc="2026-06-05T07:02:07Z">
+              <cr:user userId="S::bartoljt@ier.si::c44dbab7-bda3-4ec9-b9fb-625ab10701e3" userProvider="AD" userName="Tjasa Bartolj"/>
+            </cr:reactionInfo>
+          </cr:reaction>
+        </cr:reactions>
+      </w16:ext>
+    </w16cex:extLst>
+  </w16cex:commentExtensible>
+  <w16cex:commentExtensible w16cex:durableId="023FE14C" w16cex:dateUtc="2026-06-01T11:50:00Z"/>
+  <w16cex:commentExtensible w16cex:durableId="40D2F92F" w16cex:dateUtc="2026-06-04T18:51:00Z"/>
+  <w16cex:commentExtensible w16cex:durableId="0358842C" w16cex:dateUtc="2026-06-05T07:06:00Z"/>
+  <w16cex:commentExtensible w16cex:durableId="59D1BC4C" w16cex:dateUtc="2026-06-05T07:56:00Z"/>
+  <w16cex:commentExtensible w16cex:durableId="5D9EECB5" w16cex:dateUtc="2026-06-05T08:00:00Z"/>
+  <w16cex:commentExtensible w16cex:durableId="554F9A34" w16cex:dateUtc="2026-06-05T08:01:00Z"/>
+  <w16cex:commentExtensible w16cex:durableId="7B98A9AE" w16cex:dateUtc="2026-06-05T06:13:00Z"/>
+  <w16cex:commentExtensible w16cex:durableId="34AC1582" w16cex:dateUtc="2026-06-01T11:38:00Z"/>
+  <w16cex:commentExtensible w16cex:durableId="444EF76A" w16cex:dateUtc="2026-06-05T06:20:00Z"/>
+  <w16cex:commentExtensible w16cex:durableId="3FB87B93" w16cex:dateUtc="2026-06-05T07:16:00Z">
+    <w16cex:extLst>
+      <w16:ext w16:uri="{CE6994B0-6A32-4C9F-8C6B-6E91EDA988CE}">
+        <cr:reactions xmlns:cr="http://schemas.microsoft.com/office/comments/2020/reactions">
+          <cr:reaction reactionType="1">
+            <cr:reactionInfo dateUtc="2026-06-05T09:10:23Z">
+              <cr:user userId="S::primck@ier.si::fbece134-b31d-4db7-93c8-4b73d5d73e3d" userProvider="AD" userName="Kaja Primc"/>
+            </cr:reactionInfo>
+          </cr:reaction>
+        </cr:reactions>
+      </w16:ext>
+    </w16cex:extLst>
+  </w16cex:commentExtensible>
+</w16cex:commentsExtensible>
+</file>
+
+<file path=word/commentsIds.xml><?xml version="1.0" encoding="utf-8"?>
+<w16cid:commentsIds xmlns:wpc="http://schemas.microsoft.com/office/word/2010/wordprocessingCanvas" xmlns:cx="http://schemas.microsoft.com/office/drawing/2014/chartex" xmlns:cx1="http://schemas.microsoft.com/office/drawing/2015/9/8/chartex" xmlns:cx2="http://schemas.microsoft.com/office/drawing/2015/10/21/chartex" xmlns:cx3="http://schemas.microsoft.com/office/drawing/2016/5/9/chartex" xmlns:cx4="http://schemas.microsoft.com/office/drawing/2016/5/10/chartex" xmlns:cx5="http://schemas.microsoft.com/office/drawing/2016/5/11/chartex" xmlns:cx6="http://schemas.microsoft.com/office/drawing/2016/5/12/chartex" xmlns:cx7="http://schemas.microsoft.com/office/drawing/2016/5/13/chartex" xmlns:cx8="http://schemas.microsoft.com/office/drawing/2016/5/14/chartex" xmlns:mc="http://schemas.openxmlformats.org/markup-compatibility/2006" xmlns:aink="http://schemas.microsoft.com/office/drawing/2016/ink" xmlns:am3d="http://schemas.microsoft.com/office/drawing/2017/model3d" xmlns:o="urn:schemas-microsoft-com:office:office" xmlns:oel="http://schemas.microsoft.com/office/2019/extlst" xmlns:r="http://schemas.openxmlformats.org/officeDocument/2006/relationships" xmlns:m="http://schemas.openxmlformats.org/officeDocument/2006/math" xmlns:v="urn:schemas-microsoft-com:vml" xmlns:wp14="http://schemas.microsoft.com/office/word/2010/wordprocessingDrawing" xmlns:wp="http://schemas.openxmlformats.org/drawingml/2006/wordprocessingDrawing" xmlns:w10="urn:schemas-microsoft-com:office:word" xmlns:w="http://schemas.openxmlformats.org/wordprocessingml/2006/main" xmlns:w14="http://schemas.microsoft.com/office/word/2010/wordml" xmlns:w15="http://schemas.microsoft.com/office/word/2012/wordml" xmlns:w16cex="http://schemas.microsoft.com/office/word/2018/wordml/cex" xmlns:w16cid="http://schemas.microsoft.com/office/word/2016/wordml/cid" xmlns:w16="http://schemas.microsoft.com/office/word/2018/wordml" xmlns:w16du="http://schemas.microsoft.com/office/word/2023/wordml/word16du" xmlns:w16sdtdh="http://schemas.microsoft.com/office/word/2020/wordml/sdtdatahash" xmlns:w16sdtfl="http://schemas.microsoft.com/office/word/2024/wordml/sdtformatlock" xmlns:w16se="http://schemas.microsoft.com/office/word/2015/wordml/symex" xmlns:wpg="http://schemas.microsoft.com/office/word/2010/wordprocessingGroup" xmlns:wpi="http://schemas.microsoft.com/office/word/2010/wordprocessingInk" xmlns:wne="http://schemas.microsoft.com/office/word/2006/wordml" xmlns:wps="http://schemas.microsoft.com/office/word/2010/wordprocessingShape" mc:Ignorable="w14 w15 w16se w16cid w16 w16cex w16sdtdh w16sdtfl w16du wp14">
+  <w16cid:commentId w16cid:paraId="18B89CFB" w16cid:durableId="20236035"/>
+  <w16cid:commentId w16cid:paraId="4E8D907E" w16cid:durableId="37642B0B"/>
+  <w16cid:commentId w16cid:paraId="2932BA40" w16cid:durableId="3AB8A86D"/>
+  <w16cid:commentId w16cid:paraId="1748AA5B" w16cid:durableId="370A180E"/>
+  <w16cid:commentId w16cid:paraId="5BB62D62" w16cid:durableId="023FE14C"/>
+  <w16cid:commentId w16cid:paraId="0D63BC5E" w16cid:durableId="40D2F92F"/>
+  <w16cid:commentId w16cid:paraId="48C9212E" w16cid:durableId="0358842C"/>
+  <w16cid:commentId w16cid:paraId="2CB9254B" w16cid:durableId="59D1BC4C"/>
+  <w16cid:commentId w16cid:paraId="6164BC8A" w16cid:durableId="5D9EECB5"/>
+  <w16cid:commentId w16cid:paraId="37EB729E" w16cid:durableId="554F9A34"/>
+  <w16cid:commentId w16cid:paraId="4CFEC7E2" w16cid:durableId="7B98A9AE"/>
+  <w16cid:commentId w16cid:paraId="656728FD" w16cid:durableId="34AC1582"/>
+  <w16cid:commentId w16cid:paraId="289F7E5A" w16cid:durableId="444EF76A"/>
+  <w16cid:commentId w16cid:paraId="69E79F2B" w16cid:durableId="3FB87B93"/>
+</w16cid:commentsIds>
 </file>
 
 <file path=word/endnotes.xml><?xml version="1.0" encoding="utf-8"?>
@@ -21139,6 +22341,95 @@
     </w:lvl>
   </w:abstractNum>
   <w:abstractNum w:abstractNumId="6" w15:restartNumberingAfterBreak="0">
+    <w:nsid w:val="2AC57CC3"/>
+    <w:multiLevelType w:val="hybridMultilevel"/>
+    <w:tmpl w:val="50D67D52"/>
+    <w:lvl w:ilvl="0" w:tplc="84E00796">
+      <w:start w:val="6"/>
+      <w:numFmt w:val="decimal"/>
+      <w:lvlText w:val="(%1)"/>
+      <w:lvlJc w:val="left"/>
+      <w:pPr>
+        <w:ind w:left="720" w:hanging="360"/>
+      </w:pPr>
+      <w:rPr>
+        <w:rFonts w:hint="default"/>
+      </w:rPr>
+    </w:lvl>
+    <w:lvl w:ilvl="1" w:tplc="04240019" w:tentative="1">
+      <w:start w:val="1"/>
+      <w:numFmt w:val="lowerLetter"/>
+      <w:lvlText w:val="%2."/>
+      <w:lvlJc w:val="left"/>
+      <w:pPr>
+        <w:ind w:left="1440" w:hanging="360"/>
+      </w:pPr>
+    </w:lvl>
+    <w:lvl w:ilvl="2" w:tplc="0424001B" w:tentative="1">
+      <w:start w:val="1"/>
+      <w:numFmt w:val="lowerRoman"/>
+      <w:lvlText w:val="%3."/>
+      <w:lvlJc w:val="right"/>
+      <w:pPr>
+        <w:ind w:left="2160" w:hanging="180"/>
+      </w:pPr>
+    </w:lvl>
+    <w:lvl w:ilvl="3" w:tplc="0424000F" w:tentative="1">
+      <w:start w:val="1"/>
+      <w:numFmt w:val="decimal"/>
+      <w:lvlText w:val="%4."/>
+      <w:lvlJc w:val="left"/>
+      <w:pPr>
+        <w:ind w:left="2880" w:hanging="360"/>
+      </w:pPr>
+    </w:lvl>
+    <w:lvl w:ilvl="4" w:tplc="04240019" w:tentative="1">
+      <w:start w:val="1"/>
+      <w:numFmt w:val="lowerLetter"/>
+      <w:lvlText w:val="%5."/>
+      <w:lvlJc w:val="left"/>
+      <w:pPr>
+        <w:ind w:left="3600" w:hanging="360"/>
+      </w:pPr>
+    </w:lvl>
+    <w:lvl w:ilvl="5" w:tplc="0424001B" w:tentative="1">
+      <w:start w:val="1"/>
+      <w:numFmt w:val="lowerRoman"/>
+      <w:lvlText w:val="%6."/>
+      <w:lvlJc w:val="right"/>
+      <w:pPr>
+        <w:ind w:left="4320" w:hanging="180"/>
+      </w:pPr>
+    </w:lvl>
+    <w:lvl w:ilvl="6" w:tplc="0424000F" w:tentative="1">
+      <w:start w:val="1"/>
+      <w:numFmt w:val="decimal"/>
+      <w:lvlText w:val="%7."/>
+      <w:lvlJc w:val="left"/>
+      <w:pPr>
+        <w:ind w:left="5040" w:hanging="360"/>
+      </w:pPr>
+    </w:lvl>
+    <w:lvl w:ilvl="7" w:tplc="04240019" w:tentative="1">
+      <w:start w:val="1"/>
+      <w:numFmt w:val="lowerLetter"/>
+      <w:lvlText w:val="%8."/>
+      <w:lvlJc w:val="left"/>
+      <w:pPr>
+        <w:ind w:left="5760" w:hanging="360"/>
+      </w:pPr>
+    </w:lvl>
+    <w:lvl w:ilvl="8" w:tplc="0424001B" w:tentative="1">
+      <w:start w:val="1"/>
+      <w:numFmt w:val="lowerRoman"/>
+      <w:lvlText w:val="%9."/>
+      <w:lvlJc w:val="right"/>
+      <w:pPr>
+        <w:ind w:left="6480" w:hanging="180"/>
+      </w:pPr>
+    </w:lvl>
+  </w:abstractNum>
+  <w:abstractNum w:abstractNumId="7" w15:restartNumberingAfterBreak="0">
     <w:nsid w:val="3261A72E"/>
     <w:multiLevelType w:val="hybridMultilevel"/>
     <w:tmpl w:val="877E7C0A"/>
@@ -21228,7 +22519,7 @@
       </w:pPr>
     </w:lvl>
   </w:abstractNum>
-  <w:abstractNum w:abstractNumId="7" w15:restartNumberingAfterBreak="0">
+  <w:abstractNum w:abstractNumId="8" w15:restartNumberingAfterBreak="0">
     <w:nsid w:val="36CF5A2B"/>
     <w:multiLevelType w:val="hybridMultilevel"/>
     <w:tmpl w:val="614AED0C"/>
@@ -21317,7 +22608,7 @@
       </w:pPr>
     </w:lvl>
   </w:abstractNum>
-  <w:abstractNum w:abstractNumId="8" w15:restartNumberingAfterBreak="0">
+  <w:abstractNum w:abstractNumId="9" w15:restartNumberingAfterBreak="0">
     <w:nsid w:val="3813726A"/>
     <w:multiLevelType w:val="hybridMultilevel"/>
     <w:tmpl w:val="483CA7B8"/>
@@ -21430,7 +22721,7 @@
       </w:rPr>
     </w:lvl>
   </w:abstractNum>
-  <w:abstractNum w:abstractNumId="9" w15:restartNumberingAfterBreak="0">
+  <w:abstractNum w:abstractNumId="10" w15:restartNumberingAfterBreak="0">
     <w:nsid w:val="439A38B0"/>
     <w:multiLevelType w:val="hybridMultilevel"/>
     <w:tmpl w:val="FA0C5476"/>
@@ -21521,7 +22812,7 @@
       </w:pPr>
     </w:lvl>
   </w:abstractNum>
-  <w:abstractNum w:abstractNumId="10" w15:restartNumberingAfterBreak="0">
+  <w:abstractNum w:abstractNumId="11" w15:restartNumberingAfterBreak="0">
     <w:nsid w:val="446F220C"/>
     <w:multiLevelType w:val="hybridMultilevel"/>
     <w:tmpl w:val="95849130"/>
@@ -21610,7 +22901,7 @@
       </w:pPr>
     </w:lvl>
   </w:abstractNum>
-  <w:abstractNum w:abstractNumId="11" w15:restartNumberingAfterBreak="0">
+  <w:abstractNum w:abstractNumId="12" w15:restartNumberingAfterBreak="0">
     <w:nsid w:val="4D770278"/>
     <w:multiLevelType w:val="hybridMultilevel"/>
     <w:tmpl w:val="C69272F2"/>
@@ -21723,7 +23014,7 @@
       </w:rPr>
     </w:lvl>
   </w:abstractNum>
-  <w:abstractNum w:abstractNumId="12" w15:restartNumberingAfterBreak="0">
+  <w:abstractNum w:abstractNumId="13" w15:restartNumberingAfterBreak="0">
     <w:nsid w:val="51062A8D"/>
     <w:multiLevelType w:val="hybridMultilevel"/>
     <w:tmpl w:val="287ED400"/>
@@ -21813,7 +23104,7 @@
       </w:pPr>
     </w:lvl>
   </w:abstractNum>
-  <w:abstractNum w:abstractNumId="13" w15:restartNumberingAfterBreak="0">
+  <w:abstractNum w:abstractNumId="14" w15:restartNumberingAfterBreak="0">
     <w:nsid w:val="51462679"/>
     <w:multiLevelType w:val="hybridMultilevel"/>
     <w:tmpl w:val="CD8ABD36"/>
@@ -21908,7 +23199,7 @@
       </w:pPr>
     </w:lvl>
   </w:abstractNum>
-  <w:abstractNum w:abstractNumId="14" w15:restartNumberingAfterBreak="0">
+  <w:abstractNum w:abstractNumId="15" w15:restartNumberingAfterBreak="0">
     <w:nsid w:val="58D80CDE"/>
     <w:multiLevelType w:val="hybridMultilevel"/>
     <w:tmpl w:val="7332CE48"/>
@@ -21999,7 +23290,7 @@
       </w:pPr>
     </w:lvl>
   </w:abstractNum>
-  <w:abstractNum w:abstractNumId="15" w15:restartNumberingAfterBreak="0">
+  <w:abstractNum w:abstractNumId="16" w15:restartNumberingAfterBreak="0">
     <w:nsid w:val="5C805EB9"/>
     <w:multiLevelType w:val="hybridMultilevel"/>
     <w:tmpl w:val="7F8A4F34"/>
@@ -22112,7 +23403,7 @@
       </w:rPr>
     </w:lvl>
   </w:abstractNum>
-  <w:abstractNum w:abstractNumId="16" w15:restartNumberingAfterBreak="0">
+  <w:abstractNum w:abstractNumId="17" w15:restartNumberingAfterBreak="0">
     <w:nsid w:val="5D206900"/>
     <w:multiLevelType w:val="hybridMultilevel"/>
     <w:tmpl w:val="F5EE67B0"/>
@@ -22204,7 +23495,7 @@
       </w:pPr>
     </w:lvl>
   </w:abstractNum>
-  <w:abstractNum w:abstractNumId="17" w15:restartNumberingAfterBreak="0">
+  <w:abstractNum w:abstractNumId="18" w15:restartNumberingAfterBreak="0">
     <w:nsid w:val="5F9367C0"/>
     <w:multiLevelType w:val="hybridMultilevel"/>
     <w:tmpl w:val="C688D03C"/>
@@ -22295,7 +23586,7 @@
       </w:pPr>
     </w:lvl>
   </w:abstractNum>
-  <w:abstractNum w:abstractNumId="18" w15:restartNumberingAfterBreak="0">
+  <w:abstractNum w:abstractNumId="19" w15:restartNumberingAfterBreak="0">
     <w:nsid w:val="6DBB6E86"/>
     <w:multiLevelType w:val="hybridMultilevel"/>
     <w:tmpl w:val="B9C8CCC8"/>
@@ -22408,7 +23699,7 @@
       </w:rPr>
     </w:lvl>
   </w:abstractNum>
-  <w:abstractNum w:abstractNumId="19" w15:restartNumberingAfterBreak="0">
+  <w:abstractNum w:abstractNumId="20" w15:restartNumberingAfterBreak="0">
     <w:nsid w:val="70831660"/>
     <w:multiLevelType w:val="hybridMultilevel"/>
     <w:tmpl w:val="323A5278"/>
@@ -22498,7 +23789,7 @@
       </w:pPr>
     </w:lvl>
   </w:abstractNum>
-  <w:abstractNum w:abstractNumId="20" w15:restartNumberingAfterBreak="0">
+  <w:abstractNum w:abstractNumId="21" w15:restartNumberingAfterBreak="0">
     <w:nsid w:val="741B7023"/>
     <w:multiLevelType w:val="hybridMultilevel"/>
     <w:tmpl w:val="E6E44FF6"/>
@@ -22587,7 +23878,7 @@
       </w:pPr>
     </w:lvl>
   </w:abstractNum>
-  <w:abstractNum w:abstractNumId="21" w15:restartNumberingAfterBreak="0">
+  <w:abstractNum w:abstractNumId="22" w15:restartNumberingAfterBreak="0">
     <w:nsid w:val="76B83B16"/>
     <w:multiLevelType w:val="hybridMultilevel"/>
     <w:tmpl w:val="270AF2CA"/>
@@ -22676,7 +23967,7 @@
       </w:pPr>
     </w:lvl>
   </w:abstractNum>
-  <w:abstractNum w:abstractNumId="22" w15:restartNumberingAfterBreak="0">
+  <w:abstractNum w:abstractNumId="23" w15:restartNumberingAfterBreak="0">
     <w:nsid w:val="7B885EFD"/>
     <w:multiLevelType w:val="hybridMultilevel"/>
     <w:tmpl w:val="D3340DC8"/>
@@ -22768,7 +24059,7 @@
       </w:pPr>
     </w:lvl>
   </w:abstractNum>
-  <w:abstractNum w:abstractNumId="23" w15:restartNumberingAfterBreak="0">
+  <w:abstractNum w:abstractNumId="24" w15:restartNumberingAfterBreak="0">
     <w:nsid w:val="7E5549C6"/>
     <w:multiLevelType w:val="hybridMultilevel"/>
     <w:tmpl w:val="C8A02A7C"/>
@@ -22881,7 +24172,7 @@
       </w:rPr>
     </w:lvl>
   </w:abstractNum>
-  <w:abstractNum w:abstractNumId="24" w15:restartNumberingAfterBreak="0">
+  <w:abstractNum w:abstractNumId="25" w15:restartNumberingAfterBreak="0">
     <w:nsid w:val="7FC16AA0"/>
     <w:multiLevelType w:val="hybridMultilevel"/>
     <w:tmpl w:val="6C382038"/>
@@ -22970,7 +24261,7 @@
       </w:pPr>
     </w:lvl>
   </w:abstractNum>
-  <w:abstractNum w:abstractNumId="25" w15:restartNumberingAfterBreak="0">
+  <w:abstractNum w:abstractNumId="26" w15:restartNumberingAfterBreak="0">
     <w:nsid w:val="7FFC38C1"/>
     <w:multiLevelType w:val="hybridMultilevel"/>
     <w:tmpl w:val="73EE0F82"/>
@@ -23084,61 +24375,61 @@
     </w:lvl>
   </w:abstractNum>
   <w:num w:numId="1" w16cid:durableId="299769843">
-    <w:abstractNumId w:val="6"/>
+    <w:abstractNumId w:val="7"/>
   </w:num>
   <w:num w:numId="2" w16cid:durableId="1373573490">
-    <w:abstractNumId w:val="22"/>
+    <w:abstractNumId w:val="23"/>
   </w:num>
   <w:num w:numId="3" w16cid:durableId="859664784">
-    <w:abstractNumId w:val="24"/>
+    <w:abstractNumId w:val="25"/>
   </w:num>
   <w:num w:numId="4" w16cid:durableId="2020888709">
-    <w:abstractNumId w:val="25"/>
+    <w:abstractNumId w:val="26"/>
   </w:num>
   <w:num w:numId="5" w16cid:durableId="158154068">
-    <w:abstractNumId w:val="20"/>
+    <w:abstractNumId w:val="21"/>
   </w:num>
   <w:num w:numId="6" w16cid:durableId="179438731">
     <w:abstractNumId w:val="5"/>
   </w:num>
   <w:num w:numId="7" w16cid:durableId="2050371084">
-    <w:abstractNumId w:val="12"/>
+    <w:abstractNumId w:val="13"/>
   </w:num>
   <w:num w:numId="8" w16cid:durableId="1055422722">
-    <w:abstractNumId w:val="10"/>
+    <w:abstractNumId w:val="11"/>
   </w:num>
   <w:num w:numId="9" w16cid:durableId="1101149265">
     <w:abstractNumId w:val="1"/>
   </w:num>
   <w:num w:numId="10" w16cid:durableId="98646069">
-    <w:abstractNumId w:val="17"/>
+    <w:abstractNumId w:val="18"/>
   </w:num>
   <w:num w:numId="11" w16cid:durableId="1646272500">
     <w:abstractNumId w:val="3"/>
   </w:num>
   <w:num w:numId="12" w16cid:durableId="423646813">
-    <w:abstractNumId w:val="23"/>
+    <w:abstractNumId w:val="24"/>
   </w:num>
   <w:num w:numId="13" w16cid:durableId="1524512346">
-    <w:abstractNumId w:val="11"/>
+    <w:abstractNumId w:val="12"/>
   </w:num>
   <w:num w:numId="14" w16cid:durableId="186913930">
-    <w:abstractNumId w:val="8"/>
+    <w:abstractNumId w:val="9"/>
   </w:num>
   <w:num w:numId="15" w16cid:durableId="1842158973">
-    <w:abstractNumId w:val="18"/>
+    <w:abstractNumId w:val="19"/>
   </w:num>
   <w:num w:numId="16" w16cid:durableId="2020623641">
     <w:abstractNumId w:val="2"/>
   </w:num>
   <w:num w:numId="17" w16cid:durableId="1218474111">
-    <w:abstractNumId w:val="14"/>
+    <w:abstractNumId w:val="15"/>
   </w:num>
   <w:num w:numId="18" w16cid:durableId="225576910">
-    <w:abstractNumId w:val="19"/>
+    <w:abstractNumId w:val="20"/>
   </w:num>
   <w:num w:numId="19" w16cid:durableId="1769544440">
-    <w:abstractNumId w:val="9"/>
+    <w:abstractNumId w:val="10"/>
   </w:num>
   <w:num w:numId="20" w16cid:durableId="924916701">
     <w:abstractNumId w:val="4"/>
@@ -23147,22 +24438,39 @@
     <w:abstractNumId w:val="0"/>
   </w:num>
   <w:num w:numId="22" w16cid:durableId="772819753">
-    <w:abstractNumId w:val="13"/>
+    <w:abstractNumId w:val="14"/>
   </w:num>
   <w:num w:numId="23" w16cid:durableId="2052879195">
-    <w:abstractNumId w:val="7"/>
+    <w:abstractNumId w:val="8"/>
   </w:num>
   <w:num w:numId="24" w16cid:durableId="1846241355">
-    <w:abstractNumId w:val="21"/>
+    <w:abstractNumId w:val="22"/>
   </w:num>
   <w:num w:numId="25" w16cid:durableId="1751851820">
+    <w:abstractNumId w:val="17"/>
+  </w:num>
+  <w:num w:numId="26" w16cid:durableId="688798551">
     <w:abstractNumId w:val="16"/>
   </w:num>
-  <w:num w:numId="26" w16cid:durableId="688798551">
-    <w:abstractNumId w:val="15"/>
+  <w:num w:numId="27" w16cid:durableId="1495871445">
+    <w:abstractNumId w:val="6"/>
   </w:num>
   <w:numIdMacAtCleanup w:val="26"/>
 </w:numbering>
+</file>
+
+<file path=word/people.xml><?xml version="1.0" encoding="utf-8"?>
+<w15:people xmlns:wpc="http://schemas.microsoft.com/office/word/2010/wordprocessingCanvas" xmlns:cx="http://schemas.microsoft.com/office/drawing/2014/chartex" xmlns:cx1="http://schemas.microsoft.com/office/drawing/2015/9/8/chartex" xmlns:cx2="http://schemas.microsoft.com/office/drawing/2015/10/21/chartex" xmlns:cx3="http://schemas.microsoft.com/office/drawing/2016/5/9/chartex" xmlns:cx4="http://schemas.microsoft.com/office/drawing/2016/5/10/chartex" xmlns:cx5="http://schemas.microsoft.com/office/drawing/2016/5/11/chartex" xmlns:cx6="http://schemas.microsoft.com/office/drawing/2016/5/12/chartex" xmlns:cx7="http://schemas.microsoft.com/office/drawing/2016/5/13/chartex" xmlns:cx8="http://schemas.microsoft.com/office/drawing/2016/5/14/chartex" xmlns:mc="http://schemas.openxmlformats.org/markup-compatibility/2006" xmlns:aink="http://schemas.microsoft.com/office/drawing/2016/ink" xmlns:am3d="http://schemas.microsoft.com/office/drawing/2017/model3d" xmlns:o="urn:schemas-microsoft-com:office:office" xmlns:oel="http://schemas.microsoft.com/office/2019/extlst" xmlns:r="http://schemas.openxmlformats.org/officeDocument/2006/relationships" xmlns:m="http://schemas.openxmlformats.org/officeDocument/2006/math" xmlns:v="urn:schemas-microsoft-com:vml" xmlns:wp14="http://schemas.microsoft.com/office/word/2010/wordprocessingDrawing" xmlns:wp="http://schemas.openxmlformats.org/drawingml/2006/wordprocessingDrawing" xmlns:w10="urn:schemas-microsoft-com:office:word" xmlns:w="http://schemas.openxmlformats.org/wordprocessingml/2006/main" xmlns:w14="http://schemas.microsoft.com/office/word/2010/wordml" xmlns:w15="http://schemas.microsoft.com/office/word/2012/wordml" xmlns:w16cex="http://schemas.microsoft.com/office/word/2018/wordml/cex" xmlns:w16cid="http://schemas.microsoft.com/office/word/2016/wordml/cid" xmlns:w16="http://schemas.microsoft.com/office/word/2018/wordml" xmlns:w16du="http://schemas.microsoft.com/office/word/2023/wordml/word16du" xmlns:w16sdtdh="http://schemas.microsoft.com/office/word/2020/wordml/sdtdatahash" xmlns:w16sdtfl="http://schemas.microsoft.com/office/word/2024/wordml/sdtformatlock" xmlns:w16se="http://schemas.microsoft.com/office/word/2015/wordml/symex" xmlns:wpg="http://schemas.microsoft.com/office/word/2010/wordprocessingGroup" xmlns:wpi="http://schemas.microsoft.com/office/word/2010/wordprocessingInk" xmlns:wne="http://schemas.microsoft.com/office/word/2006/wordml" xmlns:wps="http://schemas.microsoft.com/office/word/2010/wordprocessingShape" mc:Ignorable="w14 w15 w16se w16cid w16 w16cex w16sdtdh w16sdtfl w16du wp14">
+  <w15:person w15:author="Kaja Primc">
+    <w15:presenceInfo w15:providerId="AD" w15:userId="S::primck@ier.si::fbece134-b31d-4db7-93c8-4b73d5d73e3d"/>
+  </w15:person>
+  <w15:person w15:author="Nika Murovec">
+    <w15:presenceInfo w15:providerId="AD" w15:userId="S::murovecn@ier.si::7fe50a8c-366f-48e2-b5d0-00dab837b959"/>
+  </w15:person>
+  <w15:person w15:author="Tjasa Bartolj">
+    <w15:presenceInfo w15:providerId="AD" w15:userId="S::bartoljt@ier.si::c44dbab7-bda3-4ec9-b9fb-625ab10701e3"/>
+  </w15:person>
+</w15:people>
 </file>
 
 <file path=word/styles.xml><?xml version="1.0" encoding="utf-8"?>
@@ -24475,7 +25783,6 @@
     <w:basedOn w:val="Navaden"/>
     <w:link w:val="PripombabesediloZnak"/>
     <w:uiPriority w:val="99"/>
-    <w:semiHidden/>
     <w:unhideWhenUsed/>
     <w:rPr>
       <w:sz w:val="20"/>
@@ -24486,7 +25793,6 @@
     <w:basedOn w:val="Privzetapisavaodstavka"/>
     <w:link w:val="Pripombabesedilo"/>
     <w:uiPriority w:val="99"/>
-    <w:semiHidden/>
     <w:rPr>
       <w:rFonts w:ascii="Segoe UI" w:hAnsi="Segoe UI"/>
     </w:rPr>
@@ -24510,6 +25816,56 @@
       <w:rFonts w:ascii="Segoe UI" w:hAnsi="Segoe UI" w:cs="Segoe UI" w:hint="default"/>
       <w:sz w:val="18"/>
       <w:szCs w:val="18"/>
+    </w:rPr>
+  </w:style>
+  <w:style w:type="paragraph" w:styleId="Zadevapripombe">
+    <w:name w:val="annotation subject"/>
+    <w:basedOn w:val="Pripombabesedilo"/>
+    <w:next w:val="Pripombabesedilo"/>
+    <w:link w:val="ZadevapripombeZnak"/>
+    <w:uiPriority w:val="99"/>
+    <w:semiHidden/>
+    <w:unhideWhenUsed/>
+    <w:rsid w:val="00DE2C18"/>
+    <w:rPr>
+      <w:b/>
+      <w:bCs/>
+    </w:rPr>
+  </w:style>
+  <w:style w:type="character" w:customStyle="1" w:styleId="ZadevapripombeZnak">
+    <w:name w:val="Zadeva pripombe Znak"/>
+    <w:basedOn w:val="PripombabesediloZnak"/>
+    <w:link w:val="Zadevapripombe"/>
+    <w:uiPriority w:val="99"/>
+    <w:semiHidden/>
+    <w:rsid w:val="00DE2C18"/>
+    <w:rPr>
+      <w:rFonts w:ascii="Segoe UI" w:hAnsi="Segoe UI"/>
+      <w:b/>
+      <w:bCs/>
+    </w:rPr>
+  </w:style>
+  <w:style w:type="character" w:styleId="Hiperpovezava">
+    <w:name w:val="Hyperlink"/>
+    <w:basedOn w:val="Privzetapisavaodstavka"/>
+    <w:uiPriority w:val="99"/>
+    <w:unhideWhenUsed/>
+    <w:rsid w:val="00224BF9"/>
+    <w:rPr>
+      <w:color w:val="467886" w:themeColor="hyperlink"/>
+      <w:u w:val="single"/>
+    </w:rPr>
+  </w:style>
+  <w:style w:type="character" w:styleId="Nerazreenaomemba">
+    <w:name w:val="Unresolved Mention"/>
+    <w:basedOn w:val="Privzetapisavaodstavka"/>
+    <w:uiPriority w:val="99"/>
+    <w:semiHidden/>
+    <w:unhideWhenUsed/>
+    <w:rsid w:val="00224BF9"/>
+    <w:rPr>
+      <w:color w:val="605E5C"/>
+      <w:shd w:val="clear" w:color="auto" w:fill="E1DFDD"/>
     </w:rPr>
   </w:style>
 </w:styles>
@@ -24831,12 +26187,19 @@
 </file>
 
 <file path=customXml/item1.xml><?xml version="1.0" encoding="utf-8"?>
-<p:properties xmlns:p="http://schemas.microsoft.com/office/2006/metadata/properties" xmlns:xsi="http://www.w3.org/2001/XMLSchema-instance" xmlns:pc="http://schemas.microsoft.com/office/infopath/2007/PartnerControls">
-  <documentManagement/>
-</p:properties>
+<b:Sources xmlns:b="http://schemas.openxmlformats.org/officeDocument/2006/bibliography" xmlns="http://schemas.openxmlformats.org/officeDocument/2006/bibliography" SelectedStyle="\APASixthEditionOfficeOnline.xsl" StyleName="Standard APA" Version="6"/>
 </file>
 
 <file path=customXml/item2.xml><?xml version="1.0" encoding="utf-8"?>
+<?mso-contentType ?>
+<FormTemplates xmlns="http://schemas.microsoft.com/sharepoint/v3/contenttype/forms">
+  <Display>DocumentLibraryForm</Display>
+  <Edit>DocumentLibraryForm</Edit>
+  <New>DocumentLibraryForm</New>
+</FormTemplates>
+</file>
+
+<file path=customXml/item3.xml><?xml version="1.0" encoding="utf-8"?>
 <ct:contentTypeSchema xmlns:ct="http://schemas.microsoft.com/office/2006/metadata/contentType" xmlns:ma="http://schemas.microsoft.com/office/2006/metadata/properties/metaAttributes" ct:_="" ma:_="" ma:contentTypeName="Document" ma:contentTypeID="0x0101006E0F6CAD3914AC44A21D8F1503EF3D44" ma:contentTypeVersion="3" ma:contentTypeDescription="Create a new document." ma:contentTypeScope="" ma:versionID="a0792cd365fefafcd5fb202ed88d36e6">
   <xsd:schema xmlns:xsd="http://www.w3.org/2001/XMLSchema" xmlns:xs="http://www.w3.org/2001/XMLSchema" xmlns:p="http://schemas.microsoft.com/office/2006/metadata/properties" xmlns:ns2="70ba2f98-e8f6-4cbb-8612-cd77ce189919" targetNamespace="http://schemas.microsoft.com/office/2006/metadata/properties" ma:root="true" ma:fieldsID="cc2d937268d0b6cd8e726109092c1361" ns2:_="">
     <xsd:import namespace="70ba2f98-e8f6-4cbb-8612-cd77ce189919"/>
@@ -24974,29 +26337,29 @@
 </ct:contentTypeSchema>
 </file>
 
-<file path=customXml/item3.xml><?xml version="1.0" encoding="utf-8"?>
-<?mso-contentType ?>
-<FormTemplates xmlns="http://schemas.microsoft.com/sharepoint/v3/contenttype/forms">
-  <Display>DocumentLibraryForm</Display>
-  <Edit>DocumentLibraryForm</Edit>
-  <New>DocumentLibraryForm</New>
-</FormTemplates>
-</file>
-
 <file path=customXml/item4.xml><?xml version="1.0" encoding="utf-8"?>
-<b:Sources xmlns:b="http://schemas.openxmlformats.org/officeDocument/2006/bibliography" xmlns="http://schemas.openxmlformats.org/officeDocument/2006/bibliography" SelectedStyle="\APASixthEditionOfficeOnline.xsl" StyleName="Standard APA" Version="6"/>
+<p:properties xmlns:p="http://schemas.microsoft.com/office/2006/metadata/properties" xmlns:xsi="http://www.w3.org/2001/XMLSchema-instance" xmlns:pc="http://schemas.microsoft.com/office/infopath/2007/PartnerControls">
+  <documentManagement/>
+</p:properties>
 </file>
 
 <file path=customXml/itemProps1.xml><?xml version="1.0" encoding="utf-8"?>
-<ds:datastoreItem xmlns:ds="http://schemas.openxmlformats.org/officeDocument/2006/customXml" ds:itemID="{F22DB2BB-4EC3-401E-846B-612949B1ABF3}">
+<ds:datastoreItem xmlns:ds="http://schemas.openxmlformats.org/officeDocument/2006/customXml" ds:itemID="{2CD63FB1-87B5-4E7C-945C-0DE1A5BC7891}">
   <ds:schemaRefs>
-    <ds:schemaRef ds:uri="http://schemas.microsoft.com/office/2006/metadata/properties"/>
-    <ds:schemaRef ds:uri="http://schemas.microsoft.com/office/infopath/2007/PartnerControls"/>
+    <ds:schemaRef ds:uri="http://schemas.openxmlformats.org/officeDocument/2006/bibliography"/>
   </ds:schemaRefs>
 </ds:datastoreItem>
 </file>
 
 <file path=customXml/itemProps2.xml><?xml version="1.0" encoding="utf-8"?>
+<ds:datastoreItem xmlns:ds="http://schemas.openxmlformats.org/officeDocument/2006/customXml" ds:itemID="{14D6C085-67EA-4768-863B-EE06B6D129F8}">
+  <ds:schemaRefs>
+    <ds:schemaRef ds:uri="http://schemas.microsoft.com/sharepoint/v3/contenttype/forms"/>
+  </ds:schemaRefs>
+</ds:datastoreItem>
+</file>
+
+<file path=customXml/itemProps3.xml><?xml version="1.0" encoding="utf-8"?>
 <ds:datastoreItem xmlns:ds="http://schemas.openxmlformats.org/officeDocument/2006/customXml" ds:itemID="{33E42BF2-DD36-43B9-A988-36AF37271D7F}">
   <ds:schemaRefs>
     <ds:schemaRef ds:uri="http://schemas.microsoft.com/office/2006/metadata/contentType"/>
@@ -25014,18 +26377,11 @@
 </ds:datastoreItem>
 </file>
 
-<file path=customXml/itemProps3.xml><?xml version="1.0" encoding="utf-8"?>
-<ds:datastoreItem xmlns:ds="http://schemas.openxmlformats.org/officeDocument/2006/customXml" ds:itemID="{14D6C085-67EA-4768-863B-EE06B6D129F8}">
+<file path=customXml/itemProps4.xml><?xml version="1.0" encoding="utf-8"?>
+<ds:datastoreItem xmlns:ds="http://schemas.openxmlformats.org/officeDocument/2006/customXml" ds:itemID="{F22DB2BB-4EC3-401E-846B-612949B1ABF3}">
   <ds:schemaRefs>
-    <ds:schemaRef ds:uri="http://schemas.microsoft.com/sharepoint/v3/contenttype/forms"/>
-  </ds:schemaRefs>
-</ds:datastoreItem>
-</file>
-
-<file path=customXml/itemProps4.xml><?xml version="1.0" encoding="utf-8"?>
-<ds:datastoreItem xmlns:ds="http://schemas.openxmlformats.org/officeDocument/2006/customXml" ds:itemID="{2CD63FB1-87B5-4E7C-945C-0DE1A5BC7891}">
-  <ds:schemaRefs>
-    <ds:schemaRef ds:uri="http://schemas.openxmlformats.org/officeDocument/2006/bibliography"/>
+    <ds:schemaRef ds:uri="http://schemas.microsoft.com/office/2006/metadata/properties"/>
+    <ds:schemaRef ds:uri="http://schemas.microsoft.com/office/infopath/2007/PartnerControls"/>
   </ds:schemaRefs>
 </ds:datastoreItem>
 </file>